--- a/docs/DRP01 - Plano de Ação - Sistema com Acessibilidade de Cadastro de Clientes.docx
+++ b/docs/DRP01 - Plano de Ação - Sistema com Acessibilidade de Cadastro de Clientes.docx
@@ -1457,12 +1457,8 @@
             </w:pPr>
             <w:r>
               <w:rPr>
-                <w:rFonts w:eastAsia="Calibri" w:cs="Calibri" w:ascii="Trebuchet MS" w:hAnsi="Trebuchet MS"/>
+                <w:rFonts w:ascii="Trebuchet MS" w:hAnsi="Trebuchet MS"/>
                 <w:color w:themeColor="text1" w:val="000000"/>
-                <w:kern w:val="0"/>
-                <w:sz w:val="22"/>
-                <w:szCs w:val="22"/>
-                <w:lang w:val="pt-BR" w:eastAsia="pt-BR" w:bidi="ar-SA"/>
               </w:rPr>
             </w:r>
           </w:p>
@@ -1686,8 +1682,8 @@
       </w:tblPr>
       <w:tblGrid>
         <w:gridCol w:w="2033"/>
-        <w:gridCol w:w="1722"/>
-        <w:gridCol w:w="1414"/>
+        <w:gridCol w:w="1721"/>
+        <w:gridCol w:w="1415"/>
         <w:gridCol w:w="1380"/>
         <w:gridCol w:w="2447"/>
       </w:tblGrid>
@@ -1839,7 +1835,7 @@
         </w:tc>
         <w:tc>
           <w:tcPr>
-            <w:tcW w:w="1722" w:type="dxa"/>
+            <w:tcW w:w="1721" w:type="dxa"/>
             <w:tcBorders>
               <w:top w:val="single" w:sz="2" w:space="0" w:color="000000"/>
             </w:tcBorders>
@@ -1879,7 +1875,7 @@
         </w:tc>
         <w:tc>
           <w:tcPr>
-            <w:tcW w:w="1414" w:type="dxa"/>
+            <w:tcW w:w="1415" w:type="dxa"/>
             <w:tcBorders>
               <w:top w:val="single" w:sz="2" w:space="0" w:color="000000"/>
             </w:tcBorders>
@@ -2043,7 +2039,7 @@
         </w:tc>
         <w:tc>
           <w:tcPr>
-            <w:tcW w:w="1722" w:type="dxa"/>
+            <w:tcW w:w="1721" w:type="dxa"/>
             <w:tcBorders/>
             <w:tcMar>
               <w:top w:w="57" w:type="dxa"/>
@@ -2079,7 +2075,7 @@
         </w:tc>
         <w:tc>
           <w:tcPr>
-            <w:tcW w:w="1414" w:type="dxa"/>
+            <w:tcW w:w="1415" w:type="dxa"/>
             <w:tcBorders/>
             <w:tcMar>
               <w:top w:w="57" w:type="dxa"/>
@@ -2226,23 +2222,13 @@
                 <w:szCs w:val="22"/>
                 <w:lang w:val="pt-BR" w:eastAsia="pt-BR" w:bidi="ar-SA"/>
               </w:rPr>
-              <w:t xml:space="preserve">Levantar requisitos </w:t>
-            </w:r>
-            <w:r>
-              <w:rPr>
-                <w:rFonts w:eastAsia="Calibri" w:cs="Calibri"/>
-                <w:kern w:val="0"/>
-                <w:sz w:val="22"/>
-                <w:szCs w:val="22"/>
-                <w:lang w:val="pt-BR" w:eastAsia="pt-BR" w:bidi="ar-SA"/>
-              </w:rPr>
-              <w:t>e ferramentas de acessibilidade, cloud e testes</w:t>
-            </w:r>
-          </w:p>
-        </w:tc>
-        <w:tc>
-          <w:tcPr>
-            <w:tcW w:w="1722" w:type="dxa"/>
+              <w:t>Levantar requisitos e ferramentas de acessibilidade, cloud e testes</w:t>
+            </w:r>
+          </w:p>
+        </w:tc>
+        <w:tc>
+          <w:tcPr>
+            <w:tcW w:w="1721" w:type="dxa"/>
             <w:tcBorders/>
             <w:tcMar>
               <w:top w:w="57" w:type="dxa"/>
@@ -2278,7 +2264,7 @@
         </w:tc>
         <w:tc>
           <w:tcPr>
-            <w:tcW w:w="1414" w:type="dxa"/>
+            <w:tcW w:w="1415" w:type="dxa"/>
             <w:tcBorders/>
             <w:tcMar>
               <w:top w:w="57" w:type="dxa"/>
@@ -2423,33 +2409,13 @@
                 <w:szCs w:val="22"/>
                 <w:lang w:val="pt-BR" w:eastAsia="pt-BR" w:bidi="ar-SA"/>
               </w:rPr>
-              <w:t xml:space="preserve">Pesquisar </w:t>
-            </w:r>
-            <w:r>
-              <w:rPr>
-                <w:rFonts w:eastAsia="Calibri" w:cs="Calibri"/>
-                <w:kern w:val="0"/>
-                <w:sz w:val="22"/>
-                <w:szCs w:val="22"/>
-                <w:lang w:val="pt-BR" w:eastAsia="pt-BR" w:bidi="ar-SA"/>
-              </w:rPr>
-              <w:t>tecnologias de teste</w:t>
-            </w:r>
-            <w:r>
-              <w:rPr>
-                <w:rFonts w:eastAsia="Calibri" w:cs="Calibri"/>
-                <w:kern w:val="0"/>
-                <w:sz w:val="22"/>
-                <w:szCs w:val="22"/>
-                <w:lang w:val="pt-BR" w:eastAsia="pt-BR" w:bidi="ar-SA"/>
-              </w:rPr>
-              <w:t xml:space="preserve"> e ferramentas de acessibilidade</w:t>
-            </w:r>
-          </w:p>
-        </w:tc>
-        <w:tc>
-          <w:tcPr>
-            <w:tcW w:w="1722" w:type="dxa"/>
+              <w:t>Pesquisar tecnologias de teste e ferramentas de acessibilidade</w:t>
+            </w:r>
+          </w:p>
+        </w:tc>
+        <w:tc>
+          <w:tcPr>
+            <w:tcW w:w="1721" w:type="dxa"/>
             <w:tcBorders/>
             <w:tcMar>
               <w:top w:w="57" w:type="dxa"/>
@@ -2485,7 +2451,7 @@
         </w:tc>
         <w:tc>
           <w:tcPr>
-            <w:tcW w:w="1414" w:type="dxa"/>
+            <w:tcW w:w="1415" w:type="dxa"/>
             <w:tcBorders/>
             <w:tcMar>
               <w:top w:w="57" w:type="dxa"/>
@@ -2587,47 +2553,7 @@
                 <w:szCs w:val="22"/>
                 <w:lang w:val="pt-BR" w:eastAsia="pt-BR" w:bidi="ar-SA"/>
               </w:rPr>
-              <w:t xml:space="preserve">(Exemplo: </w:t>
-            </w:r>
-            <w:r>
-              <w:rPr>
-                <w:rFonts w:eastAsia="Calibri" w:cs="Calibri"/>
-                <w:kern w:val="0"/>
-                <w:sz w:val="22"/>
-                <w:szCs w:val="22"/>
-                <w:lang w:val="pt-BR" w:eastAsia="pt-BR" w:bidi="ar-SA"/>
-              </w:rPr>
-              <w:t>Selenium</w:t>
-            </w:r>
-            <w:r>
-              <w:rPr>
-                <w:rFonts w:eastAsia="Calibri" w:cs="Calibri"/>
-                <w:kern w:val="0"/>
-                <w:sz w:val="22"/>
-                <w:szCs w:val="22"/>
-                <w:lang w:val="pt-BR" w:eastAsia="pt-BR" w:bidi="ar-SA"/>
-              </w:rPr>
-              <w:t xml:space="preserve">, </w:t>
-            </w:r>
-            <w:r>
-              <w:rPr>
-                <w:rFonts w:eastAsia="Calibri" w:cs="Calibri"/>
-                <w:kern w:val="0"/>
-                <w:sz w:val="22"/>
-                <w:szCs w:val="22"/>
-                <w:lang w:val="pt-BR" w:eastAsia="pt-BR" w:bidi="ar-SA"/>
-              </w:rPr>
-              <w:t>LightHouse, etc.</w:t>
-            </w:r>
-            <w:r>
-              <w:rPr>
-                <w:rFonts w:eastAsia="Calibri" w:cs="Calibri"/>
-                <w:kern w:val="0"/>
-                <w:sz w:val="22"/>
-                <w:szCs w:val="22"/>
-                <w:lang w:val="pt-BR" w:eastAsia="pt-BR" w:bidi="ar-SA"/>
-              </w:rPr>
-              <w:t>)</w:t>
+              <w:t>(Exemplo: Selenium, LightHouse, etc.)</w:t>
             </w:r>
           </w:p>
         </w:tc>
@@ -2676,7 +2602,7 @@
         </w:tc>
         <w:tc>
           <w:tcPr>
-            <w:tcW w:w="1722" w:type="dxa"/>
+            <w:tcW w:w="1721" w:type="dxa"/>
             <w:tcBorders/>
             <w:tcMar>
               <w:top w:w="57" w:type="dxa"/>
@@ -2711,7 +2637,7 @@
         </w:tc>
         <w:tc>
           <w:tcPr>
-            <w:tcW w:w="1414" w:type="dxa"/>
+            <w:tcW w:w="1415" w:type="dxa"/>
             <w:tcBorders/>
             <w:tcMar>
               <w:top w:w="57" w:type="dxa"/>
@@ -3379,17 +3305,7 @@
                 <w:szCs w:val="22"/>
                 <w:lang w:val="pt-BR" w:eastAsia="pt-BR" w:bidi="ar-SA"/>
               </w:rPr>
-              <w:t xml:space="preserve">Identificar </w:t>
-            </w:r>
-            <w:r>
-              <w:rPr>
-                <w:rFonts w:eastAsia="Calibri" w:cs="Calibri"/>
-                <w:kern w:val="0"/>
-                <w:sz w:val="22"/>
-                <w:szCs w:val="22"/>
-                <w:lang w:val="pt-BR" w:eastAsia="pt-BR" w:bidi="ar-SA"/>
-              </w:rPr>
-              <w:t>erros de acessibilidade e disponibilidade</w:t>
+              <w:t>Identificar erros de acessibilidade e disponibilidade</w:t>
             </w:r>
           </w:p>
         </w:tc>
@@ -3425,6 +3341,33 @@
                 <w:szCs w:val="22"/>
                 <w:lang w:val="pt-BR" w:eastAsia="pt-BR" w:bidi="ar-SA"/>
               </w:rPr>
+              <w:t>André Schiavone</w:t>
+            </w:r>
+          </w:p>
+          <w:p>
+            <w:pPr>
+              <w:pStyle w:val="Normal"/>
+              <w:widowControl/>
+              <w:suppressAutoHyphens w:val="true"/>
+              <w:spacing w:before="0" w:after="0"/>
+              <w:jc w:val="center"/>
+              <w:rPr>
+                <w:rFonts w:eastAsia="Calibri" w:cs="Calibri"/>
+                <w:kern w:val="0"/>
+                <w:sz w:val="22"/>
+                <w:szCs w:val="22"/>
+                <w:lang w:val="pt-BR" w:eastAsia="pt-BR" w:bidi="ar-SA"/>
+              </w:rPr>
+            </w:pPr>
+            <w:r>
+              <w:rPr>
+                <w:rFonts w:eastAsia="Calibri" w:cs="Calibri"/>
+                <w:kern w:val="0"/>
+                <w:sz w:val="22"/>
+                <w:szCs w:val="22"/>
+                <w:lang w:val="pt-BR" w:eastAsia="pt-BR" w:bidi="ar-SA"/>
+              </w:rPr>
+              <w:t>Nanete</w:t>
             </w:r>
           </w:p>
         </w:tc>
@@ -3575,53 +3518,33 @@
                 <w:szCs w:val="22"/>
                 <w:lang w:val="pt-BR" w:eastAsia="pt-BR" w:bidi="ar-SA"/>
               </w:rPr>
-              <w:t xml:space="preserve">Definir </w:t>
-            </w:r>
-            <w:r>
-              <w:rPr>
-                <w:rFonts w:eastAsia="Calibri" w:cs="Calibri"/>
-                <w:kern w:val="0"/>
-                <w:sz w:val="22"/>
-                <w:szCs w:val="22"/>
-                <w:lang w:val="pt-BR" w:eastAsia="pt-BR" w:bidi="ar-SA"/>
-              </w:rPr>
-              <w:t>soluções</w:t>
-            </w:r>
-          </w:p>
-          <w:p>
-            <w:pPr>
-              <w:pStyle w:val="Normal"/>
-              <w:widowControl/>
-              <w:suppressAutoHyphens w:val="true"/>
-              <w:spacing w:before="0" w:after="0"/>
-              <w:jc w:val="center"/>
-              <w:rPr>
-                <w:rFonts w:eastAsia="Calibri" w:cs="Calibri"/>
-                <w:kern w:val="0"/>
-                <w:sz w:val="22"/>
-                <w:szCs w:val="22"/>
-                <w:lang w:val="pt-BR" w:eastAsia="pt-BR" w:bidi="ar-SA"/>
-              </w:rPr>
-            </w:pPr>
-            <w:r>
-              <w:rPr>
-                <w:rFonts w:eastAsia="Calibri" w:cs="Calibri"/>
-                <w:kern w:val="0"/>
-                <w:sz w:val="22"/>
-                <w:szCs w:val="22"/>
-                <w:lang w:val="pt-BR" w:eastAsia="pt-BR" w:bidi="ar-SA"/>
-              </w:rPr>
-              <w:t>para as limitações</w:t>
-            </w:r>
-            <w:r>
-              <w:rPr>
-                <w:rFonts w:eastAsia="Calibri" w:cs="Calibri"/>
-                <w:kern w:val="0"/>
-                <w:sz w:val="22"/>
-                <w:szCs w:val="22"/>
-                <w:lang w:val="pt-BR" w:eastAsia="pt-BR" w:bidi="ar-SA"/>
-              </w:rPr>
-              <w:t xml:space="preserve"> principais do sistema</w:t>
+              <w:t>Definir soluções</w:t>
+            </w:r>
+          </w:p>
+          <w:p>
+            <w:pPr>
+              <w:pStyle w:val="Normal"/>
+              <w:widowControl/>
+              <w:suppressAutoHyphens w:val="true"/>
+              <w:spacing w:before="0" w:after="0"/>
+              <w:jc w:val="center"/>
+              <w:rPr>
+                <w:rFonts w:eastAsia="Calibri" w:cs="Calibri"/>
+                <w:kern w:val="0"/>
+                <w:sz w:val="22"/>
+                <w:szCs w:val="22"/>
+                <w:lang w:val="pt-BR" w:eastAsia="pt-BR" w:bidi="ar-SA"/>
+              </w:rPr>
+            </w:pPr>
+            <w:r>
+              <w:rPr>
+                <w:rFonts w:eastAsia="Calibri" w:cs="Calibri"/>
+                <w:kern w:val="0"/>
+                <w:sz w:val="22"/>
+                <w:szCs w:val="22"/>
+                <w:lang w:val="pt-BR" w:eastAsia="pt-BR" w:bidi="ar-SA"/>
+              </w:rPr>
+              <w:t>para as limitações principais do sistema</w:t>
             </w:r>
           </w:p>
         </w:tc>
@@ -3657,6 +3580,7 @@
                 <w:szCs w:val="22"/>
                 <w:lang w:val="pt-BR" w:eastAsia="pt-BR" w:bidi="ar-SA"/>
               </w:rPr>
+              <w:t>Emily Thomaz Lima</w:t>
             </w:r>
           </w:p>
         </w:tc>
@@ -3843,6 +3767,7 @@
                 <w:szCs w:val="22"/>
                 <w:lang w:val="pt-BR" w:eastAsia="pt-BR" w:bidi="ar-SA"/>
               </w:rPr>
+              <w:t>Emily Thomaz Lima</w:t>
             </w:r>
           </w:p>
         </w:tc>
@@ -3994,17 +3919,7 @@
                 <w:szCs w:val="22"/>
                 <w:lang w:val="pt-BR" w:eastAsia="pt-BR" w:bidi="ar-SA"/>
               </w:rPr>
-              <w:t>Criar o esboço da estrutura d</w:t>
-            </w:r>
-            <w:r>
-              <w:rPr>
-                <w:rFonts w:eastAsia="Calibri" w:cs="Calibri"/>
-                <w:kern w:val="0"/>
-                <w:sz w:val="22"/>
-                <w:szCs w:val="22"/>
-                <w:lang w:val="pt-BR" w:eastAsia="pt-BR" w:bidi="ar-SA"/>
-              </w:rPr>
-              <w:t>e hospedagem</w:t>
+              <w:t>Criar o esboço da estrutura de hospedagem</w:t>
             </w:r>
           </w:p>
         </w:tc>
@@ -4042,6 +3957,7 @@
                 <w:szCs w:val="22"/>
                 <w:lang w:val="pt-BR" w:eastAsia="pt-BR" w:bidi="ar-SA"/>
               </w:rPr>
+              <w:t>Emily Thomaz Lima</w:t>
             </w:r>
           </w:p>
         </w:tc>
@@ -5091,37 +5007,7 @@
                 <w:szCs w:val="22"/>
                 <w:lang w:val="pt-BR" w:eastAsia="pt-BR" w:bidi="ar-SA"/>
               </w:rPr>
-              <w:t xml:space="preserve">Iniciar </w:t>
-            </w:r>
-            <w:r>
-              <w:rPr>
-                <w:rFonts w:eastAsia="Calibri" w:cs="Calibri"/>
-                <w:kern w:val="0"/>
-                <w:sz w:val="22"/>
-                <w:szCs w:val="22"/>
-                <w:lang w:val="pt-BR" w:eastAsia="pt-BR" w:bidi="ar-SA"/>
-              </w:rPr>
-              <w:t>soluções</w:t>
-            </w:r>
-            <w:r>
-              <w:rPr>
-                <w:rFonts w:eastAsia="Calibri" w:cs="Calibri"/>
-                <w:kern w:val="0"/>
-                <w:sz w:val="22"/>
-                <w:szCs w:val="22"/>
-                <w:lang w:val="pt-BR" w:eastAsia="pt-BR" w:bidi="ar-SA"/>
-              </w:rPr>
-              <w:t xml:space="preserve"> d</w:t>
-            </w:r>
-            <w:r>
-              <w:rPr>
-                <w:rFonts w:eastAsia="Calibri" w:cs="Calibri"/>
-                <w:kern w:val="0"/>
-                <w:sz w:val="22"/>
-                <w:szCs w:val="22"/>
-                <w:lang w:val="pt-BR" w:eastAsia="pt-BR" w:bidi="ar-SA"/>
-              </w:rPr>
-              <w:t>e acessibilidade e nuvem, performar testes iniciais</w:t>
+              <w:t>Iniciar soluções de acessibilidade e nuvem, performar testes iniciais</w:t>
             </w:r>
           </w:p>
         </w:tc>
@@ -5157,6 +5043,33 @@
                 <w:szCs w:val="22"/>
                 <w:lang w:val="pt-BR" w:eastAsia="pt-BR" w:bidi="ar-SA"/>
               </w:rPr>
+              <w:t>André Schiavone</w:t>
+            </w:r>
+          </w:p>
+          <w:p>
+            <w:pPr>
+              <w:pStyle w:val="Normal"/>
+              <w:widowControl/>
+              <w:suppressAutoHyphens w:val="true"/>
+              <w:spacing w:before="0" w:after="0"/>
+              <w:jc w:val="center"/>
+              <w:rPr>
+                <w:rFonts w:eastAsia="Calibri" w:cs="Calibri"/>
+                <w:kern w:val="0"/>
+                <w:sz w:val="22"/>
+                <w:szCs w:val="22"/>
+                <w:lang w:val="pt-BR" w:eastAsia="pt-BR" w:bidi="ar-SA"/>
+              </w:rPr>
+            </w:pPr>
+            <w:r>
+              <w:rPr>
+                <w:rFonts w:eastAsia="Calibri" w:cs="Calibri"/>
+                <w:kern w:val="0"/>
+                <w:sz w:val="22"/>
+                <w:szCs w:val="22"/>
+                <w:lang w:val="pt-BR" w:eastAsia="pt-BR" w:bidi="ar-SA"/>
+              </w:rPr>
+              <w:t>Nanete</w:t>
             </w:r>
           </w:p>
         </w:tc>
@@ -5832,17 +5745,7 @@
                 <w:szCs w:val="22"/>
                 <w:lang w:val="pt-BR" w:eastAsia="pt-BR" w:bidi="ar-SA"/>
               </w:rPr>
-              <w:t>Ajustar HTML e</w:t>
-            </w:r>
-            <w:r>
-              <w:rPr>
-                <w:rFonts w:eastAsia="Calibri" w:cs="Calibri"/>
-                <w:kern w:val="0"/>
-                <w:sz w:val="22"/>
-                <w:szCs w:val="22"/>
-                <w:lang w:val="pt-BR" w:eastAsia="pt-BR" w:bidi="ar-SA"/>
-              </w:rPr>
-              <w:t xml:space="preserve"> estilos (CSS)</w:t>
+              <w:t>Ajustar HTML e estilos (CSS)</w:t>
             </w:r>
           </w:p>
         </w:tc>
@@ -5878,6 +5781,33 @@
                 <w:szCs w:val="22"/>
                 <w:lang w:val="pt-BR" w:eastAsia="pt-BR" w:bidi="ar-SA"/>
               </w:rPr>
+              <w:t>André Schiavone</w:t>
+            </w:r>
+          </w:p>
+          <w:p>
+            <w:pPr>
+              <w:pStyle w:val="Normal"/>
+              <w:widowControl/>
+              <w:suppressAutoHyphens w:val="true"/>
+              <w:spacing w:before="0" w:after="0"/>
+              <w:jc w:val="center"/>
+              <w:rPr>
+                <w:rFonts w:eastAsia="Calibri" w:cs="Calibri"/>
+                <w:kern w:val="0"/>
+                <w:sz w:val="22"/>
+                <w:szCs w:val="22"/>
+                <w:lang w:val="pt-BR" w:eastAsia="pt-BR" w:bidi="ar-SA"/>
+              </w:rPr>
+            </w:pPr>
+            <w:r>
+              <w:rPr>
+                <w:rFonts w:eastAsia="Calibri" w:cs="Calibri"/>
+                <w:kern w:val="0"/>
+                <w:sz w:val="22"/>
+                <w:szCs w:val="22"/>
+                <w:lang w:val="pt-BR" w:eastAsia="pt-BR" w:bidi="ar-SA"/>
+              </w:rPr>
+              <w:t>Nanete</w:t>
             </w:r>
           </w:p>
         </w:tc>
@@ -6054,27 +5984,7 @@
                 <w:szCs w:val="22"/>
                 <w:lang w:val="pt-BR" w:eastAsia="pt-BR" w:bidi="ar-SA"/>
               </w:rPr>
-              <w:t xml:space="preserve">Testar </w:t>
-            </w:r>
-            <w:r>
-              <w:rPr>
-                <w:rFonts w:eastAsia="Calibri" w:cs="Calibri"/>
-                <w:kern w:val="0"/>
-                <w:sz w:val="22"/>
-                <w:szCs w:val="22"/>
-                <w:lang w:val="pt-BR" w:eastAsia="pt-BR" w:bidi="ar-SA"/>
-              </w:rPr>
-              <w:t xml:space="preserve">acessibilidade na </w:t>
-            </w:r>
-            <w:r>
-              <w:rPr>
-                <w:rFonts w:eastAsia="Calibri" w:cs="Calibri"/>
-                <w:kern w:val="0"/>
-                <w:sz w:val="22"/>
-                <w:szCs w:val="22"/>
-                <w:lang w:val="pt-BR" w:eastAsia="pt-BR" w:bidi="ar-SA"/>
-              </w:rPr>
-              <w:t>inserção e consulta de dados no banco</w:t>
+              <w:t>Testar acessibilidade na inserção e consulta de dados no banco</w:t>
             </w:r>
           </w:p>
         </w:tc>
@@ -6110,6 +6020,33 @@
                 <w:szCs w:val="22"/>
                 <w:lang w:val="pt-BR" w:eastAsia="pt-BR" w:bidi="ar-SA"/>
               </w:rPr>
+              <w:t>André Schiavone</w:t>
+            </w:r>
+          </w:p>
+          <w:p>
+            <w:pPr>
+              <w:pStyle w:val="Normal"/>
+              <w:widowControl/>
+              <w:suppressAutoHyphens w:val="true"/>
+              <w:spacing w:before="0" w:after="0"/>
+              <w:jc w:val="center"/>
+              <w:rPr>
+                <w:rFonts w:eastAsia="Calibri" w:cs="Calibri"/>
+                <w:kern w:val="0"/>
+                <w:sz w:val="22"/>
+                <w:szCs w:val="22"/>
+                <w:lang w:val="pt-BR" w:eastAsia="pt-BR" w:bidi="ar-SA"/>
+              </w:rPr>
+            </w:pPr>
+            <w:r>
+              <w:rPr>
+                <w:rFonts w:eastAsia="Calibri" w:cs="Calibri"/>
+                <w:kern w:val="0"/>
+                <w:sz w:val="22"/>
+                <w:szCs w:val="22"/>
+                <w:lang w:val="pt-BR" w:eastAsia="pt-BR" w:bidi="ar-SA"/>
+              </w:rPr>
+              <w:t>Nanete</w:t>
             </w:r>
           </w:p>
         </w:tc>
@@ -7385,6 +7322,33 @@
                 <w:szCs w:val="22"/>
                 <w:lang w:val="pt-BR" w:eastAsia="pt-BR" w:bidi="ar-SA"/>
               </w:rPr>
+              <w:t>André Schiavone</w:t>
+            </w:r>
+          </w:p>
+          <w:p>
+            <w:pPr>
+              <w:pStyle w:val="Normal"/>
+              <w:widowControl/>
+              <w:suppressAutoHyphens w:val="true"/>
+              <w:spacing w:before="0" w:after="0"/>
+              <w:jc w:val="center"/>
+              <w:rPr>
+                <w:rFonts w:eastAsia="Calibri" w:cs="Calibri"/>
+                <w:kern w:val="0"/>
+                <w:sz w:val="22"/>
+                <w:szCs w:val="22"/>
+                <w:lang w:val="pt-BR" w:eastAsia="pt-BR" w:bidi="ar-SA"/>
+              </w:rPr>
+            </w:pPr>
+            <w:r>
+              <w:rPr>
+                <w:rFonts w:eastAsia="Calibri" w:cs="Calibri"/>
+                <w:kern w:val="0"/>
+                <w:sz w:val="22"/>
+                <w:szCs w:val="22"/>
+                <w:lang w:val="pt-BR" w:eastAsia="pt-BR" w:bidi="ar-SA"/>
+              </w:rPr>
+              <w:t>Nanete</w:t>
             </w:r>
           </w:p>
         </w:tc>
@@ -7709,8 +7673,8 @@
       <w:tblGrid>
         <w:gridCol w:w="2266"/>
         <w:gridCol w:w="1690"/>
-        <w:gridCol w:w="1403"/>
-        <w:gridCol w:w="1379"/>
+        <w:gridCol w:w="1402"/>
+        <w:gridCol w:w="1380"/>
         <w:gridCol w:w="2258"/>
       </w:tblGrid>
       <w:tr>
@@ -7901,7 +7865,7 @@
         </w:tc>
         <w:tc>
           <w:tcPr>
-            <w:tcW w:w="1403" w:type="dxa"/>
+            <w:tcW w:w="1402" w:type="dxa"/>
             <w:tcBorders>
               <w:top w:val="single" w:sz="2" w:space="0" w:color="000000"/>
             </w:tcBorders>
@@ -7941,7 +7905,7 @@
         </w:tc>
         <w:tc>
           <w:tcPr>
-            <w:tcW w:w="1379" w:type="dxa"/>
+            <w:tcW w:w="1380" w:type="dxa"/>
             <w:tcBorders>
               <w:top w:val="single" w:sz="2" w:space="0" w:color="000000"/>
             </w:tcBorders>
@@ -8059,17 +8023,7 @@
                 <w:szCs w:val="22"/>
                 <w:lang w:val="pt-BR" w:eastAsia="pt-BR" w:bidi="ar-SA"/>
               </w:rPr>
-              <w:t xml:space="preserve">Testar todas as funcionalidades do sistema </w:t>
-            </w:r>
-            <w:r>
-              <w:rPr>
-                <w:rFonts w:eastAsia="Calibri" w:cs="Calibri"/>
-                <w:kern w:val="0"/>
-                <w:sz w:val="22"/>
-                <w:szCs w:val="22"/>
-                <w:lang w:val="pt-BR" w:eastAsia="pt-BR" w:bidi="ar-SA"/>
-              </w:rPr>
-              <w:t>e incluir ferramentas de teste</w:t>
+              <w:t>Testar todas as funcionalidades do sistema e incluir ferramentas de teste</w:t>
             </w:r>
           </w:p>
         </w:tc>
@@ -8105,12 +8059,13 @@
                 <w:szCs w:val="22"/>
                 <w:lang w:val="pt-BR" w:eastAsia="pt-BR" w:bidi="ar-SA"/>
               </w:rPr>
-            </w:r>
-          </w:p>
-        </w:tc>
-        <w:tc>
-          <w:tcPr>
-            <w:tcW w:w="1403" w:type="dxa"/>
+              <w:t>Emily Thomaz Lima</w:t>
+            </w:r>
+          </w:p>
+        </w:tc>
+        <w:tc>
+          <w:tcPr>
+            <w:tcW w:w="1402" w:type="dxa"/>
             <w:tcBorders/>
             <w:tcMar>
               <w:top w:w="57" w:type="dxa"/>
@@ -8145,7 +8100,7 @@
         </w:tc>
         <w:tc>
           <w:tcPr>
-            <w:tcW w:w="1379" w:type="dxa"/>
+            <w:tcW w:w="1380" w:type="dxa"/>
             <w:tcBorders/>
             <w:tcMar>
               <w:top w:w="57" w:type="dxa"/>
@@ -8295,7 +8250,7 @@
         </w:tc>
         <w:tc>
           <w:tcPr>
-            <w:tcW w:w="1403" w:type="dxa"/>
+            <w:tcW w:w="1402" w:type="dxa"/>
             <w:tcBorders/>
             <w:tcMar>
               <w:top w:w="57" w:type="dxa"/>
@@ -8330,7 +8285,7 @@
         </w:tc>
         <w:tc>
           <w:tcPr>
-            <w:tcW w:w="1379" w:type="dxa"/>
+            <w:tcW w:w="1380" w:type="dxa"/>
             <w:tcBorders/>
             <w:tcMar>
               <w:top w:w="57" w:type="dxa"/>
@@ -8481,7 +8436,7 @@
         </w:tc>
         <w:tc>
           <w:tcPr>
-            <w:tcW w:w="1403" w:type="dxa"/>
+            <w:tcW w:w="1402" w:type="dxa"/>
             <w:tcBorders/>
             <w:tcMar>
               <w:top w:w="57" w:type="dxa"/>
@@ -8516,7 +8471,7 @@
         </w:tc>
         <w:tc>
           <w:tcPr>
-            <w:tcW w:w="1379" w:type="dxa"/>
+            <w:tcW w:w="1380" w:type="dxa"/>
             <w:tcBorders/>
             <w:tcMar>
               <w:top w:w="57" w:type="dxa"/>
@@ -8666,7 +8621,7 @@
         </w:tc>
         <w:tc>
           <w:tcPr>
-            <w:tcW w:w="1403" w:type="dxa"/>
+            <w:tcW w:w="1402" w:type="dxa"/>
             <w:tcBorders/>
             <w:tcMar>
               <w:top w:w="57" w:type="dxa"/>
@@ -8701,7 +8656,7 @@
         </w:tc>
         <w:tc>
           <w:tcPr>
-            <w:tcW w:w="1379" w:type="dxa"/>
+            <w:tcW w:w="1380" w:type="dxa"/>
             <w:tcBorders/>
             <w:tcMar>
               <w:top w:w="57" w:type="dxa"/>
@@ -11501,15 +11456,15 @@
       <w:lang w:val="pt-BR" w:eastAsia="pt-BR" w:bidi="ar-SA"/>
     </w:rPr>
   </w:style>
-  <w:style w:type="paragraph" w:styleId="Cabealhoerodap" w:customStyle="1">
-    <w:name w:val="Cabeçalho e rodapé"/>
+  <w:style w:type="paragraph" w:styleId="Cabealhoerodapuser" w:customStyle="1">
+    <w:name w:val="Cabeçalho e rodapé (user)"/>
     <w:basedOn w:val="Normal"/>
     <w:qFormat/>
     <w:pPr/>
     <w:rPr/>
   </w:style>
-  <w:style w:type="paragraph" w:styleId="Cabealhoerodapuser" w:customStyle="1">
-    <w:name w:val="Cabeçalho e rodapé (user)"/>
+  <w:style w:type="paragraph" w:styleId="Cabealhoerodap" w:customStyle="1">
+    <w:name w:val="Cabeçalho e rodapé"/>
     <w:basedOn w:val="Normal"/>
     <w:qFormat/>
     <w:pPr/>
@@ -11582,8 +11537,8 @@
       <w:szCs w:val="20"/>
     </w:rPr>
   </w:style>
-  <w:style w:type="numbering" w:styleId="Semlista" w:customStyle="1">
-    <w:name w:val="Sem lista"/>
+  <w:style w:type="numbering" w:styleId="Semlistauser" w:customStyle="1">
+    <w:name w:val="Sem lista (user)"/>
     <w:uiPriority w:val="99"/>
     <w:semiHidden/>
     <w:unhideWhenUsed/>

--- a/docs/DRP01 - Plano de Ação - Sistema com Acessibilidade de Cadastro de Clientes.docx
+++ b/docs/DRP01 - Plano de Ação - Sistema com Acessibilidade de Cadastro de Clientes.docx
@@ -2294,6 +2294,7 @@
                 <w:szCs w:val="22"/>
                 <w:lang w:val="pt-BR" w:eastAsia="pt-BR" w:bidi="ar-SA"/>
               </w:rPr>
+              <w:t>10/08/2026</w:t>
             </w:r>
           </w:p>
         </w:tc>
@@ -2329,6 +2330,7 @@
                 <w:szCs w:val="22"/>
                 <w:lang w:val="pt-BR" w:eastAsia="pt-BR" w:bidi="ar-SA"/>
               </w:rPr>
+              <w:t>18/08/2026</w:t>
             </w:r>
           </w:p>
         </w:tc>
@@ -2481,6 +2483,7 @@
                 <w:szCs w:val="22"/>
                 <w:lang w:val="pt-BR" w:eastAsia="pt-BR" w:bidi="ar-SA"/>
               </w:rPr>
+              <w:t>10/08/2026</w:t>
             </w:r>
           </w:p>
         </w:tc>
@@ -2516,6 +2519,7 @@
                 <w:szCs w:val="22"/>
                 <w:lang w:val="pt-BR" w:eastAsia="pt-BR" w:bidi="ar-SA"/>
               </w:rPr>
+              <w:t>18/08/2026</w:t>
             </w:r>
           </w:p>
         </w:tc>
@@ -3403,6 +3407,7 @@
                 <w:szCs w:val="22"/>
                 <w:lang w:val="pt-BR" w:eastAsia="pt-BR" w:bidi="ar-SA"/>
               </w:rPr>
+              <w:t>24/08/2026</w:t>
             </w:r>
           </w:p>
         </w:tc>
@@ -3438,6 +3443,7 @@
                 <w:szCs w:val="22"/>
                 <w:lang w:val="pt-BR" w:eastAsia="pt-BR" w:bidi="ar-SA"/>
               </w:rPr>
+              <w:t>06/09/2026</w:t>
             </w:r>
           </w:p>
         </w:tc>
@@ -5105,6 +5111,7 @@
                 <w:szCs w:val="22"/>
                 <w:lang w:val="pt-BR" w:eastAsia="pt-BR" w:bidi="ar-SA"/>
               </w:rPr>
+              <w:t>07/09/2026</w:t>
             </w:r>
           </w:p>
         </w:tc>
@@ -5140,6 +5147,7 @@
                 <w:szCs w:val="22"/>
                 <w:lang w:val="pt-BR" w:eastAsia="pt-BR" w:bidi="ar-SA"/>
               </w:rPr>
+              <w:t>20/09/2026</w:t>
             </w:r>
           </w:p>
         </w:tc>
@@ -5843,6 +5851,7 @@
                 <w:szCs w:val="22"/>
                 <w:lang w:val="pt-BR" w:eastAsia="pt-BR" w:bidi="ar-SA"/>
               </w:rPr>
+              <w:t>21/09/2026</w:t>
             </w:r>
           </w:p>
         </w:tc>
@@ -5878,6 +5887,7 @@
                 <w:szCs w:val="22"/>
                 <w:lang w:val="pt-BR" w:eastAsia="pt-BR" w:bidi="ar-SA"/>
               </w:rPr>
+              <w:t>04/10/2026</w:t>
             </w:r>
           </w:p>
         </w:tc>
@@ -6082,6 +6092,7 @@
                 <w:szCs w:val="22"/>
                 <w:lang w:val="pt-BR" w:eastAsia="pt-BR" w:bidi="ar-SA"/>
               </w:rPr>
+              <w:t>21/09/2026</w:t>
             </w:r>
           </w:p>
         </w:tc>
@@ -6117,6 +6128,7 @@
                 <w:szCs w:val="22"/>
                 <w:lang w:val="pt-BR" w:eastAsia="pt-BR" w:bidi="ar-SA"/>
               </w:rPr>
+              <w:t>04/10/2026</w:t>
             </w:r>
           </w:p>
         </w:tc>
@@ -7384,6 +7396,7 @@
                 <w:szCs w:val="22"/>
                 <w:lang w:val="pt-BR" w:eastAsia="pt-BR" w:bidi="ar-SA"/>
               </w:rPr>
+              <w:t>05/10/2026</w:t>
             </w:r>
           </w:p>
         </w:tc>
@@ -7419,6 +7432,7 @@
                 <w:szCs w:val="22"/>
                 <w:lang w:val="pt-BR" w:eastAsia="pt-BR" w:bidi="ar-SA"/>
               </w:rPr>
+              <w:t>19/10/2026</w:t>
             </w:r>
           </w:p>
         </w:tc>
@@ -11456,15 +11470,15 @@
       <w:lang w:val="pt-BR" w:eastAsia="pt-BR" w:bidi="ar-SA"/>
     </w:rPr>
   </w:style>
-  <w:style w:type="paragraph" w:styleId="Cabealhoerodapuser" w:customStyle="1">
-    <w:name w:val="Cabeçalho e rodapé (user)"/>
+  <w:style w:type="paragraph" w:styleId="Cabealhoerodap" w:customStyle="1">
+    <w:name w:val="Cabeçalho e rodapé"/>
     <w:basedOn w:val="Normal"/>
     <w:qFormat/>
     <w:pPr/>
     <w:rPr/>
   </w:style>
-  <w:style w:type="paragraph" w:styleId="Cabealhoerodap" w:customStyle="1">
-    <w:name w:val="Cabeçalho e rodapé"/>
+  <w:style w:type="paragraph" w:styleId="Cabealhoerodapuser" w:customStyle="1">
+    <w:name w:val="Cabeçalho e rodapé (user)"/>
     <w:basedOn w:val="Normal"/>
     <w:qFormat/>
     <w:pPr/>
@@ -11537,8 +11551,31 @@
       <w:szCs w:val="20"/>
     </w:rPr>
   </w:style>
-  <w:style w:type="numbering" w:styleId="Semlistauser" w:customStyle="1">
-    <w:name w:val="Sem lista (user)"/>
+  <w:style w:type="paragraph" w:styleId="Contedodatabela">
+    <w:name w:val="Conteúdo da tabela"/>
+    <w:basedOn w:val="Normal"/>
+    <w:qFormat/>
+    <w:pPr>
+      <w:widowControl w:val="false"/>
+      <w:suppressLineNumbers/>
+    </w:pPr>
+    <w:rPr/>
+  </w:style>
+  <w:style w:type="paragraph" w:styleId="Ttulodetabela">
+    <w:name w:val="Título de tabela"/>
+    <w:basedOn w:val="Contedodatabela"/>
+    <w:qFormat/>
+    <w:pPr>
+      <w:suppressLineNumbers/>
+      <w:jc w:val="center"/>
+    </w:pPr>
+    <w:rPr>
+      <w:b/>
+      <w:bCs/>
+    </w:rPr>
+  </w:style>
+  <w:style w:type="numbering" w:styleId="Semlista" w:customStyle="1">
+    <w:name w:val="Sem lista"/>
     <w:uiPriority w:val="99"/>
     <w:semiHidden/>
     <w:unhideWhenUsed/>

--- a/docs/DRP01 - Plano de Ação - Sistema com Acessibilidade de Cadastro de Clientes.docx
+++ b/docs/DRP01 - Plano de Ação - Sistema com Acessibilidade de Cadastro de Clientes.docx
@@ -28,7 +28,7 @@
     </w:p>
     <w:tbl>
       <w:tblPr>
-        <w:tblStyle w:val="TableGrid"/>
+        <w:tblStyle w:val="Tabelacomgrade"/>
         <w:tblW w:w="9060" w:type="dxa"/>
         <w:tblLayout w:type="fixed"/>
         <w:tblCellMar>
@@ -890,7 +890,7 @@
     </w:p>
     <w:tbl>
       <w:tblPr>
-        <w:tblStyle w:val="TableGrid"/>
+        <w:tblStyle w:val="Tabelacomgrade"/>
         <w:tblW w:w="8502" w:type="dxa"/>
         <w:tblLayout w:type="fixed"/>
         <w:tblCellMar>
@@ -995,7 +995,7 @@
     </w:p>
     <w:tbl>
       <w:tblPr>
-        <w:tblStyle w:val="TableGrid"/>
+        <w:tblStyle w:val="Tabelacomgrade"/>
         <w:tblW w:w="8502" w:type="dxa"/>
         <w:tblLayout w:type="fixed"/>
         <w:tblCellMar>
@@ -1089,7 +1089,7 @@
     </w:p>
     <w:tbl>
       <w:tblPr>
-        <w:tblStyle w:val="TableGrid"/>
+        <w:tblStyle w:val="Tabelacomgrade"/>
         <w:tblW w:w="17004" w:type="dxa"/>
         <w:tblLayout w:type="fixed"/>
         <w:tblCellMar>
@@ -1153,7 +1153,7 @@
             </w:r>
             <w:r>
               <w:rPr>
-                <w:rStyle w:val="Strong"/>
+                <w:rStyle w:val="Forte"/>
                 <w:rFonts w:ascii="Trebuchet MS" w:hAnsi="Trebuchet MS"/>
                 <w:b w:val="0"/>
                 <w:color w:val="000000"/>
@@ -1215,7 +1215,7 @@
     </w:p>
     <w:tbl>
       <w:tblPr>
-        <w:tblStyle w:val="TableGrid"/>
+        <w:tblStyle w:val="Tabelacomgrade"/>
         <w:tblW w:w="8502" w:type="dxa"/>
         <w:tblLayout w:type="fixed"/>
         <w:tblCellMar>
@@ -1328,7 +1328,7 @@
     <w:p/>
     <w:tbl>
       <w:tblPr>
-        <w:tblStyle w:val="TableGrid"/>
+        <w:tblStyle w:val="Tabelacomgrade"/>
         <w:tblW w:w="8996" w:type="dxa"/>
         <w:tblLayout w:type="fixed"/>
         <w:tblCellMar>
@@ -1338,11 +1338,11 @@
         <w:tblLook w:val="04A0" w:firstRow="1" w:lastRow="0" w:firstColumn="1" w:lastColumn="0" w:noHBand="0" w:noVBand="1"/>
       </w:tblPr>
       <w:tblGrid>
-        <w:gridCol w:w="2033"/>
-        <w:gridCol w:w="1722"/>
-        <w:gridCol w:w="1414"/>
-        <w:gridCol w:w="1380"/>
-        <w:gridCol w:w="2447"/>
+        <w:gridCol w:w="1970"/>
+        <w:gridCol w:w="2551"/>
+        <w:gridCol w:w="1418"/>
+        <w:gridCol w:w="1417"/>
+        <w:gridCol w:w="1640"/>
       </w:tblGrid>
       <w:tr>
         <w:trPr>
@@ -1419,7 +1419,7 @@
         </w:trPr>
         <w:tc>
           <w:tcPr>
-            <w:tcW w:w="2033" w:type="dxa"/>
+            <w:tcW w:w="1970" w:type="dxa"/>
             <w:tcBorders>
               <w:top w:val="single" w:sz="2" w:space="0" w:color="000000"/>
               <w:left w:val="single" w:sz="12" w:space="0" w:color="000000"/>
@@ -1442,7 +1442,7 @@
         </w:tc>
         <w:tc>
           <w:tcPr>
-            <w:tcW w:w="1722" w:type="dxa"/>
+            <w:tcW w:w="2551" w:type="dxa"/>
             <w:tcBorders>
               <w:top w:val="single" w:sz="2" w:space="0" w:color="000000"/>
             </w:tcBorders>
@@ -1464,7 +1464,7 @@
         </w:tc>
         <w:tc>
           <w:tcPr>
-            <w:tcW w:w="1414" w:type="dxa"/>
+            <w:tcW w:w="1418" w:type="dxa"/>
             <w:tcBorders>
               <w:top w:val="single" w:sz="2" w:space="0" w:color="000000"/>
             </w:tcBorders>
@@ -1486,7 +1486,7 @@
         </w:tc>
         <w:tc>
           <w:tcPr>
-            <w:tcW w:w="1380" w:type="dxa"/>
+            <w:tcW w:w="1417" w:type="dxa"/>
             <w:tcBorders>
               <w:top w:val="single" w:sz="2" w:space="0" w:color="000000"/>
             </w:tcBorders>
@@ -1508,7 +1508,7 @@
         </w:tc>
         <w:tc>
           <w:tcPr>
-            <w:tcW w:w="2447" w:type="dxa"/>
+            <w:tcW w:w="1640" w:type="dxa"/>
             <w:tcBorders>
               <w:top w:val="single" w:sz="2" w:space="0" w:color="000000"/>
               <w:right w:val="single" w:sz="12" w:space="0" w:color="000000"/>
@@ -1536,7 +1536,7 @@
         </w:trPr>
         <w:tc>
           <w:tcPr>
-            <w:tcW w:w="2033" w:type="dxa"/>
+            <w:tcW w:w="1970" w:type="dxa"/>
             <w:tcBorders>
               <w:left w:val="single" w:sz="12" w:space="0" w:color="000000"/>
             </w:tcBorders>
@@ -1557,7 +1557,7 @@
         </w:tc>
         <w:tc>
           <w:tcPr>
-            <w:tcW w:w="1722" w:type="dxa"/>
+            <w:tcW w:w="2551" w:type="dxa"/>
             <w:tcMar>
               <w:top w:w="57" w:type="dxa"/>
               <w:bottom w:w="57" w:type="dxa"/>
@@ -1575,7 +1575,7 @@
         </w:tc>
         <w:tc>
           <w:tcPr>
-            <w:tcW w:w="1414" w:type="dxa"/>
+            <w:tcW w:w="1418" w:type="dxa"/>
             <w:tcMar>
               <w:top w:w="57" w:type="dxa"/>
               <w:bottom w:w="57" w:type="dxa"/>
@@ -1593,7 +1593,7 @@
         </w:tc>
         <w:tc>
           <w:tcPr>
-            <w:tcW w:w="1380" w:type="dxa"/>
+            <w:tcW w:w="1417" w:type="dxa"/>
             <w:tcMar>
               <w:top w:w="57" w:type="dxa"/>
               <w:bottom w:w="57" w:type="dxa"/>
@@ -1611,7 +1611,7 @@
         </w:tc>
         <w:tc>
           <w:tcPr>
-            <w:tcW w:w="2447" w:type="dxa"/>
+            <w:tcW w:w="1640" w:type="dxa"/>
             <w:tcBorders>
               <w:right w:val="single" w:sz="12" w:space="0" w:color="000000"/>
             </w:tcBorders>
@@ -1637,7 +1637,7 @@
         </w:trPr>
         <w:tc>
           <w:tcPr>
-            <w:tcW w:w="2033" w:type="dxa"/>
+            <w:tcW w:w="1970" w:type="dxa"/>
             <w:tcBorders>
               <w:left w:val="single" w:sz="12" w:space="0" w:color="000000"/>
             </w:tcBorders>
@@ -1658,7 +1658,7 @@
         </w:tc>
         <w:tc>
           <w:tcPr>
-            <w:tcW w:w="1722" w:type="dxa"/>
+            <w:tcW w:w="2551" w:type="dxa"/>
             <w:tcMar>
               <w:top w:w="57" w:type="dxa"/>
               <w:bottom w:w="57" w:type="dxa"/>
@@ -1676,7 +1676,7 @@
         </w:tc>
         <w:tc>
           <w:tcPr>
-            <w:tcW w:w="1414" w:type="dxa"/>
+            <w:tcW w:w="1418" w:type="dxa"/>
             <w:tcMar>
               <w:top w:w="57" w:type="dxa"/>
               <w:bottom w:w="57" w:type="dxa"/>
@@ -1694,7 +1694,7 @@
         </w:tc>
         <w:tc>
           <w:tcPr>
-            <w:tcW w:w="1380" w:type="dxa"/>
+            <w:tcW w:w="1417" w:type="dxa"/>
             <w:tcMar>
               <w:top w:w="57" w:type="dxa"/>
               <w:bottom w:w="57" w:type="dxa"/>
@@ -1712,7 +1712,7 @@
         </w:tc>
         <w:tc>
           <w:tcPr>
-            <w:tcW w:w="2447" w:type="dxa"/>
+            <w:tcW w:w="1640" w:type="dxa"/>
             <w:tcBorders>
               <w:right w:val="single" w:sz="12" w:space="0" w:color="000000"/>
             </w:tcBorders>
@@ -1738,7 +1738,7 @@
         </w:trPr>
         <w:tc>
           <w:tcPr>
-            <w:tcW w:w="2033" w:type="dxa"/>
+            <w:tcW w:w="1970" w:type="dxa"/>
             <w:tcBorders>
               <w:left w:val="single" w:sz="12" w:space="0" w:color="000000"/>
             </w:tcBorders>
@@ -1759,7 +1759,7 @@
         </w:tc>
         <w:tc>
           <w:tcPr>
-            <w:tcW w:w="1722" w:type="dxa"/>
+            <w:tcW w:w="2551" w:type="dxa"/>
             <w:tcMar>
               <w:top w:w="57" w:type="dxa"/>
               <w:bottom w:w="57" w:type="dxa"/>
@@ -1777,7 +1777,7 @@
         </w:tc>
         <w:tc>
           <w:tcPr>
-            <w:tcW w:w="1414" w:type="dxa"/>
+            <w:tcW w:w="1418" w:type="dxa"/>
             <w:tcMar>
               <w:top w:w="57" w:type="dxa"/>
               <w:bottom w:w="57" w:type="dxa"/>
@@ -1795,7 +1795,7 @@
         </w:tc>
         <w:tc>
           <w:tcPr>
-            <w:tcW w:w="1380" w:type="dxa"/>
+            <w:tcW w:w="1417" w:type="dxa"/>
             <w:tcMar>
               <w:top w:w="57" w:type="dxa"/>
               <w:bottom w:w="57" w:type="dxa"/>
@@ -1813,7 +1813,7 @@
         </w:tc>
         <w:tc>
           <w:tcPr>
-            <w:tcW w:w="2447" w:type="dxa"/>
+            <w:tcW w:w="1640" w:type="dxa"/>
             <w:tcBorders>
               <w:right w:val="single" w:sz="12" w:space="0" w:color="000000"/>
             </w:tcBorders>
@@ -1839,7 +1839,7 @@
         </w:trPr>
         <w:tc>
           <w:tcPr>
-            <w:tcW w:w="2033" w:type="dxa"/>
+            <w:tcW w:w="1970" w:type="dxa"/>
             <w:tcBorders>
               <w:left w:val="single" w:sz="12" w:space="0" w:color="000000"/>
             </w:tcBorders>
@@ -1860,52 +1860,127 @@
         </w:tc>
         <w:tc>
           <w:tcPr>
-            <w:tcW w:w="1722" w:type="dxa"/>
-            <w:tcMar>
-              <w:top w:w="57" w:type="dxa"/>
-              <w:bottom w:w="57" w:type="dxa"/>
-            </w:tcMar>
-          </w:tcPr>
-          <w:p>
-            <w:pPr>
-              <w:spacing w:after="0"/>
-              <w:jc w:val="center"/>
-            </w:pPr>
-          </w:p>
-        </w:tc>
-        <w:tc>
-          <w:tcPr>
-            <w:tcW w:w="1414" w:type="dxa"/>
-            <w:tcMar>
-              <w:top w:w="57" w:type="dxa"/>
-              <w:bottom w:w="57" w:type="dxa"/>
-            </w:tcMar>
-          </w:tcPr>
-          <w:p>
-            <w:pPr>
-              <w:spacing w:after="0"/>
-              <w:jc w:val="center"/>
-            </w:pPr>
-          </w:p>
-        </w:tc>
-        <w:tc>
-          <w:tcPr>
-            <w:tcW w:w="1380" w:type="dxa"/>
-            <w:tcMar>
-              <w:top w:w="57" w:type="dxa"/>
-              <w:bottom w:w="57" w:type="dxa"/>
-            </w:tcMar>
-          </w:tcPr>
-          <w:p>
-            <w:pPr>
-              <w:spacing w:after="0"/>
-              <w:jc w:val="center"/>
-            </w:pPr>
-          </w:p>
-        </w:tc>
-        <w:tc>
-          <w:tcPr>
-            <w:tcW w:w="2447" w:type="dxa"/>
+            <w:tcW w:w="2551" w:type="dxa"/>
+            <w:tcMar>
+              <w:top w:w="57" w:type="dxa"/>
+              <w:bottom w:w="57" w:type="dxa"/>
+            </w:tcMar>
+          </w:tcPr>
+          <w:p>
+            <w:pPr>
+              <w:spacing w:after="0"/>
+              <w:jc w:val="center"/>
+            </w:pPr>
+            <w:r>
+              <w:t>Aline Lima da Silva</w:t>
+            </w:r>
+          </w:p>
+          <w:p>
+            <w:pPr>
+              <w:spacing w:after="0"/>
+              <w:jc w:val="center"/>
+            </w:pPr>
+            <w:r>
+              <w:t>André Schiavone Nanete</w:t>
+            </w:r>
+          </w:p>
+          <w:p>
+            <w:pPr>
+              <w:spacing w:after="0"/>
+              <w:jc w:val="center"/>
+            </w:pPr>
+            <w:r>
+              <w:t>Christofer Vagner Olivares</w:t>
+            </w:r>
+          </w:p>
+          <w:p>
+            <w:pPr>
+              <w:spacing w:after="0"/>
+              <w:jc w:val="center"/>
+            </w:pPr>
+            <w:r>
+              <w:t>Diego Lucas de Oliveira</w:t>
+            </w:r>
+          </w:p>
+          <w:p>
+            <w:pPr>
+              <w:spacing w:after="0"/>
+              <w:jc w:val="center"/>
+            </w:pPr>
+            <w:r>
+              <w:t>Emily Thomaz Lima</w:t>
+            </w:r>
+          </w:p>
+          <w:p>
+            <w:pPr>
+              <w:spacing w:after="0"/>
+              <w:jc w:val="center"/>
+            </w:pPr>
+            <w:r>
+              <w:t>Larissa de Souza Aguiar</w:t>
+            </w:r>
+          </w:p>
+          <w:p>
+            <w:pPr>
+              <w:spacing w:after="0"/>
+              <w:jc w:val="center"/>
+            </w:pPr>
+            <w:r>
+              <w:t>Luciano Carneiro da Silva</w:t>
+            </w:r>
+          </w:p>
+          <w:p>
+            <w:pPr>
+              <w:spacing w:after="0"/>
+              <w:jc w:val="center"/>
+            </w:pPr>
+            <w:r>
+              <w:t>Maíra Silva Edo</w:t>
+            </w:r>
+          </w:p>
+        </w:tc>
+        <w:tc>
+          <w:tcPr>
+            <w:tcW w:w="1418" w:type="dxa"/>
+            <w:tcMar>
+              <w:top w:w="57" w:type="dxa"/>
+              <w:bottom w:w="57" w:type="dxa"/>
+            </w:tcMar>
+          </w:tcPr>
+          <w:p>
+            <w:pPr>
+              <w:spacing w:after="0"/>
+              <w:jc w:val="center"/>
+            </w:pPr>
+            <w:r>
+              <w:t>10/08/2026</w:t>
+            </w:r>
+          </w:p>
+        </w:tc>
+        <w:tc>
+          <w:tcPr>
+            <w:tcW w:w="1417" w:type="dxa"/>
+            <w:tcMar>
+              <w:top w:w="57" w:type="dxa"/>
+              <w:bottom w:w="57" w:type="dxa"/>
+            </w:tcMar>
+          </w:tcPr>
+          <w:p>
+            <w:pPr>
+              <w:spacing w:after="0"/>
+              <w:jc w:val="center"/>
+            </w:pPr>
+            <w:r>
+              <w:t>23</w:t>
+            </w:r>
+            <w:r>
+              <w:t>/08/2026</w:t>
+            </w:r>
+          </w:p>
+        </w:tc>
+        <w:tc>
+          <w:tcPr>
+            <w:tcW w:w="1640" w:type="dxa"/>
             <w:tcBorders>
               <w:right w:val="single" w:sz="12" w:space="0" w:color="000000"/>
             </w:tcBorders>
@@ -1927,7 +2002,7 @@
     <w:p/>
     <w:tbl>
       <w:tblPr>
-        <w:tblStyle w:val="TableGrid"/>
+        <w:tblStyle w:val="Tabelacomgrade"/>
         <w:tblW w:w="8996" w:type="dxa"/>
         <w:tblLayout w:type="fixed"/>
         <w:tblCellMar>
@@ -2385,6 +2460,9 @@
               <w:spacing w:after="0"/>
               <w:jc w:val="center"/>
             </w:pPr>
+            <w:r>
+              <w:t>24/08/2026</w:t>
+            </w:r>
           </w:p>
         </w:tc>
         <w:tc>
@@ -2400,6 +2478,9 @@
               <w:spacing w:after="0"/>
               <w:jc w:val="center"/>
             </w:pPr>
+            <w:r>
+              <w:t>06/09/2026</w:t>
+            </w:r>
           </w:p>
         </w:tc>
         <w:tc>
@@ -2480,6 +2561,9 @@
               <w:spacing w:after="0"/>
               <w:jc w:val="center"/>
             </w:pPr>
+            <w:r>
+              <w:t>24/08/2026</w:t>
+            </w:r>
           </w:p>
         </w:tc>
         <w:tc>
@@ -2495,6 +2579,9 @@
               <w:spacing w:after="0"/>
               <w:jc w:val="center"/>
             </w:pPr>
+            <w:r>
+              <w:t>06/09/2026</w:t>
+            </w:r>
           </w:p>
         </w:tc>
         <w:tc>
@@ -2582,6 +2669,9 @@
               <w:spacing w:after="0"/>
               <w:jc w:val="center"/>
             </w:pPr>
+            <w:r>
+              <w:t>24/08/2026</w:t>
+            </w:r>
           </w:p>
         </w:tc>
         <w:tc>
@@ -2600,6 +2690,9 @@
               <w:spacing w:after="0"/>
               <w:jc w:val="center"/>
             </w:pPr>
+            <w:r>
+              <w:t>06/09/2026</w:t>
+            </w:r>
           </w:p>
         </w:tc>
         <w:tc>
@@ -2626,7 +2719,7 @@
     <w:p/>
     <w:tbl>
       <w:tblPr>
-        <w:tblStyle w:val="TableGrid"/>
+        <w:tblStyle w:val="Tabelacomgrade"/>
         <w:tblW w:w="8996" w:type="dxa"/>
         <w:tblLayout w:type="fixed"/>
         <w:tblCellMar>
@@ -2881,6 +2974,18 @@
               <w:spacing w:after="0"/>
               <w:jc w:val="center"/>
             </w:pPr>
+            <w:r>
+              <w:t>07</w:t>
+            </w:r>
+            <w:r>
+              <w:t>/0</w:t>
+            </w:r>
+            <w:r>
+              <w:t>9</w:t>
+            </w:r>
+            <w:r>
+              <w:t>/2026</w:t>
+            </w:r>
           </w:p>
         </w:tc>
         <w:tc>
@@ -2896,6 +3001,12 @@
               <w:spacing w:after="0"/>
               <w:jc w:val="center"/>
             </w:pPr>
+            <w:r>
+              <w:t>20</w:t>
+            </w:r>
+            <w:r>
+              <w:t>/09/2026</w:t>
+            </w:r>
           </w:p>
         </w:tc>
         <w:tc>
@@ -3071,6 +3182,9 @@
               <w:spacing w:after="0"/>
               <w:jc w:val="center"/>
             </w:pPr>
+            <w:r>
+              <w:t>07/09/2026</w:t>
+            </w:r>
           </w:p>
         </w:tc>
         <w:tc>
@@ -3086,6 +3200,9 @@
               <w:spacing w:after="0"/>
               <w:jc w:val="center"/>
             </w:pPr>
+            <w:r>
+              <w:t>20/09/2026</w:t>
+            </w:r>
           </w:p>
         </w:tc>
         <w:tc>
@@ -3161,6 +3278,9 @@
               <w:spacing w:after="0"/>
               <w:jc w:val="center"/>
             </w:pPr>
+            <w:r>
+              <w:t>07/09/2026</w:t>
+            </w:r>
           </w:p>
         </w:tc>
         <w:tc>
@@ -3176,6 +3296,9 @@
               <w:spacing w:after="0"/>
               <w:jc w:val="center"/>
             </w:pPr>
+            <w:r>
+              <w:t>20/09/2026</w:t>
+            </w:r>
           </w:p>
         </w:tc>
         <w:tc>
@@ -3201,7 +3324,7 @@
     <w:p/>
     <w:tbl>
       <w:tblPr>
-        <w:tblStyle w:val="TableGrid"/>
+        <w:tblStyle w:val="Tabelacomgrade"/>
         <w:tblW w:w="8996" w:type="dxa"/>
         <w:tblLayout w:type="fixed"/>
         <w:tblCellMar>
@@ -3876,6 +3999,9 @@
               <w:spacing w:after="0"/>
               <w:jc w:val="center"/>
             </w:pPr>
+            <w:r>
+              <w:t>Luciano Carneiro</w:t>
+            </w:r>
           </w:p>
         </w:tc>
         <w:tc>
@@ -3894,6 +4020,9 @@
               <w:spacing w:after="0"/>
               <w:jc w:val="center"/>
             </w:pPr>
+            <w:r>
+              <w:t>21/09/2026</w:t>
+            </w:r>
           </w:p>
         </w:tc>
         <w:tc>
@@ -3912,6 +4041,9 @@
               <w:spacing w:after="0"/>
               <w:jc w:val="center"/>
             </w:pPr>
+            <w:r>
+              <w:t>04/10/2026</w:t>
+            </w:r>
           </w:p>
         </w:tc>
         <w:tc>
@@ -3931,6 +4063,9 @@
               <w:spacing w:after="0"/>
               <w:jc w:val="center"/>
             </w:pPr>
+            <w:r>
+              <w:t>Consolidar toda a documentação para elaborar e revisar o relatório final</w:t>
+            </w:r>
           </w:p>
         </w:tc>
       </w:tr>
@@ -3938,7 +4073,7 @@
     <w:p/>
     <w:tbl>
       <w:tblPr>
-        <w:tblStyle w:val="TableGrid"/>
+        <w:tblStyle w:val="Tabelacomgrade"/>
         <w:tblW w:w="8996" w:type="dxa"/>
         <w:tblLayout w:type="fixed"/>
         <w:tblCellMar>
@@ -4292,6 +4427,9 @@
               <w:spacing w:after="0"/>
               <w:jc w:val="center"/>
             </w:pPr>
+            <w:r>
+              <w:t>05/10/2026</w:t>
+            </w:r>
           </w:p>
         </w:tc>
         <w:tc>
@@ -4307,6 +4445,9 @@
               <w:spacing w:after="0"/>
               <w:jc w:val="center"/>
             </w:pPr>
+            <w:r>
+              <w:t>18/10/2026</w:t>
+            </w:r>
           </w:p>
         </w:tc>
         <w:tc>
@@ -4412,7 +4553,7 @@
               <w:jc w:val="center"/>
             </w:pPr>
             <w:r>
-              <w:t>19/10/2026</w:t>
+              <w:t>18/10/2026</w:t>
             </w:r>
           </w:p>
         </w:tc>
@@ -4488,6 +4629,9 @@
               <w:spacing w:after="0"/>
               <w:jc w:val="center"/>
             </w:pPr>
+            <w:r>
+              <w:t>05/10/2026</w:t>
+            </w:r>
           </w:p>
         </w:tc>
         <w:tc>
@@ -4503,6 +4647,9 @@
               <w:spacing w:after="0"/>
               <w:jc w:val="center"/>
             </w:pPr>
+            <w:r>
+              <w:t>18/10/2026</w:t>
+            </w:r>
           </w:p>
         </w:tc>
         <w:tc>
@@ -4528,7 +4675,7 @@
     <w:p/>
     <w:tbl>
       <w:tblPr>
-        <w:tblStyle w:val="TableGrid"/>
+        <w:tblStyle w:val="Tabelacomgrade"/>
         <w:tblW w:w="8996" w:type="dxa"/>
         <w:tblLayout w:type="fixed"/>
         <w:tblCellMar>
@@ -4786,6 +4933,12 @@
               <w:spacing w:after="0"/>
               <w:jc w:val="center"/>
             </w:pPr>
+            <w:r>
+              <w:t>19</w:t>
+            </w:r>
+            <w:r>
+              <w:t>/10/2026</w:t>
+            </w:r>
           </w:p>
         </w:tc>
         <w:tc>
@@ -4801,6 +4954,18 @@
               <w:spacing w:after="0"/>
               <w:jc w:val="center"/>
             </w:pPr>
+            <w:r>
+              <w:t>01</w:t>
+            </w:r>
+            <w:r>
+              <w:t>/1</w:t>
+            </w:r>
+            <w:r>
+              <w:t>1</w:t>
+            </w:r>
+            <w:r>
+              <w:t>/2026</w:t>
+            </w:r>
           </w:p>
         </w:tc>
         <w:tc>
@@ -4976,6 +5141,9 @@
               <w:spacing w:after="0"/>
               <w:jc w:val="center"/>
             </w:pPr>
+            <w:r>
+              <w:t>19/10/2026</w:t>
+            </w:r>
           </w:p>
         </w:tc>
         <w:tc>
@@ -4991,6 +5159,9 @@
               <w:spacing w:after="0"/>
               <w:jc w:val="center"/>
             </w:pPr>
+            <w:r>
+              <w:t>01/11/2026</w:t>
+            </w:r>
           </w:p>
         </w:tc>
         <w:tc>
@@ -5065,6 +5236,9 @@
               <w:spacing w:after="0"/>
               <w:jc w:val="center"/>
             </w:pPr>
+            <w:r>
+              <w:t>19/10/2026</w:t>
+            </w:r>
           </w:p>
         </w:tc>
         <w:tc>
@@ -5080,6 +5254,9 @@
               <w:spacing w:after="0"/>
               <w:jc w:val="center"/>
             </w:pPr>
+            <w:r>
+              <w:t>01/11/2026</w:t>
+            </w:r>
           </w:p>
         </w:tc>
         <w:tc>
@@ -5108,7 +5285,7 @@
     <w:p/>
     <w:tbl>
       <w:tblPr>
-        <w:tblStyle w:val="TableGrid"/>
+        <w:tblStyle w:val="Tabelacomgrade"/>
         <w:tblW w:w="8996" w:type="dxa"/>
         <w:tblLayout w:type="fixed"/>
         <w:tblCellMar>
@@ -5465,6 +5642,18 @@
               <w:spacing w:after="0"/>
               <w:jc w:val="center"/>
             </w:pPr>
+            <w:r>
+              <w:t>02</w:t>
+            </w:r>
+            <w:r>
+              <w:t>/1</w:t>
+            </w:r>
+            <w:r>
+              <w:t>1</w:t>
+            </w:r>
+            <w:r>
+              <w:t>/2026</w:t>
+            </w:r>
           </w:p>
         </w:tc>
         <w:tc>
@@ -5480,6 +5669,15 @@
               <w:spacing w:after="0"/>
               <w:jc w:val="center"/>
             </w:pPr>
+            <w:r>
+              <w:t>0</w:t>
+            </w:r>
+            <w:r>
+              <w:t>6</w:t>
+            </w:r>
+            <w:r>
+              <w:t>/11/2026</w:t>
+            </w:r>
           </w:p>
         </w:tc>
         <w:tc>
@@ -5498,6 +5696,9 @@
               <w:spacing w:after="0"/>
               <w:jc w:val="center"/>
             </w:pPr>
+            <w:r>
+              <w:t>Preparar o documento, gerar o pdf e colocar no git.</w:t>
+            </w:r>
           </w:p>
         </w:tc>
       </w:tr>
@@ -5576,10 +5777,7 @@
               <w:jc w:val="center"/>
             </w:pPr>
             <w:r>
-              <w:t>30</w:t>
-            </w:r>
-            <w:r>
-              <w:t>/10/2026</w:t>
+              <w:t>06/11/2026</w:t>
             </w:r>
           </w:p>
         </w:tc>
@@ -5643,6 +5841,9 @@
               <w:spacing w:after="0"/>
               <w:jc w:val="center"/>
             </w:pPr>
+            <w:r>
+              <w:t>Luciano Carneiro</w:t>
+            </w:r>
           </w:p>
         </w:tc>
         <w:tc>
@@ -5658,6 +5859,9 @@
               <w:spacing w:after="0"/>
               <w:jc w:val="center"/>
             </w:pPr>
+            <w:r>
+              <w:t>02/11/2026</w:t>
+            </w:r>
           </w:p>
         </w:tc>
         <w:tc>
@@ -5673,6 +5877,9 @@
               <w:spacing w:after="0"/>
               <w:jc w:val="center"/>
             </w:pPr>
+            <w:r>
+              <w:t>06/11/2026</w:t>
+            </w:r>
           </w:p>
         </w:tc>
         <w:tc>
@@ -5754,7 +5961,7 @@
 <w:ftr xmlns:wpc="http://schemas.microsoft.com/office/word/2010/wordprocessingCanvas" xmlns:cx="http://schemas.microsoft.com/office/drawing/2014/chartex" xmlns:cx1="http://schemas.microsoft.com/office/drawing/2015/9/8/chartex" xmlns:cx2="http://schemas.microsoft.com/office/drawing/2015/10/21/chartex" xmlns:cx3="http://schemas.microsoft.com/office/drawing/2016/5/9/chartex" xmlns:cx4="http://schemas.microsoft.com/office/drawing/2016/5/10/chartex" xmlns:cx5="http://schemas.microsoft.com/office/drawing/2016/5/11/chartex" xmlns:cx6="http://schemas.microsoft.com/office/drawing/2016/5/12/chartex" xmlns:cx7="http://schemas.microsoft.com/office/drawing/2016/5/13/chartex" xmlns:cx8="http://schemas.microsoft.com/office/drawing/2016/5/14/chartex" xmlns:mc="http://schemas.openxmlformats.org/markup-compatibility/2006" xmlns:aink="http://schemas.microsoft.com/office/drawing/2016/ink" xmlns:am3d="http://schemas.microsoft.com/office/drawing/2017/model3d" xmlns:o="urn:schemas-microsoft-com:office:office" xmlns:oel="http://schemas.microsoft.com/office/2019/extlst" xmlns:r="http://schemas.openxmlformats.org/officeDocument/2006/relationships" xmlns:m="http://schemas.openxmlformats.org/officeDocument/2006/math" xmlns:v="urn:schemas-microsoft-com:vml" xmlns:wp14="http://schemas.microsoft.com/office/word/2010/wordprocessingDrawing" xmlns:wp="http://schemas.openxmlformats.org/drawingml/2006/wordprocessingDrawing" xmlns:w10="urn:schemas-microsoft-com:office:word" xmlns:w="http://schemas.openxmlformats.org/wordprocessingml/2006/main" xmlns:w14="http://schemas.microsoft.com/office/word/2010/wordml" xmlns:w15="http://schemas.microsoft.com/office/word/2012/wordml" xmlns:w16cex="http://schemas.microsoft.com/office/word/2018/wordml/cex" xmlns:w16cid="http://schemas.microsoft.com/office/word/2016/wordml/cid" xmlns:w16="http://schemas.microsoft.com/office/word/2018/wordml" xmlns:w16du="http://schemas.microsoft.com/office/word/2023/wordml/word16du" xmlns:w16sdtdh="http://schemas.microsoft.com/office/word/2020/wordml/sdtdatahash" xmlns:w16sdtfl="http://schemas.microsoft.com/office/word/2024/wordml/sdtformatlock" xmlns:w16se="http://schemas.microsoft.com/office/word/2015/wordml/symex" xmlns:wpg="http://schemas.microsoft.com/office/word/2010/wordprocessingGroup" xmlns:wpi="http://schemas.microsoft.com/office/word/2010/wordprocessingInk" xmlns:wne="http://schemas.microsoft.com/office/word/2006/wordml" xmlns:wps="http://schemas.microsoft.com/office/word/2010/wordprocessingShape" mc:Ignorable="w14 w15 w16se w16cid w16 w16cex w16sdtdh w16sdtfl w16du wp14">
   <w:p>
     <w:pPr>
-      <w:pStyle w:val="Footer"/>
+      <w:pStyle w:val="Rodap"/>
     </w:pPr>
   </w:p>
 </w:ftr>
@@ -5780,7 +5987,7 @@
         </w:tcPr>
         <w:p>
           <w:pPr>
-            <w:pStyle w:val="Header"/>
+            <w:pStyle w:val="Cabealho"/>
             <w:ind w:left="-115"/>
           </w:pPr>
         </w:p>
@@ -5791,7 +5998,7 @@
         </w:tcPr>
         <w:p>
           <w:pPr>
-            <w:pStyle w:val="Header"/>
+            <w:pStyle w:val="Cabealho"/>
             <w:jc w:val="center"/>
           </w:pPr>
         </w:p>
@@ -5802,7 +6009,7 @@
         </w:tcPr>
         <w:p>
           <w:pPr>
-            <w:pStyle w:val="Header"/>
+            <w:pStyle w:val="Cabealho"/>
             <w:ind w:right="-115"/>
             <w:jc w:val="right"/>
           </w:pPr>
@@ -5812,7 +6019,7 @@
   </w:tbl>
   <w:p>
     <w:pPr>
-      <w:pStyle w:val="Footer"/>
+      <w:pStyle w:val="Rodap"/>
     </w:pPr>
   </w:p>
 </w:ftr>
@@ -5838,7 +6045,7 @@
         </w:tcPr>
         <w:p>
           <w:pPr>
-            <w:pStyle w:val="Header"/>
+            <w:pStyle w:val="Cabealho"/>
             <w:ind w:left="-115"/>
           </w:pPr>
         </w:p>
@@ -5849,7 +6056,7 @@
         </w:tcPr>
         <w:p>
           <w:pPr>
-            <w:pStyle w:val="Header"/>
+            <w:pStyle w:val="Cabealho"/>
             <w:jc w:val="center"/>
           </w:pPr>
         </w:p>
@@ -5860,7 +6067,7 @@
         </w:tcPr>
         <w:p>
           <w:pPr>
-            <w:pStyle w:val="Header"/>
+            <w:pStyle w:val="Cabealho"/>
             <w:ind w:right="-115"/>
             <w:jc w:val="right"/>
           </w:pPr>
@@ -5870,7 +6077,7 @@
   </w:tbl>
   <w:p>
     <w:pPr>
-      <w:pStyle w:val="Footer"/>
+      <w:pStyle w:val="Rodap"/>
     </w:pPr>
   </w:p>
 </w:ftr>
@@ -5880,7 +6087,7 @@
 <w:ftr xmlns:wpc="http://schemas.microsoft.com/office/word/2010/wordprocessingCanvas" xmlns:cx="http://schemas.microsoft.com/office/drawing/2014/chartex" xmlns:cx1="http://schemas.microsoft.com/office/drawing/2015/9/8/chartex" xmlns:cx2="http://schemas.microsoft.com/office/drawing/2015/10/21/chartex" xmlns:cx3="http://schemas.microsoft.com/office/drawing/2016/5/9/chartex" xmlns:cx4="http://schemas.microsoft.com/office/drawing/2016/5/10/chartex" xmlns:cx5="http://schemas.microsoft.com/office/drawing/2016/5/11/chartex" xmlns:cx6="http://schemas.microsoft.com/office/drawing/2016/5/12/chartex" xmlns:cx7="http://schemas.microsoft.com/office/drawing/2016/5/13/chartex" xmlns:cx8="http://schemas.microsoft.com/office/drawing/2016/5/14/chartex" xmlns:mc="http://schemas.openxmlformats.org/markup-compatibility/2006" xmlns:aink="http://schemas.microsoft.com/office/drawing/2016/ink" xmlns:am3d="http://schemas.microsoft.com/office/drawing/2017/model3d" xmlns:o="urn:schemas-microsoft-com:office:office" xmlns:oel="http://schemas.microsoft.com/office/2019/extlst" xmlns:r="http://schemas.openxmlformats.org/officeDocument/2006/relationships" xmlns:m="http://schemas.openxmlformats.org/officeDocument/2006/math" xmlns:v="urn:schemas-microsoft-com:vml" xmlns:wp14="http://schemas.microsoft.com/office/word/2010/wordprocessingDrawing" xmlns:wp="http://schemas.openxmlformats.org/drawingml/2006/wordprocessingDrawing" xmlns:w10="urn:schemas-microsoft-com:office:word" xmlns:w="http://schemas.openxmlformats.org/wordprocessingml/2006/main" xmlns:w14="http://schemas.microsoft.com/office/word/2010/wordml" xmlns:w15="http://schemas.microsoft.com/office/word/2012/wordml" xmlns:w16cex="http://schemas.microsoft.com/office/word/2018/wordml/cex" xmlns:w16cid="http://schemas.microsoft.com/office/word/2016/wordml/cid" xmlns:w16="http://schemas.microsoft.com/office/word/2018/wordml" xmlns:w16du="http://schemas.microsoft.com/office/word/2023/wordml/word16du" xmlns:w16sdtdh="http://schemas.microsoft.com/office/word/2020/wordml/sdtdatahash" xmlns:w16sdtfl="http://schemas.microsoft.com/office/word/2024/wordml/sdtformatlock" xmlns:w16se="http://schemas.microsoft.com/office/word/2015/wordml/symex" xmlns:wpg="http://schemas.microsoft.com/office/word/2010/wordprocessingGroup" xmlns:wpi="http://schemas.microsoft.com/office/word/2010/wordprocessingInk" xmlns:wne="http://schemas.microsoft.com/office/word/2006/wordml" xmlns:wps="http://schemas.microsoft.com/office/word/2010/wordprocessingShape" mc:Ignorable="w14 w15 w16se w16cid w16 w16cex w16sdtdh w16sdtfl w16du wp14">
   <w:p>
     <w:pPr>
-      <w:pStyle w:val="Footer"/>
+      <w:pStyle w:val="Rodap"/>
     </w:pPr>
   </w:p>
 </w:ftr>
@@ -5906,7 +6113,7 @@
         </w:tcPr>
         <w:p>
           <w:pPr>
-            <w:pStyle w:val="Header"/>
+            <w:pStyle w:val="Cabealho"/>
             <w:ind w:left="-115"/>
           </w:pPr>
         </w:p>
@@ -5917,7 +6124,7 @@
         </w:tcPr>
         <w:p>
           <w:pPr>
-            <w:pStyle w:val="Header"/>
+            <w:pStyle w:val="Cabealho"/>
             <w:jc w:val="center"/>
           </w:pPr>
         </w:p>
@@ -5928,7 +6135,7 @@
         </w:tcPr>
         <w:p>
           <w:pPr>
-            <w:pStyle w:val="Header"/>
+            <w:pStyle w:val="Cabealho"/>
             <w:ind w:right="-115"/>
             <w:jc w:val="right"/>
           </w:pPr>
@@ -5938,7 +6145,7 @@
   </w:tbl>
   <w:p>
     <w:pPr>
-      <w:pStyle w:val="Footer"/>
+      <w:pStyle w:val="Rodap"/>
     </w:pPr>
   </w:p>
 </w:ftr>
@@ -5964,7 +6171,7 @@
         </w:tcPr>
         <w:p>
           <w:pPr>
-            <w:pStyle w:val="Header"/>
+            <w:pStyle w:val="Cabealho"/>
             <w:ind w:left="-115"/>
           </w:pPr>
         </w:p>
@@ -5975,7 +6182,7 @@
         </w:tcPr>
         <w:p>
           <w:pPr>
-            <w:pStyle w:val="Header"/>
+            <w:pStyle w:val="Cabealho"/>
             <w:jc w:val="center"/>
           </w:pPr>
         </w:p>
@@ -5986,7 +6193,7 @@
         </w:tcPr>
         <w:p>
           <w:pPr>
-            <w:pStyle w:val="Header"/>
+            <w:pStyle w:val="Cabealho"/>
             <w:ind w:right="-115"/>
             <w:jc w:val="right"/>
           </w:pPr>
@@ -5996,7 +6203,7 @@
   </w:tbl>
   <w:p>
     <w:pPr>
-      <w:pStyle w:val="Footer"/>
+      <w:pStyle w:val="Rodap"/>
     </w:pPr>
   </w:p>
 </w:ftr>
@@ -6031,7 +6238,7 @@
 <w:hdr xmlns:wpc="http://schemas.microsoft.com/office/word/2010/wordprocessingCanvas" xmlns:cx="http://schemas.microsoft.com/office/drawing/2014/chartex" xmlns:cx1="http://schemas.microsoft.com/office/drawing/2015/9/8/chartex" xmlns:cx2="http://schemas.microsoft.com/office/drawing/2015/10/21/chartex" xmlns:cx3="http://schemas.microsoft.com/office/drawing/2016/5/9/chartex" xmlns:cx4="http://schemas.microsoft.com/office/drawing/2016/5/10/chartex" xmlns:cx5="http://schemas.microsoft.com/office/drawing/2016/5/11/chartex" xmlns:cx6="http://schemas.microsoft.com/office/drawing/2016/5/12/chartex" xmlns:cx7="http://schemas.microsoft.com/office/drawing/2016/5/13/chartex" xmlns:cx8="http://schemas.microsoft.com/office/drawing/2016/5/14/chartex" xmlns:mc="http://schemas.openxmlformats.org/markup-compatibility/2006" xmlns:aink="http://schemas.microsoft.com/office/drawing/2016/ink" xmlns:am3d="http://schemas.microsoft.com/office/drawing/2017/model3d" xmlns:o="urn:schemas-microsoft-com:office:office" xmlns:oel="http://schemas.microsoft.com/office/2019/extlst" xmlns:r="http://schemas.openxmlformats.org/officeDocument/2006/relationships" xmlns:m="http://schemas.openxmlformats.org/officeDocument/2006/math" xmlns:v="urn:schemas-microsoft-com:vml" xmlns:wp14="http://schemas.microsoft.com/office/word/2010/wordprocessingDrawing" xmlns:wp="http://schemas.openxmlformats.org/drawingml/2006/wordprocessingDrawing" xmlns:w10="urn:schemas-microsoft-com:office:word" xmlns:w="http://schemas.openxmlformats.org/wordprocessingml/2006/main" xmlns:w14="http://schemas.microsoft.com/office/word/2010/wordml" xmlns:w15="http://schemas.microsoft.com/office/word/2012/wordml" xmlns:w16cex="http://schemas.microsoft.com/office/word/2018/wordml/cex" xmlns:w16cid="http://schemas.microsoft.com/office/word/2016/wordml/cid" xmlns:w16="http://schemas.microsoft.com/office/word/2018/wordml" xmlns:w16du="http://schemas.microsoft.com/office/word/2023/wordml/word16du" xmlns:w16sdtdh="http://schemas.microsoft.com/office/word/2020/wordml/sdtdatahash" xmlns:w16sdtfl="http://schemas.microsoft.com/office/word/2024/wordml/sdtformatlock" xmlns:w16se="http://schemas.microsoft.com/office/word/2015/wordml/symex" xmlns:wpg="http://schemas.microsoft.com/office/word/2010/wordprocessingGroup" xmlns:wpi="http://schemas.microsoft.com/office/word/2010/wordprocessingInk" xmlns:wne="http://schemas.microsoft.com/office/word/2006/wordml" xmlns:wps="http://schemas.microsoft.com/office/word/2010/wordprocessingShape" mc:Ignorable="w14 w15 w16se w16cid w16 w16cex w16sdtdh w16sdtfl w16du wp14">
   <w:p>
     <w:pPr>
-      <w:pStyle w:val="Header"/>
+      <w:pStyle w:val="Cabealho"/>
     </w:pPr>
   </w:p>
 </w:hdr>
@@ -6134,7 +6341,7 @@
   </w:p>
   <w:p>
     <w:pPr>
-      <w:pStyle w:val="Header"/>
+      <w:pStyle w:val="Cabealho"/>
       <w:rPr>
         <w:rFonts w:ascii="Tahoma" w:hAnsi="Tahoma" w:cs="Tahoma"/>
         <w:color w:val="808080"/>
@@ -6152,7 +6359,7 @@
   </w:p>
   <w:p>
     <w:pPr>
-      <w:pStyle w:val="Header"/>
+      <w:pStyle w:val="Cabealho"/>
     </w:pPr>
   </w:p>
 </w:hdr>
@@ -6255,7 +6462,7 @@
   </w:p>
   <w:p>
     <w:pPr>
-      <w:pStyle w:val="Header"/>
+      <w:pStyle w:val="Cabealho"/>
       <w:rPr>
         <w:rFonts w:ascii="Tahoma" w:hAnsi="Tahoma" w:cs="Tahoma"/>
         <w:color w:val="808080"/>
@@ -6273,7 +6480,7 @@
   </w:p>
   <w:p>
     <w:pPr>
-      <w:pStyle w:val="Header"/>
+      <w:pStyle w:val="Cabealho"/>
     </w:pPr>
   </w:p>
 </w:hdr>
@@ -6283,7 +6490,7 @@
 <w:hdr xmlns:wpc="http://schemas.microsoft.com/office/word/2010/wordprocessingCanvas" xmlns:cx="http://schemas.microsoft.com/office/drawing/2014/chartex" xmlns:cx1="http://schemas.microsoft.com/office/drawing/2015/9/8/chartex" xmlns:cx2="http://schemas.microsoft.com/office/drawing/2015/10/21/chartex" xmlns:cx3="http://schemas.microsoft.com/office/drawing/2016/5/9/chartex" xmlns:cx4="http://schemas.microsoft.com/office/drawing/2016/5/10/chartex" xmlns:cx5="http://schemas.microsoft.com/office/drawing/2016/5/11/chartex" xmlns:cx6="http://schemas.microsoft.com/office/drawing/2016/5/12/chartex" xmlns:cx7="http://schemas.microsoft.com/office/drawing/2016/5/13/chartex" xmlns:cx8="http://schemas.microsoft.com/office/drawing/2016/5/14/chartex" xmlns:mc="http://schemas.openxmlformats.org/markup-compatibility/2006" xmlns:aink="http://schemas.microsoft.com/office/drawing/2016/ink" xmlns:am3d="http://schemas.microsoft.com/office/drawing/2017/model3d" xmlns:o="urn:schemas-microsoft-com:office:office" xmlns:oel="http://schemas.microsoft.com/office/2019/extlst" xmlns:r="http://schemas.openxmlformats.org/officeDocument/2006/relationships" xmlns:m="http://schemas.openxmlformats.org/officeDocument/2006/math" xmlns:v="urn:schemas-microsoft-com:vml" xmlns:wp14="http://schemas.microsoft.com/office/word/2010/wordprocessingDrawing" xmlns:wp="http://schemas.openxmlformats.org/drawingml/2006/wordprocessingDrawing" xmlns:w10="urn:schemas-microsoft-com:office:word" xmlns:w="http://schemas.openxmlformats.org/wordprocessingml/2006/main" xmlns:w14="http://schemas.microsoft.com/office/word/2010/wordml" xmlns:w15="http://schemas.microsoft.com/office/word/2012/wordml" xmlns:w16cex="http://schemas.microsoft.com/office/word/2018/wordml/cex" xmlns:w16cid="http://schemas.microsoft.com/office/word/2016/wordml/cid" xmlns:w16="http://schemas.microsoft.com/office/word/2018/wordml" xmlns:w16du="http://schemas.microsoft.com/office/word/2023/wordml/word16du" xmlns:w16sdtdh="http://schemas.microsoft.com/office/word/2020/wordml/sdtdatahash" xmlns:w16sdtfl="http://schemas.microsoft.com/office/word/2024/wordml/sdtformatlock" xmlns:w16se="http://schemas.microsoft.com/office/word/2015/wordml/symex" xmlns:wpg="http://schemas.microsoft.com/office/word/2010/wordprocessingGroup" xmlns:wpi="http://schemas.microsoft.com/office/word/2010/wordprocessingInk" xmlns:wne="http://schemas.microsoft.com/office/word/2006/wordml" xmlns:wps="http://schemas.microsoft.com/office/word/2010/wordprocessingShape" mc:Ignorable="w14 w15 w16se w16cid w16 w16cex w16sdtdh w16sdtfl w16du wp14">
   <w:p>
     <w:pPr>
-      <w:pStyle w:val="Header"/>
+      <w:pStyle w:val="Cabealho"/>
     </w:pPr>
   </w:p>
 </w:hdr>
@@ -6386,7 +6593,7 @@
   </w:p>
   <w:p>
     <w:pPr>
-      <w:pStyle w:val="Header"/>
+      <w:pStyle w:val="Cabealho"/>
       <w:rPr>
         <w:rFonts w:ascii="Tahoma" w:hAnsi="Tahoma" w:cs="Tahoma"/>
         <w:color w:val="808080"/>
@@ -6404,7 +6611,7 @@
   </w:p>
   <w:p>
     <w:pPr>
-      <w:pStyle w:val="Header"/>
+      <w:pStyle w:val="Cabealho"/>
     </w:pPr>
   </w:p>
 </w:hdr>
@@ -6507,7 +6714,7 @@
   </w:p>
   <w:p>
     <w:pPr>
-      <w:pStyle w:val="Header"/>
+      <w:pStyle w:val="Cabealho"/>
       <w:rPr>
         <w:rFonts w:ascii="Tahoma" w:hAnsi="Tahoma" w:cs="Tahoma"/>
         <w:color w:val="808080"/>
@@ -6525,7 +6732,7 @@
   </w:p>
   <w:p>
     <w:pPr>
-      <w:pStyle w:val="Header"/>
+      <w:pStyle w:val="Cabealho"/>
     </w:pPr>
   </w:p>
 </w:hdr>
@@ -6937,7 +7144,7 @@
       <w:rFonts w:ascii="Trebuchet MS" w:hAnsi="Trebuchet MS"/>
     </w:rPr>
   </w:style>
-  <w:style w:type="paragraph" w:styleId="Heading1">
+  <w:style w:type="paragraph" w:styleId="Ttulo1">
     <w:name w:val="heading 1"/>
     <w:basedOn w:val="Normal"/>
     <w:next w:val="Normal"/>
@@ -6955,7 +7162,7 @@
       <w:szCs w:val="48"/>
     </w:rPr>
   </w:style>
-  <w:style w:type="paragraph" w:styleId="Heading2">
+  <w:style w:type="paragraph" w:styleId="Ttulo2">
     <w:name w:val="heading 2"/>
     <w:basedOn w:val="Normal"/>
     <w:next w:val="Normal"/>
@@ -6975,7 +7182,7 @@
       <w:szCs w:val="36"/>
     </w:rPr>
   </w:style>
-  <w:style w:type="paragraph" w:styleId="Heading3">
+  <w:style w:type="paragraph" w:styleId="Ttulo3">
     <w:name w:val="heading 3"/>
     <w:basedOn w:val="Normal"/>
     <w:next w:val="Normal"/>
@@ -6995,7 +7202,7 @@
       <w:szCs w:val="28"/>
     </w:rPr>
   </w:style>
-  <w:style w:type="paragraph" w:styleId="Heading4">
+  <w:style w:type="paragraph" w:styleId="Ttulo4">
     <w:name w:val="heading 4"/>
     <w:basedOn w:val="Normal"/>
     <w:next w:val="Normal"/>
@@ -7015,7 +7222,7 @@
       <w:szCs w:val="24"/>
     </w:rPr>
   </w:style>
-  <w:style w:type="paragraph" w:styleId="Heading5">
+  <w:style w:type="paragraph" w:styleId="Ttulo5">
     <w:name w:val="heading 5"/>
     <w:basedOn w:val="Normal"/>
     <w:next w:val="Normal"/>
@@ -7033,7 +7240,7 @@
       <w:b/>
     </w:rPr>
   </w:style>
-  <w:style w:type="paragraph" w:styleId="Heading6">
+  <w:style w:type="paragraph" w:styleId="Ttulo6">
     <w:name w:val="heading 6"/>
     <w:basedOn w:val="Normal"/>
     <w:next w:val="Normal"/>
@@ -7053,13 +7260,13 @@
       <w:szCs w:val="20"/>
     </w:rPr>
   </w:style>
-  <w:style w:type="character" w:default="1" w:styleId="DefaultParagraphFont">
+  <w:style w:type="character" w:default="1" w:styleId="Fontepargpadro">
     <w:name w:val="Default Paragraph Font"/>
     <w:uiPriority w:val="1"/>
     <w:semiHidden/>
     <w:unhideWhenUsed/>
   </w:style>
-  <w:style w:type="table" w:default="1" w:styleId="TableNormal">
+  <w:style w:type="table" w:default="1" w:styleId="Tabelanormal">
     <w:name w:val="Normal Table"/>
     <w:uiPriority w:val="99"/>
     <w:semiHidden/>
@@ -7074,31 +7281,31 @@
       </w:tblCellMar>
     </w:tblPr>
   </w:style>
-  <w:style w:type="numbering" w:default="1" w:styleId="NoList">
+  <w:style w:type="numbering" w:default="1" w:styleId="Semlista">
     <w:name w:val="No List"/>
     <w:uiPriority w:val="99"/>
     <w:semiHidden/>
     <w:unhideWhenUsed/>
   </w:style>
-  <w:style w:type="character" w:customStyle="1" w:styleId="HeaderChar">
-    <w:name w:val="Header Char"/>
-    <w:basedOn w:val="DefaultParagraphFont"/>
-    <w:link w:val="Header"/>
+  <w:style w:type="character" w:customStyle="1" w:styleId="CabealhoChar">
+    <w:name w:val="Cabeçalho Char"/>
+    <w:basedOn w:val="Fontepargpadro"/>
+    <w:link w:val="Cabealho"/>
     <w:qFormat/>
     <w:rsid w:val="008F181D"/>
   </w:style>
-  <w:style w:type="character" w:customStyle="1" w:styleId="FooterChar">
-    <w:name w:val="Footer Char"/>
-    <w:basedOn w:val="DefaultParagraphFont"/>
-    <w:link w:val="Footer"/>
+  <w:style w:type="character" w:customStyle="1" w:styleId="RodapChar">
+    <w:name w:val="Rodapé Char"/>
+    <w:basedOn w:val="Fontepargpadro"/>
+    <w:link w:val="Rodap"/>
     <w:uiPriority w:val="99"/>
     <w:qFormat/>
     <w:rsid w:val="008F181D"/>
   </w:style>
-  <w:style w:type="character" w:customStyle="1" w:styleId="CommentTextChar">
-    <w:name w:val="Comment Text Char"/>
-    <w:basedOn w:val="DefaultParagraphFont"/>
-    <w:link w:val="CommentText"/>
+  <w:style w:type="character" w:customStyle="1" w:styleId="TextodecomentrioChar">
+    <w:name w:val="Texto de comentário Char"/>
+    <w:basedOn w:val="Fontepargpadro"/>
+    <w:link w:val="Textodecomentrio"/>
     <w:uiPriority w:val="99"/>
     <w:semiHidden/>
     <w:qFormat/>
@@ -7107,9 +7314,9 @@
       <w:szCs w:val="20"/>
     </w:rPr>
   </w:style>
-  <w:style w:type="character" w:styleId="CommentReference">
+  <w:style w:type="character" w:styleId="Refdecomentrio">
     <w:name w:val="annotation reference"/>
-    <w:basedOn w:val="DefaultParagraphFont"/>
+    <w:basedOn w:val="Fontepargpadro"/>
     <w:uiPriority w:val="99"/>
     <w:semiHidden/>
     <w:unhideWhenUsed/>
@@ -7119,9 +7326,9 @@
       <w:szCs w:val="16"/>
     </w:rPr>
   </w:style>
-  <w:style w:type="character" w:styleId="PlaceholderText">
+  <w:style w:type="character" w:styleId="TextodoEspaoReservado">
     <w:name w:val="Placeholder Text"/>
-    <w:basedOn w:val="DefaultParagraphFont"/>
+    <w:basedOn w:val="Fontepargpadro"/>
     <w:uiPriority w:val="99"/>
     <w:qFormat/>
     <w:rsid w:val="00BB04BA"/>
@@ -7129,7 +7336,7 @@
       <w:color w:val="808080"/>
     </w:rPr>
   </w:style>
-  <w:style w:type="character" w:styleId="Strong">
+  <w:style w:type="character" w:styleId="Forte">
     <w:name w:val="Strong"/>
     <w:qFormat/>
     <w:rPr>
@@ -7137,10 +7344,10 @@
       <w:bCs/>
     </w:rPr>
   </w:style>
-  <w:style w:type="paragraph" w:customStyle="1" w:styleId="Ttulo1">
+  <w:style w:type="paragraph" w:customStyle="1" w:styleId="Ttulo10">
     <w:name w:val="Título1"/>
     <w:basedOn w:val="Normal"/>
-    <w:next w:val="BodyText"/>
+    <w:next w:val="Corpodetexto"/>
     <w:qFormat/>
     <w:pPr>
       <w:keepNext/>
@@ -7152,21 +7359,21 @@
       <w:szCs w:val="28"/>
     </w:rPr>
   </w:style>
-  <w:style w:type="paragraph" w:styleId="BodyText">
+  <w:style w:type="paragraph" w:styleId="Corpodetexto">
     <w:name w:val="Body Text"/>
     <w:basedOn w:val="Normal"/>
     <w:pPr>
       <w:spacing w:after="140" w:line="276" w:lineRule="auto"/>
     </w:pPr>
   </w:style>
-  <w:style w:type="paragraph" w:styleId="List">
+  <w:style w:type="paragraph" w:styleId="Lista">
     <w:name w:val="List"/>
-    <w:basedOn w:val="BodyText"/>
+    <w:basedOn w:val="Corpodetexto"/>
     <w:rPr>
       <w:rFonts w:cs="Arial"/>
     </w:rPr>
   </w:style>
-  <w:style w:type="paragraph" w:styleId="Caption">
+  <w:style w:type="paragraph" w:styleId="Legenda">
     <w:name w:val="caption"/>
     <w:basedOn w:val="Normal"/>
     <w:qFormat/>
@@ -7196,7 +7403,7 @@
   <w:style w:type="paragraph" w:customStyle="1" w:styleId="Ttulouser">
     <w:name w:val="Título (user)"/>
     <w:basedOn w:val="Normal"/>
-    <w:next w:val="BodyText"/>
+    <w:next w:val="Corpodetexto"/>
     <w:qFormat/>
     <w:pPr>
       <w:keepNext/>
@@ -7219,7 +7426,7 @@
       <w:rFonts w:cs="Arial"/>
     </w:rPr>
   </w:style>
-  <w:style w:type="paragraph" w:styleId="Title">
+  <w:style w:type="paragraph" w:styleId="Ttulo">
     <w:name w:val="Title"/>
     <w:basedOn w:val="Normal"/>
     <w:next w:val="Normal"/>
@@ -7253,10 +7460,10 @@
     <w:basedOn w:val="Normal"/>
     <w:qFormat/>
   </w:style>
-  <w:style w:type="paragraph" w:styleId="Header">
+  <w:style w:type="paragraph" w:styleId="Cabealho">
     <w:name w:val="header"/>
     <w:basedOn w:val="Normal0"/>
-    <w:link w:val="HeaderChar"/>
+    <w:link w:val="CabealhoChar"/>
     <w:unhideWhenUsed/>
     <w:rsid w:val="008F181D"/>
     <w:pPr>
@@ -7267,10 +7474,10 @@
       <w:spacing w:after="0" w:line="240" w:lineRule="auto"/>
     </w:pPr>
   </w:style>
-  <w:style w:type="paragraph" w:styleId="Footer">
+  <w:style w:type="paragraph" w:styleId="Rodap">
     <w:name w:val="footer"/>
     <w:basedOn w:val="Normal0"/>
-    <w:link w:val="FooterChar"/>
+    <w:link w:val="RodapChar"/>
     <w:uiPriority w:val="99"/>
     <w:unhideWhenUsed/>
     <w:rsid w:val="008F181D"/>
@@ -7282,7 +7489,7 @@
       <w:spacing w:after="0" w:line="240" w:lineRule="auto"/>
     </w:pPr>
   </w:style>
-  <w:style w:type="paragraph" w:styleId="Subtitle">
+  <w:style w:type="paragraph" w:styleId="Subttulo">
     <w:name w:val="Subtitle"/>
     <w:basedOn w:val="Normal0"/>
     <w:next w:val="Normal0"/>
@@ -7301,10 +7508,10 @@
       <w:szCs w:val="48"/>
     </w:rPr>
   </w:style>
-  <w:style w:type="paragraph" w:styleId="CommentText">
+  <w:style w:type="paragraph" w:styleId="Textodecomentrio">
     <w:name w:val="annotation text"/>
     <w:basedOn w:val="Normal"/>
-    <w:link w:val="CommentTextChar"/>
+    <w:link w:val="TextodecomentrioChar"/>
     <w:uiPriority w:val="99"/>
     <w:semiHidden/>
     <w:unhideWhenUsed/>
@@ -7337,9 +7544,9 @@
       </w:tblCellMar>
     </w:tblPr>
   </w:style>
-  <w:style w:type="table" w:styleId="TableGrid">
+  <w:style w:type="table" w:styleId="Tabelacomgrade">
     <w:name w:val="Table Grid"/>
-    <w:basedOn w:val="TableNormal"/>
+    <w:basedOn w:val="Tabelanormal"/>
     <w:uiPriority w:val="59"/>
     <w:rsid w:val="00FB4123"/>
     <w:tblPr>
@@ -7540,29 +7747,56 @@
 </file>
 
 <file path=customXml/item2.xml><?xml version="1.0" encoding="utf-8"?>
-<p:properties xmlns:p="http://schemas.microsoft.com/office/2006/metadata/properties" xmlns:xsi="http://www.w3.org/2001/XMLSchema-instance" xmlns:pc="http://schemas.microsoft.com/office/infopath/2007/PartnerControls">
-  <documentManagement>
-    <teste xmlns="7432f127-f33c-42e2-a68a-9048c01697a7" xsi:nil="true"/>
-    <_dlc_DocId xmlns="b69dc6fa-2096-41e7-baef-054d5bf17313">E726VFYCRFHJ-229561519-15240</_dlc_DocId>
-    <_dlc_DocIdUrl xmlns="b69dc6fa-2096-41e7-baef-054d5bf17313">
-      <Url>https://univespprojetomicrosoft.sharepoint.com/sites/DisciplinasGraduacao/_layouts/15/DocIdRedir.aspx?ID=E726VFYCRFHJ-229561519-15240</Url>
-      <Description>E726VFYCRFHJ-229561519-15240</Description>
-    </_dlc_DocIdUrl>
-  </documentManagement>
-</p:properties>
+<?mso-contentType ?>
+<spe:Receivers xmlns:spe="http://schemas.microsoft.com/sharepoint/events">
+  <Receiver>
+    <Name>Document ID Generator</Name>
+    <Synchronization>Synchronous</Synchronization>
+    <Type>10001</Type>
+    <SequenceNumber>1000</SequenceNumber>
+    <Url/>
+    <Assembly>Microsoft.Office.DocumentManagement, Version=16.0.0.0, Culture=neutral, PublicKeyToken=71e9bce111e9429c</Assembly>
+    <Class>Microsoft.Office.DocumentManagement.Internal.DocIdHandler</Class>
+    <Data/>
+    <Filter/>
+  </Receiver>
+  <Receiver>
+    <Name>Document ID Generator</Name>
+    <Synchronization>Synchronous</Synchronization>
+    <Type>10002</Type>
+    <SequenceNumber>1001</SequenceNumber>
+    <Url/>
+    <Assembly>Microsoft.Office.DocumentManagement, Version=16.0.0.0, Culture=neutral, PublicKeyToken=71e9bce111e9429c</Assembly>
+    <Class>Microsoft.Office.DocumentManagement.Internal.DocIdHandler</Class>
+    <Data/>
+    <Filter/>
+  </Receiver>
+  <Receiver>
+    <Name>Document ID Generator</Name>
+    <Synchronization>Synchronous</Synchronization>
+    <Type>10004</Type>
+    <SequenceNumber>1002</SequenceNumber>
+    <Url/>
+    <Assembly>Microsoft.Office.DocumentManagement, Version=16.0.0.0, Culture=neutral, PublicKeyToken=71e9bce111e9429c</Assembly>
+    <Class>Microsoft.Office.DocumentManagement.Internal.DocIdHandler</Class>
+    <Data/>
+    <Filter/>
+  </Receiver>
+  <Receiver>
+    <Name>Document ID Generator</Name>
+    <Synchronization>Synchronous</Synchronization>
+    <Type>10006</Type>
+    <SequenceNumber>1003</SequenceNumber>
+    <Url/>
+    <Assembly>Microsoft.Office.DocumentManagement, Version=16.0.0.0, Culture=neutral, PublicKeyToken=71e9bce111e9429c</Assembly>
+    <Class>Microsoft.Office.DocumentManagement.Internal.DocIdHandler</Class>
+    <Data/>
+    <Filter/>
+  </Receiver>
+</spe:Receivers>
 </file>
 
 <file path=customXml/item3.xml><?xml version="1.0" encoding="utf-8"?>
-<go:gDocsCustomXmlDataStorage xmlns:go="http://customooxmlschemas.google.com/" xmlns:r="http://schemas.openxmlformats.org/officeDocument/2006/relationships">
-  <go:docsCustomData roundtripDataSignature="AMtx7mhTsKLM0Xu2rrFPSK8Wu5hhcrD6fw==">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</go:docsCustomData>
-</go:gDocsCustomXmlDataStorage>
-</file>
-
-<file path=customXml/item4.xml><?xml version="1.0" encoding="utf-8"?>
-<b:Sources xmlns:b="http://schemas.openxmlformats.org/officeDocument/2006/bibliography" xmlns="http://schemas.openxmlformats.org/officeDocument/2006/bibliography" SelectedStyle="\APASixthEditionOfficeOnline.xsl" StyleName="APA" Version="6"/>
-</file>
-
-<file path=customXml/item5.xml><?xml version="1.0" encoding="utf-8"?>
 <ct:contentTypeSchema xmlns:ct="http://schemas.microsoft.com/office/2006/metadata/contentType" xmlns:ma="http://schemas.microsoft.com/office/2006/metadata/properties/metaAttributes" ct:_="" ma:_="" ma:contentTypeName="Documento" ma:contentTypeID="0x0101006CFD0211DE75424E90D6B9FC9752CE9C" ma:contentTypeVersion="16" ma:contentTypeDescription="Crie um novo documento." ma:contentTypeScope="" ma:versionID="eb0d476544d351e325591e9e7c010312">
   <xsd:schema xmlns:xsd="http://www.w3.org/2001/XMLSchema" xmlns:xs="http://www.w3.org/2001/XMLSchema" xmlns:p="http://schemas.microsoft.com/office/2006/metadata/properties" xmlns:ns2="7432f127-f33c-42e2-a68a-9048c01697a7" xmlns:ns3="b69dc6fa-2096-41e7-baef-054d5bf17313" targetNamespace="http://schemas.microsoft.com/office/2006/metadata/properties" ma:root="true" ma:fieldsID="090e7113f6b1f759a4c1efa3add07bc2" ns2:_="" ns3:_="">
     <xsd:import namespace="7432f127-f33c-42e2-a68a-9048c01697a7"/>
@@ -7822,54 +8056,27 @@
 </ct:contentTypeSchema>
 </file>
 
+<file path=customXml/item4.xml><?xml version="1.0" encoding="utf-8"?>
+<b:Sources xmlns:b="http://schemas.openxmlformats.org/officeDocument/2006/bibliography" xmlns="http://schemas.openxmlformats.org/officeDocument/2006/bibliography" SelectedStyle="\APASixthEditionOfficeOnline.xsl" StyleName="APA" Version="6"/>
+</file>
+
+<file path=customXml/item5.xml><?xml version="1.0" encoding="utf-8"?>
+<go:gDocsCustomXmlDataStorage xmlns:go="http://customooxmlschemas.google.com/" xmlns:r="http://schemas.openxmlformats.org/officeDocument/2006/relationships">
+  <go:docsCustomData roundtripDataSignature="AMtx7mhTsKLM0Xu2rrFPSK8Wu5hhcrD6fw==">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</go:docsCustomData>
+</go:gDocsCustomXmlDataStorage>
+</file>
+
 <file path=customXml/item6.xml><?xml version="1.0" encoding="utf-8"?>
-<?mso-contentType ?>
-<spe:Receivers xmlns:spe="http://schemas.microsoft.com/sharepoint/events">
-  <Receiver>
-    <Name>Document ID Generator</Name>
-    <Synchronization>Synchronous</Synchronization>
-    <Type>10001</Type>
-    <SequenceNumber>1000</SequenceNumber>
-    <Url/>
-    <Assembly>Microsoft.Office.DocumentManagement, Version=16.0.0.0, Culture=neutral, PublicKeyToken=71e9bce111e9429c</Assembly>
-    <Class>Microsoft.Office.DocumentManagement.Internal.DocIdHandler</Class>
-    <Data/>
-    <Filter/>
-  </Receiver>
-  <Receiver>
-    <Name>Document ID Generator</Name>
-    <Synchronization>Synchronous</Synchronization>
-    <Type>10002</Type>
-    <SequenceNumber>1001</SequenceNumber>
-    <Url/>
-    <Assembly>Microsoft.Office.DocumentManagement, Version=16.0.0.0, Culture=neutral, PublicKeyToken=71e9bce111e9429c</Assembly>
-    <Class>Microsoft.Office.DocumentManagement.Internal.DocIdHandler</Class>
-    <Data/>
-    <Filter/>
-  </Receiver>
-  <Receiver>
-    <Name>Document ID Generator</Name>
-    <Synchronization>Synchronous</Synchronization>
-    <Type>10004</Type>
-    <SequenceNumber>1002</SequenceNumber>
-    <Url/>
-    <Assembly>Microsoft.Office.DocumentManagement, Version=16.0.0.0, Culture=neutral, PublicKeyToken=71e9bce111e9429c</Assembly>
-    <Class>Microsoft.Office.DocumentManagement.Internal.DocIdHandler</Class>
-    <Data/>
-    <Filter/>
-  </Receiver>
-  <Receiver>
-    <Name>Document ID Generator</Name>
-    <Synchronization>Synchronous</Synchronization>
-    <Type>10006</Type>
-    <SequenceNumber>1003</SequenceNumber>
-    <Url/>
-    <Assembly>Microsoft.Office.DocumentManagement, Version=16.0.0.0, Culture=neutral, PublicKeyToken=71e9bce111e9429c</Assembly>
-    <Class>Microsoft.Office.DocumentManagement.Internal.DocIdHandler</Class>
-    <Data/>
-    <Filter/>
-  </Receiver>
-</spe:Receivers>
+<p:properties xmlns:p="http://schemas.microsoft.com/office/2006/metadata/properties" xmlns:xsi="http://www.w3.org/2001/XMLSchema-instance" xmlns:pc="http://schemas.microsoft.com/office/infopath/2007/PartnerControls">
+  <documentManagement>
+    <teste xmlns="7432f127-f33c-42e2-a68a-9048c01697a7" xsi:nil="true"/>
+    <_dlc_DocId xmlns="b69dc6fa-2096-41e7-baef-054d5bf17313">E726VFYCRFHJ-229561519-15240</_dlc_DocId>
+    <_dlc_DocIdUrl xmlns="b69dc6fa-2096-41e7-baef-054d5bf17313">
+      <Url>https://univespprojetomicrosoft.sharepoint.com/sites/DisciplinasGraduacao/_layouts/15/DocIdRedir.aspx?ID=E726VFYCRFHJ-229561519-15240</Url>
+      <Description>E726VFYCRFHJ-229561519-15240</Description>
+    </_dlc_DocIdUrl>
+  </documentManagement>
+</p:properties>
 </file>
 
 <file path=customXml/itemProps1.xml><?xml version="1.0" encoding="utf-8"?>
@@ -7881,34 +8088,14 @@
 </file>
 
 <file path=customXml/itemProps2.xml><?xml version="1.0" encoding="utf-8"?>
-<ds:datastoreItem xmlns:ds="http://schemas.openxmlformats.org/officeDocument/2006/customXml" ds:itemID="{AB6D30A6-B7AA-49D0-8DAC-77DF30570A2D}">
+<ds:datastoreItem xmlns:ds="http://schemas.openxmlformats.org/officeDocument/2006/customXml" ds:itemID="{001C8AF1-0A5A-4192-973C-413DD19C3B92}">
   <ds:schemaRefs>
-    <ds:schemaRef ds:uri="http://schemas.microsoft.com/office/2006/metadata/properties"/>
-    <ds:schemaRef ds:uri="http://schemas.microsoft.com/office/infopath/2007/PartnerControls"/>
-    <ds:schemaRef ds:uri="7432f127-f33c-42e2-a68a-9048c01697a7"/>
-    <ds:schemaRef ds:uri="b69dc6fa-2096-41e7-baef-054d5bf17313"/>
+    <ds:schemaRef ds:uri="http://schemas.microsoft.com/sharepoint/events"/>
   </ds:schemaRefs>
 </ds:datastoreItem>
 </file>
 
 <file path=customXml/itemProps3.xml><?xml version="1.0" encoding="utf-8"?>
-<ds:datastoreItem xmlns:ds="http://schemas.openxmlformats.org/officeDocument/2006/customXml" ds:itemID="{11111111-1234-1234-1234-123412341234}">
-  <ds:schemaRefs>
-    <ds:schemaRef ds:uri="http://customooxmlschemas.google.com/"/>
-    <ds:schemaRef ds:uri="http://schemas.openxmlformats.org/officeDocument/2006/relationships"/>
-  </ds:schemaRefs>
-</ds:datastoreItem>
-</file>
-
-<file path=customXml/itemProps4.xml><?xml version="1.0" encoding="utf-8"?>
-<ds:datastoreItem xmlns:ds="http://schemas.openxmlformats.org/officeDocument/2006/customXml" ds:itemID="{B4A64242-4ED2-4431-9BBC-6C9F087A3F0B}">
-  <ds:schemaRefs>
-    <ds:schemaRef ds:uri="http://schemas.openxmlformats.org/officeDocument/2006/bibliography"/>
-  </ds:schemaRefs>
-</ds:datastoreItem>
-</file>
-
-<file path=customXml/itemProps5.xml><?xml version="1.0" encoding="utf-8"?>
 <ds:datastoreItem xmlns:ds="http://schemas.openxmlformats.org/officeDocument/2006/customXml" ds:itemID="{27178C62-D9D3-4513-B322-2098833940E5}">
   <ds:schemaRefs>
     <ds:schemaRef ds:uri="http://schemas.microsoft.com/office/2006/metadata/contentType"/>
@@ -7927,10 +8114,30 @@
 </ds:datastoreItem>
 </file>
 
+<file path=customXml/itemProps4.xml><?xml version="1.0" encoding="utf-8"?>
+<ds:datastoreItem xmlns:ds="http://schemas.openxmlformats.org/officeDocument/2006/customXml" ds:itemID="{B4A64242-4ED2-4431-9BBC-6C9F087A3F0B}">
+  <ds:schemaRefs>
+    <ds:schemaRef ds:uri="http://schemas.openxmlformats.org/officeDocument/2006/bibliography"/>
+  </ds:schemaRefs>
+</ds:datastoreItem>
+</file>
+
+<file path=customXml/itemProps5.xml><?xml version="1.0" encoding="utf-8"?>
+<ds:datastoreItem xmlns:ds="http://schemas.openxmlformats.org/officeDocument/2006/customXml" ds:itemID="{11111111-1234-1234-1234-123412341234}">
+  <ds:schemaRefs>
+    <ds:schemaRef ds:uri="http://customooxmlschemas.google.com/"/>
+    <ds:schemaRef ds:uri="http://schemas.openxmlformats.org/officeDocument/2006/relationships"/>
+  </ds:schemaRefs>
+</ds:datastoreItem>
+</file>
+
 <file path=customXml/itemProps6.xml><?xml version="1.0" encoding="utf-8"?>
-<ds:datastoreItem xmlns:ds="http://schemas.openxmlformats.org/officeDocument/2006/customXml" ds:itemID="{001C8AF1-0A5A-4192-973C-413DD19C3B92}">
+<ds:datastoreItem xmlns:ds="http://schemas.openxmlformats.org/officeDocument/2006/customXml" ds:itemID="{AB6D30A6-B7AA-49D0-8DAC-77DF30570A2D}">
   <ds:schemaRefs>
-    <ds:schemaRef ds:uri="http://schemas.microsoft.com/sharepoint/events"/>
+    <ds:schemaRef ds:uri="http://schemas.microsoft.com/office/2006/metadata/properties"/>
+    <ds:schemaRef ds:uri="http://schemas.microsoft.com/office/infopath/2007/PartnerControls"/>
+    <ds:schemaRef ds:uri="7432f127-f33c-42e2-a68a-9048c01697a7"/>
+    <ds:schemaRef ds:uri="b69dc6fa-2096-41e7-baef-054d5bf17313"/>
   </ds:schemaRefs>
 </ds:datastoreItem>
 </file>
--- a/docs/DRP01 - Plano de Ação - Sistema com Acessibilidade de Cadastro de Clientes.docx
+++ b/docs/DRP01 - Plano de Ação - Sistema com Acessibilidade de Cadastro de Clientes.docx
@@ -1971,10 +1971,7 @@
               <w:jc w:val="center"/>
             </w:pPr>
             <w:r>
-              <w:t>23</w:t>
-            </w:r>
-            <w:r>
-              <w:t>/08/2026</w:t>
+              <w:t>23/08/2026</w:t>
             </w:r>
           </w:p>
         </w:tc>
@@ -2975,16 +2972,7 @@
               <w:jc w:val="center"/>
             </w:pPr>
             <w:r>
-              <w:t>07</w:t>
-            </w:r>
-            <w:r>
-              <w:t>/0</w:t>
-            </w:r>
-            <w:r>
-              <w:t>9</w:t>
-            </w:r>
-            <w:r>
-              <w:t>/2026</w:t>
+              <w:t>07/09/2026</w:t>
             </w:r>
           </w:p>
         </w:tc>
@@ -3002,10 +2990,7 @@
               <w:jc w:val="center"/>
             </w:pPr>
             <w:r>
-              <w:t>20</w:t>
-            </w:r>
-            <w:r>
-              <w:t>/09/2026</w:t>
+              <w:t>20/09/2026</w:t>
             </w:r>
           </w:p>
         </w:tc>
@@ -4003,6 +3988,15 @@
               <w:t>Luciano Carneiro</w:t>
             </w:r>
           </w:p>
+          <w:p>
+            <w:pPr>
+              <w:spacing w:after="0"/>
+              <w:jc w:val="center"/>
+            </w:pPr>
+            <w:r>
+              <w:t>Christofer Vagner Olivares</w:t>
+            </w:r>
+          </w:p>
         </w:tc>
         <w:tc>
           <w:tcPr>
@@ -4934,10 +4928,7 @@
               <w:jc w:val="center"/>
             </w:pPr>
             <w:r>
-              <w:t>19</w:t>
-            </w:r>
-            <w:r>
-              <w:t>/10/2026</w:t>
+              <w:t>19/10/2026</w:t>
             </w:r>
           </w:p>
         </w:tc>
@@ -4955,16 +4946,7 @@
               <w:jc w:val="center"/>
             </w:pPr>
             <w:r>
-              <w:t>01</w:t>
-            </w:r>
-            <w:r>
-              <w:t>/1</w:t>
-            </w:r>
-            <w:r>
-              <w:t>1</w:t>
-            </w:r>
-            <w:r>
-              <w:t>/2026</w:t>
+              <w:t>01/11/2026</w:t>
             </w:r>
           </w:p>
         </w:tc>
@@ -5643,16 +5625,7 @@
               <w:jc w:val="center"/>
             </w:pPr>
             <w:r>
-              <w:t>02</w:t>
-            </w:r>
-            <w:r>
-              <w:t>/1</w:t>
-            </w:r>
-            <w:r>
-              <w:t>1</w:t>
-            </w:r>
-            <w:r>
-              <w:t>/2026</w:t>
+              <w:t>02/11/2026</w:t>
             </w:r>
           </w:p>
         </w:tc>
@@ -5670,13 +5643,7 @@
               <w:jc w:val="center"/>
             </w:pPr>
             <w:r>
-              <w:t>0</w:t>
-            </w:r>
-            <w:r>
-              <w:t>6</w:t>
-            </w:r>
-            <w:r>
-              <w:t>/11/2026</w:t>
+              <w:t>06/11/2026</w:t>
             </w:r>
           </w:p>
         </w:tc>
@@ -5843,6 +5810,15 @@
             </w:pPr>
             <w:r>
               <w:t>Luciano Carneiro</w:t>
+            </w:r>
+          </w:p>
+          <w:p>
+            <w:pPr>
+              <w:spacing w:after="0"/>
+              <w:jc w:val="center"/>
+            </w:pPr>
+            <w:r>
+              <w:t>Christofer Vagner Olivares</w:t>
             </w:r>
           </w:p>
         </w:tc>
@@ -7739,15 +7715,6 @@
 
 <file path=customXml/item1.xml><?xml version="1.0" encoding="utf-8"?>
 <?mso-contentType ?>
-<FormTemplates xmlns="http://schemas.microsoft.com/sharepoint/v3/contenttype/forms">
-  <Display>DocumentLibraryForm</Display>
-  <Edit>DocumentLibraryForm</Edit>
-  <New>DocumentLibraryForm</New>
-</FormTemplates>
-</file>
-
-<file path=customXml/item2.xml><?xml version="1.0" encoding="utf-8"?>
-<?mso-contentType ?>
 <spe:Receivers xmlns:spe="http://schemas.microsoft.com/sharepoint/events">
   <Receiver>
     <Name>Document ID Generator</Name>
@@ -7796,7 +7763,39 @@
 </spe:Receivers>
 </file>
 
+<file path=customXml/item2.xml><?xml version="1.0" encoding="utf-8"?>
+<?mso-contentType ?>
+<FormTemplates xmlns="http://schemas.microsoft.com/sharepoint/v3/contenttype/forms">
+  <Display>DocumentLibraryForm</Display>
+  <Edit>DocumentLibraryForm</Edit>
+  <New>DocumentLibraryForm</New>
+</FormTemplates>
+</file>
+
 <file path=customXml/item3.xml><?xml version="1.0" encoding="utf-8"?>
+<p:properties xmlns:p="http://schemas.microsoft.com/office/2006/metadata/properties" xmlns:xsi="http://www.w3.org/2001/XMLSchema-instance" xmlns:pc="http://schemas.microsoft.com/office/infopath/2007/PartnerControls">
+  <documentManagement>
+    <teste xmlns="7432f127-f33c-42e2-a68a-9048c01697a7" xsi:nil="true"/>
+    <_dlc_DocId xmlns="b69dc6fa-2096-41e7-baef-054d5bf17313">E726VFYCRFHJ-229561519-15240</_dlc_DocId>
+    <_dlc_DocIdUrl xmlns="b69dc6fa-2096-41e7-baef-054d5bf17313">
+      <Url>https://univespprojetomicrosoft.sharepoint.com/sites/DisciplinasGraduacao/_layouts/15/DocIdRedir.aspx?ID=E726VFYCRFHJ-229561519-15240</Url>
+      <Description>E726VFYCRFHJ-229561519-15240</Description>
+    </_dlc_DocIdUrl>
+  </documentManagement>
+</p:properties>
+</file>
+
+<file path=customXml/item4.xml><?xml version="1.0" encoding="utf-8"?>
+<go:gDocsCustomXmlDataStorage xmlns:go="http://customooxmlschemas.google.com/" xmlns:r="http://schemas.openxmlformats.org/officeDocument/2006/relationships">
+  <go:docsCustomData roundtripDataSignature="AMtx7mhTsKLM0Xu2rrFPSK8Wu5hhcrD6fw==">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</go:docsCustomData>
+</go:gDocsCustomXmlDataStorage>
+</file>
+
+<file path=customXml/item5.xml><?xml version="1.0" encoding="utf-8"?>
+<b:Sources xmlns:b="http://schemas.openxmlformats.org/officeDocument/2006/bibliography" xmlns="http://schemas.openxmlformats.org/officeDocument/2006/bibliography" SelectedStyle="\APASixthEditionOfficeOnline.xsl" StyleName="APA" Version="6"/>
+</file>
+
+<file path=customXml/item6.xml><?xml version="1.0" encoding="utf-8"?>
 <ct:contentTypeSchema xmlns:ct="http://schemas.microsoft.com/office/2006/metadata/contentType" xmlns:ma="http://schemas.microsoft.com/office/2006/metadata/properties/metaAttributes" ct:_="" ma:_="" ma:contentTypeName="Documento" ma:contentTypeID="0x0101006CFD0211DE75424E90D6B9FC9752CE9C" ma:contentTypeVersion="16" ma:contentTypeDescription="Crie um novo documento." ma:contentTypeScope="" ma:versionID="eb0d476544d351e325591e9e7c010312">
   <xsd:schema xmlns:xsd="http://www.w3.org/2001/XMLSchema" xmlns:xs="http://www.w3.org/2001/XMLSchema" xmlns:p="http://schemas.microsoft.com/office/2006/metadata/properties" xmlns:ns2="7432f127-f33c-42e2-a68a-9048c01697a7" xmlns:ns3="b69dc6fa-2096-41e7-baef-054d5bf17313" targetNamespace="http://schemas.microsoft.com/office/2006/metadata/properties" ma:root="true" ma:fieldsID="090e7113f6b1f759a4c1efa3add07bc2" ns2:_="" ns3:_="">
     <xsd:import namespace="7432f127-f33c-42e2-a68a-9048c01697a7"/>
@@ -8056,30 +8055,15 @@
 </ct:contentTypeSchema>
 </file>
 
-<file path=customXml/item4.xml><?xml version="1.0" encoding="utf-8"?>
-<b:Sources xmlns:b="http://schemas.openxmlformats.org/officeDocument/2006/bibliography" xmlns="http://schemas.openxmlformats.org/officeDocument/2006/bibliography" SelectedStyle="\APASixthEditionOfficeOnline.xsl" StyleName="APA" Version="6"/>
+<file path=customXml/itemProps1.xml><?xml version="1.0" encoding="utf-8"?>
+<ds:datastoreItem xmlns:ds="http://schemas.openxmlformats.org/officeDocument/2006/customXml" ds:itemID="{001C8AF1-0A5A-4192-973C-413DD19C3B92}">
+  <ds:schemaRefs>
+    <ds:schemaRef ds:uri="http://schemas.microsoft.com/sharepoint/events"/>
+  </ds:schemaRefs>
+</ds:datastoreItem>
 </file>
 
-<file path=customXml/item5.xml><?xml version="1.0" encoding="utf-8"?>
-<go:gDocsCustomXmlDataStorage xmlns:go="http://customooxmlschemas.google.com/" xmlns:r="http://schemas.openxmlformats.org/officeDocument/2006/relationships">
-  <go:docsCustomData roundtripDataSignature="AMtx7mhTsKLM0Xu2rrFPSK8Wu5hhcrD6fw==">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</go:docsCustomData>
-</go:gDocsCustomXmlDataStorage>
-</file>
-
-<file path=customXml/item6.xml><?xml version="1.0" encoding="utf-8"?>
-<p:properties xmlns:p="http://schemas.microsoft.com/office/2006/metadata/properties" xmlns:xsi="http://www.w3.org/2001/XMLSchema-instance" xmlns:pc="http://schemas.microsoft.com/office/infopath/2007/PartnerControls">
-  <documentManagement>
-    <teste xmlns="7432f127-f33c-42e2-a68a-9048c01697a7" xsi:nil="true"/>
-    <_dlc_DocId xmlns="b69dc6fa-2096-41e7-baef-054d5bf17313">E726VFYCRFHJ-229561519-15240</_dlc_DocId>
-    <_dlc_DocIdUrl xmlns="b69dc6fa-2096-41e7-baef-054d5bf17313">
-      <Url>https://univespprojetomicrosoft.sharepoint.com/sites/DisciplinasGraduacao/_layouts/15/DocIdRedir.aspx?ID=E726VFYCRFHJ-229561519-15240</Url>
-      <Description>E726VFYCRFHJ-229561519-15240</Description>
-    </_dlc_DocIdUrl>
-  </documentManagement>
-</p:properties>
-</file>
-
-<file path=customXml/itemProps1.xml><?xml version="1.0" encoding="utf-8"?>
+<file path=customXml/itemProps2.xml><?xml version="1.0" encoding="utf-8"?>
 <ds:datastoreItem xmlns:ds="http://schemas.openxmlformats.org/officeDocument/2006/customXml" ds:itemID="{413DB90E-9A64-442A-AD38-C95AB3E4EF9F}">
   <ds:schemaRefs>
     <ds:schemaRef ds:uri="http://schemas.microsoft.com/sharepoint/v3/contenttype/forms"/>
@@ -8087,15 +8071,35 @@
 </ds:datastoreItem>
 </file>
 
-<file path=customXml/itemProps2.xml><?xml version="1.0" encoding="utf-8"?>
-<ds:datastoreItem xmlns:ds="http://schemas.openxmlformats.org/officeDocument/2006/customXml" ds:itemID="{001C8AF1-0A5A-4192-973C-413DD19C3B92}">
+<file path=customXml/itemProps3.xml><?xml version="1.0" encoding="utf-8"?>
+<ds:datastoreItem xmlns:ds="http://schemas.openxmlformats.org/officeDocument/2006/customXml" ds:itemID="{AB6D30A6-B7AA-49D0-8DAC-77DF30570A2D}">
   <ds:schemaRefs>
-    <ds:schemaRef ds:uri="http://schemas.microsoft.com/sharepoint/events"/>
+    <ds:schemaRef ds:uri="http://schemas.microsoft.com/office/2006/metadata/properties"/>
+    <ds:schemaRef ds:uri="http://schemas.microsoft.com/office/infopath/2007/PartnerControls"/>
+    <ds:schemaRef ds:uri="7432f127-f33c-42e2-a68a-9048c01697a7"/>
+    <ds:schemaRef ds:uri="b69dc6fa-2096-41e7-baef-054d5bf17313"/>
   </ds:schemaRefs>
 </ds:datastoreItem>
 </file>
 
-<file path=customXml/itemProps3.xml><?xml version="1.0" encoding="utf-8"?>
+<file path=customXml/itemProps4.xml><?xml version="1.0" encoding="utf-8"?>
+<ds:datastoreItem xmlns:ds="http://schemas.openxmlformats.org/officeDocument/2006/customXml" ds:itemID="{11111111-1234-1234-1234-123412341234}">
+  <ds:schemaRefs>
+    <ds:schemaRef ds:uri="http://customooxmlschemas.google.com/"/>
+    <ds:schemaRef ds:uri="http://schemas.openxmlformats.org/officeDocument/2006/relationships"/>
+  </ds:schemaRefs>
+</ds:datastoreItem>
+</file>
+
+<file path=customXml/itemProps5.xml><?xml version="1.0" encoding="utf-8"?>
+<ds:datastoreItem xmlns:ds="http://schemas.openxmlformats.org/officeDocument/2006/customXml" ds:itemID="{B4A64242-4ED2-4431-9BBC-6C9F087A3F0B}">
+  <ds:schemaRefs>
+    <ds:schemaRef ds:uri="http://schemas.openxmlformats.org/officeDocument/2006/bibliography"/>
+  </ds:schemaRefs>
+</ds:datastoreItem>
+</file>
+
+<file path=customXml/itemProps6.xml><?xml version="1.0" encoding="utf-8"?>
 <ds:datastoreItem xmlns:ds="http://schemas.openxmlformats.org/officeDocument/2006/customXml" ds:itemID="{27178C62-D9D3-4513-B322-2098833940E5}">
   <ds:schemaRefs>
     <ds:schemaRef ds:uri="http://schemas.microsoft.com/office/2006/metadata/contentType"/>
@@ -8112,32 +8116,4 @@
     <ds:schemaRef ds:uri="http://schemas.microsoft.com/internal/obd"/>
   </ds:schemaRefs>
 </ds:datastoreItem>
-</file>
-
-<file path=customXml/itemProps4.xml><?xml version="1.0" encoding="utf-8"?>
-<ds:datastoreItem xmlns:ds="http://schemas.openxmlformats.org/officeDocument/2006/customXml" ds:itemID="{B4A64242-4ED2-4431-9BBC-6C9F087A3F0B}">
-  <ds:schemaRefs>
-    <ds:schemaRef ds:uri="http://schemas.openxmlformats.org/officeDocument/2006/bibliography"/>
-  </ds:schemaRefs>
-</ds:datastoreItem>
-</file>
-
-<file path=customXml/itemProps5.xml><?xml version="1.0" encoding="utf-8"?>
-<ds:datastoreItem xmlns:ds="http://schemas.openxmlformats.org/officeDocument/2006/customXml" ds:itemID="{11111111-1234-1234-1234-123412341234}">
-  <ds:schemaRefs>
-    <ds:schemaRef ds:uri="http://customooxmlschemas.google.com/"/>
-    <ds:schemaRef ds:uri="http://schemas.openxmlformats.org/officeDocument/2006/relationships"/>
-  </ds:schemaRefs>
-</ds:datastoreItem>
-</file>
-
-<file path=customXml/itemProps6.xml><?xml version="1.0" encoding="utf-8"?>
-<ds:datastoreItem xmlns:ds="http://schemas.openxmlformats.org/officeDocument/2006/customXml" ds:itemID="{AB6D30A6-B7AA-49D0-8DAC-77DF30570A2D}">
-  <ds:schemaRefs>
-    <ds:schemaRef ds:uri="http://schemas.microsoft.com/office/2006/metadata/properties"/>
-    <ds:schemaRef ds:uri="http://schemas.microsoft.com/office/infopath/2007/PartnerControls"/>
-    <ds:schemaRef ds:uri="7432f127-f33c-42e2-a68a-9048c01697a7"/>
-    <ds:schemaRef ds:uri="b69dc6fa-2096-41e7-baef-054d5bf17313"/>
-  </ds:schemaRefs>
-</ds:datastoreItem>
 </file>
--- a/docs/DRP01 - Plano de Ação - Sistema com Acessibilidade de Cadastro de Clientes.docx
+++ b/docs/DRP01 - Plano de Ação - Sistema com Acessibilidade de Cadastro de Clientes.docx
@@ -5,7 +5,7 @@
     <w:p>
       <w:pPr>
         <w:pBdr>
-          <w:bottom w:val="single" w:sz="12" w:space="1" w:color="000000"/>
+          <w:bottom w:val="single" w:color="000000" w:sz="12" w:space="1"/>
         </w:pBdr>
         <w:spacing w:after="600"/>
         <w:rPr>
@@ -75,7 +75,7 @@
           <w:tcPr>
             <w:tcW w:w="9060" w:type="dxa"/>
             <w:tcBorders>
-              <w:bottom w:val="single" w:sz="2" w:space="0" w:color="000000"/>
+              <w:bottom w:val="single" w:color="000000" w:sz="2" w:space="0"/>
             </w:tcBorders>
           </w:tcPr>
           <w:tbl>
@@ -103,14 +103,14 @@
                     <w:ind w:right="-103"/>
                     <w:jc w:val="center"/>
                     <w:rPr>
-                      <w:rFonts w:ascii="Aptos Narrow" w:eastAsia="Times New Roman" w:hAnsi="Aptos Narrow" w:cs="Times New Roman"/>
+                      <w:rFonts w:ascii="Aptos Narrow" w:hAnsi="Aptos Narrow" w:eastAsia="Times New Roman" w:cs="Times New Roman"/>
                       <w:color w:val="000000"/>
                       <w:lang w:eastAsia="en-US"/>
                     </w:rPr>
                   </w:pPr>
                   <w:r>
                     <w:rPr>
-                      <w:rFonts w:ascii="Aptos Narrow" w:eastAsia="Times New Roman" w:hAnsi="Aptos Narrow" w:cs="Times New Roman"/>
+                      <w:rFonts w:ascii="Aptos Narrow" w:hAnsi="Aptos Narrow" w:eastAsia="Times New Roman" w:cs="Times New Roman"/>
                       <w:color w:val="000000"/>
                       <w:lang w:eastAsia="en-US"/>
                     </w:rPr>
@@ -135,14 +135,14 @@
                     <w:ind w:right="-103"/>
                     <w:jc w:val="center"/>
                     <w:rPr>
-                      <w:rFonts w:ascii="Aptos Narrow" w:eastAsia="Times New Roman" w:hAnsi="Aptos Narrow" w:cs="Times New Roman"/>
+                      <w:rFonts w:ascii="Aptos Narrow" w:hAnsi="Aptos Narrow" w:eastAsia="Times New Roman" w:cs="Times New Roman"/>
                       <w:color w:val="000000"/>
                       <w:lang w:eastAsia="en-US"/>
                     </w:rPr>
                   </w:pPr>
                   <w:r>
                     <w:rPr>
-                      <w:rFonts w:ascii="Aptos Narrow" w:eastAsia="Times New Roman" w:hAnsi="Aptos Narrow" w:cs="Times New Roman"/>
+                      <w:rFonts w:ascii="Aptos Narrow" w:hAnsi="Aptos Narrow" w:eastAsia="Times New Roman" w:cs="Times New Roman"/>
                       <w:color w:val="000000"/>
                       <w:lang w:eastAsia="en-US"/>
                     </w:rPr>
@@ -167,14 +167,14 @@
                     <w:ind w:right="-103"/>
                     <w:jc w:val="center"/>
                     <w:rPr>
-                      <w:rFonts w:ascii="Aptos Narrow" w:eastAsia="Times New Roman" w:hAnsi="Aptos Narrow" w:cs="Times New Roman"/>
+                      <w:rFonts w:ascii="Aptos Narrow" w:hAnsi="Aptos Narrow" w:eastAsia="Times New Roman" w:cs="Times New Roman"/>
                       <w:color w:val="000000"/>
                       <w:lang w:eastAsia="en-US"/>
                     </w:rPr>
                   </w:pPr>
                   <w:r>
                     <w:rPr>
-                      <w:rFonts w:ascii="Aptos Narrow" w:eastAsia="Times New Roman" w:hAnsi="Aptos Narrow" w:cs="Times New Roman"/>
+                      <w:rFonts w:ascii="Aptos Narrow" w:hAnsi="Aptos Narrow" w:eastAsia="Times New Roman" w:cs="Times New Roman"/>
                       <w:color w:val="000000"/>
                       <w:lang w:eastAsia="en-US"/>
                     </w:rPr>
@@ -199,14 +199,14 @@
                     <w:ind w:right="-103"/>
                     <w:jc w:val="center"/>
                     <w:rPr>
-                      <w:rFonts w:ascii="Aptos Narrow" w:eastAsia="Times New Roman" w:hAnsi="Aptos Narrow" w:cs="Times New Roman"/>
+                      <w:rFonts w:ascii="Aptos Narrow" w:hAnsi="Aptos Narrow" w:eastAsia="Times New Roman" w:cs="Times New Roman"/>
                       <w:color w:val="000000"/>
                       <w:lang w:eastAsia="en-US"/>
                     </w:rPr>
                   </w:pPr>
                   <w:r>
                     <w:rPr>
-                      <w:rFonts w:ascii="Aptos Narrow" w:eastAsia="Times New Roman" w:hAnsi="Aptos Narrow" w:cs="Times New Roman"/>
+                      <w:rFonts w:ascii="Aptos Narrow" w:hAnsi="Aptos Narrow" w:eastAsia="Times New Roman" w:cs="Times New Roman"/>
                       <w:color w:val="000000"/>
                       <w:lang w:eastAsia="en-US"/>
                     </w:rPr>
@@ -231,14 +231,14 @@
                     <w:ind w:right="-103"/>
                     <w:jc w:val="center"/>
                     <w:rPr>
-                      <w:rFonts w:ascii="Aptos Narrow" w:eastAsia="Times New Roman" w:hAnsi="Aptos Narrow" w:cs="Times New Roman"/>
+                      <w:rFonts w:ascii="Aptos Narrow" w:hAnsi="Aptos Narrow" w:eastAsia="Times New Roman" w:cs="Times New Roman"/>
                       <w:color w:val="000000"/>
                       <w:lang w:eastAsia="en-US"/>
                     </w:rPr>
                   </w:pPr>
                   <w:r>
                     <w:rPr>
-                      <w:rFonts w:ascii="Aptos Narrow" w:eastAsia="Times New Roman" w:hAnsi="Aptos Narrow" w:cs="Times New Roman"/>
+                      <w:rFonts w:ascii="Aptos Narrow" w:hAnsi="Aptos Narrow" w:eastAsia="Times New Roman" w:cs="Times New Roman"/>
                       <w:color w:val="000000"/>
                       <w:lang w:eastAsia="en-US"/>
                     </w:rPr>
@@ -263,14 +263,14 @@
                     <w:ind w:right="-103"/>
                     <w:jc w:val="center"/>
                     <w:rPr>
-                      <w:rFonts w:ascii="Aptos Narrow" w:eastAsia="Times New Roman" w:hAnsi="Aptos Narrow" w:cs="Times New Roman"/>
+                      <w:rFonts w:ascii="Aptos Narrow" w:hAnsi="Aptos Narrow" w:eastAsia="Times New Roman" w:cs="Times New Roman"/>
                       <w:color w:val="000000"/>
                       <w:lang w:eastAsia="en-US"/>
                     </w:rPr>
                   </w:pPr>
                   <w:r>
                     <w:rPr>
-                      <w:rFonts w:ascii="Aptos Narrow" w:eastAsia="Times New Roman" w:hAnsi="Aptos Narrow" w:cs="Times New Roman"/>
+                      <w:rFonts w:ascii="Aptos Narrow" w:hAnsi="Aptos Narrow" w:eastAsia="Times New Roman" w:cs="Times New Roman"/>
                       <w:color w:val="000000"/>
                       <w:lang w:eastAsia="en-US"/>
                     </w:rPr>
@@ -295,14 +295,14 @@
                     <w:ind w:right="-103"/>
                     <w:jc w:val="center"/>
                     <w:rPr>
-                      <w:rFonts w:ascii="Aptos Narrow" w:eastAsia="Times New Roman" w:hAnsi="Aptos Narrow" w:cs="Times New Roman"/>
+                      <w:rFonts w:ascii="Aptos Narrow" w:hAnsi="Aptos Narrow" w:eastAsia="Times New Roman" w:cs="Times New Roman"/>
                       <w:color w:val="000000"/>
                       <w:lang w:eastAsia="en-US"/>
                     </w:rPr>
                   </w:pPr>
                   <w:r>
                     <w:rPr>
-                      <w:rFonts w:ascii="Aptos Narrow" w:eastAsia="Times New Roman" w:hAnsi="Aptos Narrow" w:cs="Times New Roman"/>
+                      <w:rFonts w:ascii="Aptos Narrow" w:hAnsi="Aptos Narrow" w:eastAsia="Times New Roman" w:cs="Times New Roman"/>
                       <w:color w:val="000000"/>
                       <w:lang w:eastAsia="en-US"/>
                     </w:rPr>
@@ -327,14 +327,14 @@
                     <w:ind w:right="-103"/>
                     <w:jc w:val="center"/>
                     <w:rPr>
-                      <w:rFonts w:ascii="Aptos Narrow" w:eastAsia="Times New Roman" w:hAnsi="Aptos Narrow" w:cs="Times New Roman"/>
+                      <w:rFonts w:ascii="Aptos Narrow" w:hAnsi="Aptos Narrow" w:eastAsia="Times New Roman" w:cs="Times New Roman"/>
                       <w:color w:val="000000"/>
                       <w:lang w:eastAsia="en-US"/>
                     </w:rPr>
                   </w:pPr>
                   <w:r>
                     <w:rPr>
-                      <w:rFonts w:ascii="Aptos Narrow" w:eastAsia="Times New Roman" w:hAnsi="Aptos Narrow" w:cs="Times New Roman"/>
+                      <w:rFonts w:ascii="Aptos Narrow" w:hAnsi="Aptos Narrow" w:eastAsia="Times New Roman" w:cs="Times New Roman"/>
                       <w:color w:val="000000"/>
                       <w:lang w:eastAsia="en-US"/>
                     </w:rPr>
@@ -394,10 +394,10 @@
           <w:tcPr>
             <w:tcW w:w="2972" w:type="dxa"/>
             <w:tcBorders>
-              <w:top w:val="single" w:sz="4" w:space="0" w:color="000000"/>
-              <w:left w:val="single" w:sz="4" w:space="0" w:color="000000"/>
-              <w:bottom w:val="single" w:sz="4" w:space="0" w:color="000000"/>
-              <w:right w:val="single" w:sz="4" w:space="0" w:color="000000"/>
+              <w:top w:val="single" w:color="000000" w:sz="4" w:space="0"/>
+              <w:left w:val="single" w:color="000000" w:sz="4" w:space="0"/>
+              <w:bottom w:val="single" w:color="000000" w:sz="4" w:space="0"/>
+              <w:right w:val="single" w:color="000000" w:sz="4" w:space="0"/>
             </w:tcBorders>
             <w:shd w:val="clear" w:color="auto" w:fill="F2F2F2" w:themeFill="background1" w:themeFillShade="F2"/>
             <w:vAlign w:val="center"/>
@@ -428,10 +428,10 @@
           <w:tcPr>
             <w:tcW w:w="6095" w:type="dxa"/>
             <w:tcBorders>
-              <w:top w:val="single" w:sz="4" w:space="0" w:color="000000"/>
-              <w:left w:val="single" w:sz="4" w:space="0" w:color="000000"/>
-              <w:bottom w:val="single" w:sz="4" w:space="0" w:color="000000"/>
-              <w:right w:val="single" w:sz="4" w:space="0" w:color="000000"/>
+              <w:top w:val="single" w:color="000000" w:sz="4" w:space="0"/>
+              <w:left w:val="single" w:color="000000" w:sz="4" w:space="0"/>
+              <w:bottom w:val="single" w:color="000000" w:sz="4" w:space="0"/>
+              <w:right w:val="single" w:color="000000" w:sz="4" w:space="0"/>
             </w:tcBorders>
             <w:vAlign w:val="center"/>
           </w:tcPr>
@@ -460,10 +460,10 @@
           <w:tcPr>
             <w:tcW w:w="2972" w:type="dxa"/>
             <w:tcBorders>
-              <w:top w:val="single" w:sz="4" w:space="0" w:color="000000"/>
-              <w:left w:val="single" w:sz="4" w:space="0" w:color="000000"/>
-              <w:bottom w:val="single" w:sz="4" w:space="0" w:color="000000"/>
-              <w:right w:val="single" w:sz="4" w:space="0" w:color="000000"/>
+              <w:top w:val="single" w:color="000000" w:sz="4" w:space="0"/>
+              <w:left w:val="single" w:color="000000" w:sz="4" w:space="0"/>
+              <w:bottom w:val="single" w:color="000000" w:sz="4" w:space="0"/>
+              <w:right w:val="single" w:color="000000" w:sz="4" w:space="0"/>
             </w:tcBorders>
             <w:shd w:val="clear" w:color="auto" w:fill="F2F2F2" w:themeFill="background1" w:themeFillShade="F2"/>
             <w:vAlign w:val="center"/>
@@ -494,10 +494,10 @@
           <w:tcPr>
             <w:tcW w:w="6095" w:type="dxa"/>
             <w:tcBorders>
-              <w:top w:val="single" w:sz="4" w:space="0" w:color="000000"/>
-              <w:left w:val="single" w:sz="4" w:space="0" w:color="000000"/>
-              <w:bottom w:val="single" w:sz="4" w:space="0" w:color="000000"/>
-              <w:right w:val="single" w:sz="4" w:space="0" w:color="000000"/>
+              <w:top w:val="single" w:color="000000" w:sz="4" w:space="0"/>
+              <w:left w:val="single" w:color="000000" w:sz="4" w:space="0"/>
+              <w:bottom w:val="single" w:color="000000" w:sz="4" w:space="0"/>
+              <w:right w:val="single" w:color="000000" w:sz="4" w:space="0"/>
             </w:tcBorders>
             <w:vAlign w:val="center"/>
           </w:tcPr>
@@ -526,10 +526,10 @@
           <w:tcPr>
             <w:tcW w:w="2972" w:type="dxa"/>
             <w:tcBorders>
-              <w:top w:val="single" w:sz="4" w:space="0" w:color="000000"/>
-              <w:left w:val="single" w:sz="4" w:space="0" w:color="000000"/>
-              <w:bottom w:val="single" w:sz="4" w:space="0" w:color="000000"/>
-              <w:right w:val="single" w:sz="4" w:space="0" w:color="000000"/>
+              <w:top w:val="single" w:color="000000" w:sz="4" w:space="0"/>
+              <w:left w:val="single" w:color="000000" w:sz="4" w:space="0"/>
+              <w:bottom w:val="single" w:color="000000" w:sz="4" w:space="0"/>
+              <w:right w:val="single" w:color="000000" w:sz="4" w:space="0"/>
             </w:tcBorders>
             <w:shd w:val="clear" w:color="auto" w:fill="F2F2F2" w:themeFill="background1" w:themeFillShade="F2"/>
             <w:vAlign w:val="center"/>
@@ -560,10 +560,10 @@
           <w:tcPr>
             <w:tcW w:w="6095" w:type="dxa"/>
             <w:tcBorders>
-              <w:top w:val="single" w:sz="4" w:space="0" w:color="000000"/>
-              <w:left w:val="single" w:sz="4" w:space="0" w:color="000000"/>
-              <w:bottom w:val="single" w:sz="4" w:space="0" w:color="000000"/>
-              <w:right w:val="single" w:sz="4" w:space="0" w:color="000000"/>
+              <w:top w:val="single" w:color="000000" w:sz="4" w:space="0"/>
+              <w:left w:val="single" w:color="000000" w:sz="4" w:space="0"/>
+              <w:bottom w:val="single" w:color="000000" w:sz="4" w:space="0"/>
+              <w:right w:val="single" w:color="000000" w:sz="4" w:space="0"/>
             </w:tcBorders>
             <w:vAlign w:val="center"/>
           </w:tcPr>
@@ -592,10 +592,10 @@
           <w:tcPr>
             <w:tcW w:w="2972" w:type="dxa"/>
             <w:tcBorders>
-              <w:top w:val="single" w:sz="4" w:space="0" w:color="000000"/>
-              <w:left w:val="single" w:sz="4" w:space="0" w:color="000000"/>
-              <w:bottom w:val="single" w:sz="4" w:space="0" w:color="000000"/>
-              <w:right w:val="single" w:sz="4" w:space="0" w:color="000000"/>
+              <w:top w:val="single" w:color="000000" w:sz="4" w:space="0"/>
+              <w:left w:val="single" w:color="000000" w:sz="4" w:space="0"/>
+              <w:bottom w:val="single" w:color="000000" w:sz="4" w:space="0"/>
+              <w:right w:val="single" w:color="000000" w:sz="4" w:space="0"/>
             </w:tcBorders>
             <w:shd w:val="clear" w:color="auto" w:fill="F2F2F2" w:themeFill="background1" w:themeFillShade="F2"/>
             <w:vAlign w:val="center"/>
@@ -626,10 +626,10 @@
           <w:tcPr>
             <w:tcW w:w="6095" w:type="dxa"/>
             <w:tcBorders>
-              <w:top w:val="single" w:sz="4" w:space="0" w:color="000000"/>
-              <w:left w:val="single" w:sz="4" w:space="0" w:color="000000"/>
-              <w:bottom w:val="single" w:sz="4" w:space="0" w:color="000000"/>
-              <w:right w:val="single" w:sz="4" w:space="0" w:color="000000"/>
+              <w:top w:val="single" w:color="000000" w:sz="4" w:space="0"/>
+              <w:left w:val="single" w:color="000000" w:sz="4" w:space="0"/>
+              <w:bottom w:val="single" w:color="000000" w:sz="4" w:space="0"/>
+              <w:right w:val="single" w:color="000000" w:sz="4" w:space="0"/>
             </w:tcBorders>
             <w:vAlign w:val="center"/>
           </w:tcPr>
@@ -658,10 +658,10 @@
           <w:tcPr>
             <w:tcW w:w="2972" w:type="dxa"/>
             <w:tcBorders>
-              <w:top w:val="single" w:sz="4" w:space="0" w:color="000000"/>
-              <w:left w:val="single" w:sz="4" w:space="0" w:color="000000"/>
-              <w:bottom w:val="single" w:sz="4" w:space="0" w:color="000000"/>
-              <w:right w:val="single" w:sz="4" w:space="0" w:color="000000"/>
+              <w:top w:val="single" w:color="000000" w:sz="4" w:space="0"/>
+              <w:left w:val="single" w:color="000000" w:sz="4" w:space="0"/>
+              <w:bottom w:val="single" w:color="000000" w:sz="4" w:space="0"/>
+              <w:right w:val="single" w:color="000000" w:sz="4" w:space="0"/>
             </w:tcBorders>
             <w:shd w:val="clear" w:color="auto" w:fill="F2F2F2" w:themeFill="background1" w:themeFillShade="F2"/>
             <w:vAlign w:val="center"/>
@@ -692,10 +692,10 @@
           <w:tcPr>
             <w:tcW w:w="6095" w:type="dxa"/>
             <w:tcBorders>
-              <w:top w:val="single" w:sz="4" w:space="0" w:color="000000"/>
-              <w:left w:val="single" w:sz="4" w:space="0" w:color="000000"/>
-              <w:bottom w:val="single" w:sz="4" w:space="0" w:color="000000"/>
-              <w:right w:val="single" w:sz="4" w:space="0" w:color="000000"/>
+              <w:top w:val="single" w:color="000000" w:sz="4" w:space="0"/>
+              <w:left w:val="single" w:color="000000" w:sz="4" w:space="0"/>
+              <w:bottom w:val="single" w:color="000000" w:sz="4" w:space="0"/>
+              <w:right w:val="single" w:color="000000" w:sz="4" w:space="0"/>
             </w:tcBorders>
             <w:vAlign w:val="center"/>
           </w:tcPr>
@@ -725,10 +725,10 @@
           <w:tcPr>
             <w:tcW w:w="2972" w:type="dxa"/>
             <w:tcBorders>
-              <w:top w:val="single" w:sz="4" w:space="0" w:color="000000"/>
-              <w:left w:val="single" w:sz="4" w:space="0" w:color="000000"/>
-              <w:bottom w:val="single" w:sz="4" w:space="0" w:color="000000"/>
-              <w:right w:val="single" w:sz="4" w:space="0" w:color="000000"/>
+              <w:top w:val="single" w:color="000000" w:sz="4" w:space="0"/>
+              <w:left w:val="single" w:color="000000" w:sz="4" w:space="0"/>
+              <w:bottom w:val="single" w:color="000000" w:sz="4" w:space="0"/>
+              <w:right w:val="single" w:color="000000" w:sz="4" w:space="0"/>
             </w:tcBorders>
             <w:shd w:val="clear" w:color="auto" w:fill="F2F2F2" w:themeFill="background1" w:themeFillShade="F2"/>
             <w:vAlign w:val="center"/>
@@ -759,10 +759,10 @@
           <w:tcPr>
             <w:tcW w:w="6095" w:type="dxa"/>
             <w:tcBorders>
-              <w:top w:val="single" w:sz="4" w:space="0" w:color="000000"/>
-              <w:left w:val="single" w:sz="4" w:space="0" w:color="000000"/>
-              <w:bottom w:val="single" w:sz="4" w:space="0" w:color="000000"/>
-              <w:right w:val="single" w:sz="4" w:space="0" w:color="000000"/>
+              <w:top w:val="single" w:color="000000" w:sz="4" w:space="0"/>
+              <w:left w:val="single" w:color="000000" w:sz="4" w:space="0"/>
+              <w:bottom w:val="single" w:color="000000" w:sz="4" w:space="0"/>
+              <w:right w:val="single" w:color="000000" w:sz="4" w:space="0"/>
             </w:tcBorders>
             <w:vAlign w:val="center"/>
           </w:tcPr>
@@ -793,10 +793,10 @@
           <w:tcPr>
             <w:tcW w:w="2972" w:type="dxa"/>
             <w:tcBorders>
-              <w:top w:val="single" w:sz="4" w:space="0" w:color="000000"/>
-              <w:left w:val="single" w:sz="4" w:space="0" w:color="000000"/>
-              <w:bottom w:val="single" w:sz="4" w:space="0" w:color="000000"/>
-              <w:right w:val="single" w:sz="4" w:space="0" w:color="000000"/>
+              <w:top w:val="single" w:color="000000" w:sz="4" w:space="0"/>
+              <w:left w:val="single" w:color="000000" w:sz="4" w:space="0"/>
+              <w:bottom w:val="single" w:color="000000" w:sz="4" w:space="0"/>
+              <w:right w:val="single" w:color="000000" w:sz="4" w:space="0"/>
             </w:tcBorders>
             <w:shd w:val="clear" w:color="auto" w:fill="F2F2F2" w:themeFill="background1" w:themeFillShade="F2"/>
             <w:vAlign w:val="center"/>
@@ -827,10 +827,10 @@
           <w:tcPr>
             <w:tcW w:w="6095" w:type="dxa"/>
             <w:tcBorders>
-              <w:top w:val="single" w:sz="4" w:space="0" w:color="000000"/>
-              <w:left w:val="single" w:sz="4" w:space="0" w:color="000000"/>
-              <w:bottom w:val="single" w:sz="4" w:space="0" w:color="000000"/>
-              <w:right w:val="single" w:sz="4" w:space="0" w:color="000000"/>
+              <w:top w:val="single" w:color="000000" w:sz="4" w:space="0"/>
+              <w:left w:val="single" w:color="000000" w:sz="4" w:space="0"/>
+              <w:bottom w:val="single" w:color="000000" w:sz="4" w:space="0"/>
+              <w:right w:val="single" w:color="000000" w:sz="4" w:space="0"/>
             </w:tcBorders>
             <w:vAlign w:val="center"/>
           </w:tcPr>
@@ -910,10 +910,10 @@
           <w:tcPr>
             <w:tcW w:w="8502" w:type="dxa"/>
             <w:tcBorders>
-              <w:top w:val="single" w:sz="2" w:space="0" w:color="000000"/>
-              <w:left w:val="single" w:sz="2" w:space="0" w:color="000000"/>
-              <w:bottom w:val="single" w:sz="2" w:space="0" w:color="000000"/>
-              <w:right w:val="single" w:sz="2" w:space="0" w:color="000000"/>
+              <w:top w:val="single" w:color="000000" w:sz="2" w:space="0"/>
+              <w:left w:val="single" w:color="000000" w:sz="2" w:space="0"/>
+              <w:bottom w:val="single" w:color="000000" w:sz="2" w:space="0"/>
+              <w:right w:val="single" w:color="000000" w:sz="2" w:space="0"/>
             </w:tcBorders>
           </w:tcPr>
           <w:p>
@@ -1015,10 +1015,10 @@
           <w:tcPr>
             <w:tcW w:w="8502" w:type="dxa"/>
             <w:tcBorders>
-              <w:top w:val="single" w:sz="2" w:space="0" w:color="000000"/>
-              <w:left w:val="single" w:sz="2" w:space="0" w:color="000000"/>
-              <w:bottom w:val="single" w:sz="2" w:space="0" w:color="000000"/>
-              <w:right w:val="single" w:sz="2" w:space="0" w:color="000000"/>
+              <w:top w:val="single" w:color="000000" w:sz="2" w:space="0"/>
+              <w:left w:val="single" w:color="000000" w:sz="2" w:space="0"/>
+              <w:bottom w:val="single" w:color="000000" w:sz="2" w:space="0"/>
+              <w:right w:val="single" w:color="000000" w:sz="2" w:space="0"/>
             </w:tcBorders>
           </w:tcPr>
           <w:p>
@@ -1110,10 +1110,10 @@
           <w:tcPr>
             <w:tcW w:w="8502" w:type="dxa"/>
             <w:tcBorders>
-              <w:top w:val="single" w:sz="2" w:space="0" w:color="000000"/>
-              <w:left w:val="single" w:sz="2" w:space="0" w:color="000000"/>
-              <w:bottom w:val="single" w:sz="2" w:space="0" w:color="000000"/>
-              <w:right w:val="single" w:sz="2" w:space="0" w:color="000000"/>
+              <w:top w:val="single" w:color="000000" w:sz="2" w:space="0"/>
+              <w:left w:val="single" w:color="000000" w:sz="2" w:space="0"/>
+              <w:bottom w:val="single" w:color="000000" w:sz="2" w:space="0"/>
+              <w:right w:val="single" w:color="000000" w:sz="2" w:space="0"/>
             </w:tcBorders>
           </w:tcPr>
           <w:p>
@@ -1235,10 +1235,10 @@
           <w:tcPr>
             <w:tcW w:w="8502" w:type="dxa"/>
             <w:tcBorders>
-              <w:top w:val="single" w:sz="2" w:space="0" w:color="000000"/>
-              <w:left w:val="single" w:sz="2" w:space="0" w:color="000000"/>
-              <w:bottom w:val="single" w:sz="2" w:space="0" w:color="000000"/>
-              <w:right w:val="single" w:sz="2" w:space="0" w:color="000000"/>
+              <w:top w:val="single" w:color="000000" w:sz="2" w:space="0"/>
+              <w:left w:val="single" w:color="000000" w:sz="2" w:space="0"/>
+              <w:bottom w:val="single" w:color="000000" w:sz="2" w:space="0"/>
+              <w:right w:val="single" w:color="000000" w:sz="2" w:space="0"/>
             </w:tcBorders>
           </w:tcPr>
           <w:p>
@@ -1289,7 +1289,7 @@
           <w:footerReference w:type="default" r:id="rId15"/>
           <w:headerReference w:type="first" r:id="rId16"/>
           <w:footerReference w:type="first" r:id="rId17"/>
-          <w:pgSz w:w="11906" w:h="16838"/>
+          <w:pgSz w:w="11906" w:h="16838" w:orient="portrait"/>
           <w:pgMar w:top="1985" w:right="1418" w:bottom="1134" w:left="1418" w:header="709" w:footer="709" w:gutter="0"/>
           <w:pgNumType w:start="1"/>
           <w:cols w:space="720"/>
@@ -1355,12 +1355,13 @@
             <w:tcW w:w="8996" w:type="dxa"/>
             <w:gridSpan w:val="5"/>
             <w:tcBorders>
-              <w:top w:val="single" w:sz="12" w:space="0" w:color="000000"/>
-              <w:left w:val="single" w:sz="12" w:space="0" w:color="000000"/>
-              <w:bottom w:val="single" w:sz="2" w:space="0" w:color="000000"/>
-              <w:right w:val="single" w:sz="12" w:space="0" w:color="000000"/>
+              <w:top w:val="single" w:color="000000" w:themeColor="text1" w:sz="12" w:space="0"/>
+              <w:left w:val="single" w:color="000000" w:themeColor="text1" w:sz="12" w:space="0"/>
+              <w:bottom w:val="single" w:color="000000" w:themeColor="text1" w:sz="2" w:space="0"/>
+              <w:right w:val="single" w:color="000000" w:themeColor="text1" w:sz="12" w:space="0"/>
             </w:tcBorders>
             <w:shd w:val="clear" w:color="auto" w:fill="D9D9D9" w:themeFill="background1" w:themeFillShade="D9"/>
+            <w:tcMar/>
           </w:tcPr>
           <w:p>
             <w:pPr>
@@ -1421,8 +1422,8 @@
           <w:tcPr>
             <w:tcW w:w="1970" w:type="dxa"/>
             <w:tcBorders>
-              <w:top w:val="single" w:sz="2" w:space="0" w:color="000000"/>
-              <w:left w:val="single" w:sz="12" w:space="0" w:color="000000"/>
+              <w:top w:val="single" w:color="000000" w:themeColor="text1" w:sz="2" w:space="0"/>
+              <w:left w:val="single" w:color="000000" w:themeColor="text1" w:sz="12" w:space="0"/>
             </w:tcBorders>
             <w:shd w:val="clear" w:color="auto" w:fill="F2F2F2" w:themeFill="background1" w:themeFillShade="F2"/>
             <w:tcMar>
@@ -1444,7 +1445,7 @@
           <w:tcPr>
             <w:tcW w:w="2551" w:type="dxa"/>
             <w:tcBorders>
-              <w:top w:val="single" w:sz="2" w:space="0" w:color="000000"/>
+              <w:top w:val="single" w:color="000000" w:themeColor="text1" w:sz="2" w:space="0"/>
             </w:tcBorders>
             <w:shd w:val="clear" w:color="auto" w:fill="F2F2F2" w:themeFill="background1" w:themeFillShade="F2"/>
             <w:tcMar>
@@ -1466,7 +1467,7 @@
           <w:tcPr>
             <w:tcW w:w="1418" w:type="dxa"/>
             <w:tcBorders>
-              <w:top w:val="single" w:sz="2" w:space="0" w:color="000000"/>
+              <w:top w:val="single" w:color="000000" w:themeColor="text1" w:sz="2" w:space="0"/>
             </w:tcBorders>
             <w:shd w:val="clear" w:color="auto" w:fill="F2F2F2" w:themeFill="background1" w:themeFillShade="F2"/>
             <w:tcMar>
@@ -1488,7 +1489,7 @@
           <w:tcPr>
             <w:tcW w:w="1417" w:type="dxa"/>
             <w:tcBorders>
-              <w:top w:val="single" w:sz="2" w:space="0" w:color="000000"/>
+              <w:top w:val="single" w:color="000000" w:themeColor="text1" w:sz="2" w:space="0"/>
             </w:tcBorders>
             <w:shd w:val="clear" w:color="auto" w:fill="F2F2F2" w:themeFill="background1" w:themeFillShade="F2"/>
             <w:tcMar>
@@ -1510,8 +1511,8 @@
           <w:tcPr>
             <w:tcW w:w="1640" w:type="dxa"/>
             <w:tcBorders>
-              <w:top w:val="single" w:sz="2" w:space="0" w:color="000000"/>
-              <w:right w:val="single" w:sz="12" w:space="0" w:color="000000"/>
+              <w:top w:val="single" w:color="000000" w:themeColor="text1" w:sz="2" w:space="0"/>
+              <w:right w:val="single" w:color="000000" w:themeColor="text1" w:sz="12" w:space="0"/>
             </w:tcBorders>
             <w:shd w:val="clear" w:color="auto" w:fill="F2F2F2" w:themeFill="background1" w:themeFillShade="F2"/>
             <w:tcMar>
@@ -1538,20 +1539,21 @@
           <w:tcPr>
             <w:tcW w:w="1970" w:type="dxa"/>
             <w:tcBorders>
-              <w:left w:val="single" w:sz="12" w:space="0" w:color="000000"/>
-            </w:tcBorders>
-            <w:tcMar>
-              <w:top w:w="57" w:type="dxa"/>
-              <w:bottom w:w="57" w:type="dxa"/>
-            </w:tcMar>
-          </w:tcPr>
-          <w:p>
-            <w:pPr>
-              <w:spacing w:after="0"/>
-              <w:jc w:val="center"/>
-            </w:pPr>
-            <w:r>
-              <w:t>Identificar o problema enfrentado pela empresa na acessibilidade do sistema</w:t>
+              <w:left w:val="single" w:color="000000" w:themeColor="text1" w:sz="12" w:space="0"/>
+            </w:tcBorders>
+            <w:tcMar>
+              <w:top w:w="57" w:type="dxa"/>
+              <w:bottom w:w="57" w:type="dxa"/>
+            </w:tcMar>
+          </w:tcPr>
+          <w:p>
+            <w:pPr>
+              <w:spacing w:after="0"/>
+              <w:jc w:val="center"/>
+            </w:pPr>
+            <w:r>
+              <w:rPr/>
+              <w:t>Identificar o problema enfrentado pela empresa</w:t>
             </w:r>
           </w:p>
         </w:tc>
@@ -1613,20 +1615,21 @@
           <w:tcPr>
             <w:tcW w:w="1640" w:type="dxa"/>
             <w:tcBorders>
-              <w:right w:val="single" w:sz="12" w:space="0" w:color="000000"/>
-            </w:tcBorders>
-            <w:tcMar>
-              <w:top w:w="57" w:type="dxa"/>
-              <w:bottom w:w="57" w:type="dxa"/>
-            </w:tcMar>
-          </w:tcPr>
-          <w:p>
-            <w:pPr>
-              <w:spacing w:after="0"/>
-              <w:jc w:val="center"/>
-            </w:pPr>
-            <w:r>
-              <w:t>Compreensão do problema</w:t>
+              <w:right w:val="single" w:color="000000" w:themeColor="text1" w:sz="12" w:space="0"/>
+            </w:tcBorders>
+            <w:tcMar>
+              <w:top w:w="57" w:type="dxa"/>
+              <w:bottom w:w="57" w:type="dxa"/>
+            </w:tcMar>
+          </w:tcPr>
+          <w:p>
+            <w:pPr>
+              <w:spacing w:after="0"/>
+              <w:jc w:val="center"/>
+            </w:pPr>
+            <w:r>
+              <w:rPr/>
+              <w:t>Levantar os problemas enfrentados pela empresa e suas principais necessidades</w:t>
             </w:r>
           </w:p>
         </w:tc>
@@ -1639,7 +1642,7 @@
           <w:tcPr>
             <w:tcW w:w="1970" w:type="dxa"/>
             <w:tcBorders>
-              <w:left w:val="single" w:sz="12" w:space="0" w:color="000000"/>
+              <w:left w:val="single" w:color="000000" w:themeColor="text1" w:sz="12" w:space="0"/>
             </w:tcBorders>
             <w:tcMar>
               <w:top w:w="57" w:type="dxa"/>
@@ -1714,7 +1717,7 @@
           <w:tcPr>
             <w:tcW w:w="1640" w:type="dxa"/>
             <w:tcBorders>
-              <w:right w:val="single" w:sz="12" w:space="0" w:color="000000"/>
+              <w:right w:val="single" w:color="000000" w:themeColor="text1" w:sz="12" w:space="0"/>
             </w:tcBorders>
             <w:tcMar>
               <w:top w:w="57" w:type="dxa"/>
@@ -1740,7 +1743,7 @@
           <w:tcPr>
             <w:tcW w:w="1970" w:type="dxa"/>
             <w:tcBorders>
-              <w:left w:val="single" w:sz="12" w:space="0" w:color="000000"/>
+              <w:left w:val="single" w:color="000000" w:themeColor="text1" w:sz="12" w:space="0"/>
             </w:tcBorders>
             <w:tcMar>
               <w:top w:w="57" w:type="dxa"/>
@@ -1771,9 +1774,20 @@
               <w:jc w:val="center"/>
             </w:pPr>
             <w:r>
+              <w:rPr/>
               <w:t>André Schiavone Nanete</w:t>
             </w:r>
           </w:p>
+          <w:p>
+            <w:pPr>
+              <w:spacing w:after="0"/>
+              <w:jc w:val="center"/>
+            </w:pPr>
+            <w:r>
+              <w:rPr/>
+              <w:t>Larissa de Souza Aguiar</w:t>
+            </w:r>
+          </w:p>
         </w:tc>
         <w:tc>
           <w:tcPr>
@@ -1815,7 +1829,7 @@
           <w:tcPr>
             <w:tcW w:w="1640" w:type="dxa"/>
             <w:tcBorders>
-              <w:right w:val="single" w:sz="12" w:space="0" w:color="000000"/>
+              <w:right w:val="single" w:color="000000" w:themeColor="text1" w:sz="12" w:space="0"/>
             </w:tcBorders>
             <w:tcMar>
               <w:top w:w="57" w:type="dxa"/>
@@ -1841,7 +1855,7 @@
           <w:tcPr>
             <w:tcW w:w="1970" w:type="dxa"/>
             <w:tcBorders>
-              <w:left w:val="single" w:sz="12" w:space="0" w:color="000000"/>
+              <w:left w:val="single" w:color="000000" w:themeColor="text1" w:sz="12" w:space="0"/>
             </w:tcBorders>
             <w:tcMar>
               <w:top w:w="57" w:type="dxa"/>
@@ -1971,7 +1985,16 @@
               <w:jc w:val="center"/>
             </w:pPr>
             <w:r>
-              <w:t>23/08/2026</w:t>
+              <w:rPr/>
+              <w:t>2</w:t>
+            </w:r>
+            <w:r>
+              <w:rPr/>
+              <w:t>1</w:t>
+            </w:r>
+            <w:r>
+              <w:rPr/>
+              <w:t>/08/2026</w:t>
             </w:r>
           </w:p>
         </w:tc>
@@ -1979,18 +2002,43 @@
           <w:tcPr>
             <w:tcW w:w="1640" w:type="dxa"/>
             <w:tcBorders>
-              <w:right w:val="single" w:sz="12" w:space="0" w:color="000000"/>
-            </w:tcBorders>
-            <w:tcMar>
-              <w:top w:w="57" w:type="dxa"/>
-              <w:bottom w:w="57" w:type="dxa"/>
-            </w:tcMar>
-          </w:tcPr>
-          <w:p>
-            <w:pPr>
-              <w:spacing w:after="0"/>
-              <w:jc w:val="center"/>
-            </w:pPr>
+              <w:right w:val="single" w:color="000000" w:themeColor="text1" w:sz="12" w:space="0"/>
+            </w:tcBorders>
+            <w:tcMar>
+              <w:top w:w="57" w:type="dxa"/>
+              <w:bottom w:w="57" w:type="dxa"/>
+            </w:tcMar>
+          </w:tcPr>
+          <w:p>
+            <w:pPr>
+              <w:pStyle w:val="Normal"/>
+              <w:spacing w:after="0"/>
+              <w:jc w:val="center"/>
+              <w:rPr>
+                <w:rFonts w:ascii="Trebuchet MS" w:hAnsi="Trebuchet MS" w:eastAsia="Trebuchet MS" w:cs="Trebuchet MS"/>
+                <w:noProof w:val="0"/>
+                <w:sz w:val="22"/>
+                <w:szCs w:val="22"/>
+                <w:lang w:val="pt-BR"/>
+              </w:rPr>
+            </w:pPr>
+            <w:r>
+              <w:rPr>
+                <w:rFonts w:ascii="Trebuchet MS" w:hAnsi="Trebuchet MS" w:eastAsia="Trebuchet MS" w:cs="Trebuchet MS"/>
+                <w:b w:val="0"/>
+                <w:bCs w:val="0"/>
+                <w:i w:val="0"/>
+                <w:iCs w:val="0"/>
+                <w:caps w:val="0"/>
+                <w:smallCaps w:val="0"/>
+                <w:noProof w:val="0"/>
+                <w:color w:val="000000" w:themeColor="text1" w:themeTint="FF" w:themeShade="FF"/>
+                <w:sz w:val="22"/>
+                <w:szCs w:val="22"/>
+                <w:lang w:val="pt-BR"/>
+              </w:rPr>
+              <w:t>Analisar as tecnologias que melhor se encaixam para solucionar o problema levantado pela empresa</w:t>
+            </w:r>
           </w:p>
         </w:tc>
       </w:tr>
@@ -2000,7 +2048,7 @@
     <w:tbl>
       <w:tblPr>
         <w:tblStyle w:val="Tabelacomgrade"/>
-        <w:tblW w:w="8996" w:type="dxa"/>
+        <w:tblW w:w="8995" w:type="dxa"/>
         <w:tblLayout w:type="fixed"/>
         <w:tblCellMar>
           <w:top w:w="113" w:type="dxa"/>
@@ -2012,8 +2060,8 @@
         <w:gridCol w:w="2436"/>
         <w:gridCol w:w="1728"/>
         <w:gridCol w:w="1409"/>
-        <w:gridCol w:w="1380"/>
-        <w:gridCol w:w="2043"/>
+        <w:gridCol w:w="1452"/>
+        <w:gridCol w:w="1970"/>
       </w:tblGrid>
       <w:tr>
         <w:trPr>
@@ -2023,15 +2071,16 @@
         </w:trPr>
         <w:tc>
           <w:tcPr>
-            <w:tcW w:w="8996" w:type="dxa"/>
+            <w:tcW w:w="8995" w:type="dxa"/>
             <w:gridSpan w:val="5"/>
             <w:tcBorders>
-              <w:top w:val="single" w:sz="12" w:space="0" w:color="000000"/>
-              <w:left w:val="single" w:sz="12" w:space="0" w:color="000000"/>
-              <w:bottom w:val="single" w:sz="2" w:space="0" w:color="000000"/>
-              <w:right w:val="single" w:sz="12" w:space="0" w:color="000000"/>
+              <w:top w:val="single" w:color="000000" w:themeColor="text1" w:sz="12" w:space="0"/>
+              <w:left w:val="single" w:color="000000" w:themeColor="text1" w:sz="12" w:space="0"/>
+              <w:bottom w:val="single" w:color="000000" w:themeColor="text1" w:sz="2" w:space="0"/>
+              <w:right w:val="single" w:color="000000" w:themeColor="text1" w:sz="12" w:space="0"/>
             </w:tcBorders>
             <w:shd w:val="clear" w:color="auto" w:fill="D9D9D9" w:themeFill="background1" w:themeFillShade="D9"/>
+            <w:tcMar/>
           </w:tcPr>
           <w:p>
             <w:pPr>
@@ -2081,8 +2130,8 @@
           <w:tcPr>
             <w:tcW w:w="2436" w:type="dxa"/>
             <w:tcBorders>
-              <w:top w:val="single" w:sz="2" w:space="0" w:color="000000"/>
-              <w:left w:val="single" w:sz="12" w:space="0" w:color="000000"/>
+              <w:top w:val="single" w:color="000000" w:themeColor="text1" w:sz="2" w:space="0"/>
+              <w:left w:val="single" w:color="000000" w:themeColor="text1" w:sz="12" w:space="0"/>
             </w:tcBorders>
             <w:shd w:val="clear" w:color="auto" w:fill="F2F2F2" w:themeFill="background1" w:themeFillShade="F2"/>
             <w:tcMar>
@@ -2104,7 +2153,7 @@
           <w:tcPr>
             <w:tcW w:w="1728" w:type="dxa"/>
             <w:tcBorders>
-              <w:top w:val="single" w:sz="2" w:space="0" w:color="000000"/>
+              <w:top w:val="single" w:color="000000" w:themeColor="text1" w:sz="2" w:space="0"/>
             </w:tcBorders>
             <w:shd w:val="clear" w:color="auto" w:fill="F2F2F2" w:themeFill="background1" w:themeFillShade="F2"/>
             <w:tcMar>
@@ -2126,7 +2175,7 @@
           <w:tcPr>
             <w:tcW w:w="1409" w:type="dxa"/>
             <w:tcBorders>
-              <w:top w:val="single" w:sz="2" w:space="0" w:color="000000"/>
+              <w:top w:val="single" w:color="000000" w:themeColor="text1" w:sz="2" w:space="0"/>
             </w:tcBorders>
             <w:shd w:val="clear" w:color="auto" w:fill="F2F2F2" w:themeFill="background1" w:themeFillShade="F2"/>
             <w:tcMar>
@@ -2146,9 +2195,9 @@
         </w:tc>
         <w:tc>
           <w:tcPr>
-            <w:tcW w:w="1380" w:type="dxa"/>
-            <w:tcBorders>
-              <w:top w:val="single" w:sz="2" w:space="0" w:color="000000"/>
+            <w:tcW w:w="1452" w:type="dxa"/>
+            <w:tcBorders>
+              <w:top w:val="single" w:color="000000" w:themeColor="text1" w:sz="2" w:space="0"/>
             </w:tcBorders>
             <w:shd w:val="clear" w:color="auto" w:fill="F2F2F2" w:themeFill="background1" w:themeFillShade="F2"/>
             <w:tcMar>
@@ -2168,10 +2217,10 @@
         </w:tc>
         <w:tc>
           <w:tcPr>
-            <w:tcW w:w="2043" w:type="dxa"/>
-            <w:tcBorders>
-              <w:top w:val="single" w:sz="2" w:space="0" w:color="000000"/>
-              <w:right w:val="single" w:sz="12" w:space="0" w:color="000000"/>
+            <w:tcW w:w="1970" w:type="dxa"/>
+            <w:tcBorders>
+              <w:top w:val="single" w:color="000000" w:themeColor="text1" w:sz="2" w:space="0"/>
+              <w:right w:val="single" w:color="000000" w:themeColor="text1" w:sz="12" w:space="0"/>
             </w:tcBorders>
             <w:shd w:val="clear" w:color="auto" w:fill="F2F2F2" w:themeFill="background1" w:themeFillShade="F2"/>
             <w:tcMar>
@@ -2198,7 +2247,7 @@
           <w:tcPr>
             <w:tcW w:w="2436" w:type="dxa"/>
             <w:tcBorders>
-              <w:left w:val="single" w:sz="12" w:space="0" w:color="000000"/>
+              <w:left w:val="single" w:color="000000" w:themeColor="text1" w:sz="12" w:space="0"/>
             </w:tcBorders>
             <w:tcMar>
               <w:top w:w="57" w:type="dxa"/>
@@ -2253,7 +2302,7 @@
         </w:tc>
         <w:tc>
           <w:tcPr>
-            <w:tcW w:w="1380" w:type="dxa"/>
+            <w:tcW w:w="1452" w:type="dxa"/>
             <w:tcMar>
               <w:top w:w="57" w:type="dxa"/>
               <w:bottom w:w="57" w:type="dxa"/>
@@ -2271,22 +2320,23 @@
         </w:tc>
         <w:tc>
           <w:tcPr>
-            <w:tcW w:w="2043" w:type="dxa"/>
-            <w:tcBorders>
-              <w:right w:val="single" w:sz="12" w:space="0" w:color="000000"/>
-            </w:tcBorders>
-            <w:tcMar>
-              <w:top w:w="57" w:type="dxa"/>
-              <w:bottom w:w="57" w:type="dxa"/>
-            </w:tcMar>
-          </w:tcPr>
-          <w:p>
-            <w:pPr>
-              <w:spacing w:after="0"/>
-              <w:jc w:val="center"/>
-            </w:pPr>
-            <w:r>
-              <w:t>Executado</w:t>
+            <w:tcW w:w="1970" w:type="dxa"/>
+            <w:tcBorders>
+              <w:right w:val="single" w:color="000000" w:themeColor="text1" w:sz="12" w:space="0"/>
+            </w:tcBorders>
+            <w:tcMar>
+              <w:top w:w="57" w:type="dxa"/>
+              <w:bottom w:w="57" w:type="dxa"/>
+            </w:tcMar>
+          </w:tcPr>
+          <w:p>
+            <w:pPr>
+              <w:spacing w:after="0"/>
+              <w:jc w:val="center"/>
+            </w:pPr>
+            <w:r>
+              <w:rPr/>
+              <w:t>Identificar as necessidades e expectativas da empresa em relação ao projeto</w:t>
             </w:r>
           </w:p>
         </w:tc>
@@ -2299,7 +2349,7 @@
           <w:tcPr>
             <w:tcW w:w="2436" w:type="dxa"/>
             <w:tcBorders>
-              <w:left w:val="single" w:sz="12" w:space="0" w:color="000000"/>
+              <w:left w:val="single" w:color="000000" w:themeColor="text1" w:sz="12" w:space="0"/>
             </w:tcBorders>
             <w:tcMar>
               <w:top w:w="57" w:type="dxa"/>
@@ -2354,7 +2404,7 @@
         </w:tc>
         <w:tc>
           <w:tcPr>
-            <w:tcW w:w="1380" w:type="dxa"/>
+            <w:tcW w:w="1452" w:type="dxa"/>
             <w:tcMar>
               <w:top w:w="57" w:type="dxa"/>
               <w:bottom w:w="57" w:type="dxa"/>
@@ -2372,9 +2422,9 @@
         </w:tc>
         <w:tc>
           <w:tcPr>
-            <w:tcW w:w="2043" w:type="dxa"/>
-            <w:tcBorders>
-              <w:right w:val="single" w:sz="12" w:space="0" w:color="000000"/>
+            <w:tcW w:w="1970" w:type="dxa"/>
+            <w:tcBorders>
+              <w:right w:val="single" w:color="000000" w:themeColor="text1" w:sz="12" w:space="0"/>
             </w:tcBorders>
             <w:tcMar>
               <w:top w:w="57" w:type="dxa"/>
@@ -2400,7 +2450,7 @@
           <w:tcPr>
             <w:tcW w:w="2436" w:type="dxa"/>
             <w:tcBorders>
-              <w:left w:val="single" w:sz="12" w:space="0" w:color="000000"/>
+              <w:left w:val="single" w:color="000000" w:themeColor="text1" w:sz="12" w:space="0"/>
             </w:tcBorders>
             <w:tcMar>
               <w:top w:w="57" w:type="dxa"/>
@@ -2464,7 +2514,7 @@
         </w:tc>
         <w:tc>
           <w:tcPr>
-            <w:tcW w:w="1380" w:type="dxa"/>
+            <w:tcW w:w="1452" w:type="dxa"/>
             <w:tcMar>
               <w:top w:w="57" w:type="dxa"/>
               <w:bottom w:w="57" w:type="dxa"/>
@@ -2482,9 +2532,9 @@
         </w:tc>
         <w:tc>
           <w:tcPr>
-            <w:tcW w:w="2043" w:type="dxa"/>
-            <w:tcBorders>
-              <w:right w:val="single" w:sz="12" w:space="0" w:color="000000"/>
+            <w:tcW w:w="1970" w:type="dxa"/>
+            <w:tcBorders>
+              <w:right w:val="single" w:color="000000" w:themeColor="text1" w:sz="12" w:space="0"/>
             </w:tcBorders>
             <w:tcMar>
               <w:top w:w="57" w:type="dxa"/>
@@ -2510,7 +2560,7 @@
           <w:tcPr>
             <w:tcW w:w="2436" w:type="dxa"/>
             <w:tcBorders>
-              <w:left w:val="single" w:sz="12" w:space="0" w:color="000000"/>
+              <w:left w:val="single" w:color="000000" w:themeColor="text1" w:sz="12" w:space="0"/>
             </w:tcBorders>
             <w:tcMar>
               <w:top w:w="57" w:type="dxa"/>
@@ -2541,9 +2591,20 @@
               <w:jc w:val="center"/>
             </w:pPr>
             <w:r>
+              <w:rPr/>
               <w:t>Emily Thomaz Lima</w:t>
             </w:r>
           </w:p>
+          <w:p>
+            <w:pPr>
+              <w:spacing w:after="0"/>
+              <w:jc w:val="center"/>
+            </w:pPr>
+            <w:r>
+              <w:rPr/>
+              <w:t>Larissa de Souza Aguiar</w:t>
+            </w:r>
+          </w:p>
         </w:tc>
         <w:tc>
           <w:tcPr>
@@ -2565,7 +2626,7 @@
         </w:tc>
         <w:tc>
           <w:tcPr>
-            <w:tcW w:w="1380" w:type="dxa"/>
+            <w:tcW w:w="1452" w:type="dxa"/>
             <w:tcMar>
               <w:top w:w="57" w:type="dxa"/>
               <w:bottom w:w="57" w:type="dxa"/>
@@ -2583,9 +2644,9 @@
         </w:tc>
         <w:tc>
           <w:tcPr>
-            <w:tcW w:w="2043" w:type="dxa"/>
-            <w:tcBorders>
-              <w:right w:val="single" w:sz="12" w:space="0" w:color="000000"/>
+            <w:tcW w:w="1970" w:type="dxa"/>
+            <w:tcBorders>
+              <w:right w:val="single" w:color="000000" w:themeColor="text1" w:sz="12" w:space="0"/>
             </w:tcBorders>
             <w:tcMar>
               <w:top w:w="57" w:type="dxa"/>
@@ -2611,8 +2672,8 @@
           <w:tcPr>
             <w:tcW w:w="2436" w:type="dxa"/>
             <w:tcBorders>
-              <w:left w:val="single" w:sz="12" w:space="0" w:color="000000"/>
-              <w:bottom w:val="single" w:sz="12" w:space="0" w:color="000000"/>
+              <w:left w:val="single" w:color="000000" w:themeColor="text1" w:sz="12" w:space="0"/>
+              <w:bottom w:val="single" w:color="000000" w:themeColor="text1" w:sz="12" w:space="0"/>
             </w:tcBorders>
             <w:tcMar>
               <w:top w:w="57" w:type="dxa"/>
@@ -2633,7 +2694,7 @@
           <w:tcPr>
             <w:tcW w:w="1728" w:type="dxa"/>
             <w:tcBorders>
-              <w:bottom w:val="single" w:sz="12" w:space="0" w:color="000000"/>
+              <w:bottom w:val="single" w:color="000000" w:themeColor="text1" w:sz="12" w:space="0"/>
             </w:tcBorders>
             <w:tcMar>
               <w:top w:w="57" w:type="dxa"/>
@@ -2654,7 +2715,7 @@
           <w:tcPr>
             <w:tcW w:w="1409" w:type="dxa"/>
             <w:tcBorders>
-              <w:bottom w:val="single" w:sz="12" w:space="0" w:color="000000"/>
+              <w:bottom w:val="single" w:color="000000" w:themeColor="text1" w:sz="12" w:space="0"/>
             </w:tcBorders>
             <w:tcMar>
               <w:top w:w="57" w:type="dxa"/>
@@ -2673,9 +2734,9 @@
         </w:tc>
         <w:tc>
           <w:tcPr>
-            <w:tcW w:w="1380" w:type="dxa"/>
-            <w:tcBorders>
-              <w:bottom w:val="single" w:sz="12" w:space="0" w:color="000000"/>
+            <w:tcW w:w="1452" w:type="dxa"/>
+            <w:tcBorders>
+              <w:bottom w:val="single" w:color="000000" w:themeColor="text1" w:sz="12" w:space="0"/>
             </w:tcBorders>
             <w:tcMar>
               <w:top w:w="57" w:type="dxa"/>
@@ -2694,21 +2755,25 @@
         </w:tc>
         <w:tc>
           <w:tcPr>
-            <w:tcW w:w="2043" w:type="dxa"/>
-            <w:tcBorders>
-              <w:bottom w:val="single" w:sz="12" w:space="0" w:color="000000"/>
-              <w:right w:val="single" w:sz="12" w:space="0" w:color="000000"/>
-            </w:tcBorders>
-            <w:tcMar>
-              <w:top w:w="57" w:type="dxa"/>
-              <w:bottom w:w="57" w:type="dxa"/>
-            </w:tcMar>
-          </w:tcPr>
-          <w:p>
-            <w:pPr>
-              <w:spacing w:after="0"/>
-              <w:jc w:val="center"/>
-            </w:pPr>
+            <w:tcW w:w="1970" w:type="dxa"/>
+            <w:tcBorders>
+              <w:bottom w:val="single" w:color="000000" w:themeColor="text1" w:sz="12" w:space="0"/>
+              <w:right w:val="single" w:color="000000" w:themeColor="text1" w:sz="12" w:space="0"/>
+            </w:tcBorders>
+            <w:tcMar>
+              <w:top w:w="57" w:type="dxa"/>
+              <w:bottom w:w="57" w:type="dxa"/>
+            </w:tcMar>
+          </w:tcPr>
+          <w:p>
+            <w:pPr>
+              <w:spacing w:after="0"/>
+              <w:jc w:val="center"/>
+            </w:pPr>
+            <w:r>
+              <w:rPr/>
+              <w:t>Elaborar a estrutura inicial de hospedagem e os recursos necessários ao sistema</w:t>
+            </w:r>
           </w:p>
         </w:tc>
       </w:tr>
@@ -2717,7 +2782,7 @@
     <w:tbl>
       <w:tblPr>
         <w:tblStyle w:val="Tabelacomgrade"/>
-        <w:tblW w:w="8996" w:type="dxa"/>
+        <w:tblW w:w="8995" w:type="dxa"/>
         <w:tblLayout w:type="fixed"/>
         <w:tblCellMar>
           <w:top w:w="113" w:type="dxa"/>
@@ -2729,8 +2794,8 @@
         <w:gridCol w:w="2399"/>
         <w:gridCol w:w="1704"/>
         <w:gridCol w:w="1412"/>
-        <w:gridCol w:w="1380"/>
-        <w:gridCol w:w="2101"/>
+        <w:gridCol w:w="1402"/>
+        <w:gridCol w:w="2078"/>
       </w:tblGrid>
       <w:tr>
         <w:trPr>
@@ -2740,15 +2805,16 @@
         </w:trPr>
         <w:tc>
           <w:tcPr>
-            <w:tcW w:w="8996" w:type="dxa"/>
+            <w:tcW w:w="8995" w:type="dxa"/>
             <w:gridSpan w:val="5"/>
             <w:tcBorders>
-              <w:top w:val="single" w:sz="12" w:space="0" w:color="000000"/>
-              <w:left w:val="single" w:sz="12" w:space="0" w:color="000000"/>
-              <w:bottom w:val="single" w:sz="2" w:space="0" w:color="000000"/>
-              <w:right w:val="single" w:sz="12" w:space="0" w:color="000000"/>
+              <w:top w:val="single" w:color="000000" w:themeColor="text1" w:sz="12" w:space="0"/>
+              <w:left w:val="single" w:color="000000" w:themeColor="text1" w:sz="12" w:space="0"/>
+              <w:bottom w:val="single" w:color="000000" w:themeColor="text1" w:sz="2" w:space="0"/>
+              <w:right w:val="single" w:color="000000" w:themeColor="text1" w:sz="12" w:space="0"/>
             </w:tcBorders>
             <w:shd w:val="clear" w:color="auto" w:fill="D9D9D9" w:themeFill="background1" w:themeFillShade="D9"/>
+            <w:tcMar/>
           </w:tcPr>
           <w:p>
             <w:pPr>
@@ -2809,8 +2875,8 @@
           <w:tcPr>
             <w:tcW w:w="2399" w:type="dxa"/>
             <w:tcBorders>
-              <w:top w:val="single" w:sz="2" w:space="0" w:color="000000"/>
-              <w:left w:val="single" w:sz="12" w:space="0" w:color="000000"/>
+              <w:top w:val="single" w:color="000000" w:themeColor="text1" w:sz="2" w:space="0"/>
+              <w:left w:val="single" w:color="000000" w:themeColor="text1" w:sz="12" w:space="0"/>
             </w:tcBorders>
             <w:shd w:val="clear" w:color="auto" w:fill="F2F2F2" w:themeFill="background1" w:themeFillShade="F2"/>
             <w:tcMar>
@@ -2832,7 +2898,7 @@
           <w:tcPr>
             <w:tcW w:w="1704" w:type="dxa"/>
             <w:tcBorders>
-              <w:top w:val="single" w:sz="2" w:space="0" w:color="000000"/>
+              <w:top w:val="single" w:color="000000" w:themeColor="text1" w:sz="2" w:space="0"/>
             </w:tcBorders>
             <w:shd w:val="clear" w:color="auto" w:fill="F2F2F2" w:themeFill="background1" w:themeFillShade="F2"/>
             <w:tcMar>
@@ -2854,7 +2920,7 @@
           <w:tcPr>
             <w:tcW w:w="1412" w:type="dxa"/>
             <w:tcBorders>
-              <w:top w:val="single" w:sz="2" w:space="0" w:color="000000"/>
+              <w:top w:val="single" w:color="000000" w:themeColor="text1" w:sz="2" w:space="0"/>
             </w:tcBorders>
             <w:shd w:val="clear" w:color="auto" w:fill="F2F2F2" w:themeFill="background1" w:themeFillShade="F2"/>
             <w:tcMar>
@@ -2874,9 +2940,9 @@
         </w:tc>
         <w:tc>
           <w:tcPr>
-            <w:tcW w:w="1380" w:type="dxa"/>
-            <w:tcBorders>
-              <w:top w:val="single" w:sz="2" w:space="0" w:color="000000"/>
+            <w:tcW w:w="1402" w:type="dxa"/>
+            <w:tcBorders>
+              <w:top w:val="single" w:color="000000" w:themeColor="text1" w:sz="2" w:space="0"/>
             </w:tcBorders>
             <w:shd w:val="clear" w:color="auto" w:fill="F2F2F2" w:themeFill="background1" w:themeFillShade="F2"/>
             <w:tcMar>
@@ -2896,10 +2962,10 @@
         </w:tc>
         <w:tc>
           <w:tcPr>
-            <w:tcW w:w="2101" w:type="dxa"/>
-            <w:tcBorders>
-              <w:top w:val="single" w:sz="2" w:space="0" w:color="000000"/>
-              <w:right w:val="single" w:sz="12" w:space="0" w:color="000000"/>
+            <w:tcW w:w="2078" w:type="dxa"/>
+            <w:tcBorders>
+              <w:top w:val="single" w:color="000000" w:themeColor="text1" w:sz="2" w:space="0"/>
+              <w:right w:val="single" w:color="000000" w:themeColor="text1" w:sz="12" w:space="0"/>
             </w:tcBorders>
             <w:shd w:val="clear" w:color="auto" w:fill="F2F2F2" w:themeFill="background1" w:themeFillShade="F2"/>
             <w:tcMar>
@@ -2926,7 +2992,7 @@
           <w:tcPr>
             <w:tcW w:w="2399" w:type="dxa"/>
             <w:tcBorders>
-              <w:left w:val="single" w:sz="12" w:space="0" w:color="000000"/>
+              <w:left w:val="single" w:color="000000" w:themeColor="text1" w:sz="12" w:space="0"/>
             </w:tcBorders>
             <w:tcMar>
               <w:top w:w="57" w:type="dxa"/>
@@ -2956,6 +3022,30 @@
               <w:spacing w:after="0"/>
               <w:jc w:val="center"/>
             </w:pPr>
+            <w:r>
+              <w:rPr/>
+              <w:t>Aline Lima da Silva</w:t>
+            </w:r>
+          </w:p>
+          <w:p>
+            <w:pPr>
+              <w:spacing w:after="0"/>
+              <w:jc w:val="center"/>
+            </w:pPr>
+            <w:r>
+              <w:rPr/>
+              <w:t>Christofer Vagner Olivares</w:t>
+            </w:r>
+          </w:p>
+          <w:p>
+            <w:pPr>
+              <w:spacing w:after="0"/>
+              <w:jc w:val="center"/>
+            </w:pPr>
+            <w:r>
+              <w:rPr/>
+              <w:t>Diego Lucas de Oliveira</w:t>
+            </w:r>
           </w:p>
         </w:tc>
         <w:tc>
@@ -2978,38 +3068,51 @@
         </w:tc>
         <w:tc>
           <w:tcPr>
-            <w:tcW w:w="1380" w:type="dxa"/>
-            <w:tcMar>
-              <w:top w:w="57" w:type="dxa"/>
-              <w:bottom w:w="57" w:type="dxa"/>
-            </w:tcMar>
-          </w:tcPr>
-          <w:p>
-            <w:pPr>
-              <w:spacing w:after="0"/>
-              <w:jc w:val="center"/>
-            </w:pPr>
-            <w:r>
-              <w:t>20/09/2026</w:t>
-            </w:r>
-          </w:p>
-        </w:tc>
-        <w:tc>
-          <w:tcPr>
-            <w:tcW w:w="2101" w:type="dxa"/>
-            <w:tcBorders>
-              <w:right w:val="single" w:sz="12" w:space="0" w:color="000000"/>
-            </w:tcBorders>
-            <w:tcMar>
-              <w:top w:w="57" w:type="dxa"/>
-              <w:bottom w:w="57" w:type="dxa"/>
-            </w:tcMar>
-          </w:tcPr>
-          <w:p>
-            <w:pPr>
-              <w:spacing w:after="0"/>
-              <w:jc w:val="center"/>
-            </w:pPr>
+            <w:tcW w:w="1402" w:type="dxa"/>
+            <w:tcMar>
+              <w:top w:w="57" w:type="dxa"/>
+              <w:bottom w:w="57" w:type="dxa"/>
+            </w:tcMar>
+          </w:tcPr>
+          <w:p>
+            <w:pPr>
+              <w:pStyle w:val="Normal"/>
+              <w:suppressLineNumbers w:val="0"/>
+              <w:bidi w:val="0"/>
+              <w:spacing w:before="0" w:beforeAutospacing="off" w:after="0" w:afterAutospacing="off" w:line="288" w:lineRule="auto"/>
+              <w:ind w:left="0" w:right="0"/>
+              <w:jc w:val="center"/>
+            </w:pPr>
+            <w:r>
+              <w:rPr/>
+              <w:t>11</w:t>
+            </w:r>
+            <w:r>
+              <w:rPr/>
+              <w:t>/09/2026</w:t>
+            </w:r>
+          </w:p>
+        </w:tc>
+        <w:tc>
+          <w:tcPr>
+            <w:tcW w:w="2078" w:type="dxa"/>
+            <w:tcBorders>
+              <w:right w:val="single" w:color="000000" w:themeColor="text1" w:sz="12" w:space="0"/>
+            </w:tcBorders>
+            <w:tcMar>
+              <w:top w:w="57" w:type="dxa"/>
+              <w:bottom w:w="57" w:type="dxa"/>
+            </w:tcMar>
+          </w:tcPr>
+          <w:p>
+            <w:pPr>
+              <w:spacing w:after="0"/>
+              <w:jc w:val="center"/>
+            </w:pPr>
+            <w:r>
+              <w:rPr/>
+              <w:t>Definir um título que represente a proposta e os objetivos do projeto</w:t>
+            </w:r>
           </w:p>
         </w:tc>
       </w:tr>
@@ -3021,7 +3124,7 @@
           <w:tcPr>
             <w:tcW w:w="2399" w:type="dxa"/>
             <w:tcBorders>
-              <w:left w:val="single" w:sz="12" w:space="0" w:color="000000"/>
+              <w:left w:val="single" w:color="000000" w:themeColor="text1" w:sz="12" w:space="0"/>
             </w:tcBorders>
             <w:tcMar>
               <w:top w:w="57" w:type="dxa"/>
@@ -3076,7 +3179,7 @@
         </w:tc>
         <w:tc>
           <w:tcPr>
-            <w:tcW w:w="1380" w:type="dxa"/>
+            <w:tcW w:w="1402" w:type="dxa"/>
             <w:tcMar>
               <w:top w:w="57" w:type="dxa"/>
               <w:bottom w:w="57" w:type="dxa"/>
@@ -3094,22 +3197,30 @@
         </w:tc>
         <w:tc>
           <w:tcPr>
-            <w:tcW w:w="2101" w:type="dxa"/>
-            <w:tcBorders>
-              <w:right w:val="single" w:sz="12" w:space="0" w:color="000000"/>
-            </w:tcBorders>
-            <w:tcMar>
-              <w:top w:w="57" w:type="dxa"/>
-              <w:bottom w:w="57" w:type="dxa"/>
-            </w:tcMar>
-          </w:tcPr>
-          <w:p>
-            <w:pPr>
-              <w:spacing w:after="0"/>
-              <w:jc w:val="center"/>
-            </w:pPr>
-            <w:r>
-              <w:t>Executado</w:t>
+            <w:tcW w:w="2078" w:type="dxa"/>
+            <w:tcBorders>
+              <w:right w:val="single" w:color="000000" w:themeColor="text1" w:sz="12" w:space="0"/>
+            </w:tcBorders>
+            <w:tcMar>
+              <w:top w:w="57" w:type="dxa"/>
+              <w:bottom w:w="57" w:type="dxa"/>
+            </w:tcMar>
+          </w:tcPr>
+          <w:p>
+            <w:pPr>
+              <w:pStyle w:val="Normal"/>
+              <w:spacing w:after="0"/>
+              <w:jc w:val="center"/>
+            </w:pPr>
+            <w:r>
+              <w:rPr>
+                <w:rFonts w:ascii="Trebuchet MS" w:hAnsi="Trebuchet MS" w:eastAsia="Trebuchet MS" w:cs="Trebuchet MS"/>
+                <w:noProof w:val="0"/>
+                <w:sz w:val="22"/>
+                <w:szCs w:val="22"/>
+                <w:lang w:val="pt-BR"/>
+              </w:rPr>
+              <w:t>Validar a proposta com a empresa e alinhar possíveis ajustes</w:t>
             </w:r>
           </w:p>
         </w:tc>
@@ -3122,19 +3233,44 @@
           <w:tcPr>
             <w:tcW w:w="2399" w:type="dxa"/>
             <w:tcBorders>
-              <w:left w:val="single" w:sz="12" w:space="0" w:color="000000"/>
-            </w:tcBorders>
-            <w:tcMar>
-              <w:top w:w="57" w:type="dxa"/>
-              <w:bottom w:w="57" w:type="dxa"/>
-            </w:tcMar>
-          </w:tcPr>
-          <w:p>
-            <w:pPr>
-              <w:spacing w:after="0"/>
-              <w:jc w:val="center"/>
-            </w:pPr>
-            <w:r>
+              <w:left w:val="single" w:color="000000" w:themeColor="text1" w:sz="12" w:space="0"/>
+            </w:tcBorders>
+            <w:tcMar>
+              <w:top w:w="57" w:type="dxa"/>
+              <w:bottom w:w="57" w:type="dxa"/>
+            </w:tcMar>
+          </w:tcPr>
+          <w:p>
+            <w:pPr>
+              <w:spacing w:after="0" w:line="288" w:lineRule="auto"/>
+              <w:jc w:val="center"/>
+              <w:rPr>
+                <w:rFonts w:ascii="Trebuchet MS" w:hAnsi="Trebuchet MS" w:eastAsia="Trebuchet MS" w:cs="Trebuchet MS"/>
+                <w:b w:val="0"/>
+                <w:bCs w:val="0"/>
+                <w:i w:val="0"/>
+                <w:iCs w:val="0"/>
+                <w:caps w:val="0"/>
+                <w:smallCaps w:val="0"/>
+                <w:color w:val="000000" w:themeColor="text1" w:themeTint="FF" w:themeShade="FF"/>
+                <w:sz w:val="22"/>
+                <w:szCs w:val="22"/>
+              </w:rPr>
+            </w:pPr>
+            <w:r>
+              <w:rPr>
+                <w:rFonts w:ascii="Trebuchet MS" w:hAnsi="Trebuchet MS" w:eastAsia="Trebuchet MS" w:cs="Trebuchet MS"/>
+                <w:b w:val="0"/>
+                <w:bCs w:val="0"/>
+                <w:i w:val="0"/>
+                <w:iCs w:val="0"/>
+                <w:caps w:val="0"/>
+                <w:smallCaps w:val="0"/>
+                <w:color w:val="000000" w:themeColor="text1" w:themeTint="FF" w:themeShade="FF"/>
+                <w:sz w:val="22"/>
+                <w:szCs w:val="22"/>
+                <w:lang w:val="pt-BR"/>
+              </w:rPr>
               <w:t>Iniciar o desenvolvimento técnico</w:t>
             </w:r>
           </w:p>
@@ -3149,9 +3285,37 @@
           </w:tcPr>
           <w:p>
             <w:pPr>
-              <w:spacing w:after="0"/>
-              <w:jc w:val="center"/>
-            </w:pPr>
+              <w:spacing w:after="0" w:line="288" w:lineRule="auto"/>
+              <w:jc w:val="center"/>
+              <w:rPr>
+                <w:rFonts w:ascii="Trebuchet MS" w:hAnsi="Trebuchet MS" w:eastAsia="Trebuchet MS" w:cs="Trebuchet MS"/>
+                <w:b w:val="0"/>
+                <w:bCs w:val="0"/>
+                <w:i w:val="0"/>
+                <w:iCs w:val="0"/>
+                <w:caps w:val="0"/>
+                <w:smallCaps w:val="0"/>
+                <w:color w:val="000000" w:themeColor="text1" w:themeTint="FF" w:themeShade="FF"/>
+                <w:sz w:val="22"/>
+                <w:szCs w:val="22"/>
+              </w:rPr>
+            </w:pPr>
+            <w:r>
+              <w:rPr>
+                <w:rFonts w:ascii="Trebuchet MS" w:hAnsi="Trebuchet MS" w:eastAsia="Trebuchet MS" w:cs="Trebuchet MS"/>
+                <w:b w:val="0"/>
+                <w:bCs w:val="0"/>
+                <w:i w:val="0"/>
+                <w:iCs w:val="0"/>
+                <w:caps w:val="0"/>
+                <w:smallCaps w:val="0"/>
+                <w:color w:val="000000" w:themeColor="text1" w:themeTint="FF" w:themeShade="FF"/>
+                <w:sz w:val="22"/>
+                <w:szCs w:val="22"/>
+                <w:lang w:val="pt-BR"/>
+              </w:rPr>
+              <w:t>Larissa de Souza Aguiar</w:t>
+            </w:r>
           </w:p>
         </w:tc>
         <w:tc>
@@ -3164,48 +3328,128 @@
           </w:tcPr>
           <w:p>
             <w:pPr>
-              <w:spacing w:after="0"/>
-              <w:jc w:val="center"/>
-            </w:pPr>
-            <w:r>
+              <w:spacing w:after="0" w:line="288" w:lineRule="auto"/>
+              <w:jc w:val="center"/>
+              <w:rPr>
+                <w:rFonts w:ascii="Trebuchet MS" w:hAnsi="Trebuchet MS" w:eastAsia="Trebuchet MS" w:cs="Trebuchet MS"/>
+                <w:b w:val="0"/>
+                <w:bCs w:val="0"/>
+                <w:i w:val="0"/>
+                <w:iCs w:val="0"/>
+                <w:caps w:val="0"/>
+                <w:smallCaps w:val="0"/>
+                <w:color w:val="000000" w:themeColor="text1" w:themeTint="FF" w:themeShade="FF"/>
+                <w:sz w:val="22"/>
+                <w:szCs w:val="22"/>
+              </w:rPr>
+            </w:pPr>
+            <w:r>
+              <w:rPr>
+                <w:rFonts w:ascii="Trebuchet MS" w:hAnsi="Trebuchet MS" w:eastAsia="Trebuchet MS" w:cs="Trebuchet MS"/>
+                <w:b w:val="0"/>
+                <w:bCs w:val="0"/>
+                <w:i w:val="0"/>
+                <w:iCs w:val="0"/>
+                <w:caps w:val="0"/>
+                <w:smallCaps w:val="0"/>
+                <w:color w:val="000000" w:themeColor="text1" w:themeTint="FF" w:themeShade="FF"/>
+                <w:sz w:val="22"/>
+                <w:szCs w:val="22"/>
+                <w:lang w:val="pt-BR"/>
+              </w:rPr>
               <w:t>07/09/2026</w:t>
             </w:r>
           </w:p>
         </w:tc>
         <w:tc>
           <w:tcPr>
-            <w:tcW w:w="1380" w:type="dxa"/>
-            <w:tcMar>
-              <w:top w:w="57" w:type="dxa"/>
-              <w:bottom w:w="57" w:type="dxa"/>
-            </w:tcMar>
-          </w:tcPr>
-          <w:p>
-            <w:pPr>
-              <w:spacing w:after="0"/>
-              <w:jc w:val="center"/>
-            </w:pPr>
-            <w:r>
-              <w:t>20/09/2026</w:t>
-            </w:r>
-          </w:p>
-        </w:tc>
-        <w:tc>
-          <w:tcPr>
-            <w:tcW w:w="2101" w:type="dxa"/>
-            <w:tcBorders>
-              <w:right w:val="single" w:sz="12" w:space="0" w:color="000000"/>
-            </w:tcBorders>
-            <w:tcMar>
-              <w:top w:w="57" w:type="dxa"/>
-              <w:bottom w:w="57" w:type="dxa"/>
-            </w:tcMar>
-          </w:tcPr>
-          <w:p>
-            <w:pPr>
-              <w:spacing w:after="0"/>
-              <w:jc w:val="center"/>
-            </w:pPr>
+            <w:tcW w:w="1402" w:type="dxa"/>
+            <w:tcMar>
+              <w:top w:w="57" w:type="dxa"/>
+              <w:bottom w:w="57" w:type="dxa"/>
+            </w:tcMar>
+          </w:tcPr>
+          <w:p>
+            <w:pPr>
+              <w:spacing w:before="0" w:beforeAutospacing="off" w:after="0" w:afterAutospacing="off" w:line="288" w:lineRule="auto"/>
+              <w:ind w:left="0" w:right="0"/>
+              <w:jc w:val="center"/>
+              <w:rPr>
+                <w:rFonts w:ascii="Trebuchet MS" w:hAnsi="Trebuchet MS" w:eastAsia="Trebuchet MS" w:cs="Trebuchet MS"/>
+                <w:b w:val="0"/>
+                <w:bCs w:val="0"/>
+                <w:i w:val="0"/>
+                <w:iCs w:val="0"/>
+                <w:caps w:val="0"/>
+                <w:smallCaps w:val="0"/>
+                <w:color w:val="000000" w:themeColor="text1" w:themeTint="FF" w:themeShade="FF"/>
+                <w:sz w:val="22"/>
+                <w:szCs w:val="22"/>
+              </w:rPr>
+            </w:pPr>
+            <w:r>
+              <w:rPr>
+                <w:rFonts w:ascii="Trebuchet MS" w:hAnsi="Trebuchet MS" w:eastAsia="Trebuchet MS" w:cs="Trebuchet MS"/>
+                <w:b w:val="0"/>
+                <w:bCs w:val="0"/>
+                <w:i w:val="0"/>
+                <w:iCs w:val="0"/>
+                <w:caps w:val="0"/>
+                <w:smallCaps w:val="0"/>
+                <w:color w:val="000000" w:themeColor="text1" w:themeTint="FF" w:themeShade="FF"/>
+                <w:sz w:val="22"/>
+                <w:szCs w:val="22"/>
+                <w:lang w:val="pt-BR"/>
+              </w:rPr>
+              <w:t>16/09/2026</w:t>
+            </w:r>
+          </w:p>
+        </w:tc>
+        <w:tc>
+          <w:tcPr>
+            <w:tcW w:w="2078" w:type="dxa"/>
+            <w:tcBorders>
+              <w:right w:val="single" w:color="000000" w:themeColor="text1" w:sz="12" w:space="0"/>
+            </w:tcBorders>
+            <w:tcMar>
+              <w:top w:w="57" w:type="dxa"/>
+              <w:bottom w:w="57" w:type="dxa"/>
+            </w:tcMar>
+          </w:tcPr>
+          <w:p>
+            <w:pPr>
+              <w:spacing w:before="0" w:beforeAutospacing="off" w:after="0" w:afterAutospacing="off" w:line="288" w:lineRule="auto"/>
+              <w:ind w:left="0" w:right="0"/>
+              <w:jc w:val="center"/>
+              <w:rPr>
+                <w:rFonts w:ascii="Trebuchet MS" w:hAnsi="Trebuchet MS" w:eastAsia="Trebuchet MS" w:cs="Trebuchet MS"/>
+                <w:b w:val="0"/>
+                <w:bCs w:val="0"/>
+                <w:i w:val="0"/>
+                <w:iCs w:val="0"/>
+                <w:caps w:val="0"/>
+                <w:smallCaps w:val="0"/>
+                <w:color w:val="000000" w:themeColor="text1" w:themeTint="FF" w:themeShade="FF"/>
+                <w:sz w:val="22"/>
+                <w:szCs w:val="22"/>
+              </w:rPr>
+            </w:pPr>
+            <w:r>
+              <w:rPr>
+                <w:rFonts w:ascii="Trebuchet MS" w:hAnsi="Trebuchet MS" w:eastAsia="Trebuchet MS" w:cs="Trebuchet MS"/>
+                <w:b w:val="0"/>
+                <w:bCs w:val="0"/>
+                <w:i w:val="0"/>
+                <w:iCs w:val="0"/>
+                <w:caps w:val="0"/>
+                <w:smallCaps w:val="0"/>
+                <w:color w:val="000000" w:themeColor="text1" w:themeTint="FF" w:themeShade="FF"/>
+                <w:sz w:val="22"/>
+                <w:szCs w:val="22"/>
+                <w:lang w:val="pt-BR"/>
+              </w:rPr>
+              <w:t>Iniciar a implementação da solução considerando os requisitos levantados</w:t>
+            </w:r>
           </w:p>
         </w:tc>
       </w:tr>
@@ -3217,21 +3461,45 @@
           <w:tcPr>
             <w:tcW w:w="2399" w:type="dxa"/>
             <w:tcBorders>
-              <w:left w:val="single" w:sz="12" w:space="0" w:color="000000"/>
-            </w:tcBorders>
-            <w:tcMar>
-              <w:top w:w="57" w:type="dxa"/>
-              <w:bottom w:w="57" w:type="dxa"/>
-            </w:tcMar>
-          </w:tcPr>
-          <w:p>
-            <w:pPr>
-              <w:spacing w:after="0"/>
-              <w:jc w:val="center"/>
-            </w:pPr>
-            <w:r>
-              <w:lastRenderedPageBreak/>
-              <w:t>Iniciar soluções de acessibilidade e nuvem, performar testes iniciais</w:t>
+              <w:left w:val="single" w:color="000000" w:themeColor="text1" w:sz="12" w:space="0"/>
+            </w:tcBorders>
+            <w:tcMar>
+              <w:top w:w="57" w:type="dxa"/>
+              <w:bottom w:w="57" w:type="dxa"/>
+            </w:tcMar>
+          </w:tcPr>
+          <w:p>
+            <w:pPr>
+              <w:spacing w:after="0" w:line="288" w:lineRule="auto"/>
+              <w:jc w:val="center"/>
+              <w:rPr>
+                <w:rFonts w:ascii="Trebuchet MS" w:hAnsi="Trebuchet MS" w:eastAsia="Trebuchet MS" w:cs="Trebuchet MS"/>
+                <w:b w:val="0"/>
+                <w:bCs w:val="0"/>
+                <w:i w:val="0"/>
+                <w:iCs w:val="0"/>
+                <w:caps w:val="0"/>
+                <w:smallCaps w:val="0"/>
+                <w:color w:val="000000" w:themeColor="text1" w:themeTint="FF" w:themeShade="FF"/>
+                <w:sz w:val="22"/>
+                <w:szCs w:val="22"/>
+              </w:rPr>
+            </w:pPr>
+            <w:r>
+              <w:rPr>
+                <w:rFonts w:ascii="Trebuchet MS" w:hAnsi="Trebuchet MS" w:eastAsia="Trebuchet MS" w:cs="Trebuchet MS"/>
+                <w:b w:val="0"/>
+                <w:bCs w:val="0"/>
+                <w:i w:val="0"/>
+                <w:iCs w:val="0"/>
+                <w:caps w:val="0"/>
+                <w:smallCaps w:val="0"/>
+                <w:color w:val="000000" w:themeColor="text1" w:themeTint="FF" w:themeShade="FF"/>
+                <w:sz w:val="22"/>
+                <w:szCs w:val="22"/>
+                <w:lang w:val="pt-BR"/>
+              </w:rPr>
+              <w:t>Iniciar soluções de testes e nuvem</w:t>
             </w:r>
           </w:p>
         </w:tc>
@@ -3245,9 +3513,37 @@
           </w:tcPr>
           <w:p>
             <w:pPr>
-              <w:spacing w:after="0"/>
-              <w:jc w:val="center"/>
-            </w:pPr>
+              <w:spacing w:after="0" w:line="288" w:lineRule="auto"/>
+              <w:jc w:val="center"/>
+              <w:rPr>
+                <w:rFonts w:ascii="Trebuchet MS" w:hAnsi="Trebuchet MS" w:eastAsia="Trebuchet MS" w:cs="Trebuchet MS"/>
+                <w:b w:val="0"/>
+                <w:bCs w:val="0"/>
+                <w:i w:val="0"/>
+                <w:iCs w:val="0"/>
+                <w:caps w:val="0"/>
+                <w:smallCaps w:val="0"/>
+                <w:color w:val="000000" w:themeColor="text1" w:themeTint="FF" w:themeShade="FF"/>
+                <w:sz w:val="22"/>
+                <w:szCs w:val="22"/>
+              </w:rPr>
+            </w:pPr>
+            <w:r>
+              <w:rPr>
+                <w:rFonts w:ascii="Trebuchet MS" w:hAnsi="Trebuchet MS" w:eastAsia="Trebuchet MS" w:cs="Trebuchet MS"/>
+                <w:b w:val="0"/>
+                <w:bCs w:val="0"/>
+                <w:i w:val="0"/>
+                <w:iCs w:val="0"/>
+                <w:caps w:val="0"/>
+                <w:smallCaps w:val="0"/>
+                <w:color w:val="000000" w:themeColor="text1" w:themeTint="FF" w:themeShade="FF"/>
+                <w:sz w:val="22"/>
+                <w:szCs w:val="22"/>
+                <w:lang w:val="pt-BR"/>
+              </w:rPr>
+              <w:t>Larissa de Souza Aguiar</w:t>
+            </w:r>
           </w:p>
         </w:tc>
         <w:tc>
@@ -3260,48 +3556,129 @@
           </w:tcPr>
           <w:p>
             <w:pPr>
-              <w:spacing w:after="0"/>
-              <w:jc w:val="center"/>
-            </w:pPr>
-            <w:r>
-              <w:t>07/09/2026</w:t>
-            </w:r>
-          </w:p>
-        </w:tc>
-        <w:tc>
-          <w:tcPr>
-            <w:tcW w:w="1380" w:type="dxa"/>
-            <w:tcMar>
-              <w:top w:w="57" w:type="dxa"/>
-              <w:bottom w:w="57" w:type="dxa"/>
-            </w:tcMar>
-          </w:tcPr>
-          <w:p>
-            <w:pPr>
-              <w:spacing w:after="0"/>
-              <w:jc w:val="center"/>
-            </w:pPr>
-            <w:r>
-              <w:t>20/09/2026</w:t>
-            </w:r>
-          </w:p>
-        </w:tc>
-        <w:tc>
-          <w:tcPr>
-            <w:tcW w:w="2101" w:type="dxa"/>
-            <w:tcBorders>
-              <w:right w:val="single" w:sz="12" w:space="0" w:color="000000"/>
-            </w:tcBorders>
-            <w:tcMar>
-              <w:top w:w="57" w:type="dxa"/>
-              <w:bottom w:w="57" w:type="dxa"/>
-            </w:tcMar>
-          </w:tcPr>
-          <w:p>
-            <w:pPr>
-              <w:spacing w:after="0"/>
-              <w:jc w:val="center"/>
-            </w:pPr>
+              <w:spacing w:before="0" w:beforeAutospacing="off" w:after="0" w:afterAutospacing="off" w:line="288" w:lineRule="auto"/>
+              <w:ind w:left="0" w:right="0"/>
+              <w:jc w:val="center"/>
+              <w:rPr>
+                <w:rFonts w:ascii="Trebuchet MS" w:hAnsi="Trebuchet MS" w:eastAsia="Trebuchet MS" w:cs="Trebuchet MS"/>
+                <w:b w:val="0"/>
+                <w:bCs w:val="0"/>
+                <w:i w:val="0"/>
+                <w:iCs w:val="0"/>
+                <w:caps w:val="0"/>
+                <w:smallCaps w:val="0"/>
+                <w:color w:val="000000" w:themeColor="text1" w:themeTint="FF" w:themeShade="FF"/>
+                <w:sz w:val="22"/>
+                <w:szCs w:val="22"/>
+              </w:rPr>
+            </w:pPr>
+            <w:r>
+              <w:rPr>
+                <w:rFonts w:ascii="Trebuchet MS" w:hAnsi="Trebuchet MS" w:eastAsia="Trebuchet MS" w:cs="Trebuchet MS"/>
+                <w:b w:val="0"/>
+                <w:bCs w:val="0"/>
+                <w:i w:val="0"/>
+                <w:iCs w:val="0"/>
+                <w:caps w:val="0"/>
+                <w:smallCaps w:val="0"/>
+                <w:color w:val="000000" w:themeColor="text1" w:themeTint="FF" w:themeShade="FF"/>
+                <w:sz w:val="22"/>
+                <w:szCs w:val="22"/>
+                <w:lang w:val="pt-BR"/>
+              </w:rPr>
+              <w:t>17/09/2026</w:t>
+            </w:r>
+          </w:p>
+        </w:tc>
+        <w:tc>
+          <w:tcPr>
+            <w:tcW w:w="1402" w:type="dxa"/>
+            <w:tcMar>
+              <w:top w:w="57" w:type="dxa"/>
+              <w:bottom w:w="57" w:type="dxa"/>
+            </w:tcMar>
+          </w:tcPr>
+          <w:p>
+            <w:pPr>
+              <w:spacing w:before="0" w:beforeAutospacing="off" w:after="0" w:afterAutospacing="off" w:line="288" w:lineRule="auto"/>
+              <w:ind w:left="0" w:right="0"/>
+              <w:jc w:val="center"/>
+              <w:rPr>
+                <w:rFonts w:ascii="Trebuchet MS" w:hAnsi="Trebuchet MS" w:eastAsia="Trebuchet MS" w:cs="Trebuchet MS"/>
+                <w:b w:val="0"/>
+                <w:bCs w:val="0"/>
+                <w:i w:val="0"/>
+                <w:iCs w:val="0"/>
+                <w:caps w:val="0"/>
+                <w:smallCaps w:val="0"/>
+                <w:color w:val="000000" w:themeColor="text1" w:themeTint="FF" w:themeShade="FF"/>
+                <w:sz w:val="22"/>
+                <w:szCs w:val="22"/>
+              </w:rPr>
+            </w:pPr>
+            <w:r>
+              <w:rPr>
+                <w:rFonts w:ascii="Trebuchet MS" w:hAnsi="Trebuchet MS" w:eastAsia="Trebuchet MS" w:cs="Trebuchet MS"/>
+                <w:b w:val="0"/>
+                <w:bCs w:val="0"/>
+                <w:i w:val="0"/>
+                <w:iCs w:val="0"/>
+                <w:caps w:val="0"/>
+                <w:smallCaps w:val="0"/>
+                <w:color w:val="000000" w:themeColor="text1" w:themeTint="FF" w:themeShade="FF"/>
+                <w:sz w:val="22"/>
+                <w:szCs w:val="22"/>
+                <w:lang w:val="pt-BR"/>
+              </w:rPr>
+              <w:t>21/09/2026</w:t>
+            </w:r>
+          </w:p>
+        </w:tc>
+        <w:tc>
+          <w:tcPr>
+            <w:tcW w:w="2078" w:type="dxa"/>
+            <w:tcBorders>
+              <w:right w:val="single" w:color="000000" w:themeColor="text1" w:sz="12" w:space="0"/>
+            </w:tcBorders>
+            <w:tcMar>
+              <w:top w:w="57" w:type="dxa"/>
+              <w:bottom w:w="57" w:type="dxa"/>
+            </w:tcMar>
+          </w:tcPr>
+          <w:p>
+            <w:pPr>
+              <w:spacing w:before="0" w:beforeAutospacing="off" w:after="0" w:afterAutospacing="off" w:line="288" w:lineRule="auto"/>
+              <w:ind w:left="0" w:right="0"/>
+              <w:jc w:val="center"/>
+              <w:rPr>
+                <w:rFonts w:ascii="Trebuchet MS" w:hAnsi="Trebuchet MS" w:eastAsia="Trebuchet MS" w:cs="Trebuchet MS"/>
+                <w:b w:val="0"/>
+                <w:bCs w:val="0"/>
+                <w:i w:val="0"/>
+                <w:iCs w:val="0"/>
+                <w:caps w:val="0"/>
+                <w:smallCaps w:val="0"/>
+                <w:color w:val="000000" w:themeColor="text1" w:themeTint="FF" w:themeShade="FF"/>
+                <w:sz w:val="22"/>
+                <w:szCs w:val="22"/>
+              </w:rPr>
+            </w:pPr>
+            <w:r>
+              <w:rPr>
+                <w:rFonts w:ascii="Trebuchet MS" w:hAnsi="Trebuchet MS" w:eastAsia="Trebuchet MS" w:cs="Trebuchet MS"/>
+                <w:b w:val="0"/>
+                <w:bCs w:val="0"/>
+                <w:i w:val="0"/>
+                <w:iCs w:val="0"/>
+                <w:caps w:val="0"/>
+                <w:smallCaps w:val="0"/>
+                <w:color w:val="000000" w:themeColor="text1" w:themeTint="FF" w:themeShade="FF"/>
+                <w:sz w:val="22"/>
+                <w:szCs w:val="22"/>
+                <w:lang w:val="pt-BR"/>
+              </w:rPr>
+              <w:t>Desenvolver as primeiras soluções de testes e nuvem utilizando as ferramentas posteriormente definidas</w:t>
+            </w:r>
           </w:p>
         </w:tc>
       </w:tr>
@@ -3336,12 +3713,13 @@
             <w:tcW w:w="8996" w:type="dxa"/>
             <w:gridSpan w:val="5"/>
             <w:tcBorders>
-              <w:top w:val="single" w:sz="12" w:space="0" w:color="000000"/>
-              <w:left w:val="single" w:sz="12" w:space="0" w:color="000000"/>
-              <w:bottom w:val="single" w:sz="2" w:space="0" w:color="000000"/>
-              <w:right w:val="single" w:sz="12" w:space="0" w:color="000000"/>
+              <w:top w:val="single" w:color="000000" w:themeColor="text1" w:sz="12" w:space="0"/>
+              <w:left w:val="single" w:color="000000" w:themeColor="text1" w:sz="12" w:space="0"/>
+              <w:bottom w:val="single" w:color="000000" w:themeColor="text1" w:sz="2" w:space="0"/>
+              <w:right w:val="single" w:color="000000" w:themeColor="text1" w:sz="12" w:space="0"/>
             </w:tcBorders>
             <w:shd w:val="clear" w:color="auto" w:fill="D9D9D9" w:themeFill="background1" w:themeFillShade="D9"/>
+            <w:tcMar/>
           </w:tcPr>
           <w:p>
             <w:pPr>
@@ -3402,8 +3780,8 @@
           <w:tcPr>
             <w:tcW w:w="2374" w:type="dxa"/>
             <w:tcBorders>
-              <w:top w:val="single" w:sz="2" w:space="0" w:color="000000"/>
-              <w:left w:val="single" w:sz="12" w:space="0" w:color="000000"/>
+              <w:top w:val="single" w:color="000000" w:themeColor="text1" w:sz="2" w:space="0"/>
+              <w:left w:val="single" w:color="000000" w:themeColor="text1" w:sz="12" w:space="0"/>
             </w:tcBorders>
             <w:shd w:val="clear" w:color="auto" w:fill="F2F2F2" w:themeFill="background1" w:themeFillShade="F2"/>
             <w:tcMar>
@@ -3425,7 +3803,7 @@
           <w:tcPr>
             <w:tcW w:w="1747" w:type="dxa"/>
             <w:tcBorders>
-              <w:top w:val="single" w:sz="2" w:space="0" w:color="000000"/>
+              <w:top w:val="single" w:color="000000" w:themeColor="text1" w:sz="2" w:space="0"/>
             </w:tcBorders>
             <w:shd w:val="clear" w:color="auto" w:fill="F2F2F2" w:themeFill="background1" w:themeFillShade="F2"/>
             <w:tcMar>
@@ -3447,7 +3825,7 @@
           <w:tcPr>
             <w:tcW w:w="1415" w:type="dxa"/>
             <w:tcBorders>
-              <w:top w:val="single" w:sz="2" w:space="0" w:color="000000"/>
+              <w:top w:val="single" w:color="000000" w:themeColor="text1" w:sz="2" w:space="0"/>
             </w:tcBorders>
             <w:shd w:val="clear" w:color="auto" w:fill="F2F2F2" w:themeFill="background1" w:themeFillShade="F2"/>
             <w:tcMar>
@@ -3469,7 +3847,7 @@
           <w:tcPr>
             <w:tcW w:w="1381" w:type="dxa"/>
             <w:tcBorders>
-              <w:top w:val="single" w:sz="2" w:space="0" w:color="000000"/>
+              <w:top w:val="single" w:color="000000" w:themeColor="text1" w:sz="2" w:space="0"/>
             </w:tcBorders>
             <w:shd w:val="clear" w:color="auto" w:fill="F2F2F2" w:themeFill="background1" w:themeFillShade="F2"/>
             <w:tcMar>
@@ -3491,8 +3869,8 @@
           <w:tcPr>
             <w:tcW w:w="2079" w:type="dxa"/>
             <w:tcBorders>
-              <w:top w:val="single" w:sz="2" w:space="0" w:color="000000"/>
-              <w:right w:val="single" w:sz="12" w:space="0" w:color="000000"/>
+              <w:top w:val="single" w:color="000000" w:themeColor="text1" w:sz="2" w:space="0"/>
+              <w:right w:val="single" w:color="000000" w:themeColor="text1" w:sz="12" w:space="0"/>
             </w:tcBorders>
             <w:shd w:val="clear" w:color="auto" w:fill="F2F2F2" w:themeFill="background1" w:themeFillShade="F2"/>
             <w:tcMar>
@@ -3519,20 +3897,41 @@
           <w:tcPr>
             <w:tcW w:w="2374" w:type="dxa"/>
             <w:tcBorders>
-              <w:left w:val="single" w:sz="12" w:space="0" w:color="000000"/>
-            </w:tcBorders>
-            <w:tcMar>
-              <w:top w:w="57" w:type="dxa"/>
-              <w:bottom w:w="57" w:type="dxa"/>
-            </w:tcMar>
-          </w:tcPr>
-          <w:p>
-            <w:pPr>
-              <w:spacing w:after="0"/>
-              <w:jc w:val="center"/>
-            </w:pPr>
-            <w:r>
-              <w:t>Desenvolver funcionalidades iniciais</w:t>
+              <w:left w:val="single" w:color="000000" w:themeColor="text1" w:sz="12" w:space="0"/>
+            </w:tcBorders>
+            <w:tcMar>
+              <w:top w:w="57" w:type="dxa"/>
+              <w:bottom w:w="57" w:type="dxa"/>
+            </w:tcMar>
+          </w:tcPr>
+          <w:p>
+            <w:pPr>
+              <w:spacing w:after="0" w:line="288" w:lineRule="auto"/>
+              <w:jc w:val="center"/>
+              <w:rPr>
+                <w:rFonts w:ascii="Trebuchet MS" w:hAnsi="Trebuchet MS" w:eastAsia="Trebuchet MS" w:cs="Trebuchet MS"/>
+                <w:noProof w:val="0"/>
+                <w:sz w:val="22"/>
+                <w:szCs w:val="22"/>
+                <w:lang w:val="pt-BR"/>
+              </w:rPr>
+            </w:pPr>
+            <w:r>
+              <w:rPr>
+                <w:rFonts w:ascii="Trebuchet MS" w:hAnsi="Trebuchet MS" w:eastAsia="Trebuchet MS" w:cs="Trebuchet MS"/>
+                <w:b w:val="0"/>
+                <w:bCs w:val="0"/>
+                <w:i w:val="0"/>
+                <w:iCs w:val="0"/>
+                <w:caps w:val="0"/>
+                <w:smallCaps w:val="0"/>
+                <w:noProof w:val="0"/>
+                <w:color w:val="000000" w:themeColor="text1" w:themeTint="FF" w:themeShade="FF"/>
+                <w:sz w:val="22"/>
+                <w:szCs w:val="22"/>
+                <w:lang w:val="pt-BR"/>
+              </w:rPr>
+              <w:t>Desenvolver funcionalidades de acessibilidade</w:t>
             </w:r>
           </w:p>
         </w:tc>
@@ -3594,20 +3993,21 @@
           <w:tcPr>
             <w:tcW w:w="2079" w:type="dxa"/>
             <w:tcBorders>
-              <w:right w:val="single" w:sz="12" w:space="0" w:color="000000"/>
-            </w:tcBorders>
-            <w:tcMar>
-              <w:top w:w="57" w:type="dxa"/>
-              <w:bottom w:w="57" w:type="dxa"/>
-            </w:tcMar>
-          </w:tcPr>
-          <w:p>
-            <w:pPr>
-              <w:spacing w:after="0"/>
-              <w:jc w:val="center"/>
-            </w:pPr>
-            <w:r>
-              <w:t>API Libras</w:t>
+              <w:right w:val="single" w:color="000000" w:themeColor="text1" w:sz="12" w:space="0"/>
+            </w:tcBorders>
+            <w:tcMar>
+              <w:top w:w="57" w:type="dxa"/>
+              <w:bottom w:w="57" w:type="dxa"/>
+            </w:tcMar>
+          </w:tcPr>
+          <w:p>
+            <w:pPr>
+              <w:spacing w:after="0"/>
+              <w:jc w:val="center"/>
+            </w:pPr>
+            <w:r>
+              <w:rPr/>
+              <w:t>Integrar uma API de Libras ao sistema como recurso de acessibilidade para os usuários</w:t>
             </w:r>
           </w:p>
         </w:tc>
@@ -3620,7 +4020,7 @@
           <w:tcPr>
             <w:tcW w:w="2374" w:type="dxa"/>
             <w:tcBorders>
-              <w:left w:val="single" w:sz="12" w:space="0" w:color="000000"/>
+              <w:left w:val="single" w:color="000000" w:themeColor="text1" w:sz="12" w:space="0"/>
             </w:tcBorders>
             <w:tcMar>
               <w:top w:w="57" w:type="dxa"/>
@@ -3704,7 +4104,7 @@
           <w:tcPr>
             <w:tcW w:w="2079" w:type="dxa"/>
             <w:tcBorders>
-              <w:right w:val="single" w:sz="12" w:space="0" w:color="000000"/>
+              <w:right w:val="single" w:color="000000" w:themeColor="text1" w:sz="12" w:space="0"/>
             </w:tcBorders>
             <w:tcMar>
               <w:top w:w="57" w:type="dxa"/>
@@ -3739,7 +4139,7 @@
           <w:tcPr>
             <w:tcW w:w="2374" w:type="dxa"/>
             <w:tcBorders>
-              <w:left w:val="single" w:sz="12" w:space="0" w:color="000000"/>
+              <w:left w:val="single" w:color="000000" w:themeColor="text1" w:sz="12" w:space="0"/>
             </w:tcBorders>
             <w:tcMar>
               <w:top w:w="57" w:type="dxa"/>
@@ -3823,7 +4223,7 @@
           <w:tcPr>
             <w:tcW w:w="2079" w:type="dxa"/>
             <w:tcBorders>
-              <w:right w:val="single" w:sz="12" w:space="0" w:color="000000"/>
+              <w:right w:val="single" w:color="000000" w:themeColor="text1" w:sz="12" w:space="0"/>
             </w:tcBorders>
             <w:tcMar>
               <w:top w:w="57" w:type="dxa"/>
@@ -3849,7 +4249,7 @@
           <w:tcPr>
             <w:tcW w:w="2374" w:type="dxa"/>
             <w:tcBorders>
-              <w:left w:val="single" w:sz="12" w:space="0" w:color="000000"/>
+              <w:left w:val="single" w:color="000000" w:themeColor="text1" w:sz="12" w:space="0"/>
             </w:tcBorders>
             <w:tcMar>
               <w:top w:w="57" w:type="dxa"/>
@@ -3924,7 +4324,7 @@
           <w:tcPr>
             <w:tcW w:w="2079" w:type="dxa"/>
             <w:tcBorders>
-              <w:right w:val="single" w:sz="12" w:space="0" w:color="000000"/>
+              <w:right w:val="single" w:color="000000" w:themeColor="text1" w:sz="12" w:space="0"/>
             </w:tcBorders>
             <w:tcMar>
               <w:top w:w="57" w:type="dxa"/>
@@ -3950,8 +4350,8 @@
           <w:tcPr>
             <w:tcW w:w="2374" w:type="dxa"/>
             <w:tcBorders>
-              <w:left w:val="single" w:sz="12" w:space="0" w:color="000000"/>
-              <w:bottom w:val="single" w:sz="12" w:space="0" w:color="000000"/>
+              <w:left w:val="single" w:color="000000" w:themeColor="text1" w:sz="12" w:space="0"/>
+              <w:bottom w:val="single" w:color="000000" w:themeColor="text1" w:sz="12" w:space="0"/>
             </w:tcBorders>
             <w:tcMar>
               <w:top w:w="57" w:type="dxa"/>
@@ -3972,7 +4372,7 @@
           <w:tcPr>
             <w:tcW w:w="1747" w:type="dxa"/>
             <w:tcBorders>
-              <w:bottom w:val="single" w:sz="12" w:space="0" w:color="000000"/>
+              <w:bottom w:val="single" w:color="000000" w:themeColor="text1" w:sz="12" w:space="0"/>
             </w:tcBorders>
             <w:tcMar>
               <w:top w:w="57" w:type="dxa"/>
@@ -4002,7 +4402,7 @@
           <w:tcPr>
             <w:tcW w:w="1415" w:type="dxa"/>
             <w:tcBorders>
-              <w:bottom w:val="single" w:sz="12" w:space="0" w:color="000000"/>
+              <w:bottom w:val="single" w:color="000000" w:themeColor="text1" w:sz="12" w:space="0"/>
             </w:tcBorders>
             <w:tcMar>
               <w:top w:w="57" w:type="dxa"/>
@@ -4023,7 +4423,7 @@
           <w:tcPr>
             <w:tcW w:w="1381" w:type="dxa"/>
             <w:tcBorders>
-              <w:bottom w:val="single" w:sz="12" w:space="0" w:color="000000"/>
+              <w:bottom w:val="single" w:color="000000" w:themeColor="text1" w:sz="12" w:space="0"/>
             </w:tcBorders>
             <w:tcMar>
               <w:top w:w="57" w:type="dxa"/>
@@ -4044,8 +4444,8 @@
           <w:tcPr>
             <w:tcW w:w="2079" w:type="dxa"/>
             <w:tcBorders>
-              <w:bottom w:val="single" w:sz="12" w:space="0" w:color="000000"/>
-              <w:right w:val="single" w:sz="12" w:space="0" w:color="000000"/>
+              <w:bottom w:val="single" w:color="000000" w:themeColor="text1" w:sz="12" w:space="0"/>
+              <w:right w:val="single" w:color="000000" w:themeColor="text1" w:sz="12" w:space="0"/>
             </w:tcBorders>
             <w:tcMar>
               <w:top w:w="57" w:type="dxa"/>
@@ -4080,8 +4480,8 @@
         <w:gridCol w:w="2310"/>
         <w:gridCol w:w="1709"/>
         <w:gridCol w:w="1409"/>
-        <w:gridCol w:w="1380"/>
-        <w:gridCol w:w="2188"/>
+        <w:gridCol w:w="1390"/>
+        <w:gridCol w:w="2178"/>
       </w:tblGrid>
       <w:tr>
         <w:trPr>
@@ -4094,12 +4494,13 @@
             <w:tcW w:w="8996" w:type="dxa"/>
             <w:gridSpan w:val="5"/>
             <w:tcBorders>
-              <w:top w:val="single" w:sz="12" w:space="0" w:color="000000"/>
-              <w:left w:val="single" w:sz="12" w:space="0" w:color="000000"/>
-              <w:bottom w:val="single" w:sz="2" w:space="0" w:color="000000"/>
-              <w:right w:val="single" w:sz="12" w:space="0" w:color="000000"/>
+              <w:top w:val="single" w:color="000000" w:themeColor="text1" w:sz="12" w:space="0"/>
+              <w:left w:val="single" w:color="000000" w:themeColor="text1" w:sz="12" w:space="0"/>
+              <w:bottom w:val="single" w:color="000000" w:themeColor="text1" w:sz="2" w:space="0"/>
+              <w:right w:val="single" w:color="000000" w:themeColor="text1" w:sz="12" w:space="0"/>
             </w:tcBorders>
             <w:shd w:val="clear" w:color="auto" w:fill="D9D9D9" w:themeFill="background1" w:themeFillShade="D9"/>
+            <w:tcMar/>
           </w:tcPr>
           <w:p>
             <w:pPr>
@@ -4161,8 +4562,8 @@
           <w:tcPr>
             <w:tcW w:w="2310" w:type="dxa"/>
             <w:tcBorders>
-              <w:top w:val="single" w:sz="2" w:space="0" w:color="000000"/>
-              <w:left w:val="single" w:sz="12" w:space="0" w:color="000000"/>
+              <w:top w:val="single" w:color="000000" w:themeColor="text1" w:sz="2" w:space="0"/>
+              <w:left w:val="single" w:color="000000" w:themeColor="text1" w:sz="12" w:space="0"/>
             </w:tcBorders>
             <w:shd w:val="clear" w:color="auto" w:fill="F2F2F2" w:themeFill="background1" w:themeFillShade="F2"/>
             <w:tcMar>
@@ -4184,7 +4585,7 @@
           <w:tcPr>
             <w:tcW w:w="1709" w:type="dxa"/>
             <w:tcBorders>
-              <w:top w:val="single" w:sz="2" w:space="0" w:color="000000"/>
+              <w:top w:val="single" w:color="000000" w:themeColor="text1" w:sz="2" w:space="0"/>
             </w:tcBorders>
             <w:shd w:val="clear" w:color="auto" w:fill="F2F2F2" w:themeFill="background1" w:themeFillShade="F2"/>
             <w:tcMar>
@@ -4206,7 +4607,7 @@
           <w:tcPr>
             <w:tcW w:w="1409" w:type="dxa"/>
             <w:tcBorders>
-              <w:top w:val="single" w:sz="2" w:space="0" w:color="000000"/>
+              <w:top w:val="single" w:color="000000" w:themeColor="text1" w:sz="2" w:space="0"/>
             </w:tcBorders>
             <w:shd w:val="clear" w:color="auto" w:fill="F2F2F2" w:themeFill="background1" w:themeFillShade="F2"/>
             <w:tcMar>
@@ -4226,9 +4627,9 @@
         </w:tc>
         <w:tc>
           <w:tcPr>
-            <w:tcW w:w="1380" w:type="dxa"/>
-            <w:tcBorders>
-              <w:top w:val="single" w:sz="2" w:space="0" w:color="000000"/>
+            <w:tcW w:w="1390" w:type="dxa"/>
+            <w:tcBorders>
+              <w:top w:val="single" w:color="000000" w:themeColor="text1" w:sz="2" w:space="0"/>
             </w:tcBorders>
             <w:shd w:val="clear" w:color="auto" w:fill="F2F2F2" w:themeFill="background1" w:themeFillShade="F2"/>
             <w:tcMar>
@@ -4248,10 +4649,10 @@
         </w:tc>
         <w:tc>
           <w:tcPr>
-            <w:tcW w:w="2188" w:type="dxa"/>
-            <w:tcBorders>
-              <w:top w:val="single" w:sz="2" w:space="0" w:color="000000"/>
-              <w:right w:val="single" w:sz="12" w:space="0" w:color="000000"/>
+            <w:tcW w:w="2178" w:type="dxa"/>
+            <w:tcBorders>
+              <w:top w:val="single" w:color="000000" w:themeColor="text1" w:sz="2" w:space="0"/>
+              <w:right w:val="single" w:color="000000" w:themeColor="text1" w:sz="12" w:space="0"/>
             </w:tcBorders>
             <w:shd w:val="clear" w:color="auto" w:fill="F2F2F2" w:themeFill="background1" w:themeFillShade="F2"/>
             <w:tcMar>
@@ -4278,7 +4679,7 @@
           <w:tcPr>
             <w:tcW w:w="2310" w:type="dxa"/>
             <w:tcBorders>
-              <w:left w:val="single" w:sz="12" w:space="0" w:color="000000"/>
+              <w:left w:val="single" w:color="000000" w:themeColor="text1" w:sz="12" w:space="0"/>
             </w:tcBorders>
             <w:tcMar>
               <w:top w:w="57" w:type="dxa"/>
@@ -4333,7 +4734,7 @@
         </w:tc>
         <w:tc>
           <w:tcPr>
-            <w:tcW w:w="1380" w:type="dxa"/>
+            <w:tcW w:w="1390" w:type="dxa"/>
             <w:tcMar>
               <w:top w:w="57" w:type="dxa"/>
               <w:bottom w:w="57" w:type="dxa"/>
@@ -4351,20 +4752,24 @@
         </w:tc>
         <w:tc>
           <w:tcPr>
-            <w:tcW w:w="2188" w:type="dxa"/>
-            <w:tcBorders>
-              <w:right w:val="single" w:sz="12" w:space="0" w:color="000000"/>
-            </w:tcBorders>
-            <w:tcMar>
-              <w:top w:w="57" w:type="dxa"/>
-              <w:bottom w:w="57" w:type="dxa"/>
-            </w:tcMar>
-          </w:tcPr>
-          <w:p>
-            <w:pPr>
-              <w:spacing w:after="0"/>
-              <w:jc w:val="center"/>
-            </w:pPr>
+            <w:tcW w:w="2178" w:type="dxa"/>
+            <w:tcBorders>
+              <w:right w:val="single" w:color="000000" w:themeColor="text1" w:sz="12" w:space="0"/>
+            </w:tcBorders>
+            <w:tcMar>
+              <w:top w:w="57" w:type="dxa"/>
+              <w:bottom w:w="57" w:type="dxa"/>
+            </w:tcMar>
+          </w:tcPr>
+          <w:p>
+            <w:pPr>
+              <w:spacing w:after="0"/>
+              <w:jc w:val="center"/>
+            </w:pPr>
+            <w:r>
+              <w:rPr/>
+              <w:t>Realizar os ajustes necessários conforme as sugestões apresentadas pela empresa</w:t>
+            </w:r>
           </w:p>
         </w:tc>
       </w:tr>
@@ -4376,20 +4781,41 @@
           <w:tcPr>
             <w:tcW w:w="2310" w:type="dxa"/>
             <w:tcBorders>
-              <w:left w:val="single" w:sz="12" w:space="0" w:color="000000"/>
-            </w:tcBorders>
-            <w:tcMar>
-              <w:top w:w="57" w:type="dxa"/>
-              <w:bottom w:w="57" w:type="dxa"/>
-            </w:tcMar>
-          </w:tcPr>
-          <w:p>
-            <w:pPr>
-              <w:spacing w:after="0"/>
-              <w:jc w:val="center"/>
-            </w:pPr>
-            <w:r>
-              <w:t>Adicionar funcionalidades</w:t>
+              <w:left w:val="single" w:color="000000" w:themeColor="text1" w:sz="12" w:space="0"/>
+            </w:tcBorders>
+            <w:tcMar>
+              <w:top w:w="57" w:type="dxa"/>
+              <w:bottom w:w="57" w:type="dxa"/>
+            </w:tcMar>
+          </w:tcPr>
+          <w:p>
+            <w:pPr>
+              <w:spacing w:after="0" w:line="288" w:lineRule="auto"/>
+              <w:jc w:val="center"/>
+              <w:rPr>
+                <w:rFonts w:ascii="Trebuchet MS" w:hAnsi="Trebuchet MS" w:eastAsia="Trebuchet MS" w:cs="Trebuchet MS"/>
+                <w:noProof w:val="0"/>
+                <w:sz w:val="22"/>
+                <w:szCs w:val="22"/>
+                <w:lang w:val="pt-BR"/>
+              </w:rPr>
+            </w:pPr>
+            <w:r>
+              <w:rPr>
+                <w:rFonts w:ascii="Trebuchet MS" w:hAnsi="Trebuchet MS" w:eastAsia="Trebuchet MS" w:cs="Trebuchet MS"/>
+                <w:b w:val="0"/>
+                <w:bCs w:val="0"/>
+                <w:i w:val="0"/>
+                <w:iCs w:val="0"/>
+                <w:caps w:val="0"/>
+                <w:smallCaps w:val="0"/>
+                <w:noProof w:val="0"/>
+                <w:color w:val="000000" w:themeColor="text1" w:themeTint="FF" w:themeShade="FF"/>
+                <w:sz w:val="22"/>
+                <w:szCs w:val="22"/>
+                <w:lang w:val="pt-BR"/>
+              </w:rPr>
+              <w:t>Desenvolver melhorias de código</w:t>
             </w:r>
           </w:p>
         </w:tc>
@@ -4406,6 +4832,10 @@
               <w:spacing w:after="0"/>
               <w:jc w:val="center"/>
             </w:pPr>
+            <w:r>
+              <w:rPr/>
+              <w:t>Larissa de Souza Aguiar</w:t>
+            </w:r>
           </w:p>
         </w:tc>
         <w:tc>
@@ -4428,38 +4858,72 @@
         </w:tc>
         <w:tc>
           <w:tcPr>
-            <w:tcW w:w="1380" w:type="dxa"/>
-            <w:tcMar>
-              <w:top w:w="57" w:type="dxa"/>
-              <w:bottom w:w="57" w:type="dxa"/>
-            </w:tcMar>
-          </w:tcPr>
-          <w:p>
-            <w:pPr>
-              <w:spacing w:after="0"/>
-              <w:jc w:val="center"/>
-            </w:pPr>
-            <w:r>
-              <w:t>18/10/2026</w:t>
-            </w:r>
-          </w:p>
-        </w:tc>
-        <w:tc>
-          <w:tcPr>
-            <w:tcW w:w="2188" w:type="dxa"/>
-            <w:tcBorders>
-              <w:right w:val="single" w:sz="12" w:space="0" w:color="000000"/>
-            </w:tcBorders>
-            <w:tcMar>
-              <w:top w:w="57" w:type="dxa"/>
-              <w:bottom w:w="57" w:type="dxa"/>
-            </w:tcMar>
-          </w:tcPr>
-          <w:p>
-            <w:pPr>
-              <w:spacing w:after="0"/>
-              <w:jc w:val="center"/>
-            </w:pPr>
+            <w:tcW w:w="1390" w:type="dxa"/>
+            <w:tcMar>
+              <w:top w:w="57" w:type="dxa"/>
+              <w:bottom w:w="57" w:type="dxa"/>
+            </w:tcMar>
+          </w:tcPr>
+          <w:p>
+            <w:pPr>
+              <w:pStyle w:val="Normal"/>
+              <w:suppressLineNumbers w:val="0"/>
+              <w:bidi w:val="0"/>
+              <w:spacing w:before="0" w:beforeAutospacing="off" w:after="0" w:afterAutospacing="off" w:line="288" w:lineRule="auto"/>
+              <w:ind w:left="0" w:right="0"/>
+              <w:jc w:val="center"/>
+            </w:pPr>
+            <w:r>
+              <w:rPr/>
+              <w:t>09</w:t>
+            </w:r>
+            <w:r>
+              <w:rPr/>
+              <w:t>/10/2026</w:t>
+            </w:r>
+          </w:p>
+        </w:tc>
+        <w:tc>
+          <w:tcPr>
+            <w:tcW w:w="2178" w:type="dxa"/>
+            <w:tcBorders>
+              <w:right w:val="single" w:color="000000" w:themeColor="text1" w:sz="12" w:space="0"/>
+            </w:tcBorders>
+            <w:tcMar>
+              <w:top w:w="57" w:type="dxa"/>
+              <w:bottom w:w="57" w:type="dxa"/>
+            </w:tcMar>
+          </w:tcPr>
+          <w:p>
+            <w:pPr>
+              <w:spacing w:before="0" w:beforeAutospacing="off" w:after="0" w:afterAutospacing="off" w:line="288" w:lineRule="auto"/>
+              <w:ind w:left="0" w:right="0"/>
+              <w:jc w:val="center"/>
+              <w:rPr>
+                <w:rFonts w:ascii="Trebuchet MS" w:hAnsi="Trebuchet MS" w:eastAsia="Trebuchet MS" w:cs="Trebuchet MS"/>
+                <w:noProof w:val="0"/>
+                <w:sz w:val="22"/>
+                <w:szCs w:val="22"/>
+                <w:lang w:val="pt-BR"/>
+              </w:rPr>
+            </w:pPr>
+            <w:r>
+              <w:rPr>
+                <w:rFonts w:ascii="Trebuchet MS" w:hAnsi="Trebuchet MS" w:eastAsia="Trebuchet MS" w:cs="Trebuchet MS"/>
+                <w:b w:val="0"/>
+                <w:bCs w:val="0"/>
+                <w:i w:val="0"/>
+                <w:iCs w:val="0"/>
+                <w:caps w:val="0"/>
+                <w:smallCaps w:val="0"/>
+                <w:noProof w:val="0"/>
+                <w:color w:val="000000" w:themeColor="text1" w:themeTint="FF" w:themeShade="FF"/>
+                <w:sz w:val="22"/>
+                <w:szCs w:val="22"/>
+                <w:lang w:val="pt-BR"/>
+              </w:rPr>
+              <w:t>Aprimorar a estrutura do código, buscando melhor organização, qualidade e facilitar a manutenção futura</w:t>
+            </w:r>
           </w:p>
         </w:tc>
       </w:tr>
@@ -4471,7 +4935,7 @@
           <w:tcPr>
             <w:tcW w:w="2310" w:type="dxa"/>
             <w:tcBorders>
-              <w:left w:val="single" w:sz="12" w:space="0" w:color="000000"/>
+              <w:left w:val="single" w:color="000000" w:themeColor="text1" w:sz="12" w:space="0"/>
             </w:tcBorders>
             <w:tcMar>
               <w:top w:w="57" w:type="dxa"/>
@@ -4535,7 +4999,7 @@
         </w:tc>
         <w:tc>
           <w:tcPr>
-            <w:tcW w:w="1380" w:type="dxa"/>
+            <w:tcW w:w="1390" w:type="dxa"/>
             <w:tcMar>
               <w:top w:w="57" w:type="dxa"/>
               <w:bottom w:w="57" w:type="dxa"/>
@@ -4553,20 +5017,24 @@
         </w:tc>
         <w:tc>
           <w:tcPr>
-            <w:tcW w:w="2188" w:type="dxa"/>
-            <w:tcBorders>
-              <w:right w:val="single" w:sz="12" w:space="0" w:color="000000"/>
-            </w:tcBorders>
-            <w:tcMar>
-              <w:top w:w="57" w:type="dxa"/>
-              <w:bottom w:w="57" w:type="dxa"/>
-            </w:tcMar>
-          </w:tcPr>
-          <w:p>
-            <w:pPr>
-              <w:spacing w:after="0"/>
-              <w:jc w:val="center"/>
-            </w:pPr>
+            <w:tcW w:w="2178" w:type="dxa"/>
+            <w:tcBorders>
+              <w:right w:val="single" w:color="000000" w:themeColor="text1" w:sz="12" w:space="0"/>
+            </w:tcBorders>
+            <w:tcMar>
+              <w:top w:w="57" w:type="dxa"/>
+              <w:bottom w:w="57" w:type="dxa"/>
+            </w:tcMar>
+          </w:tcPr>
+          <w:p>
+            <w:pPr>
+              <w:spacing w:after="0"/>
+              <w:jc w:val="center"/>
+            </w:pPr>
+            <w:r>
+              <w:rPr/>
+              <w:t>Aprimorar a interface, buscando melhorar a usabilidade e a experiência dos usuários</w:t>
+            </w:r>
           </w:p>
         </w:tc>
       </w:tr>
@@ -4578,19 +5046,40 @@
           <w:tcPr>
             <w:tcW w:w="2310" w:type="dxa"/>
             <w:tcBorders>
-              <w:left w:val="single" w:sz="12" w:space="0" w:color="000000"/>
-            </w:tcBorders>
-            <w:tcMar>
-              <w:top w:w="57" w:type="dxa"/>
-              <w:bottom w:w="57" w:type="dxa"/>
-            </w:tcMar>
-          </w:tcPr>
-          <w:p>
-            <w:pPr>
-              <w:spacing w:after="0"/>
-              <w:jc w:val="center"/>
-            </w:pPr>
-            <w:r>
+              <w:left w:val="single" w:color="000000" w:themeColor="text1" w:sz="12" w:space="0"/>
+            </w:tcBorders>
+            <w:tcMar>
+              <w:top w:w="57" w:type="dxa"/>
+              <w:bottom w:w="57" w:type="dxa"/>
+            </w:tcMar>
+          </w:tcPr>
+          <w:p>
+            <w:pPr>
+              <w:spacing w:after="0" w:line="288" w:lineRule="auto"/>
+              <w:jc w:val="center"/>
+              <w:rPr>
+                <w:rFonts w:ascii="Trebuchet MS" w:hAnsi="Trebuchet MS" w:eastAsia="Trebuchet MS" w:cs="Trebuchet MS"/>
+                <w:noProof w:val="0"/>
+                <w:sz w:val="22"/>
+                <w:szCs w:val="22"/>
+                <w:lang w:val="pt-BR"/>
+              </w:rPr>
+            </w:pPr>
+            <w:r>
+              <w:rPr>
+                <w:rFonts w:ascii="Trebuchet MS" w:hAnsi="Trebuchet MS" w:eastAsia="Trebuchet MS" w:cs="Trebuchet MS"/>
+                <w:b w:val="0"/>
+                <w:bCs w:val="0"/>
+                <w:i w:val="0"/>
+                <w:iCs w:val="0"/>
+                <w:caps w:val="0"/>
+                <w:smallCaps w:val="0"/>
+                <w:noProof w:val="0"/>
+                <w:color w:val="000000" w:themeColor="text1" w:themeTint="FF" w:themeShade="FF"/>
+                <w:sz w:val="22"/>
+                <w:szCs w:val="22"/>
+                <w:lang w:val="pt-BR"/>
+              </w:rPr>
               <w:t>Realizar testes do sistema e corrigir possíveis erros</w:t>
             </w:r>
           </w:p>
@@ -4608,6 +5097,10 @@
               <w:spacing w:after="0"/>
               <w:jc w:val="center"/>
             </w:pPr>
+            <w:r>
+              <w:rPr/>
+              <w:t>Larissa de Souza Aguiar</w:t>
+            </w:r>
           </w:p>
         </w:tc>
         <w:tc>
@@ -4620,48 +5113,90 @@
           </w:tcPr>
           <w:p>
             <w:pPr>
-              <w:spacing w:after="0"/>
-              <w:jc w:val="center"/>
-            </w:pPr>
-            <w:r>
-              <w:t>05/10/2026</w:t>
-            </w:r>
-          </w:p>
-        </w:tc>
-        <w:tc>
-          <w:tcPr>
-            <w:tcW w:w="1380" w:type="dxa"/>
-            <w:tcMar>
-              <w:top w:w="57" w:type="dxa"/>
-              <w:bottom w:w="57" w:type="dxa"/>
-            </w:tcMar>
-          </w:tcPr>
-          <w:p>
-            <w:pPr>
-              <w:spacing w:after="0"/>
-              <w:jc w:val="center"/>
-            </w:pPr>
-            <w:r>
-              <w:t>18/10/2026</w:t>
-            </w:r>
-          </w:p>
-        </w:tc>
-        <w:tc>
-          <w:tcPr>
-            <w:tcW w:w="2188" w:type="dxa"/>
-            <w:tcBorders>
-              <w:right w:val="single" w:sz="12" w:space="0" w:color="000000"/>
-            </w:tcBorders>
-            <w:tcMar>
-              <w:top w:w="57" w:type="dxa"/>
-              <w:bottom w:w="57" w:type="dxa"/>
-            </w:tcMar>
-          </w:tcPr>
-          <w:p>
-            <w:pPr>
-              <w:spacing w:after="0"/>
-              <w:jc w:val="center"/>
-            </w:pPr>
+              <w:pStyle w:val="Normal"/>
+              <w:suppressLineNumbers w:val="0"/>
+              <w:bidi w:val="0"/>
+              <w:spacing w:before="0" w:beforeAutospacing="off" w:after="0" w:afterAutospacing="off" w:line="288" w:lineRule="auto"/>
+              <w:ind w:left="0" w:right="0"/>
+              <w:jc w:val="center"/>
+            </w:pPr>
+            <w:r>
+              <w:rPr/>
+              <w:t>10</w:t>
+            </w:r>
+            <w:r>
+              <w:rPr/>
+              <w:t>/10/2026</w:t>
+            </w:r>
+          </w:p>
+        </w:tc>
+        <w:tc>
+          <w:tcPr>
+            <w:tcW w:w="1390" w:type="dxa"/>
+            <w:tcMar>
+              <w:top w:w="57" w:type="dxa"/>
+              <w:bottom w:w="57" w:type="dxa"/>
+            </w:tcMar>
+          </w:tcPr>
+          <w:p>
+            <w:pPr>
+              <w:pStyle w:val="Normal"/>
+              <w:suppressLineNumbers w:val="0"/>
+              <w:bidi w:val="0"/>
+              <w:spacing w:before="0" w:beforeAutospacing="off" w:after="0" w:afterAutospacing="off" w:line="288" w:lineRule="auto"/>
+              <w:ind w:left="0" w:right="0"/>
+              <w:jc w:val="center"/>
+            </w:pPr>
+            <w:r>
+              <w:rPr/>
+              <w:t>19</w:t>
+            </w:r>
+            <w:r>
+              <w:rPr/>
+              <w:t>/10/2026</w:t>
+            </w:r>
+          </w:p>
+        </w:tc>
+        <w:tc>
+          <w:tcPr>
+            <w:tcW w:w="2178" w:type="dxa"/>
+            <w:tcBorders>
+              <w:right w:val="single" w:color="000000" w:themeColor="text1" w:sz="12" w:space="0"/>
+            </w:tcBorders>
+            <w:tcMar>
+              <w:top w:w="57" w:type="dxa"/>
+              <w:bottom w:w="57" w:type="dxa"/>
+            </w:tcMar>
+          </w:tcPr>
+          <w:p>
+            <w:pPr>
+              <w:spacing w:after="0" w:line="288" w:lineRule="auto"/>
+              <w:jc w:val="center"/>
+              <w:rPr>
+                <w:rFonts w:ascii="Trebuchet MS" w:hAnsi="Trebuchet MS" w:eastAsia="Trebuchet MS" w:cs="Trebuchet MS"/>
+                <w:noProof w:val="0"/>
+                <w:sz w:val="22"/>
+                <w:szCs w:val="22"/>
+                <w:lang w:val="pt-BR"/>
+              </w:rPr>
+            </w:pPr>
+            <w:r>
+              <w:rPr>
+                <w:rFonts w:ascii="Trebuchet MS" w:hAnsi="Trebuchet MS" w:eastAsia="Trebuchet MS" w:cs="Trebuchet MS"/>
+                <w:b w:val="0"/>
+                <w:bCs w:val="0"/>
+                <w:i w:val="0"/>
+                <w:iCs w:val="0"/>
+                <w:caps w:val="0"/>
+                <w:smallCaps w:val="0"/>
+                <w:noProof w:val="0"/>
+                <w:color w:val="000000" w:themeColor="text1" w:themeTint="FF" w:themeShade="FF"/>
+                <w:sz w:val="22"/>
+                <w:szCs w:val="22"/>
+                <w:lang w:val="pt-BR"/>
+              </w:rPr>
+              <w:t>Avaliar o comportamento do sistema e realizar os ajustes necessários para seu correto funcionamento</w:t>
+            </w:r>
           </w:p>
         </w:tc>
       </w:tr>
@@ -4696,12 +5231,13 @@
             <w:tcW w:w="8996" w:type="dxa"/>
             <w:gridSpan w:val="5"/>
             <w:tcBorders>
-              <w:top w:val="single" w:sz="12" w:space="0" w:color="000000"/>
-              <w:left w:val="single" w:sz="12" w:space="0" w:color="000000"/>
-              <w:bottom w:val="single" w:sz="2" w:space="0" w:color="000000"/>
-              <w:right w:val="single" w:sz="12" w:space="0" w:color="000000"/>
+              <w:top w:val="single" w:color="000000" w:themeColor="text1" w:sz="12" w:space="0"/>
+              <w:left w:val="single" w:color="000000" w:themeColor="text1" w:sz="12" w:space="0"/>
+              <w:bottom w:val="single" w:color="000000" w:themeColor="text1" w:sz="2" w:space="0"/>
+              <w:right w:val="single" w:color="000000" w:themeColor="text1" w:sz="12" w:space="0"/>
             </w:tcBorders>
             <w:shd w:val="clear" w:color="auto" w:fill="D9D9D9" w:themeFill="background1" w:themeFillShade="D9"/>
+            <w:tcMar/>
           </w:tcPr>
           <w:p>
             <w:pPr>
@@ -4762,8 +5298,8 @@
           <w:tcPr>
             <w:tcW w:w="2266" w:type="dxa"/>
             <w:tcBorders>
-              <w:top w:val="single" w:sz="2" w:space="0" w:color="000000"/>
-              <w:left w:val="single" w:sz="12" w:space="0" w:color="000000"/>
+              <w:top w:val="single" w:color="000000" w:themeColor="text1" w:sz="2" w:space="0"/>
+              <w:left w:val="single" w:color="000000" w:themeColor="text1" w:sz="12" w:space="0"/>
             </w:tcBorders>
             <w:shd w:val="clear" w:color="auto" w:fill="F2F2F2" w:themeFill="background1" w:themeFillShade="F2"/>
             <w:tcMar>
@@ -4785,7 +5321,7 @@
           <w:tcPr>
             <w:tcW w:w="1688" w:type="dxa"/>
             <w:tcBorders>
-              <w:top w:val="single" w:sz="2" w:space="0" w:color="000000"/>
+              <w:top w:val="single" w:color="000000" w:themeColor="text1" w:sz="2" w:space="0"/>
             </w:tcBorders>
             <w:shd w:val="clear" w:color="auto" w:fill="F2F2F2" w:themeFill="background1" w:themeFillShade="F2"/>
             <w:tcMar>
@@ -4807,7 +5343,7 @@
           <w:tcPr>
             <w:tcW w:w="1405" w:type="dxa"/>
             <w:tcBorders>
-              <w:top w:val="single" w:sz="2" w:space="0" w:color="000000"/>
+              <w:top w:val="single" w:color="000000" w:themeColor="text1" w:sz="2" w:space="0"/>
             </w:tcBorders>
             <w:shd w:val="clear" w:color="auto" w:fill="F2F2F2" w:themeFill="background1" w:themeFillShade="F2"/>
             <w:tcMar>
@@ -4829,7 +5365,7 @@
           <w:tcPr>
             <w:tcW w:w="1379" w:type="dxa"/>
             <w:tcBorders>
-              <w:top w:val="single" w:sz="2" w:space="0" w:color="000000"/>
+              <w:top w:val="single" w:color="000000" w:themeColor="text1" w:sz="2" w:space="0"/>
             </w:tcBorders>
             <w:shd w:val="clear" w:color="auto" w:fill="F2F2F2" w:themeFill="background1" w:themeFillShade="F2"/>
             <w:tcMar>
@@ -4851,8 +5387,8 @@
           <w:tcPr>
             <w:tcW w:w="2258" w:type="dxa"/>
             <w:tcBorders>
-              <w:top w:val="single" w:sz="2" w:space="0" w:color="000000"/>
-              <w:right w:val="single" w:sz="12" w:space="0" w:color="000000"/>
+              <w:top w:val="single" w:color="000000" w:themeColor="text1" w:sz="2" w:space="0"/>
+              <w:right w:val="single" w:color="000000" w:themeColor="text1" w:sz="12" w:space="0"/>
             </w:tcBorders>
             <w:shd w:val="clear" w:color="auto" w:fill="F2F2F2" w:themeFill="background1" w:themeFillShade="F2"/>
             <w:tcMar>
@@ -4879,20 +5415,21 @@
           <w:tcPr>
             <w:tcW w:w="2266" w:type="dxa"/>
             <w:tcBorders>
-              <w:left w:val="single" w:sz="12" w:space="0" w:color="000000"/>
-            </w:tcBorders>
-            <w:tcMar>
-              <w:top w:w="57" w:type="dxa"/>
-              <w:bottom w:w="57" w:type="dxa"/>
-            </w:tcMar>
-          </w:tcPr>
-          <w:p>
-            <w:pPr>
-              <w:spacing w:after="0"/>
-              <w:jc w:val="center"/>
-            </w:pPr>
-            <w:r>
-              <w:t>Testar todas as funcionalidades do sistema e incluir ferramentas de teste</w:t>
+              <w:left w:val="single" w:color="000000" w:themeColor="text1" w:sz="12" w:space="0"/>
+            </w:tcBorders>
+            <w:tcMar>
+              <w:top w:w="57" w:type="dxa"/>
+              <w:bottom w:w="57" w:type="dxa"/>
+            </w:tcMar>
+          </w:tcPr>
+          <w:p>
+            <w:pPr>
+              <w:spacing w:after="0"/>
+              <w:jc w:val="center"/>
+            </w:pPr>
+            <w:r>
+              <w:rPr/>
+              <w:t>Testar todas as funcionalidades do sistema</w:t>
             </w:r>
           </w:p>
         </w:tc>
@@ -4954,18 +5491,26 @@
           <w:tcPr>
             <w:tcW w:w="2258" w:type="dxa"/>
             <w:tcBorders>
-              <w:right w:val="single" w:sz="12" w:space="0" w:color="000000"/>
-            </w:tcBorders>
-            <w:tcMar>
-              <w:top w:w="57" w:type="dxa"/>
-              <w:bottom w:w="57" w:type="dxa"/>
-            </w:tcMar>
-          </w:tcPr>
-          <w:p>
-            <w:pPr>
-              <w:spacing w:after="0"/>
-              <w:jc w:val="center"/>
-            </w:pPr>
+              <w:right w:val="single" w:color="000000" w:themeColor="text1" w:sz="12" w:space="0"/>
+            </w:tcBorders>
+            <w:tcMar>
+              <w:top w:w="57" w:type="dxa"/>
+              <w:bottom w:w="57" w:type="dxa"/>
+            </w:tcMar>
+          </w:tcPr>
+          <w:p>
+            <w:pPr>
+              <w:pStyle w:val="Normal"/>
+              <w:suppressLineNumbers w:val="0"/>
+              <w:bidi w:val="0"/>
+              <w:spacing w:before="0" w:beforeAutospacing="off" w:after="0" w:afterAutospacing="off" w:line="288" w:lineRule="auto"/>
+              <w:ind w:left="0" w:right="0"/>
+              <w:jc w:val="center"/>
+            </w:pPr>
+            <w:r>
+              <w:rPr/>
+              <w:t>Validar se a solução implementada atende aos requisitos definidos para o projeto</w:t>
+            </w:r>
           </w:p>
         </w:tc>
       </w:tr>
@@ -4977,7 +5522,7 @@
           <w:tcPr>
             <w:tcW w:w="2266" w:type="dxa"/>
             <w:tcBorders>
-              <w:left w:val="single" w:sz="12" w:space="0" w:color="000000"/>
+              <w:left w:val="single" w:color="000000" w:themeColor="text1" w:sz="12" w:space="0"/>
             </w:tcBorders>
             <w:tcMar>
               <w:top w:w="57" w:type="dxa"/>
@@ -5052,7 +5597,7 @@
           <w:tcPr>
             <w:tcW w:w="2258" w:type="dxa"/>
             <w:tcBorders>
-              <w:right w:val="single" w:sz="12" w:space="0" w:color="000000"/>
+              <w:right w:val="single" w:color="000000" w:themeColor="text1" w:sz="12" w:space="0"/>
             </w:tcBorders>
             <w:tcMar>
               <w:top w:w="57" w:type="dxa"/>
@@ -5078,7 +5623,7 @@
           <w:tcPr>
             <w:tcW w:w="2266" w:type="dxa"/>
             <w:tcBorders>
-              <w:left w:val="single" w:sz="12" w:space="0" w:color="000000"/>
+              <w:left w:val="single" w:color="000000" w:themeColor="text1" w:sz="12" w:space="0"/>
             </w:tcBorders>
             <w:tcMar>
               <w:top w:w="57" w:type="dxa"/>
@@ -5150,18 +5695,38 @@
           <w:tcPr>
             <w:tcW w:w="2258" w:type="dxa"/>
             <w:tcBorders>
-              <w:right w:val="single" w:sz="12" w:space="0" w:color="000000"/>
-            </w:tcBorders>
-            <w:tcMar>
-              <w:top w:w="57" w:type="dxa"/>
-              <w:bottom w:w="57" w:type="dxa"/>
-            </w:tcMar>
-          </w:tcPr>
-          <w:p>
-            <w:pPr>
-              <w:spacing w:after="0"/>
-              <w:jc w:val="center"/>
-            </w:pPr>
+              <w:right w:val="single" w:color="000000" w:themeColor="text1" w:sz="12" w:space="0"/>
+            </w:tcBorders>
+            <w:tcMar>
+              <w:top w:w="57" w:type="dxa"/>
+              <w:bottom w:w="57" w:type="dxa"/>
+            </w:tcMar>
+          </w:tcPr>
+          <w:p>
+            <w:pPr>
+              <w:spacing w:after="0"/>
+              <w:jc w:val="center"/>
+            </w:pPr>
+            <w:r>
+              <w:rPr/>
+              <w:t xml:space="preserve">Registrar </w:t>
+            </w:r>
+            <w:r>
+              <w:rPr/>
+              <w:t>os</w:t>
+            </w:r>
+            <w:r>
+              <w:rPr/>
+              <w:t xml:space="preserve"> resultados obtidos </w:t>
+            </w:r>
+            <w:r>
+              <w:rPr/>
+              <w:t>n</w:t>
+            </w:r>
+            <w:r>
+              <w:rPr/>
+              <w:t>o desenvolvimento do projeto</w:t>
+            </w:r>
           </w:p>
         </w:tc>
       </w:tr>
@@ -5173,7 +5738,7 @@
           <w:tcPr>
             <w:tcW w:w="2266" w:type="dxa"/>
             <w:tcBorders>
-              <w:left w:val="single" w:sz="12" w:space="0" w:color="000000"/>
+              <w:left w:val="single" w:color="000000" w:themeColor="text1" w:sz="12" w:space="0"/>
             </w:tcBorders>
             <w:tcMar>
               <w:top w:w="57" w:type="dxa"/>
@@ -5245,7 +5810,7 @@
           <w:tcPr>
             <w:tcW w:w="2258" w:type="dxa"/>
             <w:tcBorders>
-              <w:right w:val="single" w:sz="12" w:space="0" w:color="000000"/>
+              <w:right w:val="single" w:color="000000" w:themeColor="text1" w:sz="12" w:space="0"/>
             </w:tcBorders>
             <w:tcMar>
               <w:top w:w="57" w:type="dxa"/>
@@ -5294,12 +5859,13 @@
             <w:tcW w:w="8996" w:type="dxa"/>
             <w:gridSpan w:val="5"/>
             <w:tcBorders>
-              <w:top w:val="single" w:sz="12" w:space="0" w:color="000000"/>
-              <w:left w:val="single" w:sz="12" w:space="0" w:color="000000"/>
-              <w:bottom w:val="single" w:sz="2" w:space="0" w:color="000000"/>
-              <w:right w:val="single" w:sz="12" w:space="0" w:color="000000"/>
+              <w:top w:val="single" w:color="000000" w:themeColor="text1" w:sz="12" w:space="0"/>
+              <w:left w:val="single" w:color="000000" w:themeColor="text1" w:sz="12" w:space="0"/>
+              <w:bottom w:val="single" w:color="000000" w:themeColor="text1" w:sz="2" w:space="0"/>
+              <w:right w:val="single" w:color="000000" w:themeColor="text1" w:sz="12" w:space="0"/>
             </w:tcBorders>
             <w:shd w:val="clear" w:color="auto" w:fill="D9D9D9" w:themeFill="background1" w:themeFillShade="D9"/>
+            <w:tcMar/>
           </w:tcPr>
           <w:p>
             <w:pPr>
@@ -5361,8 +5927,8 @@
           <w:tcPr>
             <w:tcW w:w="2222" w:type="dxa"/>
             <w:tcBorders>
-              <w:top w:val="single" w:sz="2" w:space="0" w:color="000000"/>
-              <w:left w:val="single" w:sz="12" w:space="0" w:color="000000"/>
+              <w:top w:val="single" w:color="000000" w:themeColor="text1" w:sz="2" w:space="0"/>
+              <w:left w:val="single" w:color="000000" w:themeColor="text1" w:sz="12" w:space="0"/>
             </w:tcBorders>
             <w:shd w:val="clear" w:color="auto" w:fill="F2F2F2" w:themeFill="background1" w:themeFillShade="F2"/>
             <w:tcMar>
@@ -5384,7 +5950,7 @@
           <w:tcPr>
             <w:tcW w:w="1711" w:type="dxa"/>
             <w:tcBorders>
-              <w:top w:val="single" w:sz="2" w:space="0" w:color="000000"/>
+              <w:top w:val="single" w:color="000000" w:themeColor="text1" w:sz="2" w:space="0"/>
             </w:tcBorders>
             <w:shd w:val="clear" w:color="auto" w:fill="F2F2F2" w:themeFill="background1" w:themeFillShade="F2"/>
             <w:tcMar>
@@ -5406,7 +5972,7 @@
           <w:tcPr>
             <w:tcW w:w="1407" w:type="dxa"/>
             <w:tcBorders>
-              <w:top w:val="single" w:sz="2" w:space="0" w:color="000000"/>
+              <w:top w:val="single" w:color="000000" w:themeColor="text1" w:sz="2" w:space="0"/>
             </w:tcBorders>
             <w:shd w:val="clear" w:color="auto" w:fill="F2F2F2" w:themeFill="background1" w:themeFillShade="F2"/>
             <w:tcMar>
@@ -5428,7 +5994,7 @@
           <w:tcPr>
             <w:tcW w:w="1380" w:type="dxa"/>
             <w:tcBorders>
-              <w:top w:val="single" w:sz="2" w:space="0" w:color="000000"/>
+              <w:top w:val="single" w:color="000000" w:themeColor="text1" w:sz="2" w:space="0"/>
             </w:tcBorders>
             <w:shd w:val="clear" w:color="auto" w:fill="F2F2F2" w:themeFill="background1" w:themeFillShade="F2"/>
             <w:tcMar>
@@ -5450,8 +6016,8 @@
           <w:tcPr>
             <w:tcW w:w="2276" w:type="dxa"/>
             <w:tcBorders>
-              <w:top w:val="single" w:sz="2" w:space="0" w:color="000000"/>
-              <w:right w:val="single" w:sz="12" w:space="0" w:color="000000"/>
+              <w:top w:val="single" w:color="000000" w:themeColor="text1" w:sz="2" w:space="0"/>
+              <w:right w:val="single" w:color="000000" w:themeColor="text1" w:sz="12" w:space="0"/>
             </w:tcBorders>
             <w:shd w:val="clear" w:color="auto" w:fill="F2F2F2" w:themeFill="background1" w:themeFillShade="F2"/>
             <w:tcMar>
@@ -5478,7 +6044,7 @@
           <w:tcPr>
             <w:tcW w:w="2222" w:type="dxa"/>
             <w:tcBorders>
-              <w:left w:val="single" w:sz="12" w:space="0" w:color="000000"/>
+              <w:left w:val="single" w:color="000000" w:themeColor="text1" w:sz="12" w:space="0"/>
             </w:tcBorders>
             <w:tcMar>
               <w:top w:w="57" w:type="dxa"/>
@@ -5553,7 +6119,7 @@
           <w:tcPr>
             <w:tcW w:w="2276" w:type="dxa"/>
             <w:tcBorders>
-              <w:right w:val="single" w:sz="12" w:space="0" w:color="000000"/>
+              <w:right w:val="single" w:color="000000" w:themeColor="text1" w:sz="12" w:space="0"/>
             </w:tcBorders>
             <w:tcMar>
               <w:top w:w="57" w:type="dxa"/>
@@ -5579,7 +6145,7 @@
           <w:tcPr>
             <w:tcW w:w="2222" w:type="dxa"/>
             <w:tcBorders>
-              <w:left w:val="single" w:sz="12" w:space="0" w:color="000000"/>
+              <w:left w:val="single" w:color="000000" w:themeColor="text1" w:sz="12" w:space="0"/>
             </w:tcBorders>
             <w:tcMar>
               <w:top w:w="57" w:type="dxa"/>
@@ -5609,6 +6175,10 @@
               <w:spacing w:after="0"/>
               <w:jc w:val="center"/>
             </w:pPr>
+            <w:r>
+              <w:rPr/>
+              <w:t>Larissa de Souza Aguiar</w:t>
+            </w:r>
           </w:p>
         </w:tc>
         <w:tc>
@@ -5651,7 +6221,7 @@
           <w:tcPr>
             <w:tcW w:w="2276" w:type="dxa"/>
             <w:tcBorders>
-              <w:right w:val="single" w:sz="12" w:space="0" w:color="000000"/>
+              <w:right w:val="single" w:color="000000" w:themeColor="text1" w:sz="12" w:space="0"/>
             </w:tcBorders>
             <w:tcMar>
               <w:top w:w="57" w:type="dxa"/>
@@ -5677,7 +6247,7 @@
           <w:tcPr>
             <w:tcW w:w="2222" w:type="dxa"/>
             <w:tcBorders>
-              <w:left w:val="single" w:sz="12" w:space="0" w:color="000000"/>
+              <w:left w:val="single" w:color="000000" w:themeColor="text1" w:sz="12" w:space="0"/>
             </w:tcBorders>
             <w:tcMar>
               <w:top w:w="57" w:type="dxa"/>
@@ -5752,7 +6322,7 @@
           <w:tcPr>
             <w:tcW w:w="2276" w:type="dxa"/>
             <w:tcBorders>
-              <w:right w:val="single" w:sz="12" w:space="0" w:color="000000"/>
+              <w:right w:val="single" w:color="000000" w:themeColor="text1" w:sz="12" w:space="0"/>
             </w:tcBorders>
             <w:tcMar>
               <w:top w:w="57" w:type="dxa"/>
@@ -5778,7 +6348,7 @@
           <w:tcPr>
             <w:tcW w:w="2222" w:type="dxa"/>
             <w:tcBorders>
-              <w:left w:val="single" w:sz="12" w:space="0" w:color="000000"/>
+              <w:left w:val="single" w:color="000000" w:themeColor="text1" w:sz="12" w:space="0"/>
             </w:tcBorders>
             <w:tcMar>
               <w:top w:w="57" w:type="dxa"/>
@@ -5862,7 +6432,7 @@
           <w:tcPr>
             <w:tcW w:w="2276" w:type="dxa"/>
             <w:tcBorders>
-              <w:right w:val="single" w:sz="12" w:space="0" w:color="000000"/>
+              <w:right w:val="single" w:color="000000" w:themeColor="text1" w:sz="12" w:space="0"/>
             </w:tcBorders>
             <w:tcMar>
               <w:top w:w="57" w:type="dxa"/>
@@ -6221,11 +6791,11 @@
 </file>
 
 <file path=word/header2.xml><?xml version="1.0" encoding="utf-8"?>
-<w:hdr xmlns:wpc="http://schemas.microsoft.com/office/word/2010/wordprocessingCanvas" xmlns:cx="http://schemas.microsoft.com/office/drawing/2014/chartex" xmlns:cx1="http://schemas.microsoft.com/office/drawing/2015/9/8/chartex" xmlns:cx2="http://schemas.microsoft.com/office/drawing/2015/10/21/chartex" xmlns:cx3="http://schemas.microsoft.com/office/drawing/2016/5/9/chartex" xmlns:cx4="http://schemas.microsoft.com/office/drawing/2016/5/10/chartex" xmlns:cx5="http://schemas.microsoft.com/office/drawing/2016/5/11/chartex" xmlns:cx6="http://schemas.microsoft.com/office/drawing/2016/5/12/chartex" xmlns:cx7="http://schemas.microsoft.com/office/drawing/2016/5/13/chartex" xmlns:cx8="http://schemas.microsoft.com/office/drawing/2016/5/14/chartex" xmlns:mc="http://schemas.openxmlformats.org/markup-compatibility/2006" xmlns:aink="http://schemas.microsoft.com/office/drawing/2016/ink" xmlns:am3d="http://schemas.microsoft.com/office/drawing/2017/model3d" xmlns:o="urn:schemas-microsoft-com:office:office" xmlns:oel="http://schemas.microsoft.com/office/2019/extlst" xmlns:r="http://schemas.openxmlformats.org/officeDocument/2006/relationships" xmlns:m="http://schemas.openxmlformats.org/officeDocument/2006/math" xmlns:v="urn:schemas-microsoft-com:vml" xmlns:wp14="http://schemas.microsoft.com/office/word/2010/wordprocessingDrawing" xmlns:wp="http://schemas.openxmlformats.org/drawingml/2006/wordprocessingDrawing" xmlns:w10="urn:schemas-microsoft-com:office:word" xmlns:w="http://schemas.openxmlformats.org/wordprocessingml/2006/main" xmlns:w14="http://schemas.microsoft.com/office/word/2010/wordml" xmlns:w15="http://schemas.microsoft.com/office/word/2012/wordml" xmlns:w16cex="http://schemas.microsoft.com/office/word/2018/wordml/cex" xmlns:w16cid="http://schemas.microsoft.com/office/word/2016/wordml/cid" xmlns:w16="http://schemas.microsoft.com/office/word/2018/wordml" xmlns:w16du="http://schemas.microsoft.com/office/word/2023/wordml/word16du" xmlns:w16sdtdh="http://schemas.microsoft.com/office/word/2020/wordml/sdtdatahash" xmlns:w16sdtfl="http://schemas.microsoft.com/office/word/2024/wordml/sdtformatlock" xmlns:w16se="http://schemas.microsoft.com/office/word/2015/wordml/symex" xmlns:wpg="http://schemas.microsoft.com/office/word/2010/wordprocessingGroup" xmlns:wpi="http://schemas.microsoft.com/office/word/2010/wordprocessingInk" xmlns:wne="http://schemas.microsoft.com/office/word/2006/wordml" xmlns:wps="http://schemas.microsoft.com/office/word/2010/wordprocessingShape" mc:Ignorable="w14 w15 w16se w16cid w16 w16cex w16sdtdh w16sdtfl w16du wp14">
+<w:hdr xmlns:wpc="http://schemas.microsoft.com/office/word/2010/wordprocessingCanvas" xmlns:cx="http://schemas.microsoft.com/office/drawing/2014/chartex" xmlns:cx1="http://schemas.microsoft.com/office/drawing/2015/9/8/chartex" xmlns:cx2="http://schemas.microsoft.com/office/drawing/2015/10/21/chartex" xmlns:cx3="http://schemas.microsoft.com/office/drawing/2016/5/9/chartex" xmlns:cx4="http://schemas.microsoft.com/office/drawing/2016/5/10/chartex" xmlns:cx5="http://schemas.microsoft.com/office/drawing/2016/5/11/chartex" xmlns:cx6="http://schemas.microsoft.com/office/drawing/2016/5/12/chartex" xmlns:cx7="http://schemas.microsoft.com/office/drawing/2016/5/13/chartex" xmlns:cx8="http://schemas.microsoft.com/office/drawing/2016/5/14/chartex" xmlns:mc="http://schemas.openxmlformats.org/markup-compatibility/2006" xmlns:aink="http://schemas.microsoft.com/office/drawing/2016/ink" xmlns:am3d="http://schemas.microsoft.com/office/drawing/2017/model3d" xmlns:o="urn:schemas-microsoft-com:office:office" xmlns:oel="http://schemas.microsoft.com/office/2019/extlst" xmlns:r="http://schemas.openxmlformats.org/officeDocument/2006/relationships" xmlns:m="http://schemas.openxmlformats.org/officeDocument/2006/math" xmlns:v="urn:schemas-microsoft-com:vml" xmlns:wp14="http://schemas.microsoft.com/office/word/2010/wordprocessingDrawing" xmlns:wp="http://schemas.openxmlformats.org/drawingml/2006/wordprocessingDrawing" xmlns:w10="urn:schemas-microsoft-com:office:word" xmlns:w="http://schemas.openxmlformats.org/wordprocessingml/2006/main" xmlns:w14="http://schemas.microsoft.com/office/word/2010/wordml" xmlns:w15="http://schemas.microsoft.com/office/word/2012/wordml" xmlns:w16cex="http://schemas.microsoft.com/office/word/2018/wordml/cex" xmlns:w16cid="http://schemas.microsoft.com/office/word/2016/wordml/cid" xmlns:w16="http://schemas.microsoft.com/office/word/2018/wordml" xmlns:w16du="http://schemas.microsoft.com/office/word/2023/wordml/word16du" xmlns:w16sdtdh="http://schemas.microsoft.com/office/word/2020/wordml/sdtdatahash" xmlns:w16sdtfl="http://schemas.microsoft.com/office/word/2024/wordml/sdtformatlock" xmlns:w16se="http://schemas.microsoft.com/office/word/2015/wordml/symex" xmlns:wpg="http://schemas.microsoft.com/office/word/2010/wordprocessingGroup" xmlns:wpi="http://schemas.microsoft.com/office/word/2010/wordprocessingInk" xmlns:wne="http://schemas.microsoft.com/office/word/2006/wordml" xmlns:wps="http://schemas.microsoft.com/office/word/2010/wordprocessingShape" xmlns:a="http://schemas.openxmlformats.org/drawingml/2006/main" xmlns:pic="http://schemas.openxmlformats.org/drawingml/2006/picture" mc:Ignorable="w14 w15 w16se w16cid w16 w16cex w16sdtdh w16sdtfl w16du wp14">
   <w:p>
     <w:pPr>
       <w:pBdr>
-        <w:right w:val="single" w:sz="24" w:space="4" w:color="D13239"/>
+        <w:right w:val="single" w:color="D13239" w:sz="24" w:space="4"/>
       </w:pBdr>
       <w:spacing w:after="0" w:line="240" w:lineRule="auto"/>
       <w:jc w:val="right"/>
@@ -6296,7 +6866,7 @@
   <w:p>
     <w:pPr>
       <w:pBdr>
-        <w:right w:val="single" w:sz="24" w:space="4" w:color="D13239"/>
+        <w:right w:val="single" w:color="D13239" w:sz="24" w:space="4"/>
       </w:pBdr>
       <w:spacing w:after="0" w:line="240" w:lineRule="auto"/>
       <w:jc w:val="right"/>
@@ -6342,11 +6912,11 @@
 </file>
 
 <file path=word/header3.xml><?xml version="1.0" encoding="utf-8"?>
-<w:hdr xmlns:wpc="http://schemas.microsoft.com/office/word/2010/wordprocessingCanvas" xmlns:cx="http://schemas.microsoft.com/office/drawing/2014/chartex" xmlns:cx1="http://schemas.microsoft.com/office/drawing/2015/9/8/chartex" xmlns:cx2="http://schemas.microsoft.com/office/drawing/2015/10/21/chartex" xmlns:cx3="http://schemas.microsoft.com/office/drawing/2016/5/9/chartex" xmlns:cx4="http://schemas.microsoft.com/office/drawing/2016/5/10/chartex" xmlns:cx5="http://schemas.microsoft.com/office/drawing/2016/5/11/chartex" xmlns:cx6="http://schemas.microsoft.com/office/drawing/2016/5/12/chartex" xmlns:cx7="http://schemas.microsoft.com/office/drawing/2016/5/13/chartex" xmlns:cx8="http://schemas.microsoft.com/office/drawing/2016/5/14/chartex" xmlns:mc="http://schemas.openxmlformats.org/markup-compatibility/2006" xmlns:aink="http://schemas.microsoft.com/office/drawing/2016/ink" xmlns:am3d="http://schemas.microsoft.com/office/drawing/2017/model3d" xmlns:o="urn:schemas-microsoft-com:office:office" xmlns:oel="http://schemas.microsoft.com/office/2019/extlst" xmlns:r="http://schemas.openxmlformats.org/officeDocument/2006/relationships" xmlns:m="http://schemas.openxmlformats.org/officeDocument/2006/math" xmlns:v="urn:schemas-microsoft-com:vml" xmlns:wp14="http://schemas.microsoft.com/office/word/2010/wordprocessingDrawing" xmlns:wp="http://schemas.openxmlformats.org/drawingml/2006/wordprocessingDrawing" xmlns:w10="urn:schemas-microsoft-com:office:word" xmlns:w="http://schemas.openxmlformats.org/wordprocessingml/2006/main" xmlns:w14="http://schemas.microsoft.com/office/word/2010/wordml" xmlns:w15="http://schemas.microsoft.com/office/word/2012/wordml" xmlns:w16cex="http://schemas.microsoft.com/office/word/2018/wordml/cex" xmlns:w16cid="http://schemas.microsoft.com/office/word/2016/wordml/cid" xmlns:w16="http://schemas.microsoft.com/office/word/2018/wordml" xmlns:w16du="http://schemas.microsoft.com/office/word/2023/wordml/word16du" xmlns:w16sdtdh="http://schemas.microsoft.com/office/word/2020/wordml/sdtdatahash" xmlns:w16sdtfl="http://schemas.microsoft.com/office/word/2024/wordml/sdtformatlock" xmlns:w16se="http://schemas.microsoft.com/office/word/2015/wordml/symex" xmlns:wpg="http://schemas.microsoft.com/office/word/2010/wordprocessingGroup" xmlns:wpi="http://schemas.microsoft.com/office/word/2010/wordprocessingInk" xmlns:wne="http://schemas.microsoft.com/office/word/2006/wordml" xmlns:wps="http://schemas.microsoft.com/office/word/2010/wordprocessingShape" mc:Ignorable="w14 w15 w16se w16cid w16 w16cex w16sdtdh w16sdtfl w16du wp14">
+<w:hdr xmlns:wpc="http://schemas.microsoft.com/office/word/2010/wordprocessingCanvas" xmlns:cx="http://schemas.microsoft.com/office/drawing/2014/chartex" xmlns:cx1="http://schemas.microsoft.com/office/drawing/2015/9/8/chartex" xmlns:cx2="http://schemas.microsoft.com/office/drawing/2015/10/21/chartex" xmlns:cx3="http://schemas.microsoft.com/office/drawing/2016/5/9/chartex" xmlns:cx4="http://schemas.microsoft.com/office/drawing/2016/5/10/chartex" xmlns:cx5="http://schemas.microsoft.com/office/drawing/2016/5/11/chartex" xmlns:cx6="http://schemas.microsoft.com/office/drawing/2016/5/12/chartex" xmlns:cx7="http://schemas.microsoft.com/office/drawing/2016/5/13/chartex" xmlns:cx8="http://schemas.microsoft.com/office/drawing/2016/5/14/chartex" xmlns:mc="http://schemas.openxmlformats.org/markup-compatibility/2006" xmlns:aink="http://schemas.microsoft.com/office/drawing/2016/ink" xmlns:am3d="http://schemas.microsoft.com/office/drawing/2017/model3d" xmlns:o="urn:schemas-microsoft-com:office:office" xmlns:oel="http://schemas.microsoft.com/office/2019/extlst" xmlns:r="http://schemas.openxmlformats.org/officeDocument/2006/relationships" xmlns:m="http://schemas.openxmlformats.org/officeDocument/2006/math" xmlns:v="urn:schemas-microsoft-com:vml" xmlns:wp14="http://schemas.microsoft.com/office/word/2010/wordprocessingDrawing" xmlns:wp="http://schemas.openxmlformats.org/drawingml/2006/wordprocessingDrawing" xmlns:w10="urn:schemas-microsoft-com:office:word" xmlns:w="http://schemas.openxmlformats.org/wordprocessingml/2006/main" xmlns:w14="http://schemas.microsoft.com/office/word/2010/wordml" xmlns:w15="http://schemas.microsoft.com/office/word/2012/wordml" xmlns:w16cex="http://schemas.microsoft.com/office/word/2018/wordml/cex" xmlns:w16cid="http://schemas.microsoft.com/office/word/2016/wordml/cid" xmlns:w16="http://schemas.microsoft.com/office/word/2018/wordml" xmlns:w16du="http://schemas.microsoft.com/office/word/2023/wordml/word16du" xmlns:w16sdtdh="http://schemas.microsoft.com/office/word/2020/wordml/sdtdatahash" xmlns:w16sdtfl="http://schemas.microsoft.com/office/word/2024/wordml/sdtformatlock" xmlns:w16se="http://schemas.microsoft.com/office/word/2015/wordml/symex" xmlns:wpg="http://schemas.microsoft.com/office/word/2010/wordprocessingGroup" xmlns:wpi="http://schemas.microsoft.com/office/word/2010/wordprocessingInk" xmlns:wne="http://schemas.microsoft.com/office/word/2006/wordml" xmlns:wps="http://schemas.microsoft.com/office/word/2010/wordprocessingShape" xmlns:a="http://schemas.openxmlformats.org/drawingml/2006/main" xmlns:pic="http://schemas.openxmlformats.org/drawingml/2006/picture" mc:Ignorable="w14 w15 w16se w16cid w16 w16cex w16sdtdh w16sdtfl w16du wp14">
   <w:p>
     <w:pPr>
       <w:pBdr>
-        <w:right w:val="single" w:sz="24" w:space="4" w:color="D13239"/>
+        <w:right w:val="single" w:color="D13239" w:sz="24" w:space="4"/>
       </w:pBdr>
       <w:spacing w:after="0" w:line="240" w:lineRule="auto"/>
       <w:jc w:val="right"/>
@@ -6417,7 +6987,7 @@
   <w:p>
     <w:pPr>
       <w:pBdr>
-        <w:right w:val="single" w:sz="24" w:space="4" w:color="D13239"/>
+        <w:right w:val="single" w:color="D13239" w:sz="24" w:space="4"/>
       </w:pBdr>
       <w:spacing w:after="0" w:line="240" w:lineRule="auto"/>
       <w:jc w:val="right"/>
@@ -6473,11 +7043,11 @@
 </file>
 
 <file path=word/header5.xml><?xml version="1.0" encoding="utf-8"?>
-<w:hdr xmlns:wpc="http://schemas.microsoft.com/office/word/2010/wordprocessingCanvas" xmlns:cx="http://schemas.microsoft.com/office/drawing/2014/chartex" xmlns:cx1="http://schemas.microsoft.com/office/drawing/2015/9/8/chartex" xmlns:cx2="http://schemas.microsoft.com/office/drawing/2015/10/21/chartex" xmlns:cx3="http://schemas.microsoft.com/office/drawing/2016/5/9/chartex" xmlns:cx4="http://schemas.microsoft.com/office/drawing/2016/5/10/chartex" xmlns:cx5="http://schemas.microsoft.com/office/drawing/2016/5/11/chartex" xmlns:cx6="http://schemas.microsoft.com/office/drawing/2016/5/12/chartex" xmlns:cx7="http://schemas.microsoft.com/office/drawing/2016/5/13/chartex" xmlns:cx8="http://schemas.microsoft.com/office/drawing/2016/5/14/chartex" xmlns:mc="http://schemas.openxmlformats.org/markup-compatibility/2006" xmlns:aink="http://schemas.microsoft.com/office/drawing/2016/ink" xmlns:am3d="http://schemas.microsoft.com/office/drawing/2017/model3d" xmlns:o="urn:schemas-microsoft-com:office:office" xmlns:oel="http://schemas.microsoft.com/office/2019/extlst" xmlns:r="http://schemas.openxmlformats.org/officeDocument/2006/relationships" xmlns:m="http://schemas.openxmlformats.org/officeDocument/2006/math" xmlns:v="urn:schemas-microsoft-com:vml" xmlns:wp14="http://schemas.microsoft.com/office/word/2010/wordprocessingDrawing" xmlns:wp="http://schemas.openxmlformats.org/drawingml/2006/wordprocessingDrawing" xmlns:w10="urn:schemas-microsoft-com:office:word" xmlns:w="http://schemas.openxmlformats.org/wordprocessingml/2006/main" xmlns:w14="http://schemas.microsoft.com/office/word/2010/wordml" xmlns:w15="http://schemas.microsoft.com/office/word/2012/wordml" xmlns:w16cex="http://schemas.microsoft.com/office/word/2018/wordml/cex" xmlns:w16cid="http://schemas.microsoft.com/office/word/2016/wordml/cid" xmlns:w16="http://schemas.microsoft.com/office/word/2018/wordml" xmlns:w16du="http://schemas.microsoft.com/office/word/2023/wordml/word16du" xmlns:w16sdtdh="http://schemas.microsoft.com/office/word/2020/wordml/sdtdatahash" xmlns:w16sdtfl="http://schemas.microsoft.com/office/word/2024/wordml/sdtformatlock" xmlns:w16se="http://schemas.microsoft.com/office/word/2015/wordml/symex" xmlns:wpg="http://schemas.microsoft.com/office/word/2010/wordprocessingGroup" xmlns:wpi="http://schemas.microsoft.com/office/word/2010/wordprocessingInk" xmlns:wne="http://schemas.microsoft.com/office/word/2006/wordml" xmlns:wps="http://schemas.microsoft.com/office/word/2010/wordprocessingShape" mc:Ignorable="w14 w15 w16se w16cid w16 w16cex w16sdtdh w16sdtfl w16du wp14">
+<w:hdr xmlns:wpc="http://schemas.microsoft.com/office/word/2010/wordprocessingCanvas" xmlns:cx="http://schemas.microsoft.com/office/drawing/2014/chartex" xmlns:cx1="http://schemas.microsoft.com/office/drawing/2015/9/8/chartex" xmlns:cx2="http://schemas.microsoft.com/office/drawing/2015/10/21/chartex" xmlns:cx3="http://schemas.microsoft.com/office/drawing/2016/5/9/chartex" xmlns:cx4="http://schemas.microsoft.com/office/drawing/2016/5/10/chartex" xmlns:cx5="http://schemas.microsoft.com/office/drawing/2016/5/11/chartex" xmlns:cx6="http://schemas.microsoft.com/office/drawing/2016/5/12/chartex" xmlns:cx7="http://schemas.microsoft.com/office/drawing/2016/5/13/chartex" xmlns:cx8="http://schemas.microsoft.com/office/drawing/2016/5/14/chartex" xmlns:mc="http://schemas.openxmlformats.org/markup-compatibility/2006" xmlns:aink="http://schemas.microsoft.com/office/drawing/2016/ink" xmlns:am3d="http://schemas.microsoft.com/office/drawing/2017/model3d" xmlns:o="urn:schemas-microsoft-com:office:office" xmlns:oel="http://schemas.microsoft.com/office/2019/extlst" xmlns:r="http://schemas.openxmlformats.org/officeDocument/2006/relationships" xmlns:m="http://schemas.openxmlformats.org/officeDocument/2006/math" xmlns:v="urn:schemas-microsoft-com:vml" xmlns:wp14="http://schemas.microsoft.com/office/word/2010/wordprocessingDrawing" xmlns:wp="http://schemas.openxmlformats.org/drawingml/2006/wordprocessingDrawing" xmlns:w10="urn:schemas-microsoft-com:office:word" xmlns:w="http://schemas.openxmlformats.org/wordprocessingml/2006/main" xmlns:w14="http://schemas.microsoft.com/office/word/2010/wordml" xmlns:w15="http://schemas.microsoft.com/office/word/2012/wordml" xmlns:w16cex="http://schemas.microsoft.com/office/word/2018/wordml/cex" xmlns:w16cid="http://schemas.microsoft.com/office/word/2016/wordml/cid" xmlns:w16="http://schemas.microsoft.com/office/word/2018/wordml" xmlns:w16du="http://schemas.microsoft.com/office/word/2023/wordml/word16du" xmlns:w16sdtdh="http://schemas.microsoft.com/office/word/2020/wordml/sdtdatahash" xmlns:w16sdtfl="http://schemas.microsoft.com/office/word/2024/wordml/sdtformatlock" xmlns:w16se="http://schemas.microsoft.com/office/word/2015/wordml/symex" xmlns:wpg="http://schemas.microsoft.com/office/word/2010/wordprocessingGroup" xmlns:wpi="http://schemas.microsoft.com/office/word/2010/wordprocessingInk" xmlns:wne="http://schemas.microsoft.com/office/word/2006/wordml" xmlns:wps="http://schemas.microsoft.com/office/word/2010/wordprocessingShape" xmlns:a="http://schemas.openxmlformats.org/drawingml/2006/main" xmlns:pic="http://schemas.openxmlformats.org/drawingml/2006/picture" mc:Ignorable="w14 w15 w16se w16cid w16 w16cex w16sdtdh w16sdtfl w16du wp14">
   <w:p>
     <w:pPr>
       <w:pBdr>
-        <w:right w:val="single" w:sz="24" w:space="4" w:color="D13239"/>
+        <w:right w:val="single" w:color="D13239" w:sz="24" w:space="4"/>
       </w:pBdr>
       <w:spacing w:after="0" w:line="240" w:lineRule="auto"/>
       <w:jc w:val="right"/>
@@ -6548,7 +7118,7 @@
   <w:p>
     <w:pPr>
       <w:pBdr>
-        <w:right w:val="single" w:sz="24" w:space="4" w:color="D13239"/>
+        <w:right w:val="single" w:color="D13239" w:sz="24" w:space="4"/>
       </w:pBdr>
       <w:spacing w:after="0" w:line="240" w:lineRule="auto"/>
       <w:jc w:val="right"/>
@@ -6594,11 +7164,11 @@
 </file>
 
 <file path=word/header6.xml><?xml version="1.0" encoding="utf-8"?>
-<w:hdr xmlns:wpc="http://schemas.microsoft.com/office/word/2010/wordprocessingCanvas" xmlns:cx="http://schemas.microsoft.com/office/drawing/2014/chartex" xmlns:cx1="http://schemas.microsoft.com/office/drawing/2015/9/8/chartex" xmlns:cx2="http://schemas.microsoft.com/office/drawing/2015/10/21/chartex" xmlns:cx3="http://schemas.microsoft.com/office/drawing/2016/5/9/chartex" xmlns:cx4="http://schemas.microsoft.com/office/drawing/2016/5/10/chartex" xmlns:cx5="http://schemas.microsoft.com/office/drawing/2016/5/11/chartex" xmlns:cx6="http://schemas.microsoft.com/office/drawing/2016/5/12/chartex" xmlns:cx7="http://schemas.microsoft.com/office/drawing/2016/5/13/chartex" xmlns:cx8="http://schemas.microsoft.com/office/drawing/2016/5/14/chartex" xmlns:mc="http://schemas.openxmlformats.org/markup-compatibility/2006" xmlns:aink="http://schemas.microsoft.com/office/drawing/2016/ink" xmlns:am3d="http://schemas.microsoft.com/office/drawing/2017/model3d" xmlns:o="urn:schemas-microsoft-com:office:office" xmlns:oel="http://schemas.microsoft.com/office/2019/extlst" xmlns:r="http://schemas.openxmlformats.org/officeDocument/2006/relationships" xmlns:m="http://schemas.openxmlformats.org/officeDocument/2006/math" xmlns:v="urn:schemas-microsoft-com:vml" xmlns:wp14="http://schemas.microsoft.com/office/word/2010/wordprocessingDrawing" xmlns:wp="http://schemas.openxmlformats.org/drawingml/2006/wordprocessingDrawing" xmlns:w10="urn:schemas-microsoft-com:office:word" xmlns:w="http://schemas.openxmlformats.org/wordprocessingml/2006/main" xmlns:w14="http://schemas.microsoft.com/office/word/2010/wordml" xmlns:w15="http://schemas.microsoft.com/office/word/2012/wordml" xmlns:w16cex="http://schemas.microsoft.com/office/word/2018/wordml/cex" xmlns:w16cid="http://schemas.microsoft.com/office/word/2016/wordml/cid" xmlns:w16="http://schemas.microsoft.com/office/word/2018/wordml" xmlns:w16du="http://schemas.microsoft.com/office/word/2023/wordml/word16du" xmlns:w16sdtdh="http://schemas.microsoft.com/office/word/2020/wordml/sdtdatahash" xmlns:w16sdtfl="http://schemas.microsoft.com/office/word/2024/wordml/sdtformatlock" xmlns:w16se="http://schemas.microsoft.com/office/word/2015/wordml/symex" xmlns:wpg="http://schemas.microsoft.com/office/word/2010/wordprocessingGroup" xmlns:wpi="http://schemas.microsoft.com/office/word/2010/wordprocessingInk" xmlns:wne="http://schemas.microsoft.com/office/word/2006/wordml" xmlns:wps="http://schemas.microsoft.com/office/word/2010/wordprocessingShape" mc:Ignorable="w14 w15 w16se w16cid w16 w16cex w16sdtdh w16sdtfl w16du wp14">
+<w:hdr xmlns:wpc="http://schemas.microsoft.com/office/word/2010/wordprocessingCanvas" xmlns:cx="http://schemas.microsoft.com/office/drawing/2014/chartex" xmlns:cx1="http://schemas.microsoft.com/office/drawing/2015/9/8/chartex" xmlns:cx2="http://schemas.microsoft.com/office/drawing/2015/10/21/chartex" xmlns:cx3="http://schemas.microsoft.com/office/drawing/2016/5/9/chartex" xmlns:cx4="http://schemas.microsoft.com/office/drawing/2016/5/10/chartex" xmlns:cx5="http://schemas.microsoft.com/office/drawing/2016/5/11/chartex" xmlns:cx6="http://schemas.microsoft.com/office/drawing/2016/5/12/chartex" xmlns:cx7="http://schemas.microsoft.com/office/drawing/2016/5/13/chartex" xmlns:cx8="http://schemas.microsoft.com/office/drawing/2016/5/14/chartex" xmlns:mc="http://schemas.openxmlformats.org/markup-compatibility/2006" xmlns:aink="http://schemas.microsoft.com/office/drawing/2016/ink" xmlns:am3d="http://schemas.microsoft.com/office/drawing/2017/model3d" xmlns:o="urn:schemas-microsoft-com:office:office" xmlns:oel="http://schemas.microsoft.com/office/2019/extlst" xmlns:r="http://schemas.openxmlformats.org/officeDocument/2006/relationships" xmlns:m="http://schemas.openxmlformats.org/officeDocument/2006/math" xmlns:v="urn:schemas-microsoft-com:vml" xmlns:wp14="http://schemas.microsoft.com/office/word/2010/wordprocessingDrawing" xmlns:wp="http://schemas.openxmlformats.org/drawingml/2006/wordprocessingDrawing" xmlns:w10="urn:schemas-microsoft-com:office:word" xmlns:w="http://schemas.openxmlformats.org/wordprocessingml/2006/main" xmlns:w14="http://schemas.microsoft.com/office/word/2010/wordml" xmlns:w15="http://schemas.microsoft.com/office/word/2012/wordml" xmlns:w16cex="http://schemas.microsoft.com/office/word/2018/wordml/cex" xmlns:w16cid="http://schemas.microsoft.com/office/word/2016/wordml/cid" xmlns:w16="http://schemas.microsoft.com/office/word/2018/wordml" xmlns:w16du="http://schemas.microsoft.com/office/word/2023/wordml/word16du" xmlns:w16sdtdh="http://schemas.microsoft.com/office/word/2020/wordml/sdtdatahash" xmlns:w16sdtfl="http://schemas.microsoft.com/office/word/2024/wordml/sdtformatlock" xmlns:w16se="http://schemas.microsoft.com/office/word/2015/wordml/symex" xmlns:wpg="http://schemas.microsoft.com/office/word/2010/wordprocessingGroup" xmlns:wpi="http://schemas.microsoft.com/office/word/2010/wordprocessingInk" xmlns:wne="http://schemas.microsoft.com/office/word/2006/wordml" xmlns:wps="http://schemas.microsoft.com/office/word/2010/wordprocessingShape" xmlns:a="http://schemas.openxmlformats.org/drawingml/2006/main" xmlns:pic="http://schemas.openxmlformats.org/drawingml/2006/picture" mc:Ignorable="w14 w15 w16se w16cid w16 w16cex w16sdtdh w16sdtfl w16du wp14">
   <w:p>
     <w:pPr>
       <w:pBdr>
-        <w:right w:val="single" w:sz="24" w:space="4" w:color="D13239"/>
+        <w:right w:val="single" w:color="D13239" w:sz="24" w:space="4"/>
       </w:pBdr>
       <w:spacing w:after="0" w:line="240" w:lineRule="auto"/>
       <w:jc w:val="right"/>
@@ -6669,7 +7239,7 @@
   <w:p>
     <w:pPr>
       <w:pBdr>
-        <w:right w:val="single" w:sz="24" w:space="4" w:color="D13239"/>
+        <w:right w:val="single" w:color="D13239" w:sz="24" w:space="4"/>
       </w:pBdr>
       <w:spacing w:after="0" w:line="240" w:lineRule="auto"/>
       <w:jc w:val="right"/>
@@ -6719,7 +7289,7 @@
   <w:docDefaults>
     <w:rPrDefault>
       <w:rPr>
-        <w:rFonts w:ascii="Calibri" w:eastAsia="Calibri" w:hAnsi="Calibri" w:cs="Calibri"/>
+        <w:rFonts w:ascii="Calibri" w:hAnsi="Calibri" w:eastAsia="Calibri" w:cs="Calibri"/>
         <w:sz w:val="22"/>
         <w:szCs w:val="22"/>
         <w:lang w:val="pt-BR" w:eastAsia="pt-BR" w:bidi="ar-SA"/>
@@ -6734,14 +7304,14 @@
   <w:latentStyles w:defLockedState="0" w:defUIPriority="99" w:defSemiHidden="0" w:defUnhideWhenUsed="0" w:defQFormat="0" w:count="376">
     <w:lsdException w:name="Normal" w:uiPriority="0" w:qFormat="1"/>
     <w:lsdException w:name="heading 1" w:uiPriority="9" w:qFormat="1"/>
-    <w:lsdException w:name="heading 2" w:semiHidden="1" w:uiPriority="9" w:unhideWhenUsed="1" w:qFormat="1"/>
-    <w:lsdException w:name="heading 3" w:semiHidden="1" w:uiPriority="9" w:unhideWhenUsed="1" w:qFormat="1"/>
-    <w:lsdException w:name="heading 4" w:semiHidden="1" w:uiPriority="9" w:unhideWhenUsed="1" w:qFormat="1"/>
-    <w:lsdException w:name="heading 5" w:semiHidden="1" w:uiPriority="9" w:unhideWhenUsed="1" w:qFormat="1"/>
-    <w:lsdException w:name="heading 6" w:semiHidden="1" w:uiPriority="9" w:unhideWhenUsed="1" w:qFormat="1"/>
-    <w:lsdException w:name="heading 7" w:semiHidden="1" w:uiPriority="9" w:unhideWhenUsed="1" w:qFormat="1"/>
-    <w:lsdException w:name="heading 8" w:semiHidden="1" w:uiPriority="9" w:unhideWhenUsed="1" w:qFormat="1"/>
-    <w:lsdException w:name="heading 9" w:semiHidden="1" w:uiPriority="9" w:unhideWhenUsed="1" w:qFormat="1"/>
+    <w:lsdException w:name="heading 2" w:uiPriority="9" w:semiHidden="1" w:unhideWhenUsed="1" w:qFormat="1"/>
+    <w:lsdException w:name="heading 3" w:uiPriority="9" w:semiHidden="1" w:unhideWhenUsed="1" w:qFormat="1"/>
+    <w:lsdException w:name="heading 4" w:uiPriority="9" w:semiHidden="1" w:unhideWhenUsed="1" w:qFormat="1"/>
+    <w:lsdException w:name="heading 5" w:uiPriority="9" w:semiHidden="1" w:unhideWhenUsed="1" w:qFormat="1"/>
+    <w:lsdException w:name="heading 6" w:uiPriority="9" w:semiHidden="1" w:unhideWhenUsed="1" w:qFormat="1"/>
+    <w:lsdException w:name="heading 7" w:uiPriority="9" w:semiHidden="1" w:unhideWhenUsed="1" w:qFormat="1"/>
+    <w:lsdException w:name="heading 8" w:uiPriority="9" w:semiHidden="1" w:unhideWhenUsed="1" w:qFormat="1"/>
+    <w:lsdException w:name="heading 9" w:uiPriority="9" w:semiHidden="1" w:unhideWhenUsed="1" w:qFormat="1"/>
     <w:lsdException w:name="index 1" w:semiHidden="1" w:unhideWhenUsed="1"/>
     <w:lsdException w:name="index 2" w:semiHidden="1" w:unhideWhenUsed="1"/>
     <w:lsdException w:name="index 3" w:semiHidden="1" w:unhideWhenUsed="1"/>
@@ -6751,22 +7321,22 @@
     <w:lsdException w:name="index 7" w:semiHidden="1" w:unhideWhenUsed="1"/>
     <w:lsdException w:name="index 8" w:semiHidden="1" w:unhideWhenUsed="1"/>
     <w:lsdException w:name="index 9" w:semiHidden="1" w:unhideWhenUsed="1"/>
-    <w:lsdException w:name="toc 1" w:semiHidden="1" w:uiPriority="39" w:unhideWhenUsed="1"/>
-    <w:lsdException w:name="toc 2" w:semiHidden="1" w:uiPriority="39" w:unhideWhenUsed="1"/>
-    <w:lsdException w:name="toc 3" w:semiHidden="1" w:uiPriority="39" w:unhideWhenUsed="1"/>
-    <w:lsdException w:name="toc 4" w:semiHidden="1" w:uiPriority="39" w:unhideWhenUsed="1"/>
-    <w:lsdException w:name="toc 5" w:semiHidden="1" w:uiPriority="39" w:unhideWhenUsed="1"/>
-    <w:lsdException w:name="toc 6" w:semiHidden="1" w:uiPriority="39" w:unhideWhenUsed="1"/>
-    <w:lsdException w:name="toc 7" w:semiHidden="1" w:uiPriority="39" w:unhideWhenUsed="1"/>
-    <w:lsdException w:name="toc 8" w:semiHidden="1" w:uiPriority="39" w:unhideWhenUsed="1"/>
-    <w:lsdException w:name="toc 9" w:semiHidden="1" w:uiPriority="39" w:unhideWhenUsed="1"/>
+    <w:lsdException w:name="toc 1" w:uiPriority="39" w:semiHidden="1" w:unhideWhenUsed="1"/>
+    <w:lsdException w:name="toc 2" w:uiPriority="39" w:semiHidden="1" w:unhideWhenUsed="1"/>
+    <w:lsdException w:name="toc 3" w:uiPriority="39" w:semiHidden="1" w:unhideWhenUsed="1"/>
+    <w:lsdException w:name="toc 4" w:uiPriority="39" w:semiHidden="1" w:unhideWhenUsed="1"/>
+    <w:lsdException w:name="toc 5" w:uiPriority="39" w:semiHidden="1" w:unhideWhenUsed="1"/>
+    <w:lsdException w:name="toc 6" w:uiPriority="39" w:semiHidden="1" w:unhideWhenUsed="1"/>
+    <w:lsdException w:name="toc 7" w:uiPriority="39" w:semiHidden="1" w:unhideWhenUsed="1"/>
+    <w:lsdException w:name="toc 8" w:uiPriority="39" w:semiHidden="1" w:unhideWhenUsed="1"/>
+    <w:lsdException w:name="toc 9" w:uiPriority="39" w:semiHidden="1" w:unhideWhenUsed="1"/>
     <w:lsdException w:name="Normal Indent" w:semiHidden="1" w:unhideWhenUsed="1"/>
     <w:lsdException w:name="footnote text" w:semiHidden="1" w:unhideWhenUsed="1"/>
     <w:lsdException w:name="annotation text" w:semiHidden="1" w:unhideWhenUsed="1"/>
-    <w:lsdException w:name="header" w:semiHidden="1" w:uiPriority="0" w:unhideWhenUsed="1"/>
+    <w:lsdException w:name="header" w:uiPriority="0" w:semiHidden="1" w:unhideWhenUsed="1"/>
     <w:lsdException w:name="footer" w:semiHidden="1" w:unhideWhenUsed="1"/>
     <w:lsdException w:name="index heading" w:semiHidden="1" w:unhideWhenUsed="1"/>
-    <w:lsdException w:name="caption" w:semiHidden="1" w:uiPriority="35" w:unhideWhenUsed="1" w:qFormat="1"/>
+    <w:lsdException w:name="caption" w:uiPriority="35" w:semiHidden="1" w:unhideWhenUsed="1" w:qFormat="1"/>
     <w:lsdException w:name="table of figures" w:semiHidden="1" w:unhideWhenUsed="1"/>
     <w:lsdException w:name="envelope address" w:semiHidden="1" w:unhideWhenUsed="1"/>
     <w:lsdException w:name="envelope return" w:semiHidden="1" w:unhideWhenUsed="1"/>
@@ -6797,7 +7367,7 @@
     <w:lsdException w:name="Title" w:uiPriority="10" w:qFormat="1"/>
     <w:lsdException w:name="Closing" w:semiHidden="1" w:unhideWhenUsed="1"/>
     <w:lsdException w:name="Signature" w:semiHidden="1" w:unhideWhenUsed="1"/>
-    <w:lsdException w:name="Default Paragraph Font" w:semiHidden="1" w:uiPriority="1" w:unhideWhenUsed="1"/>
+    <w:lsdException w:name="Default Paragraph Font" w:uiPriority="1" w:semiHidden="1" w:unhideWhenUsed="1"/>
     <w:lsdException w:name="Body Text" w:semiHidden="1" w:unhideWhenUsed="1"/>
     <w:lsdException w:name="Body Text Indent" w:semiHidden="1" w:unhideWhenUsed="1"/>
     <w:lsdException w:name="List Continue" w:semiHidden="1" w:unhideWhenUsed="1"/>
@@ -6997,8 +7567,8 @@
     <w:lsdException w:name="Subtle Reference" w:uiPriority="31" w:qFormat="1"/>
     <w:lsdException w:name="Intense Reference" w:uiPriority="32" w:qFormat="1"/>
     <w:lsdException w:name="Book Title" w:uiPriority="33" w:qFormat="1"/>
-    <w:lsdException w:name="Bibliography" w:semiHidden="1" w:uiPriority="37" w:unhideWhenUsed="1"/>
-    <w:lsdException w:name="TOC Heading" w:semiHidden="1" w:uiPriority="39" w:unhideWhenUsed="1" w:qFormat="1"/>
+    <w:lsdException w:name="Bibliography" w:uiPriority="37" w:semiHidden="1" w:unhideWhenUsed="1"/>
+    <w:lsdException w:name="TOC Heading" w:uiPriority="39" w:semiHidden="1" w:unhideWhenUsed="1" w:qFormat="1"/>
     <w:lsdException w:name="Plain Table 1" w:uiPriority="41"/>
     <w:lsdException w:name="Plain Table 2" w:uiPriority="42"/>
     <w:lsdException w:name="Plain Table 3" w:uiPriority="43"/>
@@ -7109,7 +7679,7 @@
     <w:lsdException w:name="Unresolved Mention" w:semiHidden="1" w:unhideWhenUsed="1"/>
     <w:lsdException w:name="Smart Link" w:semiHidden="1" w:unhideWhenUsed="1"/>
   </w:latentStyles>
-  <w:style w:type="paragraph" w:default="1" w:styleId="Normal">
+  <w:style w:type="paragraph" w:styleId="Normal" w:default="1">
     <w:name w:val="Normal"/>
     <w:qFormat/>
     <w:rsid w:val="00F96B23"/>
@@ -7236,13 +7806,13 @@
       <w:szCs w:val="20"/>
     </w:rPr>
   </w:style>
-  <w:style w:type="character" w:default="1" w:styleId="Fontepargpadro">
+  <w:style w:type="character" w:styleId="Fontepargpadro" w:default="1">
     <w:name w:val="Default Paragraph Font"/>
     <w:uiPriority w:val="1"/>
     <w:semiHidden/>
     <w:unhideWhenUsed/>
   </w:style>
-  <w:style w:type="table" w:default="1" w:styleId="Tabelanormal">
+  <w:style w:type="table" w:styleId="Tabelanormal" w:default="1">
     <w:name w:val="Normal Table"/>
     <w:uiPriority w:val="99"/>
     <w:semiHidden/>
@@ -7257,20 +7827,20 @@
       </w:tblCellMar>
     </w:tblPr>
   </w:style>
-  <w:style w:type="numbering" w:default="1" w:styleId="Semlista">
+  <w:style w:type="numbering" w:styleId="Semlista" w:default="1">
     <w:name w:val="No List"/>
     <w:uiPriority w:val="99"/>
     <w:semiHidden/>
     <w:unhideWhenUsed/>
   </w:style>
-  <w:style w:type="character" w:customStyle="1" w:styleId="CabealhoChar">
+  <w:style w:type="character" w:styleId="CabealhoChar" w:customStyle="1">
     <w:name w:val="Cabeçalho Char"/>
     <w:basedOn w:val="Fontepargpadro"/>
     <w:link w:val="Cabealho"/>
     <w:qFormat/>
     <w:rsid w:val="008F181D"/>
   </w:style>
-  <w:style w:type="character" w:customStyle="1" w:styleId="RodapChar">
+  <w:style w:type="character" w:styleId="RodapChar" w:customStyle="1">
     <w:name w:val="Rodapé Char"/>
     <w:basedOn w:val="Fontepargpadro"/>
     <w:link w:val="Rodap"/>
@@ -7278,7 +7848,7 @@
     <w:qFormat/>
     <w:rsid w:val="008F181D"/>
   </w:style>
-  <w:style w:type="character" w:customStyle="1" w:styleId="TextodecomentrioChar">
+  <w:style w:type="character" w:styleId="TextodecomentrioChar" w:customStyle="1">
     <w:name w:val="Texto de comentário Char"/>
     <w:basedOn w:val="Fontepargpadro"/>
     <w:link w:val="Textodecomentrio"/>
@@ -7320,7 +7890,7 @@
       <w:bCs/>
     </w:rPr>
   </w:style>
-  <w:style w:type="paragraph" w:customStyle="1" w:styleId="Ttulo10">
+  <w:style w:type="paragraph" w:styleId="Ttulo10" w:customStyle="1">
     <w:name w:val="Título1"/>
     <w:basedOn w:val="Normal"/>
     <w:next w:val="Corpodetexto"/>
@@ -7330,7 +7900,7 @@
       <w:spacing w:before="240"/>
     </w:pPr>
     <w:rPr>
-      <w:rFonts w:ascii="Liberation Sans" w:eastAsia="Microsoft YaHei" w:hAnsi="Liberation Sans" w:cs="Arial"/>
+      <w:rFonts w:ascii="Liberation Sans" w:hAnsi="Liberation Sans" w:eastAsia="Microsoft YaHei" w:cs="Arial"/>
       <w:sz w:val="28"/>
       <w:szCs w:val="28"/>
     </w:rPr>
@@ -7365,7 +7935,7 @@
       <w:szCs w:val="24"/>
     </w:rPr>
   </w:style>
-  <w:style w:type="paragraph" w:customStyle="1" w:styleId="ndice">
+  <w:style w:type="paragraph" w:styleId="ndice" w:customStyle="1">
     <w:name w:val="Índice"/>
     <w:basedOn w:val="Normal"/>
     <w:qFormat/>
@@ -7376,7 +7946,7 @@
       <w:rFonts w:cs="Arial"/>
     </w:rPr>
   </w:style>
-  <w:style w:type="paragraph" w:customStyle="1" w:styleId="Ttulouser">
+  <w:style w:type="paragraph" w:styleId="Ttulouser" w:customStyle="1">
     <w:name w:val="Título (user)"/>
     <w:basedOn w:val="Normal"/>
     <w:next w:val="Corpodetexto"/>
@@ -7386,12 +7956,12 @@
       <w:spacing w:before="240"/>
     </w:pPr>
     <w:rPr>
-      <w:rFonts w:ascii="Liberation Sans" w:eastAsia="Microsoft YaHei" w:hAnsi="Liberation Sans" w:cs="Arial"/>
+      <w:rFonts w:ascii="Liberation Sans" w:hAnsi="Liberation Sans" w:eastAsia="Microsoft YaHei" w:cs="Arial"/>
       <w:sz w:val="28"/>
       <w:szCs w:val="28"/>
     </w:rPr>
   </w:style>
-  <w:style w:type="paragraph" w:customStyle="1" w:styleId="ndiceuser">
+  <w:style w:type="paragraph" w:styleId="ndiceuser" w:customStyle="1">
     <w:name w:val="Índice (user)"/>
     <w:basedOn w:val="Normal"/>
     <w:qFormat/>
@@ -7419,19 +7989,19 @@
       <w:szCs w:val="72"/>
     </w:rPr>
   </w:style>
-  <w:style w:type="paragraph" w:customStyle="1" w:styleId="Normal0">
+  <w:style w:type="paragraph" w:styleId="Normal0" w:customStyle="1">
     <w:name w:val="Normal0"/>
     <w:qFormat/>
     <w:pPr>
       <w:spacing w:after="160" w:line="259" w:lineRule="auto"/>
     </w:pPr>
   </w:style>
-  <w:style w:type="paragraph" w:customStyle="1" w:styleId="Cabealhoerodap">
+  <w:style w:type="paragraph" w:styleId="Cabealhoerodap" w:customStyle="1">
     <w:name w:val="Cabeçalho e rodapé"/>
     <w:basedOn w:val="Normal"/>
     <w:qFormat/>
   </w:style>
-  <w:style w:type="paragraph" w:customStyle="1" w:styleId="Cabealhoerodapuser">
+  <w:style w:type="paragraph" w:styleId="Cabealhoerodapuser" w:customStyle="1">
     <w:name w:val="Cabeçalho e rodapé (user)"/>
     <w:basedOn w:val="Normal"/>
     <w:qFormat/>
@@ -7477,7 +8047,7 @@
       <w:spacing w:before="360" w:after="80"/>
     </w:pPr>
     <w:rPr>
-      <w:rFonts w:ascii="Georgia" w:eastAsia="Georgia" w:hAnsi="Georgia" w:cs="Georgia"/>
+      <w:rFonts w:ascii="Georgia" w:hAnsi="Georgia" w:eastAsia="Georgia" w:cs="Georgia"/>
       <w:i/>
       <w:color w:val="666666"/>
       <w:sz w:val="48"/>
@@ -7499,14 +8069,14 @@
       <w:szCs w:val="20"/>
     </w:rPr>
   </w:style>
-  <w:style w:type="numbering" w:customStyle="1" w:styleId="Semlista1">
+  <w:style w:type="numbering" w:styleId="Semlista1" w:customStyle="1">
     <w:name w:val="Sem lista1"/>
     <w:uiPriority w:val="99"/>
     <w:semiHidden/>
     <w:unhideWhenUsed/>
     <w:qFormat/>
   </w:style>
-  <w:style w:type="table" w:customStyle="1" w:styleId="NormalTable0">
+  <w:style w:type="table" w:styleId="NormalTable0" w:customStyle="1">
     <w:name w:val="Normal Table0"/>
     <w:uiPriority w:val="99"/>
     <w:semiHidden/>
@@ -7527,12 +8097,12 @@
     <w:rsid w:val="00FB4123"/>
     <w:tblPr>
       <w:tblBorders>
-        <w:top w:val="single" w:sz="4" w:space="0" w:color="000000" w:themeColor="text1"/>
-        <w:left w:val="single" w:sz="4" w:space="0" w:color="000000" w:themeColor="text1"/>
-        <w:bottom w:val="single" w:sz="4" w:space="0" w:color="000000" w:themeColor="text1"/>
-        <w:right w:val="single" w:sz="4" w:space="0" w:color="000000" w:themeColor="text1"/>
-        <w:insideH w:val="single" w:sz="4" w:space="0" w:color="000000" w:themeColor="text1"/>
-        <w:insideV w:val="single" w:sz="4" w:space="0" w:color="000000" w:themeColor="text1"/>
+        <w:top w:val="single" w:color="000000" w:themeColor="text1" w:sz="4" w:space="0"/>
+        <w:left w:val="single" w:color="000000" w:themeColor="text1" w:sz="4" w:space="0"/>
+        <w:bottom w:val="single" w:color="000000" w:themeColor="text1" w:sz="4" w:space="0"/>
+        <w:right w:val="single" w:color="000000" w:themeColor="text1" w:sz="4" w:space="0"/>
+        <w:insideH w:val="single" w:color="000000" w:themeColor="text1" w:sz="4" w:space="0"/>
+        <w:insideV w:val="single" w:color="000000" w:themeColor="text1" w:sz="4" w:space="0"/>
       </w:tblBorders>
     </w:tblPr>
   </w:style>

--- a/docs/DRP01 - Plano de Ação - Sistema com Acessibilidade de Cadastro de Clientes.docx
+++ b/docs/DRP01 - Plano de Ação - Sistema com Acessibilidade de Cadastro de Clientes.docx
@@ -5,7 +5,7 @@
     <w:p>
       <w:pPr>
         <w:pBdr>
-          <w:bottom w:val="single" w:color="000000" w:sz="12" w:space="1"/>
+          <w:bottom w:val="single" w:sz="12" w:space="1" w:color="000000"/>
         </w:pBdr>
         <w:spacing w:after="600"/>
         <w:rPr>
@@ -28,7 +28,7 @@
     </w:p>
     <w:tbl>
       <w:tblPr>
-        <w:tblStyle w:val="Tabelacomgrade"/>
+        <w:tblStyle w:val="TableGrid"/>
         <w:tblW w:w="9060" w:type="dxa"/>
         <w:tblLayout w:type="fixed"/>
         <w:tblCellMar>
@@ -75,7 +75,7 @@
           <w:tcPr>
             <w:tcW w:w="9060" w:type="dxa"/>
             <w:tcBorders>
-              <w:bottom w:val="single" w:color="000000" w:sz="2" w:space="0"/>
+              <w:bottom w:val="single" w:sz="2" w:space="0" w:color="000000"/>
             </w:tcBorders>
           </w:tcPr>
           <w:tbl>
@@ -103,14 +103,14 @@
                     <w:ind w:right="-103"/>
                     <w:jc w:val="center"/>
                     <w:rPr>
-                      <w:rFonts w:ascii="Aptos Narrow" w:hAnsi="Aptos Narrow" w:eastAsia="Times New Roman" w:cs="Times New Roman"/>
+                      <w:rFonts w:ascii="Aptos Narrow" w:eastAsia="Times New Roman" w:hAnsi="Aptos Narrow" w:cs="Times New Roman"/>
                       <w:color w:val="000000"/>
                       <w:lang w:eastAsia="en-US"/>
                     </w:rPr>
                   </w:pPr>
                   <w:r>
                     <w:rPr>
-                      <w:rFonts w:ascii="Aptos Narrow" w:hAnsi="Aptos Narrow" w:eastAsia="Times New Roman" w:cs="Times New Roman"/>
+                      <w:rFonts w:ascii="Aptos Narrow" w:eastAsia="Times New Roman" w:hAnsi="Aptos Narrow" w:cs="Times New Roman"/>
                       <w:color w:val="000000"/>
                       <w:lang w:eastAsia="en-US"/>
                     </w:rPr>
@@ -135,14 +135,14 @@
                     <w:ind w:right="-103"/>
                     <w:jc w:val="center"/>
                     <w:rPr>
-                      <w:rFonts w:ascii="Aptos Narrow" w:hAnsi="Aptos Narrow" w:eastAsia="Times New Roman" w:cs="Times New Roman"/>
+                      <w:rFonts w:ascii="Aptos Narrow" w:eastAsia="Times New Roman" w:hAnsi="Aptos Narrow" w:cs="Times New Roman"/>
                       <w:color w:val="000000"/>
                       <w:lang w:eastAsia="en-US"/>
                     </w:rPr>
                   </w:pPr>
                   <w:r>
                     <w:rPr>
-                      <w:rFonts w:ascii="Aptos Narrow" w:hAnsi="Aptos Narrow" w:eastAsia="Times New Roman" w:cs="Times New Roman"/>
+                      <w:rFonts w:ascii="Aptos Narrow" w:eastAsia="Times New Roman" w:hAnsi="Aptos Narrow" w:cs="Times New Roman"/>
                       <w:color w:val="000000"/>
                       <w:lang w:eastAsia="en-US"/>
                     </w:rPr>
@@ -167,14 +167,14 @@
                     <w:ind w:right="-103"/>
                     <w:jc w:val="center"/>
                     <w:rPr>
-                      <w:rFonts w:ascii="Aptos Narrow" w:hAnsi="Aptos Narrow" w:eastAsia="Times New Roman" w:cs="Times New Roman"/>
+                      <w:rFonts w:ascii="Aptos Narrow" w:eastAsia="Times New Roman" w:hAnsi="Aptos Narrow" w:cs="Times New Roman"/>
                       <w:color w:val="000000"/>
                       <w:lang w:eastAsia="en-US"/>
                     </w:rPr>
                   </w:pPr>
                   <w:r>
                     <w:rPr>
-                      <w:rFonts w:ascii="Aptos Narrow" w:hAnsi="Aptos Narrow" w:eastAsia="Times New Roman" w:cs="Times New Roman"/>
+                      <w:rFonts w:ascii="Aptos Narrow" w:eastAsia="Times New Roman" w:hAnsi="Aptos Narrow" w:cs="Times New Roman"/>
                       <w:color w:val="000000"/>
                       <w:lang w:eastAsia="en-US"/>
                     </w:rPr>
@@ -199,14 +199,14 @@
                     <w:ind w:right="-103"/>
                     <w:jc w:val="center"/>
                     <w:rPr>
-                      <w:rFonts w:ascii="Aptos Narrow" w:hAnsi="Aptos Narrow" w:eastAsia="Times New Roman" w:cs="Times New Roman"/>
+                      <w:rFonts w:ascii="Aptos Narrow" w:eastAsia="Times New Roman" w:hAnsi="Aptos Narrow" w:cs="Times New Roman"/>
                       <w:color w:val="000000"/>
                       <w:lang w:eastAsia="en-US"/>
                     </w:rPr>
                   </w:pPr>
                   <w:r>
                     <w:rPr>
-                      <w:rFonts w:ascii="Aptos Narrow" w:hAnsi="Aptos Narrow" w:eastAsia="Times New Roman" w:cs="Times New Roman"/>
+                      <w:rFonts w:ascii="Aptos Narrow" w:eastAsia="Times New Roman" w:hAnsi="Aptos Narrow" w:cs="Times New Roman"/>
                       <w:color w:val="000000"/>
                       <w:lang w:eastAsia="en-US"/>
                     </w:rPr>
@@ -231,14 +231,14 @@
                     <w:ind w:right="-103"/>
                     <w:jc w:val="center"/>
                     <w:rPr>
-                      <w:rFonts w:ascii="Aptos Narrow" w:hAnsi="Aptos Narrow" w:eastAsia="Times New Roman" w:cs="Times New Roman"/>
+                      <w:rFonts w:ascii="Aptos Narrow" w:eastAsia="Times New Roman" w:hAnsi="Aptos Narrow" w:cs="Times New Roman"/>
                       <w:color w:val="000000"/>
                       <w:lang w:eastAsia="en-US"/>
                     </w:rPr>
                   </w:pPr>
                   <w:r>
                     <w:rPr>
-                      <w:rFonts w:ascii="Aptos Narrow" w:hAnsi="Aptos Narrow" w:eastAsia="Times New Roman" w:cs="Times New Roman"/>
+                      <w:rFonts w:ascii="Aptos Narrow" w:eastAsia="Times New Roman" w:hAnsi="Aptos Narrow" w:cs="Times New Roman"/>
                       <w:color w:val="000000"/>
                       <w:lang w:eastAsia="en-US"/>
                     </w:rPr>
@@ -263,14 +263,14 @@
                     <w:ind w:right="-103"/>
                     <w:jc w:val="center"/>
                     <w:rPr>
-                      <w:rFonts w:ascii="Aptos Narrow" w:hAnsi="Aptos Narrow" w:eastAsia="Times New Roman" w:cs="Times New Roman"/>
+                      <w:rFonts w:ascii="Aptos Narrow" w:eastAsia="Times New Roman" w:hAnsi="Aptos Narrow" w:cs="Times New Roman"/>
                       <w:color w:val="000000"/>
                       <w:lang w:eastAsia="en-US"/>
                     </w:rPr>
                   </w:pPr>
                   <w:r>
                     <w:rPr>
-                      <w:rFonts w:ascii="Aptos Narrow" w:hAnsi="Aptos Narrow" w:eastAsia="Times New Roman" w:cs="Times New Roman"/>
+                      <w:rFonts w:ascii="Aptos Narrow" w:eastAsia="Times New Roman" w:hAnsi="Aptos Narrow" w:cs="Times New Roman"/>
                       <w:color w:val="000000"/>
                       <w:lang w:eastAsia="en-US"/>
                     </w:rPr>
@@ -295,14 +295,14 @@
                     <w:ind w:right="-103"/>
                     <w:jc w:val="center"/>
                     <w:rPr>
-                      <w:rFonts w:ascii="Aptos Narrow" w:hAnsi="Aptos Narrow" w:eastAsia="Times New Roman" w:cs="Times New Roman"/>
+                      <w:rFonts w:ascii="Aptos Narrow" w:eastAsia="Times New Roman" w:hAnsi="Aptos Narrow" w:cs="Times New Roman"/>
                       <w:color w:val="000000"/>
                       <w:lang w:eastAsia="en-US"/>
                     </w:rPr>
                   </w:pPr>
                   <w:r>
                     <w:rPr>
-                      <w:rFonts w:ascii="Aptos Narrow" w:hAnsi="Aptos Narrow" w:eastAsia="Times New Roman" w:cs="Times New Roman"/>
+                      <w:rFonts w:ascii="Aptos Narrow" w:eastAsia="Times New Roman" w:hAnsi="Aptos Narrow" w:cs="Times New Roman"/>
                       <w:color w:val="000000"/>
                       <w:lang w:eastAsia="en-US"/>
                     </w:rPr>
@@ -327,14 +327,14 @@
                     <w:ind w:right="-103"/>
                     <w:jc w:val="center"/>
                     <w:rPr>
-                      <w:rFonts w:ascii="Aptos Narrow" w:hAnsi="Aptos Narrow" w:eastAsia="Times New Roman" w:cs="Times New Roman"/>
+                      <w:rFonts w:ascii="Aptos Narrow" w:eastAsia="Times New Roman" w:hAnsi="Aptos Narrow" w:cs="Times New Roman"/>
                       <w:color w:val="000000"/>
                       <w:lang w:eastAsia="en-US"/>
                     </w:rPr>
                   </w:pPr>
                   <w:r>
                     <w:rPr>
-                      <w:rFonts w:ascii="Aptos Narrow" w:hAnsi="Aptos Narrow" w:eastAsia="Times New Roman" w:cs="Times New Roman"/>
+                      <w:rFonts w:ascii="Aptos Narrow" w:eastAsia="Times New Roman" w:hAnsi="Aptos Narrow" w:cs="Times New Roman"/>
                       <w:color w:val="000000"/>
                       <w:lang w:eastAsia="en-US"/>
                     </w:rPr>
@@ -394,10 +394,10 @@
           <w:tcPr>
             <w:tcW w:w="2972" w:type="dxa"/>
             <w:tcBorders>
-              <w:top w:val="single" w:color="000000" w:sz="4" w:space="0"/>
-              <w:left w:val="single" w:color="000000" w:sz="4" w:space="0"/>
-              <w:bottom w:val="single" w:color="000000" w:sz="4" w:space="0"/>
-              <w:right w:val="single" w:color="000000" w:sz="4" w:space="0"/>
+              <w:top w:val="single" w:sz="4" w:space="0" w:color="000000"/>
+              <w:left w:val="single" w:sz="4" w:space="0" w:color="000000"/>
+              <w:bottom w:val="single" w:sz="4" w:space="0" w:color="000000"/>
+              <w:right w:val="single" w:sz="4" w:space="0" w:color="000000"/>
             </w:tcBorders>
             <w:shd w:val="clear" w:color="auto" w:fill="F2F2F2" w:themeFill="background1" w:themeFillShade="F2"/>
             <w:vAlign w:val="center"/>
@@ -428,10 +428,10 @@
           <w:tcPr>
             <w:tcW w:w="6095" w:type="dxa"/>
             <w:tcBorders>
-              <w:top w:val="single" w:color="000000" w:sz="4" w:space="0"/>
-              <w:left w:val="single" w:color="000000" w:sz="4" w:space="0"/>
-              <w:bottom w:val="single" w:color="000000" w:sz="4" w:space="0"/>
-              <w:right w:val="single" w:color="000000" w:sz="4" w:space="0"/>
+              <w:top w:val="single" w:sz="4" w:space="0" w:color="000000"/>
+              <w:left w:val="single" w:sz="4" w:space="0" w:color="000000"/>
+              <w:bottom w:val="single" w:sz="4" w:space="0" w:color="000000"/>
+              <w:right w:val="single" w:sz="4" w:space="0" w:color="000000"/>
             </w:tcBorders>
             <w:vAlign w:val="center"/>
           </w:tcPr>
@@ -460,10 +460,10 @@
           <w:tcPr>
             <w:tcW w:w="2972" w:type="dxa"/>
             <w:tcBorders>
-              <w:top w:val="single" w:color="000000" w:sz="4" w:space="0"/>
-              <w:left w:val="single" w:color="000000" w:sz="4" w:space="0"/>
-              <w:bottom w:val="single" w:color="000000" w:sz="4" w:space="0"/>
-              <w:right w:val="single" w:color="000000" w:sz="4" w:space="0"/>
+              <w:top w:val="single" w:sz="4" w:space="0" w:color="000000"/>
+              <w:left w:val="single" w:sz="4" w:space="0" w:color="000000"/>
+              <w:bottom w:val="single" w:sz="4" w:space="0" w:color="000000"/>
+              <w:right w:val="single" w:sz="4" w:space="0" w:color="000000"/>
             </w:tcBorders>
             <w:shd w:val="clear" w:color="auto" w:fill="F2F2F2" w:themeFill="background1" w:themeFillShade="F2"/>
             <w:vAlign w:val="center"/>
@@ -494,10 +494,10 @@
           <w:tcPr>
             <w:tcW w:w="6095" w:type="dxa"/>
             <w:tcBorders>
-              <w:top w:val="single" w:color="000000" w:sz="4" w:space="0"/>
-              <w:left w:val="single" w:color="000000" w:sz="4" w:space="0"/>
-              <w:bottom w:val="single" w:color="000000" w:sz="4" w:space="0"/>
-              <w:right w:val="single" w:color="000000" w:sz="4" w:space="0"/>
+              <w:top w:val="single" w:sz="4" w:space="0" w:color="000000"/>
+              <w:left w:val="single" w:sz="4" w:space="0" w:color="000000"/>
+              <w:bottom w:val="single" w:sz="4" w:space="0" w:color="000000"/>
+              <w:right w:val="single" w:sz="4" w:space="0" w:color="000000"/>
             </w:tcBorders>
             <w:vAlign w:val="center"/>
           </w:tcPr>
@@ -526,10 +526,10 @@
           <w:tcPr>
             <w:tcW w:w="2972" w:type="dxa"/>
             <w:tcBorders>
-              <w:top w:val="single" w:color="000000" w:sz="4" w:space="0"/>
-              <w:left w:val="single" w:color="000000" w:sz="4" w:space="0"/>
-              <w:bottom w:val="single" w:color="000000" w:sz="4" w:space="0"/>
-              <w:right w:val="single" w:color="000000" w:sz="4" w:space="0"/>
+              <w:top w:val="single" w:sz="4" w:space="0" w:color="000000"/>
+              <w:left w:val="single" w:sz="4" w:space="0" w:color="000000"/>
+              <w:bottom w:val="single" w:sz="4" w:space="0" w:color="000000"/>
+              <w:right w:val="single" w:sz="4" w:space="0" w:color="000000"/>
             </w:tcBorders>
             <w:shd w:val="clear" w:color="auto" w:fill="F2F2F2" w:themeFill="background1" w:themeFillShade="F2"/>
             <w:vAlign w:val="center"/>
@@ -560,10 +560,10 @@
           <w:tcPr>
             <w:tcW w:w="6095" w:type="dxa"/>
             <w:tcBorders>
-              <w:top w:val="single" w:color="000000" w:sz="4" w:space="0"/>
-              <w:left w:val="single" w:color="000000" w:sz="4" w:space="0"/>
-              <w:bottom w:val="single" w:color="000000" w:sz="4" w:space="0"/>
-              <w:right w:val="single" w:color="000000" w:sz="4" w:space="0"/>
+              <w:top w:val="single" w:sz="4" w:space="0" w:color="000000"/>
+              <w:left w:val="single" w:sz="4" w:space="0" w:color="000000"/>
+              <w:bottom w:val="single" w:sz="4" w:space="0" w:color="000000"/>
+              <w:right w:val="single" w:sz="4" w:space="0" w:color="000000"/>
             </w:tcBorders>
             <w:vAlign w:val="center"/>
           </w:tcPr>
@@ -592,10 +592,10 @@
           <w:tcPr>
             <w:tcW w:w="2972" w:type="dxa"/>
             <w:tcBorders>
-              <w:top w:val="single" w:color="000000" w:sz="4" w:space="0"/>
-              <w:left w:val="single" w:color="000000" w:sz="4" w:space="0"/>
-              <w:bottom w:val="single" w:color="000000" w:sz="4" w:space="0"/>
-              <w:right w:val="single" w:color="000000" w:sz="4" w:space="0"/>
+              <w:top w:val="single" w:sz="4" w:space="0" w:color="000000"/>
+              <w:left w:val="single" w:sz="4" w:space="0" w:color="000000"/>
+              <w:bottom w:val="single" w:sz="4" w:space="0" w:color="000000"/>
+              <w:right w:val="single" w:sz="4" w:space="0" w:color="000000"/>
             </w:tcBorders>
             <w:shd w:val="clear" w:color="auto" w:fill="F2F2F2" w:themeFill="background1" w:themeFillShade="F2"/>
             <w:vAlign w:val="center"/>
@@ -626,10 +626,10 @@
           <w:tcPr>
             <w:tcW w:w="6095" w:type="dxa"/>
             <w:tcBorders>
-              <w:top w:val="single" w:color="000000" w:sz="4" w:space="0"/>
-              <w:left w:val="single" w:color="000000" w:sz="4" w:space="0"/>
-              <w:bottom w:val="single" w:color="000000" w:sz="4" w:space="0"/>
-              <w:right w:val="single" w:color="000000" w:sz="4" w:space="0"/>
+              <w:top w:val="single" w:sz="4" w:space="0" w:color="000000"/>
+              <w:left w:val="single" w:sz="4" w:space="0" w:color="000000"/>
+              <w:bottom w:val="single" w:sz="4" w:space="0" w:color="000000"/>
+              <w:right w:val="single" w:sz="4" w:space="0" w:color="000000"/>
             </w:tcBorders>
             <w:vAlign w:val="center"/>
           </w:tcPr>
@@ -658,10 +658,10 @@
           <w:tcPr>
             <w:tcW w:w="2972" w:type="dxa"/>
             <w:tcBorders>
-              <w:top w:val="single" w:color="000000" w:sz="4" w:space="0"/>
-              <w:left w:val="single" w:color="000000" w:sz="4" w:space="0"/>
-              <w:bottom w:val="single" w:color="000000" w:sz="4" w:space="0"/>
-              <w:right w:val="single" w:color="000000" w:sz="4" w:space="0"/>
+              <w:top w:val="single" w:sz="4" w:space="0" w:color="000000"/>
+              <w:left w:val="single" w:sz="4" w:space="0" w:color="000000"/>
+              <w:bottom w:val="single" w:sz="4" w:space="0" w:color="000000"/>
+              <w:right w:val="single" w:sz="4" w:space="0" w:color="000000"/>
             </w:tcBorders>
             <w:shd w:val="clear" w:color="auto" w:fill="F2F2F2" w:themeFill="background1" w:themeFillShade="F2"/>
             <w:vAlign w:val="center"/>
@@ -692,10 +692,10 @@
           <w:tcPr>
             <w:tcW w:w="6095" w:type="dxa"/>
             <w:tcBorders>
-              <w:top w:val="single" w:color="000000" w:sz="4" w:space="0"/>
-              <w:left w:val="single" w:color="000000" w:sz="4" w:space="0"/>
-              <w:bottom w:val="single" w:color="000000" w:sz="4" w:space="0"/>
-              <w:right w:val="single" w:color="000000" w:sz="4" w:space="0"/>
+              <w:top w:val="single" w:sz="4" w:space="0" w:color="000000"/>
+              <w:left w:val="single" w:sz="4" w:space="0" w:color="000000"/>
+              <w:bottom w:val="single" w:sz="4" w:space="0" w:color="000000"/>
+              <w:right w:val="single" w:sz="4" w:space="0" w:color="000000"/>
             </w:tcBorders>
             <w:vAlign w:val="center"/>
           </w:tcPr>
@@ -725,10 +725,10 @@
           <w:tcPr>
             <w:tcW w:w="2972" w:type="dxa"/>
             <w:tcBorders>
-              <w:top w:val="single" w:color="000000" w:sz="4" w:space="0"/>
-              <w:left w:val="single" w:color="000000" w:sz="4" w:space="0"/>
-              <w:bottom w:val="single" w:color="000000" w:sz="4" w:space="0"/>
-              <w:right w:val="single" w:color="000000" w:sz="4" w:space="0"/>
+              <w:top w:val="single" w:sz="4" w:space="0" w:color="000000"/>
+              <w:left w:val="single" w:sz="4" w:space="0" w:color="000000"/>
+              <w:bottom w:val="single" w:sz="4" w:space="0" w:color="000000"/>
+              <w:right w:val="single" w:sz="4" w:space="0" w:color="000000"/>
             </w:tcBorders>
             <w:shd w:val="clear" w:color="auto" w:fill="F2F2F2" w:themeFill="background1" w:themeFillShade="F2"/>
             <w:vAlign w:val="center"/>
@@ -759,10 +759,10 @@
           <w:tcPr>
             <w:tcW w:w="6095" w:type="dxa"/>
             <w:tcBorders>
-              <w:top w:val="single" w:color="000000" w:sz="4" w:space="0"/>
-              <w:left w:val="single" w:color="000000" w:sz="4" w:space="0"/>
-              <w:bottom w:val="single" w:color="000000" w:sz="4" w:space="0"/>
-              <w:right w:val="single" w:color="000000" w:sz="4" w:space="0"/>
+              <w:top w:val="single" w:sz="4" w:space="0" w:color="000000"/>
+              <w:left w:val="single" w:sz="4" w:space="0" w:color="000000"/>
+              <w:bottom w:val="single" w:sz="4" w:space="0" w:color="000000"/>
+              <w:right w:val="single" w:sz="4" w:space="0" w:color="000000"/>
             </w:tcBorders>
             <w:vAlign w:val="center"/>
           </w:tcPr>
@@ -793,10 +793,10 @@
           <w:tcPr>
             <w:tcW w:w="2972" w:type="dxa"/>
             <w:tcBorders>
-              <w:top w:val="single" w:color="000000" w:sz="4" w:space="0"/>
-              <w:left w:val="single" w:color="000000" w:sz="4" w:space="0"/>
-              <w:bottom w:val="single" w:color="000000" w:sz="4" w:space="0"/>
-              <w:right w:val="single" w:color="000000" w:sz="4" w:space="0"/>
+              <w:top w:val="single" w:sz="4" w:space="0" w:color="000000"/>
+              <w:left w:val="single" w:sz="4" w:space="0" w:color="000000"/>
+              <w:bottom w:val="single" w:sz="4" w:space="0" w:color="000000"/>
+              <w:right w:val="single" w:sz="4" w:space="0" w:color="000000"/>
             </w:tcBorders>
             <w:shd w:val="clear" w:color="auto" w:fill="F2F2F2" w:themeFill="background1" w:themeFillShade="F2"/>
             <w:vAlign w:val="center"/>
@@ -827,10 +827,10 @@
           <w:tcPr>
             <w:tcW w:w="6095" w:type="dxa"/>
             <w:tcBorders>
-              <w:top w:val="single" w:color="000000" w:sz="4" w:space="0"/>
-              <w:left w:val="single" w:color="000000" w:sz="4" w:space="0"/>
-              <w:bottom w:val="single" w:color="000000" w:sz="4" w:space="0"/>
-              <w:right w:val="single" w:color="000000" w:sz="4" w:space="0"/>
+              <w:top w:val="single" w:sz="4" w:space="0" w:color="000000"/>
+              <w:left w:val="single" w:sz="4" w:space="0" w:color="000000"/>
+              <w:bottom w:val="single" w:sz="4" w:space="0" w:color="000000"/>
+              <w:right w:val="single" w:sz="4" w:space="0" w:color="000000"/>
             </w:tcBorders>
             <w:vAlign w:val="center"/>
           </w:tcPr>
@@ -890,7 +890,7 @@
     </w:p>
     <w:tbl>
       <w:tblPr>
-        <w:tblStyle w:val="Tabelacomgrade"/>
+        <w:tblStyle w:val="TableGrid"/>
         <w:tblW w:w="8502" w:type="dxa"/>
         <w:tblLayout w:type="fixed"/>
         <w:tblCellMar>
@@ -910,10 +910,10 @@
           <w:tcPr>
             <w:tcW w:w="8502" w:type="dxa"/>
             <w:tcBorders>
-              <w:top w:val="single" w:color="000000" w:sz="2" w:space="0"/>
-              <w:left w:val="single" w:color="000000" w:sz="2" w:space="0"/>
-              <w:bottom w:val="single" w:color="000000" w:sz="2" w:space="0"/>
-              <w:right w:val="single" w:color="000000" w:sz="2" w:space="0"/>
+              <w:top w:val="single" w:sz="2" w:space="0" w:color="000000"/>
+              <w:left w:val="single" w:sz="2" w:space="0" w:color="000000"/>
+              <w:bottom w:val="single" w:sz="2" w:space="0" w:color="000000"/>
+              <w:right w:val="single" w:sz="2" w:space="0" w:color="000000"/>
             </w:tcBorders>
           </w:tcPr>
           <w:p>
@@ -995,7 +995,7 @@
     </w:p>
     <w:tbl>
       <w:tblPr>
-        <w:tblStyle w:val="Tabelacomgrade"/>
+        <w:tblStyle w:val="TableGrid"/>
         <w:tblW w:w="8502" w:type="dxa"/>
         <w:tblLayout w:type="fixed"/>
         <w:tblCellMar>
@@ -1015,10 +1015,10 @@
           <w:tcPr>
             <w:tcW w:w="8502" w:type="dxa"/>
             <w:tcBorders>
-              <w:top w:val="single" w:color="000000" w:sz="2" w:space="0"/>
-              <w:left w:val="single" w:color="000000" w:sz="2" w:space="0"/>
-              <w:bottom w:val="single" w:color="000000" w:sz="2" w:space="0"/>
-              <w:right w:val="single" w:color="000000" w:sz="2" w:space="0"/>
+              <w:top w:val="single" w:sz="2" w:space="0" w:color="000000"/>
+              <w:left w:val="single" w:sz="2" w:space="0" w:color="000000"/>
+              <w:bottom w:val="single" w:sz="2" w:space="0" w:color="000000"/>
+              <w:right w:val="single" w:sz="2" w:space="0" w:color="000000"/>
             </w:tcBorders>
           </w:tcPr>
           <w:p>
@@ -1089,7 +1089,7 @@
     </w:p>
     <w:tbl>
       <w:tblPr>
-        <w:tblStyle w:val="Tabelacomgrade"/>
+        <w:tblStyle w:val="TableGrid"/>
         <w:tblW w:w="17004" w:type="dxa"/>
         <w:tblLayout w:type="fixed"/>
         <w:tblCellMar>
@@ -1110,10 +1110,10 @@
           <w:tcPr>
             <w:tcW w:w="8502" w:type="dxa"/>
             <w:tcBorders>
-              <w:top w:val="single" w:color="000000" w:sz="2" w:space="0"/>
-              <w:left w:val="single" w:color="000000" w:sz="2" w:space="0"/>
-              <w:bottom w:val="single" w:color="000000" w:sz="2" w:space="0"/>
-              <w:right w:val="single" w:color="000000" w:sz="2" w:space="0"/>
+              <w:top w:val="single" w:sz="2" w:space="0" w:color="000000"/>
+              <w:left w:val="single" w:sz="2" w:space="0" w:color="000000"/>
+              <w:bottom w:val="single" w:sz="2" w:space="0" w:color="000000"/>
+              <w:right w:val="single" w:sz="2" w:space="0" w:color="000000"/>
             </w:tcBorders>
           </w:tcPr>
           <w:p>
@@ -1153,7 +1153,7 @@
             </w:r>
             <w:r>
               <w:rPr>
-                <w:rStyle w:val="Forte"/>
+                <w:rStyle w:val="Strong"/>
                 <w:rFonts w:ascii="Trebuchet MS" w:hAnsi="Trebuchet MS"/>
                 <w:b w:val="0"/>
                 <w:color w:val="000000"/>
@@ -1215,7 +1215,7 @@
     </w:p>
     <w:tbl>
       <w:tblPr>
-        <w:tblStyle w:val="Tabelacomgrade"/>
+        <w:tblStyle w:val="TableGrid"/>
         <w:tblW w:w="8502" w:type="dxa"/>
         <w:tblLayout w:type="fixed"/>
         <w:tblCellMar>
@@ -1235,10 +1235,10 @@
           <w:tcPr>
             <w:tcW w:w="8502" w:type="dxa"/>
             <w:tcBorders>
-              <w:top w:val="single" w:color="000000" w:sz="2" w:space="0"/>
-              <w:left w:val="single" w:color="000000" w:sz="2" w:space="0"/>
-              <w:bottom w:val="single" w:color="000000" w:sz="2" w:space="0"/>
-              <w:right w:val="single" w:color="000000" w:sz="2" w:space="0"/>
+              <w:top w:val="single" w:sz="2" w:space="0" w:color="000000"/>
+              <w:left w:val="single" w:sz="2" w:space="0" w:color="000000"/>
+              <w:bottom w:val="single" w:sz="2" w:space="0" w:color="000000"/>
+              <w:right w:val="single" w:sz="2" w:space="0" w:color="000000"/>
             </w:tcBorders>
           </w:tcPr>
           <w:p>
@@ -1289,7 +1289,7 @@
           <w:footerReference w:type="default" r:id="rId15"/>
           <w:headerReference w:type="first" r:id="rId16"/>
           <w:footerReference w:type="first" r:id="rId17"/>
-          <w:pgSz w:w="11906" w:h="16838" w:orient="portrait"/>
+          <w:pgSz w:w="11906" w:h="16838"/>
           <w:pgMar w:top="1985" w:right="1418" w:bottom="1134" w:left="1418" w:header="709" w:footer="709" w:gutter="0"/>
           <w:pgNumType w:start="1"/>
           <w:cols w:space="720"/>
@@ -1328,7 +1328,7 @@
     <w:p/>
     <w:tbl>
       <w:tblPr>
-        <w:tblStyle w:val="Tabelacomgrade"/>
+        <w:tblStyle w:val="TableGrid"/>
         <w:tblW w:w="8996" w:type="dxa"/>
         <w:tblLayout w:type="fixed"/>
         <w:tblCellMar>
@@ -1355,13 +1355,12 @@
             <w:tcW w:w="8996" w:type="dxa"/>
             <w:gridSpan w:val="5"/>
             <w:tcBorders>
-              <w:top w:val="single" w:color="000000" w:themeColor="text1" w:sz="12" w:space="0"/>
-              <w:left w:val="single" w:color="000000" w:themeColor="text1" w:sz="12" w:space="0"/>
-              <w:bottom w:val="single" w:color="000000" w:themeColor="text1" w:sz="2" w:space="0"/>
-              <w:right w:val="single" w:color="000000" w:themeColor="text1" w:sz="12" w:space="0"/>
+              <w:top w:val="single" w:sz="12" w:space="0" w:color="000000"/>
+              <w:left w:val="single" w:sz="12" w:space="0" w:color="000000"/>
+              <w:bottom w:val="single" w:sz="2" w:space="0" w:color="000000"/>
+              <w:right w:val="single" w:sz="12" w:space="0" w:color="000000"/>
             </w:tcBorders>
             <w:shd w:val="clear" w:color="auto" w:fill="D9D9D9" w:themeFill="background1" w:themeFillShade="D9"/>
-            <w:tcMar/>
           </w:tcPr>
           <w:p>
             <w:pPr>
@@ -1422,8 +1421,8 @@
           <w:tcPr>
             <w:tcW w:w="1970" w:type="dxa"/>
             <w:tcBorders>
-              <w:top w:val="single" w:color="000000" w:themeColor="text1" w:sz="2" w:space="0"/>
-              <w:left w:val="single" w:color="000000" w:themeColor="text1" w:sz="12" w:space="0"/>
+              <w:top w:val="single" w:sz="2" w:space="0" w:color="000000"/>
+              <w:left w:val="single" w:sz="12" w:space="0" w:color="000000"/>
             </w:tcBorders>
             <w:shd w:val="clear" w:color="auto" w:fill="F2F2F2" w:themeFill="background1" w:themeFillShade="F2"/>
             <w:tcMar>
@@ -1445,7 +1444,7 @@
           <w:tcPr>
             <w:tcW w:w="2551" w:type="dxa"/>
             <w:tcBorders>
-              <w:top w:val="single" w:color="000000" w:themeColor="text1" w:sz="2" w:space="0"/>
+              <w:top w:val="single" w:sz="2" w:space="0" w:color="000000"/>
             </w:tcBorders>
             <w:shd w:val="clear" w:color="auto" w:fill="F2F2F2" w:themeFill="background1" w:themeFillShade="F2"/>
             <w:tcMar>
@@ -1467,7 +1466,7 @@
           <w:tcPr>
             <w:tcW w:w="1418" w:type="dxa"/>
             <w:tcBorders>
-              <w:top w:val="single" w:color="000000" w:themeColor="text1" w:sz="2" w:space="0"/>
+              <w:top w:val="single" w:sz="2" w:space="0" w:color="000000"/>
             </w:tcBorders>
             <w:shd w:val="clear" w:color="auto" w:fill="F2F2F2" w:themeFill="background1" w:themeFillShade="F2"/>
             <w:tcMar>
@@ -1489,7 +1488,7 @@
           <w:tcPr>
             <w:tcW w:w="1417" w:type="dxa"/>
             <w:tcBorders>
-              <w:top w:val="single" w:color="000000" w:themeColor="text1" w:sz="2" w:space="0"/>
+              <w:top w:val="single" w:sz="2" w:space="0" w:color="000000"/>
             </w:tcBorders>
             <w:shd w:val="clear" w:color="auto" w:fill="F2F2F2" w:themeFill="background1" w:themeFillShade="F2"/>
             <w:tcMar>
@@ -1511,8 +1510,8 @@
           <w:tcPr>
             <w:tcW w:w="1640" w:type="dxa"/>
             <w:tcBorders>
-              <w:top w:val="single" w:color="000000" w:themeColor="text1" w:sz="2" w:space="0"/>
-              <w:right w:val="single" w:color="000000" w:themeColor="text1" w:sz="12" w:space="0"/>
+              <w:top w:val="single" w:sz="2" w:space="0" w:color="000000"/>
+              <w:right w:val="single" w:sz="12" w:space="0" w:color="000000"/>
             </w:tcBorders>
             <w:shd w:val="clear" w:color="auto" w:fill="F2F2F2" w:themeFill="background1" w:themeFillShade="F2"/>
             <w:tcMar>
@@ -1539,21 +1538,20 @@
           <w:tcPr>
             <w:tcW w:w="1970" w:type="dxa"/>
             <w:tcBorders>
-              <w:left w:val="single" w:color="000000" w:themeColor="text1" w:sz="12" w:space="0"/>
-            </w:tcBorders>
-            <w:tcMar>
-              <w:top w:w="57" w:type="dxa"/>
-              <w:bottom w:w="57" w:type="dxa"/>
-            </w:tcMar>
-          </w:tcPr>
-          <w:p>
-            <w:pPr>
-              <w:spacing w:after="0"/>
-              <w:jc w:val="center"/>
-            </w:pPr>
-            <w:r>
-              <w:rPr/>
-              <w:t>Identificar o problema enfrentado pela empresa</w:t>
+              <w:left w:val="single" w:sz="12" w:space="0" w:color="000000"/>
+            </w:tcBorders>
+            <w:tcMar>
+              <w:top w:w="57" w:type="dxa"/>
+              <w:bottom w:w="57" w:type="dxa"/>
+            </w:tcMar>
+          </w:tcPr>
+          <w:p>
+            <w:pPr>
+              <w:spacing w:after="0"/>
+              <w:jc w:val="center"/>
+            </w:pPr>
+            <w:r>
+              <w:t>Identificar o problema enfrentado pela empresa na acessibilidade do sistema</w:t>
             </w:r>
           </w:p>
         </w:tc>
@@ -1569,8 +1567,16 @@
             <w:pPr>
               <w:spacing w:after="0"/>
               <w:jc w:val="center"/>
-            </w:pPr>
-            <w:r>
+              <w:rPr>
+                <w:sz w:val="20"/>
+                <w:szCs w:val="20"/>
+              </w:rPr>
+            </w:pPr>
+            <w:r>
+              <w:rPr>
+                <w:sz w:val="20"/>
+                <w:szCs w:val="20"/>
+              </w:rPr>
               <w:t>Maíra Silva Edo</w:t>
             </w:r>
           </w:p>
@@ -1615,21 +1621,20 @@
           <w:tcPr>
             <w:tcW w:w="1640" w:type="dxa"/>
             <w:tcBorders>
-              <w:right w:val="single" w:color="000000" w:themeColor="text1" w:sz="12" w:space="0"/>
-            </w:tcBorders>
-            <w:tcMar>
-              <w:top w:w="57" w:type="dxa"/>
-              <w:bottom w:w="57" w:type="dxa"/>
-            </w:tcMar>
-          </w:tcPr>
-          <w:p>
-            <w:pPr>
-              <w:spacing w:after="0"/>
-              <w:jc w:val="center"/>
-            </w:pPr>
-            <w:r>
-              <w:rPr/>
-              <w:t>Levantar os problemas enfrentados pela empresa e suas principais necessidades</w:t>
+              <w:right w:val="single" w:sz="12" w:space="0" w:color="000000"/>
+            </w:tcBorders>
+            <w:tcMar>
+              <w:top w:w="57" w:type="dxa"/>
+              <w:bottom w:w="57" w:type="dxa"/>
+            </w:tcMar>
+          </w:tcPr>
+          <w:p>
+            <w:pPr>
+              <w:spacing w:after="0"/>
+              <w:jc w:val="center"/>
+            </w:pPr>
+            <w:r>
+              <w:t>Levantar os problemas enfrentados pela empresa e suas principais necessidades - Executado</w:t>
             </w:r>
           </w:p>
         </w:tc>
@@ -1642,7 +1647,7 @@
           <w:tcPr>
             <w:tcW w:w="1970" w:type="dxa"/>
             <w:tcBorders>
-              <w:left w:val="single" w:color="000000" w:themeColor="text1" w:sz="12" w:space="0"/>
+              <w:left w:val="single" w:sz="12" w:space="0" w:color="000000"/>
             </w:tcBorders>
             <w:tcMar>
               <w:top w:w="57" w:type="dxa"/>
@@ -1671,8 +1676,16 @@
             <w:pPr>
               <w:spacing w:after="0"/>
               <w:jc w:val="center"/>
-            </w:pPr>
-            <w:r>
+              <w:rPr>
+                <w:sz w:val="20"/>
+                <w:szCs w:val="20"/>
+              </w:rPr>
+            </w:pPr>
+            <w:r>
+              <w:rPr>
+                <w:sz w:val="20"/>
+                <w:szCs w:val="20"/>
+              </w:rPr>
               <w:t>André Schiavone Nanete</w:t>
             </w:r>
           </w:p>
@@ -1717,7 +1730,7 @@
           <w:tcPr>
             <w:tcW w:w="1640" w:type="dxa"/>
             <w:tcBorders>
-              <w:right w:val="single" w:color="000000" w:themeColor="text1" w:sz="12" w:space="0"/>
+              <w:right w:val="single" w:sz="12" w:space="0" w:color="000000"/>
             </w:tcBorders>
             <w:tcMar>
               <w:top w:w="57" w:type="dxa"/>
@@ -1743,7 +1756,7 @@
           <w:tcPr>
             <w:tcW w:w="1970" w:type="dxa"/>
             <w:tcBorders>
-              <w:left w:val="single" w:color="000000" w:themeColor="text1" w:sz="12" w:space="0"/>
+              <w:left w:val="single" w:sz="12" w:space="0" w:color="000000"/>
             </w:tcBorders>
             <w:tcMar>
               <w:top w:w="57" w:type="dxa"/>
@@ -1772,9 +1785,16 @@
             <w:pPr>
               <w:spacing w:after="0"/>
               <w:jc w:val="center"/>
-            </w:pPr>
-            <w:r>
-              <w:rPr/>
+              <w:rPr>
+                <w:sz w:val="20"/>
+                <w:szCs w:val="20"/>
+              </w:rPr>
+            </w:pPr>
+            <w:r>
+              <w:rPr>
+                <w:sz w:val="20"/>
+                <w:szCs w:val="20"/>
+              </w:rPr>
               <w:t>André Schiavone Nanete</w:t>
             </w:r>
           </w:p>
@@ -1782,9 +1802,16 @@
             <w:pPr>
               <w:spacing w:after="0"/>
               <w:jc w:val="center"/>
-            </w:pPr>
-            <w:r>
-              <w:rPr/>
+              <w:rPr>
+                <w:sz w:val="20"/>
+                <w:szCs w:val="20"/>
+              </w:rPr>
+            </w:pPr>
+            <w:r>
+              <w:rPr>
+                <w:sz w:val="20"/>
+                <w:szCs w:val="20"/>
+              </w:rPr>
               <w:t>Larissa de Souza Aguiar</w:t>
             </w:r>
           </w:p>
@@ -1829,7 +1856,7 @@
           <w:tcPr>
             <w:tcW w:w="1640" w:type="dxa"/>
             <w:tcBorders>
-              <w:right w:val="single" w:color="000000" w:themeColor="text1" w:sz="12" w:space="0"/>
+              <w:right w:val="single" w:sz="12" w:space="0" w:color="000000"/>
             </w:tcBorders>
             <w:tcMar>
               <w:top w:w="57" w:type="dxa"/>
@@ -1855,7 +1882,7 @@
           <w:tcPr>
             <w:tcW w:w="1970" w:type="dxa"/>
             <w:tcBorders>
-              <w:left w:val="single" w:color="000000" w:themeColor="text1" w:sz="12" w:space="0"/>
+              <w:left w:val="single" w:sz="12" w:space="0" w:color="000000"/>
             </w:tcBorders>
             <w:tcMar>
               <w:top w:w="57" w:type="dxa"/>
@@ -1884,8 +1911,16 @@
             <w:pPr>
               <w:spacing w:after="0"/>
               <w:jc w:val="center"/>
-            </w:pPr>
-            <w:r>
+              <w:rPr>
+                <w:sz w:val="20"/>
+                <w:szCs w:val="20"/>
+              </w:rPr>
+            </w:pPr>
+            <w:r>
+              <w:rPr>
+                <w:sz w:val="20"/>
+                <w:szCs w:val="20"/>
+              </w:rPr>
               <w:t>Aline Lima da Silva</w:t>
             </w:r>
           </w:p>
@@ -1893,8 +1928,16 @@
             <w:pPr>
               <w:spacing w:after="0"/>
               <w:jc w:val="center"/>
-            </w:pPr>
-            <w:r>
+              <w:rPr>
+                <w:sz w:val="20"/>
+                <w:szCs w:val="20"/>
+              </w:rPr>
+            </w:pPr>
+            <w:r>
+              <w:rPr>
+                <w:sz w:val="20"/>
+                <w:szCs w:val="20"/>
+              </w:rPr>
               <w:t>André Schiavone Nanete</w:t>
             </w:r>
           </w:p>
@@ -1902,8 +1945,16 @@
             <w:pPr>
               <w:spacing w:after="0"/>
               <w:jc w:val="center"/>
-            </w:pPr>
-            <w:r>
+              <w:rPr>
+                <w:sz w:val="20"/>
+                <w:szCs w:val="20"/>
+              </w:rPr>
+            </w:pPr>
+            <w:r>
+              <w:rPr>
+                <w:sz w:val="20"/>
+                <w:szCs w:val="20"/>
+              </w:rPr>
               <w:t>Christofer Vagner Olivares</w:t>
             </w:r>
           </w:p>
@@ -1911,8 +1962,16 @@
             <w:pPr>
               <w:spacing w:after="0"/>
               <w:jc w:val="center"/>
-            </w:pPr>
-            <w:r>
+              <w:rPr>
+                <w:sz w:val="20"/>
+                <w:szCs w:val="20"/>
+              </w:rPr>
+            </w:pPr>
+            <w:r>
+              <w:rPr>
+                <w:sz w:val="20"/>
+                <w:szCs w:val="20"/>
+              </w:rPr>
               <w:t>Diego Lucas de Oliveira</w:t>
             </w:r>
           </w:p>
@@ -1920,8 +1979,16 @@
             <w:pPr>
               <w:spacing w:after="0"/>
               <w:jc w:val="center"/>
-            </w:pPr>
-            <w:r>
+              <w:rPr>
+                <w:sz w:val="20"/>
+                <w:szCs w:val="20"/>
+              </w:rPr>
+            </w:pPr>
+            <w:r>
+              <w:rPr>
+                <w:sz w:val="20"/>
+                <w:szCs w:val="20"/>
+              </w:rPr>
               <w:t>Emily Thomaz Lima</w:t>
             </w:r>
           </w:p>
@@ -1929,8 +1996,16 @@
             <w:pPr>
               <w:spacing w:after="0"/>
               <w:jc w:val="center"/>
-            </w:pPr>
-            <w:r>
+              <w:rPr>
+                <w:sz w:val="20"/>
+                <w:szCs w:val="20"/>
+              </w:rPr>
+            </w:pPr>
+            <w:r>
+              <w:rPr>
+                <w:sz w:val="20"/>
+                <w:szCs w:val="20"/>
+              </w:rPr>
               <w:t>Larissa de Souza Aguiar</w:t>
             </w:r>
           </w:p>
@@ -1938,8 +2013,16 @@
             <w:pPr>
               <w:spacing w:after="0"/>
               <w:jc w:val="center"/>
-            </w:pPr>
-            <w:r>
+              <w:rPr>
+                <w:sz w:val="20"/>
+                <w:szCs w:val="20"/>
+              </w:rPr>
+            </w:pPr>
+            <w:r>
+              <w:rPr>
+                <w:sz w:val="20"/>
+                <w:szCs w:val="20"/>
+              </w:rPr>
               <w:t>Luciano Carneiro da Silva</w:t>
             </w:r>
           </w:p>
@@ -1947,8 +2030,16 @@
             <w:pPr>
               <w:spacing w:after="0"/>
               <w:jc w:val="center"/>
-            </w:pPr>
-            <w:r>
+              <w:rPr>
+                <w:sz w:val="20"/>
+                <w:szCs w:val="20"/>
+              </w:rPr>
+            </w:pPr>
+            <w:r>
+              <w:rPr>
+                <w:sz w:val="20"/>
+                <w:szCs w:val="20"/>
+              </w:rPr>
               <w:t>Maíra Silva Edo</w:t>
             </w:r>
           </w:p>
@@ -1985,16 +2076,7 @@
               <w:jc w:val="center"/>
             </w:pPr>
             <w:r>
-              <w:rPr/>
-              <w:t>2</w:t>
-            </w:r>
-            <w:r>
-              <w:rPr/>
-              <w:t>1</w:t>
-            </w:r>
-            <w:r>
-              <w:rPr/>
-              <w:t>/08/2026</w:t>
+              <w:t>23/08/2026</w:t>
             </w:r>
           </w:p>
         </w:tc>
@@ -2002,40 +2084,22 @@
           <w:tcPr>
             <w:tcW w:w="1640" w:type="dxa"/>
             <w:tcBorders>
-              <w:right w:val="single" w:color="000000" w:themeColor="text1" w:sz="12" w:space="0"/>
-            </w:tcBorders>
-            <w:tcMar>
-              <w:top w:w="57" w:type="dxa"/>
-              <w:bottom w:w="57" w:type="dxa"/>
-            </w:tcMar>
-          </w:tcPr>
-          <w:p>
-            <w:pPr>
-              <w:pStyle w:val="Normal"/>
-              <w:spacing w:after="0"/>
-              <w:jc w:val="center"/>
-              <w:rPr>
-                <w:rFonts w:ascii="Trebuchet MS" w:hAnsi="Trebuchet MS" w:eastAsia="Trebuchet MS" w:cs="Trebuchet MS"/>
-                <w:noProof w:val="0"/>
-                <w:sz w:val="22"/>
-                <w:szCs w:val="22"/>
-                <w:lang w:val="pt-BR"/>
-              </w:rPr>
-            </w:pPr>
-            <w:r>
-              <w:rPr>
-                <w:rFonts w:ascii="Trebuchet MS" w:hAnsi="Trebuchet MS" w:eastAsia="Trebuchet MS" w:cs="Trebuchet MS"/>
-                <w:b w:val="0"/>
-                <w:bCs w:val="0"/>
-                <w:i w:val="0"/>
-                <w:iCs w:val="0"/>
-                <w:caps w:val="0"/>
-                <w:smallCaps w:val="0"/>
-                <w:noProof w:val="0"/>
-                <w:color w:val="000000" w:themeColor="text1" w:themeTint="FF" w:themeShade="FF"/>
-                <w:sz w:val="22"/>
-                <w:szCs w:val="22"/>
-                <w:lang w:val="pt-BR"/>
+              <w:right w:val="single" w:sz="12" w:space="0" w:color="000000"/>
+            </w:tcBorders>
+            <w:tcMar>
+              <w:top w:w="57" w:type="dxa"/>
+              <w:bottom w:w="57" w:type="dxa"/>
+            </w:tcMar>
+          </w:tcPr>
+          <w:p>
+            <w:pPr>
+              <w:spacing w:after="0"/>
+              <w:jc w:val="center"/>
+            </w:pPr>
+            <w:r>
+              <w:rPr>
+                <w:rFonts w:eastAsia="Trebuchet MS" w:cs="Trebuchet MS"/>
+                <w:color w:val="000000" w:themeColor="text1"/>
               </w:rPr>
               <w:t>Analisar as tecnologias que melhor se encaixam para solucionar o problema levantado pela empresa</w:t>
             </w:r>
@@ -2047,8 +2111,8 @@
     <w:p/>
     <w:tbl>
       <w:tblPr>
-        <w:tblStyle w:val="Tabelacomgrade"/>
-        <w:tblW w:w="8995" w:type="dxa"/>
+        <w:tblStyle w:val="TableGrid"/>
+        <w:tblW w:w="8996" w:type="dxa"/>
         <w:tblLayout w:type="fixed"/>
         <w:tblCellMar>
           <w:top w:w="113" w:type="dxa"/>
@@ -2057,11 +2121,12 @@
         <w:tblLook w:val="04A0" w:firstRow="1" w:lastRow="0" w:firstColumn="1" w:lastColumn="0" w:noHBand="0" w:noVBand="1"/>
       </w:tblPr>
       <w:tblGrid>
-        <w:gridCol w:w="2436"/>
-        <w:gridCol w:w="1728"/>
-        <w:gridCol w:w="1409"/>
-        <w:gridCol w:w="1452"/>
-        <w:gridCol w:w="1970"/>
+        <w:gridCol w:w="2395"/>
+        <w:gridCol w:w="41"/>
+        <w:gridCol w:w="1944"/>
+        <w:gridCol w:w="1417"/>
+        <w:gridCol w:w="1418"/>
+        <w:gridCol w:w="1781"/>
       </w:tblGrid>
       <w:tr>
         <w:trPr>
@@ -2071,16 +2136,15 @@
         </w:trPr>
         <w:tc>
           <w:tcPr>
-            <w:tcW w:w="8995" w:type="dxa"/>
-            <w:gridSpan w:val="5"/>
-            <w:tcBorders>
-              <w:top w:val="single" w:color="000000" w:themeColor="text1" w:sz="12" w:space="0"/>
-              <w:left w:val="single" w:color="000000" w:themeColor="text1" w:sz="12" w:space="0"/>
-              <w:bottom w:val="single" w:color="000000" w:themeColor="text1" w:sz="2" w:space="0"/>
-              <w:right w:val="single" w:color="000000" w:themeColor="text1" w:sz="12" w:space="0"/>
+            <w:tcW w:w="8996" w:type="dxa"/>
+            <w:gridSpan w:val="6"/>
+            <w:tcBorders>
+              <w:top w:val="single" w:sz="12" w:space="0" w:color="000000"/>
+              <w:left w:val="single" w:sz="12" w:space="0" w:color="000000"/>
+              <w:bottom w:val="single" w:sz="2" w:space="0" w:color="000000"/>
+              <w:right w:val="single" w:sz="12" w:space="0" w:color="000000"/>
             </w:tcBorders>
             <w:shd w:val="clear" w:color="auto" w:fill="D9D9D9" w:themeFill="background1" w:themeFillShade="D9"/>
-            <w:tcMar/>
           </w:tcPr>
           <w:p>
             <w:pPr>
@@ -2129,9 +2193,10 @@
         <w:tc>
           <w:tcPr>
             <w:tcW w:w="2436" w:type="dxa"/>
-            <w:tcBorders>
-              <w:top w:val="single" w:color="000000" w:themeColor="text1" w:sz="2" w:space="0"/>
-              <w:left w:val="single" w:color="000000" w:themeColor="text1" w:sz="12" w:space="0"/>
+            <w:gridSpan w:val="2"/>
+            <w:tcBorders>
+              <w:top w:val="single" w:sz="2" w:space="0" w:color="000000"/>
+              <w:left w:val="single" w:sz="12" w:space="0" w:color="000000"/>
             </w:tcBorders>
             <w:shd w:val="clear" w:color="auto" w:fill="F2F2F2" w:themeFill="background1" w:themeFillShade="F2"/>
             <w:tcMar>
@@ -2151,9 +2216,9 @@
         </w:tc>
         <w:tc>
           <w:tcPr>
-            <w:tcW w:w="1728" w:type="dxa"/>
-            <w:tcBorders>
-              <w:top w:val="single" w:color="000000" w:themeColor="text1" w:sz="2" w:space="0"/>
+            <w:tcW w:w="1944" w:type="dxa"/>
+            <w:tcBorders>
+              <w:top w:val="single" w:sz="2" w:space="0" w:color="000000"/>
             </w:tcBorders>
             <w:shd w:val="clear" w:color="auto" w:fill="F2F2F2" w:themeFill="background1" w:themeFillShade="F2"/>
             <w:tcMar>
@@ -2173,9 +2238,9 @@
         </w:tc>
         <w:tc>
           <w:tcPr>
-            <w:tcW w:w="1409" w:type="dxa"/>
-            <w:tcBorders>
-              <w:top w:val="single" w:color="000000" w:themeColor="text1" w:sz="2" w:space="0"/>
+            <w:tcW w:w="1417" w:type="dxa"/>
+            <w:tcBorders>
+              <w:top w:val="single" w:sz="2" w:space="0" w:color="000000"/>
             </w:tcBorders>
             <w:shd w:val="clear" w:color="auto" w:fill="F2F2F2" w:themeFill="background1" w:themeFillShade="F2"/>
             <w:tcMar>
@@ -2195,9 +2260,9 @@
         </w:tc>
         <w:tc>
           <w:tcPr>
-            <w:tcW w:w="1452" w:type="dxa"/>
-            <w:tcBorders>
-              <w:top w:val="single" w:color="000000" w:themeColor="text1" w:sz="2" w:space="0"/>
+            <w:tcW w:w="1418" w:type="dxa"/>
+            <w:tcBorders>
+              <w:top w:val="single" w:sz="2" w:space="0" w:color="000000"/>
             </w:tcBorders>
             <w:shd w:val="clear" w:color="auto" w:fill="F2F2F2" w:themeFill="background1" w:themeFillShade="F2"/>
             <w:tcMar>
@@ -2217,10 +2282,10 @@
         </w:tc>
         <w:tc>
           <w:tcPr>
-            <w:tcW w:w="1970" w:type="dxa"/>
-            <w:tcBorders>
-              <w:top w:val="single" w:color="000000" w:themeColor="text1" w:sz="2" w:space="0"/>
-              <w:right w:val="single" w:color="000000" w:themeColor="text1" w:sz="12" w:space="0"/>
+            <w:tcW w:w="1781" w:type="dxa"/>
+            <w:tcBorders>
+              <w:top w:val="single" w:sz="2" w:space="0" w:color="000000"/>
+              <w:right w:val="single" w:sz="12" w:space="0" w:color="000000"/>
             </w:tcBorders>
             <w:shd w:val="clear" w:color="auto" w:fill="F2F2F2" w:themeFill="background1" w:themeFillShade="F2"/>
             <w:tcMar>
@@ -2245,9 +2310,9 @@
         </w:trPr>
         <w:tc>
           <w:tcPr>
-            <w:tcW w:w="2436" w:type="dxa"/>
-            <w:tcBorders>
-              <w:left w:val="single" w:color="000000" w:themeColor="text1" w:sz="12" w:space="0"/>
+            <w:tcW w:w="2395" w:type="dxa"/>
+            <w:tcBorders>
+              <w:left w:val="single" w:sz="12" w:space="0" w:color="000000"/>
             </w:tcBorders>
             <w:tcMar>
               <w:top w:w="57" w:type="dxa"/>
@@ -2266,25 +2331,34 @@
         </w:tc>
         <w:tc>
           <w:tcPr>
-            <w:tcW w:w="1728" w:type="dxa"/>
-            <w:tcMar>
-              <w:top w:w="57" w:type="dxa"/>
-              <w:bottom w:w="57" w:type="dxa"/>
-            </w:tcMar>
-          </w:tcPr>
-          <w:p>
-            <w:pPr>
-              <w:spacing w:after="0"/>
-              <w:jc w:val="center"/>
-            </w:pPr>
-            <w:r>
+            <w:tcW w:w="1985" w:type="dxa"/>
+            <w:gridSpan w:val="2"/>
+            <w:tcMar>
+              <w:top w:w="57" w:type="dxa"/>
+              <w:bottom w:w="57" w:type="dxa"/>
+            </w:tcMar>
+          </w:tcPr>
+          <w:p>
+            <w:pPr>
+              <w:spacing w:after="0"/>
+              <w:jc w:val="center"/>
+              <w:rPr>
+                <w:sz w:val="20"/>
+                <w:szCs w:val="20"/>
+              </w:rPr>
+            </w:pPr>
+            <w:r>
+              <w:rPr>
+                <w:sz w:val="20"/>
+                <w:szCs w:val="20"/>
+              </w:rPr>
               <w:t>Maíra Silva Edo</w:t>
             </w:r>
           </w:p>
         </w:tc>
         <w:tc>
           <w:tcPr>
-            <w:tcW w:w="1409" w:type="dxa"/>
+            <w:tcW w:w="1417" w:type="dxa"/>
             <w:tcMar>
               <w:top w:w="57" w:type="dxa"/>
               <w:bottom w:w="57" w:type="dxa"/>
@@ -2302,7 +2376,7 @@
         </w:tc>
         <w:tc>
           <w:tcPr>
-            <w:tcW w:w="1452" w:type="dxa"/>
+            <w:tcW w:w="1418" w:type="dxa"/>
             <w:tcMar>
               <w:top w:w="57" w:type="dxa"/>
               <w:bottom w:w="57" w:type="dxa"/>
@@ -2320,23 +2394,22 @@
         </w:tc>
         <w:tc>
           <w:tcPr>
-            <w:tcW w:w="1970" w:type="dxa"/>
-            <w:tcBorders>
-              <w:right w:val="single" w:color="000000" w:themeColor="text1" w:sz="12" w:space="0"/>
-            </w:tcBorders>
-            <w:tcMar>
-              <w:top w:w="57" w:type="dxa"/>
-              <w:bottom w:w="57" w:type="dxa"/>
-            </w:tcMar>
-          </w:tcPr>
-          <w:p>
-            <w:pPr>
-              <w:spacing w:after="0"/>
-              <w:jc w:val="center"/>
-            </w:pPr>
-            <w:r>
-              <w:rPr/>
-              <w:t>Identificar as necessidades e expectativas da empresa em relação ao projeto</w:t>
+            <w:tcW w:w="1781" w:type="dxa"/>
+            <w:tcBorders>
+              <w:right w:val="single" w:sz="12" w:space="0" w:color="000000"/>
+            </w:tcBorders>
+            <w:tcMar>
+              <w:top w:w="57" w:type="dxa"/>
+              <w:bottom w:w="57" w:type="dxa"/>
+            </w:tcMar>
+          </w:tcPr>
+          <w:p>
+            <w:pPr>
+              <w:spacing w:after="0"/>
+              <w:jc w:val="center"/>
+            </w:pPr>
+            <w:r>
+              <w:t>Identificar as necessidades e expectativas da empresa em relação ao projeto - Executado</w:t>
             </w:r>
           </w:p>
         </w:tc>
@@ -2347,9 +2420,9 @@
         </w:trPr>
         <w:tc>
           <w:tcPr>
-            <w:tcW w:w="2436" w:type="dxa"/>
-            <w:tcBorders>
-              <w:left w:val="single" w:color="000000" w:themeColor="text1" w:sz="12" w:space="0"/>
+            <w:tcW w:w="2395" w:type="dxa"/>
+            <w:tcBorders>
+              <w:left w:val="single" w:sz="12" w:space="0" w:color="000000"/>
             </w:tcBorders>
             <w:tcMar>
               <w:top w:w="57" w:type="dxa"/>
@@ -2368,25 +2441,34 @@
         </w:tc>
         <w:tc>
           <w:tcPr>
-            <w:tcW w:w="1728" w:type="dxa"/>
-            <w:tcMar>
-              <w:top w:w="57" w:type="dxa"/>
-              <w:bottom w:w="57" w:type="dxa"/>
-            </w:tcMar>
-          </w:tcPr>
-          <w:p>
-            <w:pPr>
-              <w:spacing w:after="0"/>
-              <w:jc w:val="center"/>
-            </w:pPr>
-            <w:r>
+            <w:tcW w:w="1985" w:type="dxa"/>
+            <w:gridSpan w:val="2"/>
+            <w:tcMar>
+              <w:top w:w="57" w:type="dxa"/>
+              <w:bottom w:w="57" w:type="dxa"/>
+            </w:tcMar>
+          </w:tcPr>
+          <w:p>
+            <w:pPr>
+              <w:spacing w:after="0"/>
+              <w:jc w:val="center"/>
+              <w:rPr>
+                <w:sz w:val="20"/>
+                <w:szCs w:val="20"/>
+              </w:rPr>
+            </w:pPr>
+            <w:r>
+              <w:rPr>
+                <w:sz w:val="20"/>
+                <w:szCs w:val="20"/>
+              </w:rPr>
               <w:t>André Schiavone Nanete</w:t>
             </w:r>
           </w:p>
         </w:tc>
         <w:tc>
           <w:tcPr>
-            <w:tcW w:w="1409" w:type="dxa"/>
+            <w:tcW w:w="1417" w:type="dxa"/>
             <w:tcMar>
               <w:top w:w="57" w:type="dxa"/>
               <w:bottom w:w="57" w:type="dxa"/>
@@ -2404,7 +2486,7 @@
         </w:tc>
         <w:tc>
           <w:tcPr>
-            <w:tcW w:w="1452" w:type="dxa"/>
+            <w:tcW w:w="1418" w:type="dxa"/>
             <w:tcMar>
               <w:top w:w="57" w:type="dxa"/>
               <w:bottom w:w="57" w:type="dxa"/>
@@ -2422,9 +2504,9 @@
         </w:tc>
         <w:tc>
           <w:tcPr>
-            <w:tcW w:w="1970" w:type="dxa"/>
-            <w:tcBorders>
-              <w:right w:val="single" w:color="000000" w:themeColor="text1" w:sz="12" w:space="0"/>
+            <w:tcW w:w="1781" w:type="dxa"/>
+            <w:tcBorders>
+              <w:right w:val="single" w:sz="12" w:space="0" w:color="000000"/>
             </w:tcBorders>
             <w:tcMar>
               <w:top w:w="57" w:type="dxa"/>
@@ -2448,9 +2530,9 @@
         </w:trPr>
         <w:tc>
           <w:tcPr>
-            <w:tcW w:w="2436" w:type="dxa"/>
-            <w:tcBorders>
-              <w:left w:val="single" w:color="000000" w:themeColor="text1" w:sz="12" w:space="0"/>
+            <w:tcW w:w="2395" w:type="dxa"/>
+            <w:tcBorders>
+              <w:left w:val="single" w:sz="12" w:space="0" w:color="000000"/>
             </w:tcBorders>
             <w:tcMar>
               <w:top w:w="57" w:type="dxa"/>
@@ -2478,25 +2560,34 @@
         </w:tc>
         <w:tc>
           <w:tcPr>
-            <w:tcW w:w="1728" w:type="dxa"/>
-            <w:tcMar>
-              <w:top w:w="57" w:type="dxa"/>
-              <w:bottom w:w="57" w:type="dxa"/>
-            </w:tcMar>
-          </w:tcPr>
-          <w:p>
-            <w:pPr>
-              <w:spacing w:after="0"/>
-              <w:jc w:val="center"/>
-            </w:pPr>
-            <w:r>
+            <w:tcW w:w="1985" w:type="dxa"/>
+            <w:gridSpan w:val="2"/>
+            <w:tcMar>
+              <w:top w:w="57" w:type="dxa"/>
+              <w:bottom w:w="57" w:type="dxa"/>
+            </w:tcMar>
+          </w:tcPr>
+          <w:p>
+            <w:pPr>
+              <w:spacing w:after="0"/>
+              <w:jc w:val="center"/>
+              <w:rPr>
+                <w:sz w:val="20"/>
+                <w:szCs w:val="20"/>
+              </w:rPr>
+            </w:pPr>
+            <w:r>
+              <w:rPr>
+                <w:sz w:val="20"/>
+                <w:szCs w:val="20"/>
+              </w:rPr>
               <w:t>Emily Thomaz Lima</w:t>
             </w:r>
           </w:p>
         </w:tc>
         <w:tc>
           <w:tcPr>
-            <w:tcW w:w="1409" w:type="dxa"/>
+            <w:tcW w:w="1417" w:type="dxa"/>
             <w:tcMar>
               <w:top w:w="57" w:type="dxa"/>
               <w:bottom w:w="57" w:type="dxa"/>
@@ -2514,7 +2605,7 @@
         </w:tc>
         <w:tc>
           <w:tcPr>
-            <w:tcW w:w="1452" w:type="dxa"/>
+            <w:tcW w:w="1418" w:type="dxa"/>
             <w:tcMar>
               <w:top w:w="57" w:type="dxa"/>
               <w:bottom w:w="57" w:type="dxa"/>
@@ -2532,9 +2623,9 @@
         </w:tc>
         <w:tc>
           <w:tcPr>
-            <w:tcW w:w="1970" w:type="dxa"/>
-            <w:tcBorders>
-              <w:right w:val="single" w:color="000000" w:themeColor="text1" w:sz="12" w:space="0"/>
+            <w:tcW w:w="1781" w:type="dxa"/>
+            <w:tcBorders>
+              <w:right w:val="single" w:sz="12" w:space="0" w:color="000000"/>
             </w:tcBorders>
             <w:tcMar>
               <w:top w:w="57" w:type="dxa"/>
@@ -2558,9 +2649,9 @@
         </w:trPr>
         <w:tc>
           <w:tcPr>
-            <w:tcW w:w="2436" w:type="dxa"/>
-            <w:tcBorders>
-              <w:left w:val="single" w:color="000000" w:themeColor="text1" w:sz="12" w:space="0"/>
+            <w:tcW w:w="2395" w:type="dxa"/>
+            <w:tcBorders>
+              <w:left w:val="single" w:sz="12" w:space="0" w:color="000000"/>
             </w:tcBorders>
             <w:tcMar>
               <w:top w:w="57" w:type="dxa"/>
@@ -2579,19 +2670,27 @@
         </w:tc>
         <w:tc>
           <w:tcPr>
-            <w:tcW w:w="1728" w:type="dxa"/>
-            <w:tcMar>
-              <w:top w:w="57" w:type="dxa"/>
-              <w:bottom w:w="57" w:type="dxa"/>
-            </w:tcMar>
-          </w:tcPr>
-          <w:p>
-            <w:pPr>
-              <w:spacing w:after="0"/>
-              <w:jc w:val="center"/>
-            </w:pPr>
-            <w:r>
-              <w:rPr/>
+            <w:tcW w:w="1985" w:type="dxa"/>
+            <w:gridSpan w:val="2"/>
+            <w:tcMar>
+              <w:top w:w="57" w:type="dxa"/>
+              <w:bottom w:w="57" w:type="dxa"/>
+            </w:tcMar>
+          </w:tcPr>
+          <w:p>
+            <w:pPr>
+              <w:spacing w:after="0"/>
+              <w:jc w:val="center"/>
+              <w:rPr>
+                <w:sz w:val="20"/>
+                <w:szCs w:val="20"/>
+              </w:rPr>
+            </w:pPr>
+            <w:r>
+              <w:rPr>
+                <w:sz w:val="20"/>
+                <w:szCs w:val="20"/>
+              </w:rPr>
               <w:t>Emily Thomaz Lima</w:t>
             </w:r>
           </w:p>
@@ -2599,16 +2698,23 @@
             <w:pPr>
               <w:spacing w:after="0"/>
               <w:jc w:val="center"/>
-            </w:pPr>
-            <w:r>
-              <w:rPr/>
+              <w:rPr>
+                <w:sz w:val="20"/>
+                <w:szCs w:val="20"/>
+              </w:rPr>
+            </w:pPr>
+            <w:r>
+              <w:rPr>
+                <w:sz w:val="20"/>
+                <w:szCs w:val="20"/>
+              </w:rPr>
               <w:t>Larissa de Souza Aguiar</w:t>
             </w:r>
           </w:p>
         </w:tc>
         <w:tc>
           <w:tcPr>
-            <w:tcW w:w="1409" w:type="dxa"/>
+            <w:tcW w:w="1417" w:type="dxa"/>
             <w:tcMar>
               <w:top w:w="57" w:type="dxa"/>
               <w:bottom w:w="57" w:type="dxa"/>
@@ -2626,7 +2732,7 @@
         </w:tc>
         <w:tc>
           <w:tcPr>
-            <w:tcW w:w="1452" w:type="dxa"/>
+            <w:tcW w:w="1418" w:type="dxa"/>
             <w:tcMar>
               <w:top w:w="57" w:type="dxa"/>
               <w:bottom w:w="57" w:type="dxa"/>
@@ -2644,9 +2750,9 @@
         </w:tc>
         <w:tc>
           <w:tcPr>
-            <w:tcW w:w="1970" w:type="dxa"/>
-            <w:tcBorders>
-              <w:right w:val="single" w:color="000000" w:themeColor="text1" w:sz="12" w:space="0"/>
+            <w:tcW w:w="1781" w:type="dxa"/>
+            <w:tcBorders>
+              <w:right w:val="single" w:sz="12" w:space="0" w:color="000000"/>
             </w:tcBorders>
             <w:tcMar>
               <w:top w:w="57" w:type="dxa"/>
@@ -2670,10 +2776,10 @@
         </w:trPr>
         <w:tc>
           <w:tcPr>
-            <w:tcW w:w="2436" w:type="dxa"/>
-            <w:tcBorders>
-              <w:left w:val="single" w:color="000000" w:themeColor="text1" w:sz="12" w:space="0"/>
-              <w:bottom w:val="single" w:color="000000" w:themeColor="text1" w:sz="12" w:space="0"/>
+            <w:tcW w:w="2395" w:type="dxa"/>
+            <w:tcBorders>
+              <w:left w:val="single" w:sz="12" w:space="0" w:color="000000"/>
+              <w:bottom w:val="single" w:sz="12" w:space="0" w:color="000000"/>
             </w:tcBorders>
             <w:tcMar>
               <w:top w:w="57" w:type="dxa"/>
@@ -2692,30 +2798,39 @@
         </w:tc>
         <w:tc>
           <w:tcPr>
-            <w:tcW w:w="1728" w:type="dxa"/>
-            <w:tcBorders>
-              <w:bottom w:val="single" w:color="000000" w:themeColor="text1" w:sz="12" w:space="0"/>
-            </w:tcBorders>
-            <w:tcMar>
-              <w:top w:w="57" w:type="dxa"/>
-              <w:bottom w:w="57" w:type="dxa"/>
-            </w:tcMar>
-          </w:tcPr>
-          <w:p>
-            <w:pPr>
-              <w:spacing w:after="0"/>
-              <w:jc w:val="center"/>
-            </w:pPr>
-            <w:r>
+            <w:tcW w:w="1985" w:type="dxa"/>
+            <w:gridSpan w:val="2"/>
+            <w:tcBorders>
+              <w:bottom w:val="single" w:sz="12" w:space="0" w:color="000000"/>
+            </w:tcBorders>
+            <w:tcMar>
+              <w:top w:w="57" w:type="dxa"/>
+              <w:bottom w:w="57" w:type="dxa"/>
+            </w:tcMar>
+          </w:tcPr>
+          <w:p>
+            <w:pPr>
+              <w:spacing w:after="0"/>
+              <w:jc w:val="center"/>
+              <w:rPr>
+                <w:sz w:val="20"/>
+                <w:szCs w:val="20"/>
+              </w:rPr>
+            </w:pPr>
+            <w:r>
+              <w:rPr>
+                <w:sz w:val="20"/>
+                <w:szCs w:val="20"/>
+              </w:rPr>
               <w:t>Emily Thomaz Lima</w:t>
             </w:r>
           </w:p>
         </w:tc>
         <w:tc>
           <w:tcPr>
-            <w:tcW w:w="1409" w:type="dxa"/>
-            <w:tcBorders>
-              <w:bottom w:val="single" w:color="000000" w:themeColor="text1" w:sz="12" w:space="0"/>
+            <w:tcW w:w="1417" w:type="dxa"/>
+            <w:tcBorders>
+              <w:bottom w:val="single" w:sz="12" w:space="0" w:color="000000"/>
             </w:tcBorders>
             <w:tcMar>
               <w:top w:w="57" w:type="dxa"/>
@@ -2734,9 +2849,9 @@
         </w:tc>
         <w:tc>
           <w:tcPr>
-            <w:tcW w:w="1452" w:type="dxa"/>
-            <w:tcBorders>
-              <w:bottom w:val="single" w:color="000000" w:themeColor="text1" w:sz="12" w:space="0"/>
+            <w:tcW w:w="1418" w:type="dxa"/>
+            <w:tcBorders>
+              <w:bottom w:val="single" w:sz="12" w:space="0" w:color="000000"/>
             </w:tcBorders>
             <w:tcMar>
               <w:top w:w="57" w:type="dxa"/>
@@ -2755,23 +2870,22 @@
         </w:tc>
         <w:tc>
           <w:tcPr>
-            <w:tcW w:w="1970" w:type="dxa"/>
-            <w:tcBorders>
-              <w:bottom w:val="single" w:color="000000" w:themeColor="text1" w:sz="12" w:space="0"/>
-              <w:right w:val="single" w:color="000000" w:themeColor="text1" w:sz="12" w:space="0"/>
-            </w:tcBorders>
-            <w:tcMar>
-              <w:top w:w="57" w:type="dxa"/>
-              <w:bottom w:w="57" w:type="dxa"/>
-            </w:tcMar>
-          </w:tcPr>
-          <w:p>
-            <w:pPr>
-              <w:spacing w:after="0"/>
-              <w:jc w:val="center"/>
-            </w:pPr>
-            <w:r>
-              <w:rPr/>
+            <w:tcW w:w="1781" w:type="dxa"/>
+            <w:tcBorders>
+              <w:bottom w:val="single" w:sz="12" w:space="0" w:color="000000"/>
+              <w:right w:val="single" w:sz="12" w:space="0" w:color="000000"/>
+            </w:tcBorders>
+            <w:tcMar>
+              <w:top w:w="57" w:type="dxa"/>
+              <w:bottom w:w="57" w:type="dxa"/>
+            </w:tcMar>
+          </w:tcPr>
+          <w:p>
+            <w:pPr>
+              <w:spacing w:after="0"/>
+              <w:jc w:val="center"/>
+            </w:pPr>
+            <w:r>
               <w:t>Elaborar a estrutura inicial de hospedagem e os recursos necessários ao sistema</w:t>
             </w:r>
           </w:p>
@@ -2781,8 +2895,8 @@
     <w:p/>
     <w:tbl>
       <w:tblPr>
-        <w:tblStyle w:val="Tabelacomgrade"/>
-        <w:tblW w:w="8995" w:type="dxa"/>
+        <w:tblStyle w:val="TableGrid"/>
+        <w:tblW w:w="8996" w:type="dxa"/>
         <w:tblLayout w:type="fixed"/>
         <w:tblCellMar>
           <w:top w:w="113" w:type="dxa"/>
@@ -2794,8 +2908,8 @@
         <w:gridCol w:w="2399"/>
         <w:gridCol w:w="1704"/>
         <w:gridCol w:w="1412"/>
-        <w:gridCol w:w="1402"/>
-        <w:gridCol w:w="2078"/>
+        <w:gridCol w:w="1380"/>
+        <w:gridCol w:w="2101"/>
       </w:tblGrid>
       <w:tr>
         <w:trPr>
@@ -2805,16 +2919,15 @@
         </w:trPr>
         <w:tc>
           <w:tcPr>
-            <w:tcW w:w="8995" w:type="dxa"/>
+            <w:tcW w:w="8996" w:type="dxa"/>
             <w:gridSpan w:val="5"/>
             <w:tcBorders>
-              <w:top w:val="single" w:color="000000" w:themeColor="text1" w:sz="12" w:space="0"/>
-              <w:left w:val="single" w:color="000000" w:themeColor="text1" w:sz="12" w:space="0"/>
-              <w:bottom w:val="single" w:color="000000" w:themeColor="text1" w:sz="2" w:space="0"/>
-              <w:right w:val="single" w:color="000000" w:themeColor="text1" w:sz="12" w:space="0"/>
+              <w:top w:val="single" w:sz="12" w:space="0" w:color="000000"/>
+              <w:left w:val="single" w:sz="12" w:space="0" w:color="000000"/>
+              <w:bottom w:val="single" w:sz="2" w:space="0" w:color="000000"/>
+              <w:right w:val="single" w:sz="12" w:space="0" w:color="000000"/>
             </w:tcBorders>
             <w:shd w:val="clear" w:color="auto" w:fill="D9D9D9" w:themeFill="background1" w:themeFillShade="D9"/>
-            <w:tcMar/>
           </w:tcPr>
           <w:p>
             <w:pPr>
@@ -2875,8 +2988,8 @@
           <w:tcPr>
             <w:tcW w:w="2399" w:type="dxa"/>
             <w:tcBorders>
-              <w:top w:val="single" w:color="000000" w:themeColor="text1" w:sz="2" w:space="0"/>
-              <w:left w:val="single" w:color="000000" w:themeColor="text1" w:sz="12" w:space="0"/>
+              <w:top w:val="single" w:sz="2" w:space="0" w:color="000000"/>
+              <w:left w:val="single" w:sz="12" w:space="0" w:color="000000"/>
             </w:tcBorders>
             <w:shd w:val="clear" w:color="auto" w:fill="F2F2F2" w:themeFill="background1" w:themeFillShade="F2"/>
             <w:tcMar>
@@ -2898,7 +3011,7 @@
           <w:tcPr>
             <w:tcW w:w="1704" w:type="dxa"/>
             <w:tcBorders>
-              <w:top w:val="single" w:color="000000" w:themeColor="text1" w:sz="2" w:space="0"/>
+              <w:top w:val="single" w:sz="2" w:space="0" w:color="000000"/>
             </w:tcBorders>
             <w:shd w:val="clear" w:color="auto" w:fill="F2F2F2" w:themeFill="background1" w:themeFillShade="F2"/>
             <w:tcMar>
@@ -2920,7 +3033,7 @@
           <w:tcPr>
             <w:tcW w:w="1412" w:type="dxa"/>
             <w:tcBorders>
-              <w:top w:val="single" w:color="000000" w:themeColor="text1" w:sz="2" w:space="0"/>
+              <w:top w:val="single" w:sz="2" w:space="0" w:color="000000"/>
             </w:tcBorders>
             <w:shd w:val="clear" w:color="auto" w:fill="F2F2F2" w:themeFill="background1" w:themeFillShade="F2"/>
             <w:tcMar>
@@ -2940,9 +3053,9 @@
         </w:tc>
         <w:tc>
           <w:tcPr>
-            <w:tcW w:w="1402" w:type="dxa"/>
-            <w:tcBorders>
-              <w:top w:val="single" w:color="000000" w:themeColor="text1" w:sz="2" w:space="0"/>
+            <w:tcW w:w="1380" w:type="dxa"/>
+            <w:tcBorders>
+              <w:top w:val="single" w:sz="2" w:space="0" w:color="000000"/>
             </w:tcBorders>
             <w:shd w:val="clear" w:color="auto" w:fill="F2F2F2" w:themeFill="background1" w:themeFillShade="F2"/>
             <w:tcMar>
@@ -2962,10 +3075,10 @@
         </w:tc>
         <w:tc>
           <w:tcPr>
-            <w:tcW w:w="2078" w:type="dxa"/>
-            <w:tcBorders>
-              <w:top w:val="single" w:color="000000" w:themeColor="text1" w:sz="2" w:space="0"/>
-              <w:right w:val="single" w:color="000000" w:themeColor="text1" w:sz="12" w:space="0"/>
+            <w:tcW w:w="2101" w:type="dxa"/>
+            <w:tcBorders>
+              <w:top w:val="single" w:sz="2" w:space="0" w:color="000000"/>
+              <w:right w:val="single" w:sz="12" w:space="0" w:color="000000"/>
             </w:tcBorders>
             <w:shd w:val="clear" w:color="auto" w:fill="F2F2F2" w:themeFill="background1" w:themeFillShade="F2"/>
             <w:tcMar>
@@ -2992,7 +3105,7 @@
           <w:tcPr>
             <w:tcW w:w="2399" w:type="dxa"/>
             <w:tcBorders>
-              <w:left w:val="single" w:color="000000" w:themeColor="text1" w:sz="12" w:space="0"/>
+              <w:left w:val="single" w:sz="12" w:space="0" w:color="000000"/>
             </w:tcBorders>
             <w:tcMar>
               <w:top w:w="57" w:type="dxa"/>
@@ -3021,9 +3134,16 @@
             <w:pPr>
               <w:spacing w:after="0"/>
               <w:jc w:val="center"/>
-            </w:pPr>
-            <w:r>
-              <w:rPr/>
+              <w:rPr>
+                <w:sz w:val="20"/>
+                <w:szCs w:val="20"/>
+              </w:rPr>
+            </w:pPr>
+            <w:r>
+              <w:rPr>
+                <w:sz w:val="20"/>
+                <w:szCs w:val="20"/>
+              </w:rPr>
               <w:t>Aline Lima da Silva</w:t>
             </w:r>
           </w:p>
@@ -3031,9 +3151,16 @@
             <w:pPr>
               <w:spacing w:after="0"/>
               <w:jc w:val="center"/>
-            </w:pPr>
-            <w:r>
-              <w:rPr/>
+              <w:rPr>
+                <w:sz w:val="20"/>
+                <w:szCs w:val="20"/>
+              </w:rPr>
+            </w:pPr>
+            <w:r>
+              <w:rPr>
+                <w:sz w:val="20"/>
+                <w:szCs w:val="20"/>
+              </w:rPr>
               <w:t>Christofer Vagner Olivares</w:t>
             </w:r>
           </w:p>
@@ -3041,9 +3168,16 @@
             <w:pPr>
               <w:spacing w:after="0"/>
               <w:jc w:val="center"/>
-            </w:pPr>
-            <w:r>
-              <w:rPr/>
+              <w:rPr>
+                <w:sz w:val="20"/>
+                <w:szCs w:val="20"/>
+              </w:rPr>
+            </w:pPr>
+            <w:r>
+              <w:rPr>
+                <w:sz w:val="20"/>
+                <w:szCs w:val="20"/>
+              </w:rPr>
               <w:t>Diego Lucas de Oliveira</w:t>
             </w:r>
           </w:p>
@@ -3068,49 +3202,39 @@
         </w:tc>
         <w:tc>
           <w:tcPr>
-            <w:tcW w:w="1402" w:type="dxa"/>
-            <w:tcMar>
-              <w:top w:w="57" w:type="dxa"/>
-              <w:bottom w:w="57" w:type="dxa"/>
-            </w:tcMar>
-          </w:tcPr>
-          <w:p>
-            <w:pPr>
-              <w:pStyle w:val="Normal"/>
-              <w:suppressLineNumbers w:val="0"/>
-              <w:bidi w:val="0"/>
-              <w:spacing w:before="0" w:beforeAutospacing="off" w:after="0" w:afterAutospacing="off" w:line="288" w:lineRule="auto"/>
-              <w:ind w:left="0" w:right="0"/>
-              <w:jc w:val="center"/>
-            </w:pPr>
-            <w:r>
-              <w:rPr/>
-              <w:t>11</w:t>
-            </w:r>
-            <w:r>
-              <w:rPr/>
-              <w:t>/09/2026</w:t>
-            </w:r>
-          </w:p>
-        </w:tc>
-        <w:tc>
-          <w:tcPr>
-            <w:tcW w:w="2078" w:type="dxa"/>
-            <w:tcBorders>
-              <w:right w:val="single" w:color="000000" w:themeColor="text1" w:sz="12" w:space="0"/>
-            </w:tcBorders>
-            <w:tcMar>
-              <w:top w:w="57" w:type="dxa"/>
-              <w:bottom w:w="57" w:type="dxa"/>
-            </w:tcMar>
-          </w:tcPr>
-          <w:p>
-            <w:pPr>
-              <w:spacing w:after="0"/>
-              <w:jc w:val="center"/>
-            </w:pPr>
-            <w:r>
-              <w:rPr/>
+            <w:tcW w:w="1380" w:type="dxa"/>
+            <w:tcMar>
+              <w:top w:w="57" w:type="dxa"/>
+              <w:bottom w:w="57" w:type="dxa"/>
+            </w:tcMar>
+          </w:tcPr>
+          <w:p>
+            <w:pPr>
+              <w:spacing w:after="0"/>
+              <w:jc w:val="center"/>
+            </w:pPr>
+            <w:r>
+              <w:t>20/09/2026</w:t>
+            </w:r>
+          </w:p>
+        </w:tc>
+        <w:tc>
+          <w:tcPr>
+            <w:tcW w:w="2101" w:type="dxa"/>
+            <w:tcBorders>
+              <w:right w:val="single" w:sz="12" w:space="0" w:color="000000"/>
+            </w:tcBorders>
+            <w:tcMar>
+              <w:top w:w="57" w:type="dxa"/>
+              <w:bottom w:w="57" w:type="dxa"/>
+            </w:tcMar>
+          </w:tcPr>
+          <w:p>
+            <w:pPr>
+              <w:spacing w:after="0"/>
+              <w:jc w:val="center"/>
+            </w:pPr>
+            <w:r>
               <w:t>Definir um título que represente a proposta e os objetivos do projeto</w:t>
             </w:r>
           </w:p>
@@ -3124,19 +3248,20 @@
           <w:tcPr>
             <w:tcW w:w="2399" w:type="dxa"/>
             <w:tcBorders>
-              <w:left w:val="single" w:color="000000" w:themeColor="text1" w:sz="12" w:space="0"/>
-            </w:tcBorders>
-            <w:tcMar>
-              <w:top w:w="57" w:type="dxa"/>
-              <w:bottom w:w="57" w:type="dxa"/>
-            </w:tcMar>
-          </w:tcPr>
-          <w:p>
-            <w:pPr>
-              <w:spacing w:after="0"/>
-              <w:jc w:val="center"/>
-            </w:pPr>
-            <w:r>
+              <w:left w:val="single" w:sz="12" w:space="0" w:color="000000"/>
+            </w:tcBorders>
+            <w:tcMar>
+              <w:top w:w="57" w:type="dxa"/>
+              <w:bottom w:w="57" w:type="dxa"/>
+            </w:tcMar>
+          </w:tcPr>
+          <w:p>
+            <w:pPr>
+              <w:spacing w:after="0"/>
+              <w:jc w:val="center"/>
+            </w:pPr>
+            <w:r>
+              <w:lastRenderedPageBreak/>
               <w:t>Realizar visita ou contato com a empresa para validação da proposta</w:t>
             </w:r>
           </w:p>
@@ -3153,8 +3278,16 @@
             <w:pPr>
               <w:spacing w:after="0"/>
               <w:jc w:val="center"/>
-            </w:pPr>
-            <w:r>
+              <w:rPr>
+                <w:sz w:val="20"/>
+                <w:szCs w:val="20"/>
+              </w:rPr>
+            </w:pPr>
+            <w:r>
+              <w:rPr>
+                <w:sz w:val="20"/>
+                <w:szCs w:val="20"/>
+              </w:rPr>
               <w:t>Maíra Silva Edo</w:t>
             </w:r>
           </w:p>
@@ -3179,7 +3312,7 @@
         </w:tc>
         <w:tc>
           <w:tcPr>
-            <w:tcW w:w="1402" w:type="dxa"/>
+            <w:tcW w:w="1380" w:type="dxa"/>
             <w:tcMar>
               <w:top w:w="57" w:type="dxa"/>
               <w:bottom w:w="57" w:type="dxa"/>
@@ -3197,30 +3330,31 @@
         </w:tc>
         <w:tc>
           <w:tcPr>
-            <w:tcW w:w="2078" w:type="dxa"/>
-            <w:tcBorders>
-              <w:right w:val="single" w:color="000000" w:themeColor="text1" w:sz="12" w:space="0"/>
-            </w:tcBorders>
-            <w:tcMar>
-              <w:top w:w="57" w:type="dxa"/>
-              <w:bottom w:w="57" w:type="dxa"/>
-            </w:tcMar>
-          </w:tcPr>
-          <w:p>
-            <w:pPr>
-              <w:pStyle w:val="Normal"/>
-              <w:spacing w:after="0"/>
-              <w:jc w:val="center"/>
-            </w:pPr>
-            <w:r>
-              <w:rPr>
-                <w:rFonts w:ascii="Trebuchet MS" w:hAnsi="Trebuchet MS" w:eastAsia="Trebuchet MS" w:cs="Trebuchet MS"/>
-                <w:noProof w:val="0"/>
-                <w:sz w:val="22"/>
-                <w:szCs w:val="22"/>
-                <w:lang w:val="pt-BR"/>
+            <w:tcW w:w="2101" w:type="dxa"/>
+            <w:tcBorders>
+              <w:right w:val="single" w:sz="12" w:space="0" w:color="000000"/>
+            </w:tcBorders>
+            <w:tcMar>
+              <w:top w:w="57" w:type="dxa"/>
+              <w:bottom w:w="57" w:type="dxa"/>
+            </w:tcMar>
+          </w:tcPr>
+          <w:p>
+            <w:pPr>
+              <w:spacing w:after="0"/>
+              <w:jc w:val="center"/>
+            </w:pPr>
+            <w:r>
+              <w:rPr>
+                <w:rFonts w:eastAsia="Trebuchet MS" w:cs="Trebuchet MS"/>
               </w:rPr>
               <w:t>Validar a proposta com a empresa e alinhar possíveis ajustes</w:t>
+            </w:r>
+            <w:r>
+              <w:t xml:space="preserve"> - </w:t>
+            </w:r>
+            <w:r>
+              <w:t>Executado</w:t>
             </w:r>
           </w:p>
         </w:tc>
@@ -3233,44 +3367,19 @@
           <w:tcPr>
             <w:tcW w:w="2399" w:type="dxa"/>
             <w:tcBorders>
-              <w:left w:val="single" w:color="000000" w:themeColor="text1" w:sz="12" w:space="0"/>
-            </w:tcBorders>
-            <w:tcMar>
-              <w:top w:w="57" w:type="dxa"/>
-              <w:bottom w:w="57" w:type="dxa"/>
-            </w:tcMar>
-          </w:tcPr>
-          <w:p>
-            <w:pPr>
-              <w:spacing w:after="0" w:line="288" w:lineRule="auto"/>
-              <w:jc w:val="center"/>
-              <w:rPr>
-                <w:rFonts w:ascii="Trebuchet MS" w:hAnsi="Trebuchet MS" w:eastAsia="Trebuchet MS" w:cs="Trebuchet MS"/>
-                <w:b w:val="0"/>
-                <w:bCs w:val="0"/>
-                <w:i w:val="0"/>
-                <w:iCs w:val="0"/>
-                <w:caps w:val="0"/>
-                <w:smallCaps w:val="0"/>
-                <w:color w:val="000000" w:themeColor="text1" w:themeTint="FF" w:themeShade="FF"/>
-                <w:sz w:val="22"/>
-                <w:szCs w:val="22"/>
-              </w:rPr>
-            </w:pPr>
-            <w:r>
-              <w:rPr>
-                <w:rFonts w:ascii="Trebuchet MS" w:hAnsi="Trebuchet MS" w:eastAsia="Trebuchet MS" w:cs="Trebuchet MS"/>
-                <w:b w:val="0"/>
-                <w:bCs w:val="0"/>
-                <w:i w:val="0"/>
-                <w:iCs w:val="0"/>
-                <w:caps w:val="0"/>
-                <w:smallCaps w:val="0"/>
-                <w:color w:val="000000" w:themeColor="text1" w:themeTint="FF" w:themeShade="FF"/>
-                <w:sz w:val="22"/>
-                <w:szCs w:val="22"/>
-                <w:lang w:val="pt-BR"/>
-              </w:rPr>
+              <w:left w:val="single" w:sz="12" w:space="0" w:color="000000"/>
+            </w:tcBorders>
+            <w:tcMar>
+              <w:top w:w="57" w:type="dxa"/>
+              <w:bottom w:w="57" w:type="dxa"/>
+            </w:tcMar>
+          </w:tcPr>
+          <w:p>
+            <w:pPr>
+              <w:spacing w:after="0"/>
+              <w:jc w:val="center"/>
+            </w:pPr>
+            <w:r>
               <w:t>Iniciar o desenvolvimento técnico</w:t>
             </w:r>
           </w:p>
@@ -3285,38 +3394,38 @@
           </w:tcPr>
           <w:p>
             <w:pPr>
-              <w:spacing w:after="0" w:line="288" w:lineRule="auto"/>
-              <w:jc w:val="center"/>
-              <w:rPr>
-                <w:rFonts w:ascii="Trebuchet MS" w:hAnsi="Trebuchet MS" w:eastAsia="Trebuchet MS" w:cs="Trebuchet MS"/>
-                <w:b w:val="0"/>
-                <w:bCs w:val="0"/>
-                <w:i w:val="0"/>
-                <w:iCs w:val="0"/>
-                <w:caps w:val="0"/>
-                <w:smallCaps w:val="0"/>
-                <w:color w:val="000000" w:themeColor="text1" w:themeTint="FF" w:themeShade="FF"/>
-                <w:sz w:val="22"/>
-                <w:szCs w:val="22"/>
-              </w:rPr>
-            </w:pPr>
-            <w:r>
-              <w:rPr>
-                <w:rFonts w:ascii="Trebuchet MS" w:hAnsi="Trebuchet MS" w:eastAsia="Trebuchet MS" w:cs="Trebuchet MS"/>
-                <w:b w:val="0"/>
-                <w:bCs w:val="0"/>
-                <w:i w:val="0"/>
-                <w:iCs w:val="0"/>
-                <w:caps w:val="0"/>
-                <w:smallCaps w:val="0"/>
-                <w:color w:val="000000" w:themeColor="text1" w:themeTint="FF" w:themeShade="FF"/>
-                <w:sz w:val="22"/>
-                <w:szCs w:val="22"/>
-                <w:lang w:val="pt-BR"/>
+              <w:spacing w:after="0"/>
+              <w:jc w:val="center"/>
+              <w:rPr>
+                <w:sz w:val="20"/>
+                <w:szCs w:val="20"/>
+              </w:rPr>
+            </w:pPr>
+            <w:r>
+              <w:rPr>
+                <w:sz w:val="20"/>
+                <w:szCs w:val="20"/>
               </w:rPr>
               <w:t>Larissa de Souza Aguiar</w:t>
             </w:r>
           </w:p>
+          <w:p>
+            <w:pPr>
+              <w:spacing w:after="0"/>
+              <w:jc w:val="center"/>
+              <w:rPr>
+                <w:sz w:val="20"/>
+                <w:szCs w:val="20"/>
+              </w:rPr>
+            </w:pPr>
+            <w:r>
+              <w:rPr>
+                <w:sz w:val="20"/>
+                <w:szCs w:val="20"/>
+              </w:rPr>
+              <w:t>Maíra Silva Edo</w:t>
+            </w:r>
+          </w:p>
         </w:tc>
         <w:tc>
           <w:tcPr>
@@ -3328,125 +3437,55 @@
           </w:tcPr>
           <w:p>
             <w:pPr>
-              <w:spacing w:after="0" w:line="288" w:lineRule="auto"/>
-              <w:jc w:val="center"/>
-              <w:rPr>
-                <w:rFonts w:ascii="Trebuchet MS" w:hAnsi="Trebuchet MS" w:eastAsia="Trebuchet MS" w:cs="Trebuchet MS"/>
-                <w:b w:val="0"/>
-                <w:bCs w:val="0"/>
-                <w:i w:val="0"/>
-                <w:iCs w:val="0"/>
-                <w:caps w:val="0"/>
-                <w:smallCaps w:val="0"/>
-                <w:color w:val="000000" w:themeColor="text1" w:themeTint="FF" w:themeShade="FF"/>
-                <w:sz w:val="22"/>
-                <w:szCs w:val="22"/>
-              </w:rPr>
-            </w:pPr>
-            <w:r>
-              <w:rPr>
-                <w:rFonts w:ascii="Trebuchet MS" w:hAnsi="Trebuchet MS" w:eastAsia="Trebuchet MS" w:cs="Trebuchet MS"/>
-                <w:b w:val="0"/>
-                <w:bCs w:val="0"/>
-                <w:i w:val="0"/>
-                <w:iCs w:val="0"/>
-                <w:caps w:val="0"/>
-                <w:smallCaps w:val="0"/>
-                <w:color w:val="000000" w:themeColor="text1" w:themeTint="FF" w:themeShade="FF"/>
-                <w:sz w:val="22"/>
-                <w:szCs w:val="22"/>
-                <w:lang w:val="pt-BR"/>
-              </w:rPr>
+              <w:spacing w:after="0"/>
+              <w:jc w:val="center"/>
+            </w:pPr>
+            <w:r>
               <w:t>07/09/2026</w:t>
             </w:r>
           </w:p>
         </w:tc>
         <w:tc>
           <w:tcPr>
-            <w:tcW w:w="1402" w:type="dxa"/>
-            <w:tcMar>
-              <w:top w:w="57" w:type="dxa"/>
-              <w:bottom w:w="57" w:type="dxa"/>
-            </w:tcMar>
-          </w:tcPr>
-          <w:p>
-            <w:pPr>
-              <w:spacing w:before="0" w:beforeAutospacing="off" w:after="0" w:afterAutospacing="off" w:line="288" w:lineRule="auto"/>
-              <w:ind w:left="0" w:right="0"/>
-              <w:jc w:val="center"/>
-              <w:rPr>
-                <w:rFonts w:ascii="Trebuchet MS" w:hAnsi="Trebuchet MS" w:eastAsia="Trebuchet MS" w:cs="Trebuchet MS"/>
-                <w:b w:val="0"/>
-                <w:bCs w:val="0"/>
-                <w:i w:val="0"/>
-                <w:iCs w:val="0"/>
-                <w:caps w:val="0"/>
-                <w:smallCaps w:val="0"/>
-                <w:color w:val="000000" w:themeColor="text1" w:themeTint="FF" w:themeShade="FF"/>
-                <w:sz w:val="22"/>
-                <w:szCs w:val="22"/>
-              </w:rPr>
-            </w:pPr>
-            <w:r>
-              <w:rPr>
-                <w:rFonts w:ascii="Trebuchet MS" w:hAnsi="Trebuchet MS" w:eastAsia="Trebuchet MS" w:cs="Trebuchet MS"/>
-                <w:b w:val="0"/>
-                <w:bCs w:val="0"/>
-                <w:i w:val="0"/>
-                <w:iCs w:val="0"/>
-                <w:caps w:val="0"/>
-                <w:smallCaps w:val="0"/>
-                <w:color w:val="000000" w:themeColor="text1" w:themeTint="FF" w:themeShade="FF"/>
-                <w:sz w:val="22"/>
-                <w:szCs w:val="22"/>
-                <w:lang w:val="pt-BR"/>
-              </w:rPr>
-              <w:t>16/09/2026</w:t>
-            </w:r>
-          </w:p>
-        </w:tc>
-        <w:tc>
-          <w:tcPr>
-            <w:tcW w:w="2078" w:type="dxa"/>
-            <w:tcBorders>
-              <w:right w:val="single" w:color="000000" w:themeColor="text1" w:sz="12" w:space="0"/>
-            </w:tcBorders>
-            <w:tcMar>
-              <w:top w:w="57" w:type="dxa"/>
-              <w:bottom w:w="57" w:type="dxa"/>
-            </w:tcMar>
-          </w:tcPr>
-          <w:p>
-            <w:pPr>
-              <w:spacing w:before="0" w:beforeAutospacing="off" w:after="0" w:afterAutospacing="off" w:line="288" w:lineRule="auto"/>
-              <w:ind w:left="0" w:right="0"/>
-              <w:jc w:val="center"/>
-              <w:rPr>
-                <w:rFonts w:ascii="Trebuchet MS" w:hAnsi="Trebuchet MS" w:eastAsia="Trebuchet MS" w:cs="Trebuchet MS"/>
-                <w:b w:val="0"/>
-                <w:bCs w:val="0"/>
-                <w:i w:val="0"/>
-                <w:iCs w:val="0"/>
-                <w:caps w:val="0"/>
-                <w:smallCaps w:val="0"/>
-                <w:color w:val="000000" w:themeColor="text1" w:themeTint="FF" w:themeShade="FF"/>
-                <w:sz w:val="22"/>
-                <w:szCs w:val="22"/>
-              </w:rPr>
-            </w:pPr>
-            <w:r>
-              <w:rPr>
-                <w:rFonts w:ascii="Trebuchet MS" w:hAnsi="Trebuchet MS" w:eastAsia="Trebuchet MS" w:cs="Trebuchet MS"/>
-                <w:b w:val="0"/>
-                <w:bCs w:val="0"/>
-                <w:i w:val="0"/>
-                <w:iCs w:val="0"/>
-                <w:caps w:val="0"/>
-                <w:smallCaps w:val="0"/>
-                <w:color w:val="000000" w:themeColor="text1" w:themeTint="FF" w:themeShade="FF"/>
-                <w:sz w:val="22"/>
-                <w:szCs w:val="22"/>
-                <w:lang w:val="pt-BR"/>
+            <w:tcW w:w="1380" w:type="dxa"/>
+            <w:tcMar>
+              <w:top w:w="57" w:type="dxa"/>
+              <w:bottom w:w="57" w:type="dxa"/>
+            </w:tcMar>
+          </w:tcPr>
+          <w:p>
+            <w:pPr>
+              <w:spacing w:after="0"/>
+              <w:jc w:val="center"/>
+            </w:pPr>
+            <w:r>
+              <w:t>16</w:t>
+            </w:r>
+            <w:r>
+              <w:t>/09/2026</w:t>
+            </w:r>
+          </w:p>
+        </w:tc>
+        <w:tc>
+          <w:tcPr>
+            <w:tcW w:w="2101" w:type="dxa"/>
+            <w:tcBorders>
+              <w:right w:val="single" w:sz="12" w:space="0" w:color="000000"/>
+            </w:tcBorders>
+            <w:tcMar>
+              <w:top w:w="57" w:type="dxa"/>
+              <w:bottom w:w="57" w:type="dxa"/>
+            </w:tcMar>
+          </w:tcPr>
+          <w:p>
+            <w:pPr>
+              <w:spacing w:after="0"/>
+              <w:jc w:val="center"/>
+            </w:pPr>
+            <w:r>
+              <w:rPr>
+                <w:rFonts w:eastAsia="Trebuchet MS" w:cs="Trebuchet MS"/>
+                <w:color w:val="000000" w:themeColor="text1"/>
               </w:rPr>
               <w:t>Iniciar a implementação da solução considerando os requisitos levantados</w:t>
             </w:r>
@@ -3461,45 +3500,20 @@
           <w:tcPr>
             <w:tcW w:w="2399" w:type="dxa"/>
             <w:tcBorders>
-              <w:left w:val="single" w:color="000000" w:themeColor="text1" w:sz="12" w:space="0"/>
-            </w:tcBorders>
-            <w:tcMar>
-              <w:top w:w="57" w:type="dxa"/>
-              <w:bottom w:w="57" w:type="dxa"/>
-            </w:tcMar>
-          </w:tcPr>
-          <w:p>
-            <w:pPr>
-              <w:spacing w:after="0" w:line="288" w:lineRule="auto"/>
-              <w:jc w:val="center"/>
-              <w:rPr>
-                <w:rFonts w:ascii="Trebuchet MS" w:hAnsi="Trebuchet MS" w:eastAsia="Trebuchet MS" w:cs="Trebuchet MS"/>
-                <w:b w:val="0"/>
-                <w:bCs w:val="0"/>
-                <w:i w:val="0"/>
-                <w:iCs w:val="0"/>
-                <w:caps w:val="0"/>
-                <w:smallCaps w:val="0"/>
-                <w:color w:val="000000" w:themeColor="text1" w:themeTint="FF" w:themeShade="FF"/>
-                <w:sz w:val="22"/>
-                <w:szCs w:val="22"/>
-              </w:rPr>
-            </w:pPr>
-            <w:r>
-              <w:rPr>
-                <w:rFonts w:ascii="Trebuchet MS" w:hAnsi="Trebuchet MS" w:eastAsia="Trebuchet MS" w:cs="Trebuchet MS"/>
-                <w:b w:val="0"/>
-                <w:bCs w:val="0"/>
-                <w:i w:val="0"/>
-                <w:iCs w:val="0"/>
-                <w:caps w:val="0"/>
-                <w:smallCaps w:val="0"/>
-                <w:color w:val="000000" w:themeColor="text1" w:themeTint="FF" w:themeShade="FF"/>
-                <w:sz w:val="22"/>
-                <w:szCs w:val="22"/>
-                <w:lang w:val="pt-BR"/>
-              </w:rPr>
-              <w:t>Iniciar soluções de testes e nuvem</w:t>
+              <w:left w:val="single" w:sz="12" w:space="0" w:color="000000"/>
+            </w:tcBorders>
+            <w:tcMar>
+              <w:top w:w="57" w:type="dxa"/>
+              <w:bottom w:w="57" w:type="dxa"/>
+            </w:tcMar>
+          </w:tcPr>
+          <w:p>
+            <w:pPr>
+              <w:spacing w:after="0"/>
+              <w:jc w:val="center"/>
+            </w:pPr>
+            <w:r>
+              <w:t>Iniciar soluções de acessibilidade e nuvem, performar testes iniciais</w:t>
             </w:r>
           </w:p>
         </w:tc>
@@ -3513,38 +3527,38 @@
           </w:tcPr>
           <w:p>
             <w:pPr>
-              <w:spacing w:after="0" w:line="288" w:lineRule="auto"/>
-              <w:jc w:val="center"/>
-              <w:rPr>
-                <w:rFonts w:ascii="Trebuchet MS" w:hAnsi="Trebuchet MS" w:eastAsia="Trebuchet MS" w:cs="Trebuchet MS"/>
-                <w:b w:val="0"/>
-                <w:bCs w:val="0"/>
-                <w:i w:val="0"/>
-                <w:iCs w:val="0"/>
-                <w:caps w:val="0"/>
-                <w:smallCaps w:val="0"/>
-                <w:color w:val="000000" w:themeColor="text1" w:themeTint="FF" w:themeShade="FF"/>
-                <w:sz w:val="22"/>
-                <w:szCs w:val="22"/>
-              </w:rPr>
-            </w:pPr>
-            <w:r>
-              <w:rPr>
-                <w:rFonts w:ascii="Trebuchet MS" w:hAnsi="Trebuchet MS" w:eastAsia="Trebuchet MS" w:cs="Trebuchet MS"/>
-                <w:b w:val="0"/>
-                <w:bCs w:val="0"/>
-                <w:i w:val="0"/>
-                <w:iCs w:val="0"/>
-                <w:caps w:val="0"/>
-                <w:smallCaps w:val="0"/>
-                <w:color w:val="000000" w:themeColor="text1" w:themeTint="FF" w:themeShade="FF"/>
-                <w:sz w:val="22"/>
-                <w:szCs w:val="22"/>
-                <w:lang w:val="pt-BR"/>
+              <w:spacing w:after="0"/>
+              <w:jc w:val="center"/>
+              <w:rPr>
+                <w:sz w:val="20"/>
+                <w:szCs w:val="20"/>
+              </w:rPr>
+            </w:pPr>
+            <w:r>
+              <w:rPr>
+                <w:sz w:val="20"/>
+                <w:szCs w:val="20"/>
               </w:rPr>
               <w:t>Larissa de Souza Aguiar</w:t>
             </w:r>
           </w:p>
+          <w:p>
+            <w:pPr>
+              <w:spacing w:after="0"/>
+              <w:jc w:val="center"/>
+              <w:rPr>
+                <w:sz w:val="20"/>
+                <w:szCs w:val="20"/>
+              </w:rPr>
+            </w:pPr>
+            <w:r>
+              <w:rPr>
+                <w:sz w:val="20"/>
+                <w:szCs w:val="20"/>
+              </w:rPr>
+              <w:t>Maíra Silva Edo</w:t>
+            </w:r>
+          </w:p>
         </w:tc>
         <w:tc>
           <w:tcPr>
@@ -3556,126 +3570,52 @@
           </w:tcPr>
           <w:p>
             <w:pPr>
-              <w:spacing w:before="0" w:beforeAutospacing="off" w:after="0" w:afterAutospacing="off" w:line="288" w:lineRule="auto"/>
-              <w:ind w:left="0" w:right="0"/>
-              <w:jc w:val="center"/>
-              <w:rPr>
-                <w:rFonts w:ascii="Trebuchet MS" w:hAnsi="Trebuchet MS" w:eastAsia="Trebuchet MS" w:cs="Trebuchet MS"/>
-                <w:b w:val="0"/>
-                <w:bCs w:val="0"/>
-                <w:i w:val="0"/>
-                <w:iCs w:val="0"/>
-                <w:caps w:val="0"/>
-                <w:smallCaps w:val="0"/>
-                <w:color w:val="000000" w:themeColor="text1" w:themeTint="FF" w:themeShade="FF"/>
-                <w:sz w:val="22"/>
-                <w:szCs w:val="22"/>
-              </w:rPr>
-            </w:pPr>
-            <w:r>
-              <w:rPr>
-                <w:rFonts w:ascii="Trebuchet MS" w:hAnsi="Trebuchet MS" w:eastAsia="Trebuchet MS" w:cs="Trebuchet MS"/>
-                <w:b w:val="0"/>
-                <w:bCs w:val="0"/>
-                <w:i w:val="0"/>
-                <w:iCs w:val="0"/>
-                <w:caps w:val="0"/>
-                <w:smallCaps w:val="0"/>
-                <w:color w:val="000000" w:themeColor="text1" w:themeTint="FF" w:themeShade="FF"/>
-                <w:sz w:val="22"/>
-                <w:szCs w:val="22"/>
-                <w:lang w:val="pt-BR"/>
-              </w:rPr>
-              <w:t>17/09/2026</w:t>
-            </w:r>
-          </w:p>
-        </w:tc>
-        <w:tc>
-          <w:tcPr>
-            <w:tcW w:w="1402" w:type="dxa"/>
-            <w:tcMar>
-              <w:top w:w="57" w:type="dxa"/>
-              <w:bottom w:w="57" w:type="dxa"/>
-            </w:tcMar>
-          </w:tcPr>
-          <w:p>
-            <w:pPr>
-              <w:spacing w:before="0" w:beforeAutospacing="off" w:after="0" w:afterAutospacing="off" w:line="288" w:lineRule="auto"/>
-              <w:ind w:left="0" w:right="0"/>
-              <w:jc w:val="center"/>
-              <w:rPr>
-                <w:rFonts w:ascii="Trebuchet MS" w:hAnsi="Trebuchet MS" w:eastAsia="Trebuchet MS" w:cs="Trebuchet MS"/>
-                <w:b w:val="0"/>
-                <w:bCs w:val="0"/>
-                <w:i w:val="0"/>
-                <w:iCs w:val="0"/>
-                <w:caps w:val="0"/>
-                <w:smallCaps w:val="0"/>
-                <w:color w:val="000000" w:themeColor="text1" w:themeTint="FF" w:themeShade="FF"/>
-                <w:sz w:val="22"/>
-                <w:szCs w:val="22"/>
-              </w:rPr>
-            </w:pPr>
-            <w:r>
-              <w:rPr>
-                <w:rFonts w:ascii="Trebuchet MS" w:hAnsi="Trebuchet MS" w:eastAsia="Trebuchet MS" w:cs="Trebuchet MS"/>
-                <w:b w:val="0"/>
-                <w:bCs w:val="0"/>
-                <w:i w:val="0"/>
-                <w:iCs w:val="0"/>
-                <w:caps w:val="0"/>
-                <w:smallCaps w:val="0"/>
-                <w:color w:val="000000" w:themeColor="text1" w:themeTint="FF" w:themeShade="FF"/>
-                <w:sz w:val="22"/>
-                <w:szCs w:val="22"/>
-                <w:lang w:val="pt-BR"/>
-              </w:rPr>
-              <w:t>21/09/2026</w:t>
-            </w:r>
-          </w:p>
-        </w:tc>
-        <w:tc>
-          <w:tcPr>
-            <w:tcW w:w="2078" w:type="dxa"/>
-            <w:tcBorders>
-              <w:right w:val="single" w:color="000000" w:themeColor="text1" w:sz="12" w:space="0"/>
-            </w:tcBorders>
-            <w:tcMar>
-              <w:top w:w="57" w:type="dxa"/>
-              <w:bottom w:w="57" w:type="dxa"/>
-            </w:tcMar>
-          </w:tcPr>
-          <w:p>
-            <w:pPr>
-              <w:spacing w:before="0" w:beforeAutospacing="off" w:after="0" w:afterAutospacing="off" w:line="288" w:lineRule="auto"/>
-              <w:ind w:left="0" w:right="0"/>
-              <w:jc w:val="center"/>
-              <w:rPr>
-                <w:rFonts w:ascii="Trebuchet MS" w:hAnsi="Trebuchet MS" w:eastAsia="Trebuchet MS" w:cs="Trebuchet MS"/>
-                <w:b w:val="0"/>
-                <w:bCs w:val="0"/>
-                <w:i w:val="0"/>
-                <w:iCs w:val="0"/>
-                <w:caps w:val="0"/>
-                <w:smallCaps w:val="0"/>
-                <w:color w:val="000000" w:themeColor="text1" w:themeTint="FF" w:themeShade="FF"/>
-                <w:sz w:val="22"/>
-                <w:szCs w:val="22"/>
-              </w:rPr>
-            </w:pPr>
-            <w:r>
-              <w:rPr>
-                <w:rFonts w:ascii="Trebuchet MS" w:hAnsi="Trebuchet MS" w:eastAsia="Trebuchet MS" w:cs="Trebuchet MS"/>
-                <w:b w:val="0"/>
-                <w:bCs w:val="0"/>
-                <w:i w:val="0"/>
-                <w:iCs w:val="0"/>
-                <w:caps w:val="0"/>
-                <w:smallCaps w:val="0"/>
-                <w:color w:val="000000" w:themeColor="text1" w:themeTint="FF" w:themeShade="FF"/>
-                <w:sz w:val="22"/>
-                <w:szCs w:val="22"/>
-                <w:lang w:val="pt-BR"/>
+              <w:spacing w:after="0"/>
+              <w:jc w:val="center"/>
+            </w:pPr>
+            <w:r>
+              <w:t>07/09/2026</w:t>
+            </w:r>
+          </w:p>
+        </w:tc>
+        <w:tc>
+          <w:tcPr>
+            <w:tcW w:w="1380" w:type="dxa"/>
+            <w:tcMar>
+              <w:top w:w="57" w:type="dxa"/>
+              <w:bottom w:w="57" w:type="dxa"/>
+            </w:tcMar>
+          </w:tcPr>
+          <w:p>
+            <w:pPr>
+              <w:spacing w:after="0"/>
+              <w:jc w:val="center"/>
+            </w:pPr>
+            <w:r>
+              <w:t>20/09/2026</w:t>
+            </w:r>
+          </w:p>
+        </w:tc>
+        <w:tc>
+          <w:tcPr>
+            <w:tcW w:w="2101" w:type="dxa"/>
+            <w:tcBorders>
+              <w:right w:val="single" w:sz="12" w:space="0" w:color="000000"/>
+            </w:tcBorders>
+            <w:tcMar>
+              <w:top w:w="57" w:type="dxa"/>
+              <w:bottom w:w="57" w:type="dxa"/>
+            </w:tcMar>
+          </w:tcPr>
+          <w:p>
+            <w:pPr>
+              <w:spacing w:after="0"/>
+              <w:jc w:val="center"/>
+            </w:pPr>
+            <w:r>
+              <w:rPr>
+                <w:rFonts w:eastAsia="Trebuchet MS" w:cs="Trebuchet MS"/>
+                <w:color w:val="000000" w:themeColor="text1"/>
               </w:rPr>
               <w:t>Desenvolver as primeiras soluções de testes e nuvem utilizando as ferramentas posteriormente definidas</w:t>
             </w:r>
@@ -3686,7 +3626,7 @@
     <w:p/>
     <w:tbl>
       <w:tblPr>
-        <w:tblStyle w:val="Tabelacomgrade"/>
+        <w:tblStyle w:val="TableGrid"/>
         <w:tblW w:w="8996" w:type="dxa"/>
         <w:tblLayout w:type="fixed"/>
         <w:tblCellMar>
@@ -3696,11 +3636,11 @@
         <w:tblLook w:val="04A0" w:firstRow="1" w:lastRow="0" w:firstColumn="1" w:lastColumn="0" w:noHBand="0" w:noVBand="1"/>
       </w:tblPr>
       <w:tblGrid>
-        <w:gridCol w:w="2374"/>
-        <w:gridCol w:w="1747"/>
-        <w:gridCol w:w="1415"/>
-        <w:gridCol w:w="1381"/>
-        <w:gridCol w:w="2079"/>
+        <w:gridCol w:w="2253"/>
+        <w:gridCol w:w="1985"/>
+        <w:gridCol w:w="1417"/>
+        <w:gridCol w:w="1418"/>
+        <w:gridCol w:w="1923"/>
       </w:tblGrid>
       <w:tr>
         <w:trPr>
@@ -3713,13 +3653,12 @@
             <w:tcW w:w="8996" w:type="dxa"/>
             <w:gridSpan w:val="5"/>
             <w:tcBorders>
-              <w:top w:val="single" w:color="000000" w:themeColor="text1" w:sz="12" w:space="0"/>
-              <w:left w:val="single" w:color="000000" w:themeColor="text1" w:sz="12" w:space="0"/>
-              <w:bottom w:val="single" w:color="000000" w:themeColor="text1" w:sz="2" w:space="0"/>
-              <w:right w:val="single" w:color="000000" w:themeColor="text1" w:sz="12" w:space="0"/>
+              <w:top w:val="single" w:sz="12" w:space="0" w:color="000000" w:themeColor="text1"/>
+              <w:left w:val="single" w:sz="12" w:space="0" w:color="000000" w:themeColor="text1"/>
+              <w:bottom w:val="single" w:sz="2" w:space="0" w:color="000000" w:themeColor="text1"/>
+              <w:right w:val="single" w:sz="12" w:space="0" w:color="000000" w:themeColor="text1"/>
             </w:tcBorders>
             <w:shd w:val="clear" w:color="auto" w:fill="D9D9D9" w:themeFill="background1" w:themeFillShade="D9"/>
-            <w:tcMar/>
           </w:tcPr>
           <w:p>
             <w:pPr>
@@ -3778,10 +3717,10 @@
         </w:trPr>
         <w:tc>
           <w:tcPr>
-            <w:tcW w:w="2374" w:type="dxa"/>
-            <w:tcBorders>
-              <w:top w:val="single" w:color="000000" w:themeColor="text1" w:sz="2" w:space="0"/>
-              <w:left w:val="single" w:color="000000" w:themeColor="text1" w:sz="12" w:space="0"/>
+            <w:tcW w:w="2253" w:type="dxa"/>
+            <w:tcBorders>
+              <w:top w:val="single" w:sz="2" w:space="0" w:color="000000" w:themeColor="text1"/>
+              <w:left w:val="single" w:sz="12" w:space="0" w:color="000000" w:themeColor="text1"/>
             </w:tcBorders>
             <w:shd w:val="clear" w:color="auto" w:fill="F2F2F2" w:themeFill="background1" w:themeFillShade="F2"/>
             <w:tcMar>
@@ -3801,9 +3740,9 @@
         </w:tc>
         <w:tc>
           <w:tcPr>
-            <w:tcW w:w="1747" w:type="dxa"/>
-            <w:tcBorders>
-              <w:top w:val="single" w:color="000000" w:themeColor="text1" w:sz="2" w:space="0"/>
+            <w:tcW w:w="1985" w:type="dxa"/>
+            <w:tcBorders>
+              <w:top w:val="single" w:sz="2" w:space="0" w:color="000000" w:themeColor="text1"/>
             </w:tcBorders>
             <w:shd w:val="clear" w:color="auto" w:fill="F2F2F2" w:themeFill="background1" w:themeFillShade="F2"/>
             <w:tcMar>
@@ -3823,9 +3762,9 @@
         </w:tc>
         <w:tc>
           <w:tcPr>
-            <w:tcW w:w="1415" w:type="dxa"/>
-            <w:tcBorders>
-              <w:top w:val="single" w:color="000000" w:themeColor="text1" w:sz="2" w:space="0"/>
+            <w:tcW w:w="1417" w:type="dxa"/>
+            <w:tcBorders>
+              <w:top w:val="single" w:sz="2" w:space="0" w:color="000000" w:themeColor="text1"/>
             </w:tcBorders>
             <w:shd w:val="clear" w:color="auto" w:fill="F2F2F2" w:themeFill="background1" w:themeFillShade="F2"/>
             <w:tcMar>
@@ -3845,9 +3784,9 @@
         </w:tc>
         <w:tc>
           <w:tcPr>
-            <w:tcW w:w="1381" w:type="dxa"/>
-            <w:tcBorders>
-              <w:top w:val="single" w:color="000000" w:themeColor="text1" w:sz="2" w:space="0"/>
+            <w:tcW w:w="1418" w:type="dxa"/>
+            <w:tcBorders>
+              <w:top w:val="single" w:sz="2" w:space="0" w:color="000000" w:themeColor="text1"/>
             </w:tcBorders>
             <w:shd w:val="clear" w:color="auto" w:fill="F2F2F2" w:themeFill="background1" w:themeFillShade="F2"/>
             <w:tcMar>
@@ -3867,10 +3806,10 @@
         </w:tc>
         <w:tc>
           <w:tcPr>
-            <w:tcW w:w="2079" w:type="dxa"/>
-            <w:tcBorders>
-              <w:top w:val="single" w:color="000000" w:themeColor="text1" w:sz="2" w:space="0"/>
-              <w:right w:val="single" w:color="000000" w:themeColor="text1" w:sz="12" w:space="0"/>
+            <w:tcW w:w="1923" w:type="dxa"/>
+            <w:tcBorders>
+              <w:top w:val="single" w:sz="2" w:space="0" w:color="000000" w:themeColor="text1"/>
+              <w:right w:val="single" w:sz="12" w:space="0" w:color="000000" w:themeColor="text1"/>
             </w:tcBorders>
             <w:shd w:val="clear" w:color="auto" w:fill="F2F2F2" w:themeFill="background1" w:themeFillShade="F2"/>
             <w:tcMar>
@@ -3895,67 +3834,54 @@
         </w:trPr>
         <w:tc>
           <w:tcPr>
-            <w:tcW w:w="2374" w:type="dxa"/>
-            <w:tcBorders>
-              <w:left w:val="single" w:color="000000" w:themeColor="text1" w:sz="12" w:space="0"/>
-            </w:tcBorders>
-            <w:tcMar>
-              <w:top w:w="57" w:type="dxa"/>
-              <w:bottom w:w="57" w:type="dxa"/>
-            </w:tcMar>
-          </w:tcPr>
-          <w:p>
-            <w:pPr>
-              <w:spacing w:after="0" w:line="288" w:lineRule="auto"/>
-              <w:jc w:val="center"/>
-              <w:rPr>
-                <w:rFonts w:ascii="Trebuchet MS" w:hAnsi="Trebuchet MS" w:eastAsia="Trebuchet MS" w:cs="Trebuchet MS"/>
-                <w:noProof w:val="0"/>
-                <w:sz w:val="22"/>
-                <w:szCs w:val="22"/>
-                <w:lang w:val="pt-BR"/>
-              </w:rPr>
-            </w:pPr>
-            <w:r>
-              <w:rPr>
-                <w:rFonts w:ascii="Trebuchet MS" w:hAnsi="Trebuchet MS" w:eastAsia="Trebuchet MS" w:cs="Trebuchet MS"/>
-                <w:b w:val="0"/>
-                <w:bCs w:val="0"/>
-                <w:i w:val="0"/>
-                <w:iCs w:val="0"/>
-                <w:caps w:val="0"/>
-                <w:smallCaps w:val="0"/>
-                <w:noProof w:val="0"/>
-                <w:color w:val="000000" w:themeColor="text1" w:themeTint="FF" w:themeShade="FF"/>
-                <w:sz w:val="22"/>
-                <w:szCs w:val="22"/>
-                <w:lang w:val="pt-BR"/>
-              </w:rPr>
-              <w:t>Desenvolver funcionalidades de acessibilidade</w:t>
-            </w:r>
-          </w:p>
-        </w:tc>
-        <w:tc>
-          <w:tcPr>
-            <w:tcW w:w="1747" w:type="dxa"/>
-            <w:tcMar>
-              <w:top w:w="57" w:type="dxa"/>
-              <w:bottom w:w="57" w:type="dxa"/>
-            </w:tcMar>
-          </w:tcPr>
-          <w:p>
-            <w:pPr>
-              <w:spacing w:after="0"/>
-              <w:jc w:val="center"/>
-            </w:pPr>
-            <w:r>
+            <w:tcW w:w="2253" w:type="dxa"/>
+            <w:tcBorders>
+              <w:left w:val="single" w:sz="12" w:space="0" w:color="000000" w:themeColor="text1"/>
+            </w:tcBorders>
+            <w:tcMar>
+              <w:top w:w="57" w:type="dxa"/>
+              <w:bottom w:w="57" w:type="dxa"/>
+            </w:tcMar>
+          </w:tcPr>
+          <w:p>
+            <w:pPr>
+              <w:spacing w:after="0"/>
+              <w:jc w:val="center"/>
+            </w:pPr>
+            <w:r>
+              <w:t>Desenvolver funcionalidades iniciais</w:t>
+            </w:r>
+          </w:p>
+        </w:tc>
+        <w:tc>
+          <w:tcPr>
+            <w:tcW w:w="1985" w:type="dxa"/>
+            <w:tcMar>
+              <w:top w:w="57" w:type="dxa"/>
+              <w:bottom w:w="57" w:type="dxa"/>
+            </w:tcMar>
+          </w:tcPr>
+          <w:p>
+            <w:pPr>
+              <w:spacing w:after="0"/>
+              <w:jc w:val="center"/>
+              <w:rPr>
+                <w:sz w:val="20"/>
+                <w:szCs w:val="20"/>
+              </w:rPr>
+            </w:pPr>
+            <w:r>
+              <w:rPr>
+                <w:sz w:val="20"/>
+                <w:szCs w:val="20"/>
+              </w:rPr>
               <w:t>Maíra Silva Edo</w:t>
             </w:r>
           </w:p>
         </w:tc>
         <w:tc>
           <w:tcPr>
-            <w:tcW w:w="1415" w:type="dxa"/>
+            <w:tcW w:w="1417" w:type="dxa"/>
             <w:tcMar>
               <w:top w:w="57" w:type="dxa"/>
               <w:bottom w:w="57" w:type="dxa"/>
@@ -3973,7 +3899,7 @@
         </w:tc>
         <w:tc>
           <w:tcPr>
-            <w:tcW w:w="1381" w:type="dxa"/>
+            <w:tcW w:w="1418" w:type="dxa"/>
             <w:tcMar>
               <w:top w:w="57" w:type="dxa"/>
               <w:bottom w:w="57" w:type="dxa"/>
@@ -3991,22 +3917,21 @@
         </w:tc>
         <w:tc>
           <w:tcPr>
-            <w:tcW w:w="2079" w:type="dxa"/>
-            <w:tcBorders>
-              <w:right w:val="single" w:color="000000" w:themeColor="text1" w:sz="12" w:space="0"/>
-            </w:tcBorders>
-            <w:tcMar>
-              <w:top w:w="57" w:type="dxa"/>
-              <w:bottom w:w="57" w:type="dxa"/>
-            </w:tcMar>
-          </w:tcPr>
-          <w:p>
-            <w:pPr>
-              <w:spacing w:after="0"/>
-              <w:jc w:val="center"/>
-            </w:pPr>
-            <w:r>
-              <w:rPr/>
+            <w:tcW w:w="1923" w:type="dxa"/>
+            <w:tcBorders>
+              <w:right w:val="single" w:sz="12" w:space="0" w:color="000000" w:themeColor="text1"/>
+            </w:tcBorders>
+            <w:tcMar>
+              <w:top w:w="57" w:type="dxa"/>
+              <w:bottom w:w="57" w:type="dxa"/>
+            </w:tcMar>
+          </w:tcPr>
+          <w:p>
+            <w:pPr>
+              <w:spacing w:after="0"/>
+              <w:jc w:val="center"/>
+            </w:pPr>
+            <w:r>
               <w:t>Integrar uma API de Libras ao sistema como recurso de acessibilidade para os usuários</w:t>
             </w:r>
           </w:p>
@@ -4018,9 +3943,9 @@
         </w:trPr>
         <w:tc>
           <w:tcPr>
-            <w:tcW w:w="2374" w:type="dxa"/>
-            <w:tcBorders>
-              <w:left w:val="single" w:color="000000" w:themeColor="text1" w:sz="12" w:space="0"/>
+            <w:tcW w:w="2253" w:type="dxa"/>
+            <w:tcBorders>
+              <w:left w:val="single" w:sz="12" w:space="0" w:color="000000" w:themeColor="text1"/>
             </w:tcBorders>
             <w:tcMar>
               <w:top w:w="57" w:type="dxa"/>
@@ -4039,18 +3964,26 @@
         </w:tc>
         <w:tc>
           <w:tcPr>
-            <w:tcW w:w="1747" w:type="dxa"/>
-            <w:tcMar>
-              <w:top w:w="57" w:type="dxa"/>
-              <w:bottom w:w="57" w:type="dxa"/>
-            </w:tcMar>
-          </w:tcPr>
-          <w:p>
-            <w:pPr>
-              <w:spacing w:after="0"/>
-              <w:jc w:val="center"/>
-            </w:pPr>
-            <w:r>
+            <w:tcW w:w="1985" w:type="dxa"/>
+            <w:tcMar>
+              <w:top w:w="57" w:type="dxa"/>
+              <w:bottom w:w="57" w:type="dxa"/>
+            </w:tcMar>
+          </w:tcPr>
+          <w:p>
+            <w:pPr>
+              <w:spacing w:after="0"/>
+              <w:jc w:val="center"/>
+              <w:rPr>
+                <w:sz w:val="20"/>
+                <w:szCs w:val="20"/>
+              </w:rPr>
+            </w:pPr>
+            <w:r>
+              <w:rPr>
+                <w:sz w:val="20"/>
+                <w:szCs w:val="20"/>
+              </w:rPr>
               <w:t>André Schiavone</w:t>
             </w:r>
           </w:p>
@@ -4058,15 +3991,40 @@
             <w:pPr>
               <w:spacing w:after="0"/>
               <w:jc w:val="center"/>
-            </w:pPr>
-            <w:r>
+              <w:rPr>
+                <w:sz w:val="20"/>
+                <w:szCs w:val="20"/>
+              </w:rPr>
+            </w:pPr>
+            <w:r>
+              <w:rPr>
+                <w:sz w:val="20"/>
+                <w:szCs w:val="20"/>
+              </w:rPr>
               <w:t>Nanete</w:t>
             </w:r>
           </w:p>
-        </w:tc>
-        <w:tc>
-          <w:tcPr>
-            <w:tcW w:w="1415" w:type="dxa"/>
+          <w:p>
+            <w:pPr>
+              <w:spacing w:after="0"/>
+              <w:jc w:val="center"/>
+              <w:rPr>
+                <w:sz w:val="20"/>
+                <w:szCs w:val="20"/>
+              </w:rPr>
+            </w:pPr>
+            <w:r>
+              <w:rPr>
+                <w:sz w:val="20"/>
+                <w:szCs w:val="20"/>
+              </w:rPr>
+              <w:t>Maíra Silva Edo</w:t>
+            </w:r>
+          </w:p>
+        </w:tc>
+        <w:tc>
+          <w:tcPr>
+            <w:tcW w:w="1417" w:type="dxa"/>
             <w:tcMar>
               <w:top w:w="57" w:type="dxa"/>
               <w:bottom w:w="57" w:type="dxa"/>
@@ -4084,7 +4042,7 @@
         </w:tc>
         <w:tc>
           <w:tcPr>
-            <w:tcW w:w="1381" w:type="dxa"/>
+            <w:tcW w:w="1418" w:type="dxa"/>
             <w:tcMar>
               <w:top w:w="57" w:type="dxa"/>
               <w:bottom w:w="57" w:type="dxa"/>
@@ -4102,9 +4060,9 @@
         </w:tc>
         <w:tc>
           <w:tcPr>
-            <w:tcW w:w="2079" w:type="dxa"/>
-            <w:tcBorders>
-              <w:right w:val="single" w:color="000000" w:themeColor="text1" w:sz="12" w:space="0"/>
+            <w:tcW w:w="1923" w:type="dxa"/>
+            <w:tcBorders>
+              <w:right w:val="single" w:sz="12" w:space="0" w:color="000000" w:themeColor="text1"/>
             </w:tcBorders>
             <w:tcMar>
               <w:top w:w="57" w:type="dxa"/>
@@ -4137,39 +4095,48 @@
         </w:trPr>
         <w:tc>
           <w:tcPr>
-            <w:tcW w:w="2374" w:type="dxa"/>
-            <w:tcBorders>
-              <w:left w:val="single" w:color="000000" w:themeColor="text1" w:sz="12" w:space="0"/>
-            </w:tcBorders>
-            <w:tcMar>
-              <w:top w:w="57" w:type="dxa"/>
-              <w:bottom w:w="57" w:type="dxa"/>
-            </w:tcMar>
-          </w:tcPr>
-          <w:p>
-            <w:pPr>
-              <w:spacing w:after="0"/>
-              <w:jc w:val="center"/>
-            </w:pPr>
-            <w:r>
+            <w:tcW w:w="2253" w:type="dxa"/>
+            <w:tcBorders>
+              <w:left w:val="single" w:sz="12" w:space="0" w:color="000000" w:themeColor="text1"/>
+            </w:tcBorders>
+            <w:tcMar>
+              <w:top w:w="57" w:type="dxa"/>
+              <w:bottom w:w="57" w:type="dxa"/>
+            </w:tcMar>
+          </w:tcPr>
+          <w:p>
+            <w:pPr>
+              <w:spacing w:after="0"/>
+              <w:jc w:val="center"/>
+            </w:pPr>
+            <w:r>
+              <w:lastRenderedPageBreak/>
               <w:t>Testar acessibilidade na inserção e consulta de dados no banco</w:t>
             </w:r>
           </w:p>
         </w:tc>
         <w:tc>
           <w:tcPr>
-            <w:tcW w:w="1747" w:type="dxa"/>
-            <w:tcMar>
-              <w:top w:w="57" w:type="dxa"/>
-              <w:bottom w:w="57" w:type="dxa"/>
-            </w:tcMar>
-          </w:tcPr>
-          <w:p>
-            <w:pPr>
-              <w:spacing w:after="0"/>
-              <w:jc w:val="center"/>
-            </w:pPr>
-            <w:r>
+            <w:tcW w:w="1985" w:type="dxa"/>
+            <w:tcMar>
+              <w:top w:w="57" w:type="dxa"/>
+              <w:bottom w:w="57" w:type="dxa"/>
+            </w:tcMar>
+          </w:tcPr>
+          <w:p>
+            <w:pPr>
+              <w:spacing w:after="0"/>
+              <w:jc w:val="center"/>
+              <w:rPr>
+                <w:sz w:val="20"/>
+                <w:szCs w:val="20"/>
+              </w:rPr>
+            </w:pPr>
+            <w:r>
+              <w:rPr>
+                <w:sz w:val="20"/>
+                <w:szCs w:val="20"/>
+              </w:rPr>
               <w:t>André Schiavone</w:t>
             </w:r>
           </w:p>
@@ -4177,15 +4144,23 @@
             <w:pPr>
               <w:spacing w:after="0"/>
               <w:jc w:val="center"/>
-            </w:pPr>
-            <w:r>
+              <w:rPr>
+                <w:sz w:val="20"/>
+                <w:szCs w:val="20"/>
+              </w:rPr>
+            </w:pPr>
+            <w:r>
+              <w:rPr>
+                <w:sz w:val="20"/>
+                <w:szCs w:val="20"/>
+              </w:rPr>
               <w:t>Nanete</w:t>
             </w:r>
           </w:p>
         </w:tc>
         <w:tc>
           <w:tcPr>
-            <w:tcW w:w="1415" w:type="dxa"/>
+            <w:tcW w:w="1417" w:type="dxa"/>
             <w:tcMar>
               <w:top w:w="57" w:type="dxa"/>
               <w:bottom w:w="57" w:type="dxa"/>
@@ -4203,7 +4178,7 @@
         </w:tc>
         <w:tc>
           <w:tcPr>
-            <w:tcW w:w="1381" w:type="dxa"/>
+            <w:tcW w:w="1418" w:type="dxa"/>
             <w:tcMar>
               <w:top w:w="57" w:type="dxa"/>
               <w:bottom w:w="57" w:type="dxa"/>
@@ -4221,9 +4196,9 @@
         </w:tc>
         <w:tc>
           <w:tcPr>
-            <w:tcW w:w="2079" w:type="dxa"/>
-            <w:tcBorders>
-              <w:right w:val="single" w:color="000000" w:themeColor="text1" w:sz="12" w:space="0"/>
+            <w:tcW w:w="1923" w:type="dxa"/>
+            <w:tcBorders>
+              <w:right w:val="single" w:sz="12" w:space="0" w:color="000000" w:themeColor="text1"/>
             </w:tcBorders>
             <w:tcMar>
               <w:top w:w="57" w:type="dxa"/>
@@ -4247,9 +4222,9 @@
         </w:trPr>
         <w:tc>
           <w:tcPr>
-            <w:tcW w:w="2374" w:type="dxa"/>
-            <w:tcBorders>
-              <w:left w:val="single" w:color="000000" w:themeColor="text1" w:sz="12" w:space="0"/>
+            <w:tcW w:w="2253" w:type="dxa"/>
+            <w:tcBorders>
+              <w:left w:val="single" w:sz="12" w:space="0" w:color="000000" w:themeColor="text1"/>
             </w:tcBorders>
             <w:tcMar>
               <w:top w:w="57" w:type="dxa"/>
@@ -4268,25 +4243,33 @@
         </w:tc>
         <w:tc>
           <w:tcPr>
-            <w:tcW w:w="1747" w:type="dxa"/>
-            <w:tcMar>
-              <w:top w:w="57" w:type="dxa"/>
-              <w:bottom w:w="57" w:type="dxa"/>
-            </w:tcMar>
-          </w:tcPr>
-          <w:p>
-            <w:pPr>
-              <w:spacing w:after="0"/>
-              <w:jc w:val="center"/>
-            </w:pPr>
-            <w:r>
+            <w:tcW w:w="1985" w:type="dxa"/>
+            <w:tcMar>
+              <w:top w:w="57" w:type="dxa"/>
+              <w:bottom w:w="57" w:type="dxa"/>
+            </w:tcMar>
+          </w:tcPr>
+          <w:p>
+            <w:pPr>
+              <w:spacing w:after="0"/>
+              <w:jc w:val="center"/>
+              <w:rPr>
+                <w:sz w:val="20"/>
+                <w:szCs w:val="20"/>
+              </w:rPr>
+            </w:pPr>
+            <w:r>
+              <w:rPr>
+                <w:sz w:val="20"/>
+                <w:szCs w:val="20"/>
+              </w:rPr>
               <w:t>Maíra Silva Edo</w:t>
             </w:r>
           </w:p>
         </w:tc>
         <w:tc>
           <w:tcPr>
-            <w:tcW w:w="1415" w:type="dxa"/>
+            <w:tcW w:w="1417" w:type="dxa"/>
             <w:tcMar>
               <w:top w:w="57" w:type="dxa"/>
               <w:bottom w:w="57" w:type="dxa"/>
@@ -4304,7 +4287,7 @@
         </w:tc>
         <w:tc>
           <w:tcPr>
-            <w:tcW w:w="1381" w:type="dxa"/>
+            <w:tcW w:w="1418" w:type="dxa"/>
             <w:tcMar>
               <w:top w:w="57" w:type="dxa"/>
               <w:bottom w:w="57" w:type="dxa"/>
@@ -4322,9 +4305,9 @@
         </w:tc>
         <w:tc>
           <w:tcPr>
-            <w:tcW w:w="2079" w:type="dxa"/>
-            <w:tcBorders>
-              <w:right w:val="single" w:color="000000" w:themeColor="text1" w:sz="12" w:space="0"/>
+            <w:tcW w:w="1923" w:type="dxa"/>
+            <w:tcBorders>
+              <w:right w:val="single" w:sz="12" w:space="0" w:color="000000" w:themeColor="text1"/>
             </w:tcBorders>
             <w:tcMar>
               <w:top w:w="57" w:type="dxa"/>
@@ -4348,10 +4331,10 @@
         </w:trPr>
         <w:tc>
           <w:tcPr>
-            <w:tcW w:w="2374" w:type="dxa"/>
-            <w:tcBorders>
-              <w:left w:val="single" w:color="000000" w:themeColor="text1" w:sz="12" w:space="0"/>
-              <w:bottom w:val="single" w:color="000000" w:themeColor="text1" w:sz="12" w:space="0"/>
+            <w:tcW w:w="2253" w:type="dxa"/>
+            <w:tcBorders>
+              <w:left w:val="single" w:sz="12" w:space="0" w:color="000000" w:themeColor="text1"/>
+              <w:bottom w:val="single" w:sz="12" w:space="0" w:color="000000" w:themeColor="text1"/>
             </w:tcBorders>
             <w:tcMar>
               <w:top w:w="57" w:type="dxa"/>
@@ -4370,21 +4353,29 @@
         </w:tc>
         <w:tc>
           <w:tcPr>
-            <w:tcW w:w="1747" w:type="dxa"/>
-            <w:tcBorders>
-              <w:bottom w:val="single" w:color="000000" w:themeColor="text1" w:sz="12" w:space="0"/>
-            </w:tcBorders>
-            <w:tcMar>
-              <w:top w:w="57" w:type="dxa"/>
-              <w:bottom w:w="57" w:type="dxa"/>
-            </w:tcMar>
-          </w:tcPr>
-          <w:p>
-            <w:pPr>
-              <w:spacing w:after="0"/>
-              <w:jc w:val="center"/>
-            </w:pPr>
-            <w:r>
+            <w:tcW w:w="1985" w:type="dxa"/>
+            <w:tcBorders>
+              <w:bottom w:val="single" w:sz="12" w:space="0" w:color="000000" w:themeColor="text1"/>
+            </w:tcBorders>
+            <w:tcMar>
+              <w:top w:w="57" w:type="dxa"/>
+              <w:bottom w:w="57" w:type="dxa"/>
+            </w:tcMar>
+          </w:tcPr>
+          <w:p>
+            <w:pPr>
+              <w:spacing w:after="0"/>
+              <w:jc w:val="center"/>
+              <w:rPr>
+                <w:sz w:val="20"/>
+                <w:szCs w:val="20"/>
+              </w:rPr>
+            </w:pPr>
+            <w:r>
+              <w:rPr>
+                <w:sz w:val="20"/>
+                <w:szCs w:val="20"/>
+              </w:rPr>
               <w:t>Luciano Carneiro</w:t>
             </w:r>
           </w:p>
@@ -4392,17 +4383,39 @@
             <w:pPr>
               <w:spacing w:after="0"/>
               <w:jc w:val="center"/>
-            </w:pPr>
-            <w:r>
+              <w:rPr>
+                <w:sz w:val="20"/>
+                <w:szCs w:val="20"/>
+              </w:rPr>
+            </w:pPr>
+            <w:r>
+              <w:rPr>
+                <w:sz w:val="20"/>
+                <w:szCs w:val="20"/>
+              </w:rPr>
               <w:t>Christofer Vagner Olivares</w:t>
             </w:r>
-          </w:p>
-        </w:tc>
-        <w:tc>
-          <w:tcPr>
-            <w:tcW w:w="1415" w:type="dxa"/>
-            <w:tcBorders>
-              <w:bottom w:val="single" w:color="000000" w:themeColor="text1" w:sz="12" w:space="0"/>
+            <w:r>
+              <w:rPr>
+                <w:sz w:val="20"/>
+                <w:szCs w:val="20"/>
+              </w:rPr>
+              <w:br/>
+            </w:r>
+            <w:r>
+              <w:rPr>
+                <w:sz w:val="20"/>
+                <w:szCs w:val="20"/>
+              </w:rPr>
+              <w:t>Diego Lucas de Oliveira</w:t>
+            </w:r>
+          </w:p>
+        </w:tc>
+        <w:tc>
+          <w:tcPr>
+            <w:tcW w:w="1417" w:type="dxa"/>
+            <w:tcBorders>
+              <w:bottom w:val="single" w:sz="12" w:space="0" w:color="000000" w:themeColor="text1"/>
             </w:tcBorders>
             <w:tcMar>
               <w:top w:w="57" w:type="dxa"/>
@@ -4421,9 +4434,9 @@
         </w:tc>
         <w:tc>
           <w:tcPr>
-            <w:tcW w:w="1381" w:type="dxa"/>
-            <w:tcBorders>
-              <w:bottom w:val="single" w:color="000000" w:themeColor="text1" w:sz="12" w:space="0"/>
+            <w:tcW w:w="1418" w:type="dxa"/>
+            <w:tcBorders>
+              <w:bottom w:val="single" w:sz="12" w:space="0" w:color="000000" w:themeColor="text1"/>
             </w:tcBorders>
             <w:tcMar>
               <w:top w:w="57" w:type="dxa"/>
@@ -4442,10 +4455,10 @@
         </w:tc>
         <w:tc>
           <w:tcPr>
-            <w:tcW w:w="2079" w:type="dxa"/>
-            <w:tcBorders>
-              <w:bottom w:val="single" w:color="000000" w:themeColor="text1" w:sz="12" w:space="0"/>
-              <w:right w:val="single" w:color="000000" w:themeColor="text1" w:sz="12" w:space="0"/>
+            <w:tcW w:w="1923" w:type="dxa"/>
+            <w:tcBorders>
+              <w:bottom w:val="single" w:sz="12" w:space="0" w:color="000000" w:themeColor="text1"/>
+              <w:right w:val="single" w:sz="12" w:space="0" w:color="000000" w:themeColor="text1"/>
             </w:tcBorders>
             <w:tcMar>
               <w:top w:w="57" w:type="dxa"/>
@@ -4467,7 +4480,7 @@
     <w:p/>
     <w:tbl>
       <w:tblPr>
-        <w:tblStyle w:val="Tabelacomgrade"/>
+        <w:tblStyle w:val="TableGrid"/>
         <w:tblW w:w="8996" w:type="dxa"/>
         <w:tblLayout w:type="fixed"/>
         <w:tblCellMar>
@@ -4480,8 +4493,8 @@
         <w:gridCol w:w="2310"/>
         <w:gridCol w:w="1709"/>
         <w:gridCol w:w="1409"/>
-        <w:gridCol w:w="1390"/>
-        <w:gridCol w:w="2178"/>
+        <w:gridCol w:w="1380"/>
+        <w:gridCol w:w="2188"/>
       </w:tblGrid>
       <w:tr>
         <w:trPr>
@@ -4494,13 +4507,12 @@
             <w:tcW w:w="8996" w:type="dxa"/>
             <w:gridSpan w:val="5"/>
             <w:tcBorders>
-              <w:top w:val="single" w:color="000000" w:themeColor="text1" w:sz="12" w:space="0"/>
-              <w:left w:val="single" w:color="000000" w:themeColor="text1" w:sz="12" w:space="0"/>
-              <w:bottom w:val="single" w:color="000000" w:themeColor="text1" w:sz="2" w:space="0"/>
-              <w:right w:val="single" w:color="000000" w:themeColor="text1" w:sz="12" w:space="0"/>
+              <w:top w:val="single" w:sz="12" w:space="0" w:color="000000"/>
+              <w:left w:val="single" w:sz="12" w:space="0" w:color="000000"/>
+              <w:bottom w:val="single" w:sz="2" w:space="0" w:color="000000"/>
+              <w:right w:val="single" w:sz="12" w:space="0" w:color="000000"/>
             </w:tcBorders>
             <w:shd w:val="clear" w:color="auto" w:fill="D9D9D9" w:themeFill="background1" w:themeFillShade="D9"/>
-            <w:tcMar/>
           </w:tcPr>
           <w:p>
             <w:pPr>
@@ -4519,7 +4531,6 @@
                 <w:sz w:val="28"/>
                 <w:szCs w:val="28"/>
               </w:rPr>
-              <w:lastRenderedPageBreak/>
               <w:t>Quinzena 5</w:t>
             </w:r>
           </w:p>
@@ -4562,8 +4573,8 @@
           <w:tcPr>
             <w:tcW w:w="2310" w:type="dxa"/>
             <w:tcBorders>
-              <w:top w:val="single" w:color="000000" w:themeColor="text1" w:sz="2" w:space="0"/>
-              <w:left w:val="single" w:color="000000" w:themeColor="text1" w:sz="12" w:space="0"/>
+              <w:top w:val="single" w:sz="2" w:space="0" w:color="000000"/>
+              <w:left w:val="single" w:sz="12" w:space="0" w:color="000000"/>
             </w:tcBorders>
             <w:shd w:val="clear" w:color="auto" w:fill="F2F2F2" w:themeFill="background1" w:themeFillShade="F2"/>
             <w:tcMar>
@@ -4585,7 +4596,7 @@
           <w:tcPr>
             <w:tcW w:w="1709" w:type="dxa"/>
             <w:tcBorders>
-              <w:top w:val="single" w:color="000000" w:themeColor="text1" w:sz="2" w:space="0"/>
+              <w:top w:val="single" w:sz="2" w:space="0" w:color="000000"/>
             </w:tcBorders>
             <w:shd w:val="clear" w:color="auto" w:fill="F2F2F2" w:themeFill="background1" w:themeFillShade="F2"/>
             <w:tcMar>
@@ -4607,7 +4618,7 @@
           <w:tcPr>
             <w:tcW w:w="1409" w:type="dxa"/>
             <w:tcBorders>
-              <w:top w:val="single" w:color="000000" w:themeColor="text1" w:sz="2" w:space="0"/>
+              <w:top w:val="single" w:sz="2" w:space="0" w:color="000000"/>
             </w:tcBorders>
             <w:shd w:val="clear" w:color="auto" w:fill="F2F2F2" w:themeFill="background1" w:themeFillShade="F2"/>
             <w:tcMar>
@@ -4627,9 +4638,9 @@
         </w:tc>
         <w:tc>
           <w:tcPr>
-            <w:tcW w:w="1390" w:type="dxa"/>
-            <w:tcBorders>
-              <w:top w:val="single" w:color="000000" w:themeColor="text1" w:sz="2" w:space="0"/>
+            <w:tcW w:w="1380" w:type="dxa"/>
+            <w:tcBorders>
+              <w:top w:val="single" w:sz="2" w:space="0" w:color="000000"/>
             </w:tcBorders>
             <w:shd w:val="clear" w:color="auto" w:fill="F2F2F2" w:themeFill="background1" w:themeFillShade="F2"/>
             <w:tcMar>
@@ -4649,10 +4660,10 @@
         </w:tc>
         <w:tc>
           <w:tcPr>
-            <w:tcW w:w="2178" w:type="dxa"/>
-            <w:tcBorders>
-              <w:top w:val="single" w:color="000000" w:themeColor="text1" w:sz="2" w:space="0"/>
-              <w:right w:val="single" w:color="000000" w:themeColor="text1" w:sz="12" w:space="0"/>
+            <w:tcW w:w="2188" w:type="dxa"/>
+            <w:tcBorders>
+              <w:top w:val="single" w:sz="2" w:space="0" w:color="000000"/>
+              <w:right w:val="single" w:sz="12" w:space="0" w:color="000000"/>
             </w:tcBorders>
             <w:shd w:val="clear" w:color="auto" w:fill="F2F2F2" w:themeFill="background1" w:themeFillShade="F2"/>
             <w:tcMar>
@@ -4679,7 +4690,7 @@
           <w:tcPr>
             <w:tcW w:w="2310" w:type="dxa"/>
             <w:tcBorders>
-              <w:left w:val="single" w:color="000000" w:themeColor="text1" w:sz="12" w:space="0"/>
+              <w:left w:val="single" w:sz="12" w:space="0" w:color="000000"/>
             </w:tcBorders>
             <w:tcMar>
               <w:top w:w="57" w:type="dxa"/>
@@ -4708,8 +4719,16 @@
             <w:pPr>
               <w:spacing w:after="0"/>
               <w:jc w:val="center"/>
-            </w:pPr>
-            <w:r>
+              <w:rPr>
+                <w:sz w:val="20"/>
+                <w:szCs w:val="20"/>
+              </w:rPr>
+            </w:pPr>
+            <w:r>
+              <w:rPr>
+                <w:sz w:val="20"/>
+                <w:szCs w:val="20"/>
+              </w:rPr>
               <w:t>Maíra Silva Edo</w:t>
             </w:r>
           </w:p>
@@ -4734,7 +4753,7 @@
         </w:tc>
         <w:tc>
           <w:tcPr>
-            <w:tcW w:w="1390" w:type="dxa"/>
+            <w:tcW w:w="1380" w:type="dxa"/>
             <w:tcMar>
               <w:top w:w="57" w:type="dxa"/>
               <w:bottom w:w="57" w:type="dxa"/>
@@ -4752,22 +4771,21 @@
         </w:tc>
         <w:tc>
           <w:tcPr>
-            <w:tcW w:w="2178" w:type="dxa"/>
-            <w:tcBorders>
-              <w:right w:val="single" w:color="000000" w:themeColor="text1" w:sz="12" w:space="0"/>
-            </w:tcBorders>
-            <w:tcMar>
-              <w:top w:w="57" w:type="dxa"/>
-              <w:bottom w:w="57" w:type="dxa"/>
-            </w:tcMar>
-          </w:tcPr>
-          <w:p>
-            <w:pPr>
-              <w:spacing w:after="0"/>
-              <w:jc w:val="center"/>
-            </w:pPr>
-            <w:r>
-              <w:rPr/>
+            <w:tcW w:w="2188" w:type="dxa"/>
+            <w:tcBorders>
+              <w:right w:val="single" w:sz="12" w:space="0" w:color="000000"/>
+            </w:tcBorders>
+            <w:tcMar>
+              <w:top w:w="57" w:type="dxa"/>
+              <w:bottom w:w="57" w:type="dxa"/>
+            </w:tcMar>
+          </w:tcPr>
+          <w:p>
+            <w:pPr>
+              <w:spacing w:after="0"/>
+              <w:jc w:val="center"/>
+            </w:pPr>
+            <w:r>
               <w:t>Realizar os ajustes necessários conforme as sugestões apresentadas pela empresa</w:t>
             </w:r>
           </w:p>
@@ -4781,39 +4799,22 @@
           <w:tcPr>
             <w:tcW w:w="2310" w:type="dxa"/>
             <w:tcBorders>
-              <w:left w:val="single" w:color="000000" w:themeColor="text1" w:sz="12" w:space="0"/>
-            </w:tcBorders>
-            <w:tcMar>
-              <w:top w:w="57" w:type="dxa"/>
-              <w:bottom w:w="57" w:type="dxa"/>
-            </w:tcMar>
-          </w:tcPr>
-          <w:p>
-            <w:pPr>
-              <w:spacing w:after="0" w:line="288" w:lineRule="auto"/>
-              <w:jc w:val="center"/>
-              <w:rPr>
-                <w:rFonts w:ascii="Trebuchet MS" w:hAnsi="Trebuchet MS" w:eastAsia="Trebuchet MS" w:cs="Trebuchet MS"/>
-                <w:noProof w:val="0"/>
-                <w:sz w:val="22"/>
-                <w:szCs w:val="22"/>
-                <w:lang w:val="pt-BR"/>
-              </w:rPr>
-            </w:pPr>
-            <w:r>
-              <w:rPr>
-                <w:rFonts w:ascii="Trebuchet MS" w:hAnsi="Trebuchet MS" w:eastAsia="Trebuchet MS" w:cs="Trebuchet MS"/>
-                <w:b w:val="0"/>
-                <w:bCs w:val="0"/>
-                <w:i w:val="0"/>
-                <w:iCs w:val="0"/>
-                <w:caps w:val="0"/>
-                <w:smallCaps w:val="0"/>
-                <w:noProof w:val="0"/>
-                <w:color w:val="000000" w:themeColor="text1" w:themeTint="FF" w:themeShade="FF"/>
-                <w:sz w:val="22"/>
-                <w:szCs w:val="22"/>
-                <w:lang w:val="pt-BR"/>
+              <w:left w:val="single" w:sz="12" w:space="0" w:color="000000"/>
+            </w:tcBorders>
+            <w:tcMar>
+              <w:top w:w="57" w:type="dxa"/>
+              <w:bottom w:w="57" w:type="dxa"/>
+            </w:tcMar>
+          </w:tcPr>
+          <w:p>
+            <w:pPr>
+              <w:spacing w:after="0"/>
+              <w:jc w:val="center"/>
+            </w:pPr>
+            <w:r>
+              <w:rPr>
+                <w:rFonts w:eastAsia="Trebuchet MS" w:cs="Trebuchet MS"/>
+                <w:color w:val="000000" w:themeColor="text1"/>
               </w:rPr>
               <w:t>Desenvolver melhorias de código</w:t>
             </w:r>
@@ -4831,12 +4832,36 @@
             <w:pPr>
               <w:spacing w:after="0"/>
               <w:jc w:val="center"/>
-            </w:pPr>
-            <w:r>
-              <w:rPr/>
+              <w:rPr>
+                <w:sz w:val="20"/>
+                <w:szCs w:val="20"/>
+              </w:rPr>
+            </w:pPr>
+            <w:r>
+              <w:rPr>
+                <w:sz w:val="20"/>
+                <w:szCs w:val="20"/>
+              </w:rPr>
               <w:t>Larissa de Souza Aguiar</w:t>
             </w:r>
           </w:p>
+          <w:p>
+            <w:pPr>
+              <w:spacing w:after="0"/>
+              <w:jc w:val="center"/>
+              <w:rPr>
+                <w:sz w:val="20"/>
+                <w:szCs w:val="20"/>
+              </w:rPr>
+            </w:pPr>
+            <w:r>
+              <w:rPr>
+                <w:sz w:val="20"/>
+                <w:szCs w:val="20"/>
+              </w:rPr>
+              <w:t>Maíra Silva Edo</w:t>
+            </w:r>
+          </w:p>
         </w:tc>
         <w:tc>
           <w:tcPr>
@@ -4858,69 +4883,42 @@
         </w:tc>
         <w:tc>
           <w:tcPr>
-            <w:tcW w:w="1390" w:type="dxa"/>
-            <w:tcMar>
-              <w:top w:w="57" w:type="dxa"/>
-              <w:bottom w:w="57" w:type="dxa"/>
-            </w:tcMar>
-          </w:tcPr>
-          <w:p>
-            <w:pPr>
-              <w:pStyle w:val="Normal"/>
-              <w:suppressLineNumbers w:val="0"/>
-              <w:bidi w:val="0"/>
-              <w:spacing w:before="0" w:beforeAutospacing="off" w:after="0" w:afterAutospacing="off" w:line="288" w:lineRule="auto"/>
-              <w:ind w:left="0" w:right="0"/>
-              <w:jc w:val="center"/>
-            </w:pPr>
-            <w:r>
-              <w:rPr/>
-              <w:t>09</w:t>
-            </w:r>
-            <w:r>
-              <w:rPr/>
-              <w:t>/10/2026</w:t>
-            </w:r>
-          </w:p>
-        </w:tc>
-        <w:tc>
-          <w:tcPr>
-            <w:tcW w:w="2178" w:type="dxa"/>
-            <w:tcBorders>
-              <w:right w:val="single" w:color="000000" w:themeColor="text1" w:sz="12" w:space="0"/>
-            </w:tcBorders>
-            <w:tcMar>
-              <w:top w:w="57" w:type="dxa"/>
-              <w:bottom w:w="57" w:type="dxa"/>
-            </w:tcMar>
-          </w:tcPr>
-          <w:p>
-            <w:pPr>
-              <w:spacing w:before="0" w:beforeAutospacing="off" w:after="0" w:afterAutospacing="off" w:line="288" w:lineRule="auto"/>
-              <w:ind w:left="0" w:right="0"/>
-              <w:jc w:val="center"/>
-              <w:rPr>
-                <w:rFonts w:ascii="Trebuchet MS" w:hAnsi="Trebuchet MS" w:eastAsia="Trebuchet MS" w:cs="Trebuchet MS"/>
-                <w:noProof w:val="0"/>
-                <w:sz w:val="22"/>
-                <w:szCs w:val="22"/>
-                <w:lang w:val="pt-BR"/>
-              </w:rPr>
-            </w:pPr>
-            <w:r>
-              <w:rPr>
-                <w:rFonts w:ascii="Trebuchet MS" w:hAnsi="Trebuchet MS" w:eastAsia="Trebuchet MS" w:cs="Trebuchet MS"/>
-                <w:b w:val="0"/>
-                <w:bCs w:val="0"/>
-                <w:i w:val="0"/>
-                <w:iCs w:val="0"/>
-                <w:caps w:val="0"/>
-                <w:smallCaps w:val="0"/>
-                <w:noProof w:val="0"/>
-                <w:color w:val="000000" w:themeColor="text1" w:themeTint="FF" w:themeShade="FF"/>
-                <w:sz w:val="22"/>
-                <w:szCs w:val="22"/>
-                <w:lang w:val="pt-BR"/>
+            <w:tcW w:w="1380" w:type="dxa"/>
+            <w:tcMar>
+              <w:top w:w="57" w:type="dxa"/>
+              <w:bottom w:w="57" w:type="dxa"/>
+            </w:tcMar>
+          </w:tcPr>
+          <w:p>
+            <w:pPr>
+              <w:spacing w:after="0"/>
+              <w:jc w:val="center"/>
+            </w:pPr>
+            <w:r>
+              <w:t>18/10/2026</w:t>
+            </w:r>
+          </w:p>
+        </w:tc>
+        <w:tc>
+          <w:tcPr>
+            <w:tcW w:w="2188" w:type="dxa"/>
+            <w:tcBorders>
+              <w:right w:val="single" w:sz="12" w:space="0" w:color="000000"/>
+            </w:tcBorders>
+            <w:tcMar>
+              <w:top w:w="57" w:type="dxa"/>
+              <w:bottom w:w="57" w:type="dxa"/>
+            </w:tcMar>
+          </w:tcPr>
+          <w:p>
+            <w:pPr>
+              <w:spacing w:after="0"/>
+              <w:jc w:val="center"/>
+            </w:pPr>
+            <w:r>
+              <w:rPr>
+                <w:rFonts w:eastAsia="Trebuchet MS" w:cs="Trebuchet MS"/>
+                <w:color w:val="000000" w:themeColor="text1"/>
               </w:rPr>
               <w:t>Aprimorar a estrutura do código, buscando melhor organização, qualidade e facilitar a manutenção futura</w:t>
             </w:r>
@@ -4935,19 +4933,20 @@
           <w:tcPr>
             <w:tcW w:w="2310" w:type="dxa"/>
             <w:tcBorders>
-              <w:left w:val="single" w:color="000000" w:themeColor="text1" w:sz="12" w:space="0"/>
-            </w:tcBorders>
-            <w:tcMar>
-              <w:top w:w="57" w:type="dxa"/>
-              <w:bottom w:w="57" w:type="dxa"/>
-            </w:tcMar>
-          </w:tcPr>
-          <w:p>
-            <w:pPr>
-              <w:spacing w:after="0"/>
-              <w:jc w:val="center"/>
-            </w:pPr>
-            <w:r>
+              <w:left w:val="single" w:sz="12" w:space="0" w:color="000000"/>
+            </w:tcBorders>
+            <w:tcMar>
+              <w:top w:w="57" w:type="dxa"/>
+              <w:bottom w:w="57" w:type="dxa"/>
+            </w:tcMar>
+          </w:tcPr>
+          <w:p>
+            <w:pPr>
+              <w:spacing w:after="0"/>
+              <w:jc w:val="center"/>
+            </w:pPr>
+            <w:r>
+              <w:lastRenderedPageBreak/>
               <w:t>Melhorar interface do sistema</w:t>
             </w:r>
           </w:p>
@@ -4964,8 +4963,16 @@
             <w:pPr>
               <w:spacing w:after="0"/>
               <w:jc w:val="center"/>
-            </w:pPr>
-            <w:r>
+              <w:rPr>
+                <w:sz w:val="20"/>
+                <w:szCs w:val="20"/>
+              </w:rPr>
+            </w:pPr>
+            <w:r>
+              <w:rPr>
+                <w:sz w:val="20"/>
+                <w:szCs w:val="20"/>
+              </w:rPr>
               <w:t>André Schiavone</w:t>
             </w:r>
           </w:p>
@@ -4973,11 +4980,36 @@
             <w:pPr>
               <w:spacing w:after="0"/>
               <w:jc w:val="center"/>
-            </w:pPr>
-            <w:r>
+              <w:rPr>
+                <w:sz w:val="20"/>
+                <w:szCs w:val="20"/>
+              </w:rPr>
+            </w:pPr>
+            <w:r>
+              <w:rPr>
+                <w:sz w:val="20"/>
+                <w:szCs w:val="20"/>
+              </w:rPr>
               <w:t>Nanete</w:t>
             </w:r>
           </w:p>
+          <w:p>
+            <w:pPr>
+              <w:spacing w:after="0"/>
+              <w:jc w:val="center"/>
+              <w:rPr>
+                <w:sz w:val="20"/>
+                <w:szCs w:val="20"/>
+              </w:rPr>
+            </w:pPr>
+            <w:r>
+              <w:rPr>
+                <w:sz w:val="20"/>
+                <w:szCs w:val="20"/>
+              </w:rPr>
+              <w:t>Maíra Silva Edo</w:t>
+            </w:r>
+          </w:p>
         </w:tc>
         <w:tc>
           <w:tcPr>
@@ -4999,7 +5031,7 @@
         </w:tc>
         <w:tc>
           <w:tcPr>
-            <w:tcW w:w="1390" w:type="dxa"/>
+            <w:tcW w:w="1380" w:type="dxa"/>
             <w:tcMar>
               <w:top w:w="57" w:type="dxa"/>
               <w:bottom w:w="57" w:type="dxa"/>
@@ -5017,22 +5049,21 @@
         </w:tc>
         <w:tc>
           <w:tcPr>
-            <w:tcW w:w="2178" w:type="dxa"/>
-            <w:tcBorders>
-              <w:right w:val="single" w:color="000000" w:themeColor="text1" w:sz="12" w:space="0"/>
-            </w:tcBorders>
-            <w:tcMar>
-              <w:top w:w="57" w:type="dxa"/>
-              <w:bottom w:w="57" w:type="dxa"/>
-            </w:tcMar>
-          </w:tcPr>
-          <w:p>
-            <w:pPr>
-              <w:spacing w:after="0"/>
-              <w:jc w:val="center"/>
-            </w:pPr>
-            <w:r>
-              <w:rPr/>
+            <w:tcW w:w="2188" w:type="dxa"/>
+            <w:tcBorders>
+              <w:right w:val="single" w:sz="12" w:space="0" w:color="000000"/>
+            </w:tcBorders>
+            <w:tcMar>
+              <w:top w:w="57" w:type="dxa"/>
+              <w:bottom w:w="57" w:type="dxa"/>
+            </w:tcMar>
+          </w:tcPr>
+          <w:p>
+            <w:pPr>
+              <w:spacing w:after="0"/>
+              <w:jc w:val="center"/>
+            </w:pPr>
+            <w:r>
               <w:t>Aprimorar a interface, buscando melhorar a usabilidade e a experiência dos usuários</w:t>
             </w:r>
           </w:p>
@@ -5046,40 +5077,19 @@
           <w:tcPr>
             <w:tcW w:w="2310" w:type="dxa"/>
             <w:tcBorders>
-              <w:left w:val="single" w:color="000000" w:themeColor="text1" w:sz="12" w:space="0"/>
-            </w:tcBorders>
-            <w:tcMar>
-              <w:top w:w="57" w:type="dxa"/>
-              <w:bottom w:w="57" w:type="dxa"/>
-            </w:tcMar>
-          </w:tcPr>
-          <w:p>
-            <w:pPr>
-              <w:spacing w:after="0" w:line="288" w:lineRule="auto"/>
-              <w:jc w:val="center"/>
-              <w:rPr>
-                <w:rFonts w:ascii="Trebuchet MS" w:hAnsi="Trebuchet MS" w:eastAsia="Trebuchet MS" w:cs="Trebuchet MS"/>
-                <w:noProof w:val="0"/>
-                <w:sz w:val="22"/>
-                <w:szCs w:val="22"/>
-                <w:lang w:val="pt-BR"/>
-              </w:rPr>
-            </w:pPr>
-            <w:r>
-              <w:rPr>
-                <w:rFonts w:ascii="Trebuchet MS" w:hAnsi="Trebuchet MS" w:eastAsia="Trebuchet MS" w:cs="Trebuchet MS"/>
-                <w:b w:val="0"/>
-                <w:bCs w:val="0"/>
-                <w:i w:val="0"/>
-                <w:iCs w:val="0"/>
-                <w:caps w:val="0"/>
-                <w:smallCaps w:val="0"/>
-                <w:noProof w:val="0"/>
-                <w:color w:val="000000" w:themeColor="text1" w:themeTint="FF" w:themeShade="FF"/>
-                <w:sz w:val="22"/>
-                <w:szCs w:val="22"/>
-                <w:lang w:val="pt-BR"/>
-              </w:rPr>
+              <w:left w:val="single" w:sz="12" w:space="0" w:color="000000"/>
+            </w:tcBorders>
+            <w:tcMar>
+              <w:top w:w="57" w:type="dxa"/>
+              <w:bottom w:w="57" w:type="dxa"/>
+            </w:tcMar>
+          </w:tcPr>
+          <w:p>
+            <w:pPr>
+              <w:spacing w:after="0"/>
+              <w:jc w:val="center"/>
+            </w:pPr>
+            <w:r>
               <w:t>Realizar testes do sistema e corrigir possíveis erros</w:t>
             </w:r>
           </w:p>
@@ -5096,12 +5106,36 @@
             <w:pPr>
               <w:spacing w:after="0"/>
               <w:jc w:val="center"/>
-            </w:pPr>
-            <w:r>
-              <w:rPr/>
+              <w:rPr>
+                <w:sz w:val="20"/>
+                <w:szCs w:val="20"/>
+              </w:rPr>
+            </w:pPr>
+            <w:r>
+              <w:rPr>
+                <w:sz w:val="20"/>
+                <w:szCs w:val="20"/>
+              </w:rPr>
               <w:t>Larissa de Souza Aguiar</w:t>
             </w:r>
           </w:p>
+          <w:p>
+            <w:pPr>
+              <w:spacing w:after="0"/>
+              <w:jc w:val="center"/>
+              <w:rPr>
+                <w:sz w:val="20"/>
+                <w:szCs w:val="20"/>
+              </w:rPr>
+            </w:pPr>
+            <w:r>
+              <w:rPr>
+                <w:sz w:val="20"/>
+                <w:szCs w:val="20"/>
+              </w:rPr>
+              <w:t>Maíra Silva Edo</w:t>
+            </w:r>
+          </w:p>
         </w:tc>
         <w:tc>
           <w:tcPr>
@@ -5113,87 +5147,52 @@
           </w:tcPr>
           <w:p>
             <w:pPr>
-              <w:pStyle w:val="Normal"/>
-              <w:suppressLineNumbers w:val="0"/>
-              <w:bidi w:val="0"/>
-              <w:spacing w:before="0" w:beforeAutospacing="off" w:after="0" w:afterAutospacing="off" w:line="288" w:lineRule="auto"/>
-              <w:ind w:left="0" w:right="0"/>
-              <w:jc w:val="center"/>
-            </w:pPr>
-            <w:r>
-              <w:rPr/>
-              <w:t>10</w:t>
-            </w:r>
-            <w:r>
-              <w:rPr/>
-              <w:t>/10/2026</w:t>
-            </w:r>
-          </w:p>
-        </w:tc>
-        <w:tc>
-          <w:tcPr>
-            <w:tcW w:w="1390" w:type="dxa"/>
-            <w:tcMar>
-              <w:top w:w="57" w:type="dxa"/>
-              <w:bottom w:w="57" w:type="dxa"/>
-            </w:tcMar>
-          </w:tcPr>
-          <w:p>
-            <w:pPr>
-              <w:pStyle w:val="Normal"/>
-              <w:suppressLineNumbers w:val="0"/>
-              <w:bidi w:val="0"/>
-              <w:spacing w:before="0" w:beforeAutospacing="off" w:after="0" w:afterAutospacing="off" w:line="288" w:lineRule="auto"/>
-              <w:ind w:left="0" w:right="0"/>
-              <w:jc w:val="center"/>
-            </w:pPr>
-            <w:r>
-              <w:rPr/>
-              <w:t>19</w:t>
-            </w:r>
-            <w:r>
-              <w:rPr/>
-              <w:t>/10/2026</w:t>
-            </w:r>
-          </w:p>
-        </w:tc>
-        <w:tc>
-          <w:tcPr>
-            <w:tcW w:w="2178" w:type="dxa"/>
-            <w:tcBorders>
-              <w:right w:val="single" w:color="000000" w:themeColor="text1" w:sz="12" w:space="0"/>
-            </w:tcBorders>
-            <w:tcMar>
-              <w:top w:w="57" w:type="dxa"/>
-              <w:bottom w:w="57" w:type="dxa"/>
-            </w:tcMar>
-          </w:tcPr>
-          <w:p>
-            <w:pPr>
-              <w:spacing w:after="0" w:line="288" w:lineRule="auto"/>
-              <w:jc w:val="center"/>
-              <w:rPr>
-                <w:rFonts w:ascii="Trebuchet MS" w:hAnsi="Trebuchet MS" w:eastAsia="Trebuchet MS" w:cs="Trebuchet MS"/>
-                <w:noProof w:val="0"/>
-                <w:sz w:val="22"/>
-                <w:szCs w:val="22"/>
-                <w:lang w:val="pt-BR"/>
-              </w:rPr>
-            </w:pPr>
-            <w:r>
-              <w:rPr>
-                <w:rFonts w:ascii="Trebuchet MS" w:hAnsi="Trebuchet MS" w:eastAsia="Trebuchet MS" w:cs="Trebuchet MS"/>
-                <w:b w:val="0"/>
-                <w:bCs w:val="0"/>
-                <w:i w:val="0"/>
-                <w:iCs w:val="0"/>
-                <w:caps w:val="0"/>
-                <w:smallCaps w:val="0"/>
-                <w:noProof w:val="0"/>
-                <w:color w:val="000000" w:themeColor="text1" w:themeTint="FF" w:themeShade="FF"/>
-                <w:sz w:val="22"/>
-                <w:szCs w:val="22"/>
-                <w:lang w:val="pt-BR"/>
+              <w:spacing w:after="0"/>
+              <w:jc w:val="center"/>
+            </w:pPr>
+            <w:r>
+              <w:t>05/10/2026</w:t>
+            </w:r>
+          </w:p>
+        </w:tc>
+        <w:tc>
+          <w:tcPr>
+            <w:tcW w:w="1380" w:type="dxa"/>
+            <w:tcMar>
+              <w:top w:w="57" w:type="dxa"/>
+              <w:bottom w:w="57" w:type="dxa"/>
+            </w:tcMar>
+          </w:tcPr>
+          <w:p>
+            <w:pPr>
+              <w:spacing w:after="0"/>
+              <w:jc w:val="center"/>
+            </w:pPr>
+            <w:r>
+              <w:t>18/10/2026</w:t>
+            </w:r>
+          </w:p>
+        </w:tc>
+        <w:tc>
+          <w:tcPr>
+            <w:tcW w:w="2188" w:type="dxa"/>
+            <w:tcBorders>
+              <w:right w:val="single" w:sz="12" w:space="0" w:color="000000"/>
+            </w:tcBorders>
+            <w:tcMar>
+              <w:top w:w="57" w:type="dxa"/>
+              <w:bottom w:w="57" w:type="dxa"/>
+            </w:tcMar>
+          </w:tcPr>
+          <w:p>
+            <w:pPr>
+              <w:spacing w:after="0"/>
+              <w:jc w:val="center"/>
+            </w:pPr>
+            <w:r>
+              <w:rPr>
+                <w:rFonts w:eastAsia="Trebuchet MS" w:cs="Trebuchet MS"/>
+                <w:color w:val="000000" w:themeColor="text1"/>
               </w:rPr>
               <w:t>Avaliar o comportamento do sistema e realizar os ajustes necessários para seu correto funcionamento</w:t>
             </w:r>
@@ -5204,7 +5203,7 @@
     <w:p/>
     <w:tbl>
       <w:tblPr>
-        <w:tblStyle w:val="Tabelacomgrade"/>
+        <w:tblStyle w:val="TableGrid"/>
         <w:tblW w:w="8996" w:type="dxa"/>
         <w:tblLayout w:type="fixed"/>
         <w:tblCellMar>
@@ -5231,13 +5230,12 @@
             <w:tcW w:w="8996" w:type="dxa"/>
             <w:gridSpan w:val="5"/>
             <w:tcBorders>
-              <w:top w:val="single" w:color="000000" w:themeColor="text1" w:sz="12" w:space="0"/>
-              <w:left w:val="single" w:color="000000" w:themeColor="text1" w:sz="12" w:space="0"/>
-              <w:bottom w:val="single" w:color="000000" w:themeColor="text1" w:sz="2" w:space="0"/>
-              <w:right w:val="single" w:color="000000" w:themeColor="text1" w:sz="12" w:space="0"/>
+              <w:top w:val="single" w:sz="12" w:space="0" w:color="000000" w:themeColor="text1"/>
+              <w:left w:val="single" w:sz="12" w:space="0" w:color="000000" w:themeColor="text1"/>
+              <w:bottom w:val="single" w:sz="2" w:space="0" w:color="000000" w:themeColor="text1"/>
+              <w:right w:val="single" w:sz="12" w:space="0" w:color="000000" w:themeColor="text1"/>
             </w:tcBorders>
             <w:shd w:val="clear" w:color="auto" w:fill="D9D9D9" w:themeFill="background1" w:themeFillShade="D9"/>
-            <w:tcMar/>
           </w:tcPr>
           <w:p>
             <w:pPr>
@@ -5298,8 +5296,8 @@
           <w:tcPr>
             <w:tcW w:w="2266" w:type="dxa"/>
             <w:tcBorders>
-              <w:top w:val="single" w:color="000000" w:themeColor="text1" w:sz="2" w:space="0"/>
-              <w:left w:val="single" w:color="000000" w:themeColor="text1" w:sz="12" w:space="0"/>
+              <w:top w:val="single" w:sz="2" w:space="0" w:color="000000" w:themeColor="text1"/>
+              <w:left w:val="single" w:sz="12" w:space="0" w:color="000000" w:themeColor="text1"/>
             </w:tcBorders>
             <w:shd w:val="clear" w:color="auto" w:fill="F2F2F2" w:themeFill="background1" w:themeFillShade="F2"/>
             <w:tcMar>
@@ -5321,7 +5319,7 @@
           <w:tcPr>
             <w:tcW w:w="1688" w:type="dxa"/>
             <w:tcBorders>
-              <w:top w:val="single" w:color="000000" w:themeColor="text1" w:sz="2" w:space="0"/>
+              <w:top w:val="single" w:sz="2" w:space="0" w:color="000000" w:themeColor="text1"/>
             </w:tcBorders>
             <w:shd w:val="clear" w:color="auto" w:fill="F2F2F2" w:themeFill="background1" w:themeFillShade="F2"/>
             <w:tcMar>
@@ -5343,7 +5341,7 @@
           <w:tcPr>
             <w:tcW w:w="1405" w:type="dxa"/>
             <w:tcBorders>
-              <w:top w:val="single" w:color="000000" w:themeColor="text1" w:sz="2" w:space="0"/>
+              <w:top w:val="single" w:sz="2" w:space="0" w:color="000000" w:themeColor="text1"/>
             </w:tcBorders>
             <w:shd w:val="clear" w:color="auto" w:fill="F2F2F2" w:themeFill="background1" w:themeFillShade="F2"/>
             <w:tcMar>
@@ -5365,7 +5363,7 @@
           <w:tcPr>
             <w:tcW w:w="1379" w:type="dxa"/>
             <w:tcBorders>
-              <w:top w:val="single" w:color="000000" w:themeColor="text1" w:sz="2" w:space="0"/>
+              <w:top w:val="single" w:sz="2" w:space="0" w:color="000000" w:themeColor="text1"/>
             </w:tcBorders>
             <w:shd w:val="clear" w:color="auto" w:fill="F2F2F2" w:themeFill="background1" w:themeFillShade="F2"/>
             <w:tcMar>
@@ -5387,8 +5385,8 @@
           <w:tcPr>
             <w:tcW w:w="2258" w:type="dxa"/>
             <w:tcBorders>
-              <w:top w:val="single" w:color="000000" w:themeColor="text1" w:sz="2" w:space="0"/>
-              <w:right w:val="single" w:color="000000" w:themeColor="text1" w:sz="12" w:space="0"/>
+              <w:top w:val="single" w:sz="2" w:space="0" w:color="000000" w:themeColor="text1"/>
+              <w:right w:val="single" w:sz="12" w:space="0" w:color="000000" w:themeColor="text1"/>
             </w:tcBorders>
             <w:shd w:val="clear" w:color="auto" w:fill="F2F2F2" w:themeFill="background1" w:themeFillShade="F2"/>
             <w:tcMar>
@@ -5415,21 +5413,20 @@
           <w:tcPr>
             <w:tcW w:w="2266" w:type="dxa"/>
             <w:tcBorders>
-              <w:left w:val="single" w:color="000000" w:themeColor="text1" w:sz="12" w:space="0"/>
-            </w:tcBorders>
-            <w:tcMar>
-              <w:top w:w="57" w:type="dxa"/>
-              <w:bottom w:w="57" w:type="dxa"/>
-            </w:tcMar>
-          </w:tcPr>
-          <w:p>
-            <w:pPr>
-              <w:spacing w:after="0"/>
-              <w:jc w:val="center"/>
-            </w:pPr>
-            <w:r>
-              <w:rPr/>
-              <w:t>Testar todas as funcionalidades do sistema</w:t>
+              <w:left w:val="single" w:sz="12" w:space="0" w:color="000000" w:themeColor="text1"/>
+            </w:tcBorders>
+            <w:tcMar>
+              <w:top w:w="57" w:type="dxa"/>
+              <w:bottom w:w="57" w:type="dxa"/>
+            </w:tcMar>
+          </w:tcPr>
+          <w:p>
+            <w:pPr>
+              <w:spacing w:after="0"/>
+              <w:jc w:val="center"/>
+            </w:pPr>
+            <w:r>
+              <w:t>Testar todas as funcionalidades do sistema e incluir ferramentas de teste</w:t>
             </w:r>
           </w:p>
         </w:tc>
@@ -5445,8 +5442,16 @@
             <w:pPr>
               <w:spacing w:after="0"/>
               <w:jc w:val="center"/>
-            </w:pPr>
-            <w:r>
+              <w:rPr>
+                <w:sz w:val="20"/>
+                <w:szCs w:val="20"/>
+              </w:rPr>
+            </w:pPr>
+            <w:r>
+              <w:rPr>
+                <w:sz w:val="20"/>
+                <w:szCs w:val="20"/>
+              </w:rPr>
               <w:t>Emily Thomaz Lima</w:t>
             </w:r>
           </w:p>
@@ -5491,24 +5496,19 @@
           <w:tcPr>
             <w:tcW w:w="2258" w:type="dxa"/>
             <w:tcBorders>
-              <w:right w:val="single" w:color="000000" w:themeColor="text1" w:sz="12" w:space="0"/>
-            </w:tcBorders>
-            <w:tcMar>
-              <w:top w:w="57" w:type="dxa"/>
-              <w:bottom w:w="57" w:type="dxa"/>
-            </w:tcMar>
-          </w:tcPr>
-          <w:p>
-            <w:pPr>
-              <w:pStyle w:val="Normal"/>
-              <w:suppressLineNumbers w:val="0"/>
-              <w:bidi w:val="0"/>
-              <w:spacing w:before="0" w:beforeAutospacing="off" w:after="0" w:afterAutospacing="off" w:line="288" w:lineRule="auto"/>
-              <w:ind w:left="0" w:right="0"/>
-              <w:jc w:val="center"/>
-            </w:pPr>
-            <w:r>
-              <w:rPr/>
+              <w:right w:val="single" w:sz="12" w:space="0" w:color="000000" w:themeColor="text1"/>
+            </w:tcBorders>
+            <w:tcMar>
+              <w:top w:w="57" w:type="dxa"/>
+              <w:bottom w:w="57" w:type="dxa"/>
+            </w:tcMar>
+          </w:tcPr>
+          <w:p>
+            <w:pPr>
+              <w:spacing w:after="0"/>
+              <w:jc w:val="center"/>
+            </w:pPr>
+            <w:r>
               <w:t>Validar se a solução implementada atende aos requisitos definidos para o projeto</w:t>
             </w:r>
           </w:p>
@@ -5522,7 +5522,7 @@
           <w:tcPr>
             <w:tcW w:w="2266" w:type="dxa"/>
             <w:tcBorders>
-              <w:left w:val="single" w:color="000000" w:themeColor="text1" w:sz="12" w:space="0"/>
+              <w:left w:val="single" w:sz="12" w:space="0" w:color="000000" w:themeColor="text1"/>
             </w:tcBorders>
             <w:tcMar>
               <w:top w:w="57" w:type="dxa"/>
@@ -5551,8 +5551,16 @@
             <w:pPr>
               <w:spacing w:after="0"/>
               <w:jc w:val="center"/>
-            </w:pPr>
-            <w:r>
+              <w:rPr>
+                <w:sz w:val="20"/>
+                <w:szCs w:val="20"/>
+              </w:rPr>
+            </w:pPr>
+            <w:r>
+              <w:rPr>
+                <w:sz w:val="20"/>
+                <w:szCs w:val="20"/>
+              </w:rPr>
               <w:t>Maíra Silva Edo</w:t>
             </w:r>
           </w:p>
@@ -5597,7 +5605,7 @@
           <w:tcPr>
             <w:tcW w:w="2258" w:type="dxa"/>
             <w:tcBorders>
-              <w:right w:val="single" w:color="000000" w:themeColor="text1" w:sz="12" w:space="0"/>
+              <w:right w:val="single" w:sz="12" w:space="0" w:color="000000" w:themeColor="text1"/>
             </w:tcBorders>
             <w:tcMar>
               <w:top w:w="57" w:type="dxa"/>
@@ -5623,7 +5631,7 @@
           <w:tcPr>
             <w:tcW w:w="2266" w:type="dxa"/>
             <w:tcBorders>
-              <w:left w:val="single" w:color="000000" w:themeColor="text1" w:sz="12" w:space="0"/>
+              <w:left w:val="single" w:sz="12" w:space="0" w:color="000000" w:themeColor="text1"/>
             </w:tcBorders>
             <w:tcMar>
               <w:top w:w="57" w:type="dxa"/>
@@ -5652,7 +5660,18 @@
             <w:pPr>
               <w:spacing w:after="0"/>
               <w:jc w:val="center"/>
-            </w:pPr>
+              <w:rPr>
+                <w:sz w:val="20"/>
+                <w:szCs w:val="20"/>
+              </w:rPr>
+            </w:pPr>
+            <w:r>
+              <w:rPr>
+                <w:sz w:val="20"/>
+                <w:szCs w:val="20"/>
+              </w:rPr>
+              <w:t>Maíra Silva Edo</w:t>
+            </w:r>
           </w:p>
         </w:tc>
         <w:tc>
@@ -5695,37 +5714,20 @@
           <w:tcPr>
             <w:tcW w:w="2258" w:type="dxa"/>
             <w:tcBorders>
-              <w:right w:val="single" w:color="000000" w:themeColor="text1" w:sz="12" w:space="0"/>
-            </w:tcBorders>
-            <w:tcMar>
-              <w:top w:w="57" w:type="dxa"/>
-              <w:bottom w:w="57" w:type="dxa"/>
-            </w:tcMar>
-          </w:tcPr>
-          <w:p>
-            <w:pPr>
-              <w:spacing w:after="0"/>
-              <w:jc w:val="center"/>
-            </w:pPr>
-            <w:r>
-              <w:rPr/>
-              <w:t xml:space="preserve">Registrar </w:t>
-            </w:r>
-            <w:r>
-              <w:rPr/>
-              <w:t>os</w:t>
-            </w:r>
-            <w:r>
-              <w:rPr/>
-              <w:t xml:space="preserve"> resultados obtidos </w:t>
-            </w:r>
-            <w:r>
-              <w:rPr/>
-              <w:t>n</w:t>
-            </w:r>
-            <w:r>
-              <w:rPr/>
-              <w:t>o desenvolvimento do projeto</w:t>
+              <w:right w:val="single" w:sz="12" w:space="0" w:color="000000" w:themeColor="text1"/>
+            </w:tcBorders>
+            <w:tcMar>
+              <w:top w:w="57" w:type="dxa"/>
+              <w:bottom w:w="57" w:type="dxa"/>
+            </w:tcMar>
+          </w:tcPr>
+          <w:p>
+            <w:pPr>
+              <w:spacing w:after="0"/>
+              <w:jc w:val="center"/>
+            </w:pPr>
+            <w:r>
+              <w:t>Registrar os resultados obtidos no desenvolvimento do projeto</w:t>
             </w:r>
           </w:p>
         </w:tc>
@@ -5738,19 +5740,20 @@
           <w:tcPr>
             <w:tcW w:w="2266" w:type="dxa"/>
             <w:tcBorders>
-              <w:left w:val="single" w:color="000000" w:themeColor="text1" w:sz="12" w:space="0"/>
-            </w:tcBorders>
-            <w:tcMar>
-              <w:top w:w="57" w:type="dxa"/>
-              <w:bottom w:w="57" w:type="dxa"/>
-            </w:tcMar>
-          </w:tcPr>
-          <w:p>
-            <w:pPr>
-              <w:spacing w:after="0"/>
-              <w:jc w:val="center"/>
-            </w:pPr>
-            <w:r>
+              <w:left w:val="single" w:sz="12" w:space="0" w:color="000000" w:themeColor="text1"/>
+            </w:tcBorders>
+            <w:tcMar>
+              <w:top w:w="57" w:type="dxa"/>
+              <w:bottom w:w="57" w:type="dxa"/>
+            </w:tcMar>
+          </w:tcPr>
+          <w:p>
+            <w:pPr>
+              <w:spacing w:after="0"/>
+              <w:jc w:val="center"/>
+            </w:pPr>
+            <w:r>
+              <w:lastRenderedPageBreak/>
               <w:t>Gravar e editar vídeo de apresentação</w:t>
             </w:r>
           </w:p>
@@ -5767,7 +5770,18 @@
             <w:pPr>
               <w:spacing w:after="0"/>
               <w:jc w:val="center"/>
-            </w:pPr>
+              <w:rPr>
+                <w:sz w:val="20"/>
+                <w:szCs w:val="20"/>
+              </w:rPr>
+            </w:pPr>
+            <w:r>
+              <w:rPr>
+                <w:sz w:val="20"/>
+                <w:szCs w:val="20"/>
+              </w:rPr>
+              <w:t>Diego Lucas de Oliveira</w:t>
+            </w:r>
           </w:p>
         </w:tc>
         <w:tc>
@@ -5810,7 +5824,7 @@
           <w:tcPr>
             <w:tcW w:w="2258" w:type="dxa"/>
             <w:tcBorders>
-              <w:right w:val="single" w:color="000000" w:themeColor="text1" w:sz="12" w:space="0"/>
+              <w:right w:val="single" w:sz="12" w:space="0" w:color="000000" w:themeColor="text1"/>
             </w:tcBorders>
             <w:tcMar>
               <w:top w:w="57" w:type="dxa"/>
@@ -5832,7 +5846,7 @@
     <w:p/>
     <w:tbl>
       <w:tblPr>
-        <w:tblStyle w:val="Tabelacomgrade"/>
+        <w:tblStyle w:val="TableGrid"/>
         <w:tblW w:w="8996" w:type="dxa"/>
         <w:tblLayout w:type="fixed"/>
         <w:tblCellMar>
@@ -5842,8 +5856,8 @@
         <w:tblLook w:val="04A0" w:firstRow="1" w:lastRow="0" w:firstColumn="1" w:lastColumn="0" w:noHBand="0" w:noVBand="1"/>
       </w:tblPr>
       <w:tblGrid>
-        <w:gridCol w:w="2222"/>
-        <w:gridCol w:w="1711"/>
+        <w:gridCol w:w="1686"/>
+        <w:gridCol w:w="2247"/>
         <w:gridCol w:w="1407"/>
         <w:gridCol w:w="1380"/>
         <w:gridCol w:w="2276"/>
@@ -5859,13 +5873,12 @@
             <w:tcW w:w="8996" w:type="dxa"/>
             <w:gridSpan w:val="5"/>
             <w:tcBorders>
-              <w:top w:val="single" w:color="000000" w:themeColor="text1" w:sz="12" w:space="0"/>
-              <w:left w:val="single" w:color="000000" w:themeColor="text1" w:sz="12" w:space="0"/>
-              <w:bottom w:val="single" w:color="000000" w:themeColor="text1" w:sz="2" w:space="0"/>
-              <w:right w:val="single" w:color="000000" w:themeColor="text1" w:sz="12" w:space="0"/>
+              <w:top w:val="single" w:sz="12" w:space="0" w:color="000000" w:themeColor="text1"/>
+              <w:left w:val="single" w:sz="12" w:space="0" w:color="000000" w:themeColor="text1"/>
+              <w:bottom w:val="single" w:sz="2" w:space="0" w:color="000000" w:themeColor="text1"/>
+              <w:right w:val="single" w:sz="12" w:space="0" w:color="000000" w:themeColor="text1"/>
             </w:tcBorders>
             <w:shd w:val="clear" w:color="auto" w:fill="D9D9D9" w:themeFill="background1" w:themeFillShade="D9"/>
-            <w:tcMar/>
           </w:tcPr>
           <w:p>
             <w:pPr>
@@ -5875,6 +5888,7 @@
                 <w:bCs/>
                 <w:sz w:val="28"/>
                 <w:szCs w:val="28"/>
+                <w:u w:val="single"/>
               </w:rPr>
             </w:pPr>
             <w:r>
@@ -5884,7 +5898,6 @@
                 <w:sz w:val="28"/>
                 <w:szCs w:val="28"/>
               </w:rPr>
-              <w:lastRenderedPageBreak/>
               <w:t>Quinzena 7</w:t>
             </w:r>
           </w:p>
@@ -5925,10 +5938,10 @@
         </w:trPr>
         <w:tc>
           <w:tcPr>
-            <w:tcW w:w="2222" w:type="dxa"/>
-            <w:tcBorders>
-              <w:top w:val="single" w:color="000000" w:themeColor="text1" w:sz="2" w:space="0"/>
-              <w:left w:val="single" w:color="000000" w:themeColor="text1" w:sz="12" w:space="0"/>
+            <w:tcW w:w="1686" w:type="dxa"/>
+            <w:tcBorders>
+              <w:top w:val="single" w:sz="2" w:space="0" w:color="000000" w:themeColor="text1"/>
+              <w:left w:val="single" w:sz="12" w:space="0" w:color="000000" w:themeColor="text1"/>
             </w:tcBorders>
             <w:shd w:val="clear" w:color="auto" w:fill="F2F2F2" w:themeFill="background1" w:themeFillShade="F2"/>
             <w:tcMar>
@@ -5948,9 +5961,9 @@
         </w:tc>
         <w:tc>
           <w:tcPr>
-            <w:tcW w:w="1711" w:type="dxa"/>
-            <w:tcBorders>
-              <w:top w:val="single" w:color="000000" w:themeColor="text1" w:sz="2" w:space="0"/>
+            <w:tcW w:w="2247" w:type="dxa"/>
+            <w:tcBorders>
+              <w:top w:val="single" w:sz="2" w:space="0" w:color="000000" w:themeColor="text1"/>
             </w:tcBorders>
             <w:shd w:val="clear" w:color="auto" w:fill="F2F2F2" w:themeFill="background1" w:themeFillShade="F2"/>
             <w:tcMar>
@@ -5972,7 +5985,7 @@
           <w:tcPr>
             <w:tcW w:w="1407" w:type="dxa"/>
             <w:tcBorders>
-              <w:top w:val="single" w:color="000000" w:themeColor="text1" w:sz="2" w:space="0"/>
+              <w:top w:val="single" w:sz="2" w:space="0" w:color="000000" w:themeColor="text1"/>
             </w:tcBorders>
             <w:shd w:val="clear" w:color="auto" w:fill="F2F2F2" w:themeFill="background1" w:themeFillShade="F2"/>
             <w:tcMar>
@@ -5994,7 +6007,7 @@
           <w:tcPr>
             <w:tcW w:w="1380" w:type="dxa"/>
             <w:tcBorders>
-              <w:top w:val="single" w:color="000000" w:themeColor="text1" w:sz="2" w:space="0"/>
+              <w:top w:val="single" w:sz="2" w:space="0" w:color="000000" w:themeColor="text1"/>
             </w:tcBorders>
             <w:shd w:val="clear" w:color="auto" w:fill="F2F2F2" w:themeFill="background1" w:themeFillShade="F2"/>
             <w:tcMar>
@@ -6016,8 +6029,8 @@
           <w:tcPr>
             <w:tcW w:w="2276" w:type="dxa"/>
             <w:tcBorders>
-              <w:top w:val="single" w:color="000000" w:themeColor="text1" w:sz="2" w:space="0"/>
-              <w:right w:val="single" w:color="000000" w:themeColor="text1" w:sz="12" w:space="0"/>
+              <w:top w:val="single" w:sz="2" w:space="0" w:color="000000" w:themeColor="text1"/>
+              <w:right w:val="single" w:sz="12" w:space="0" w:color="000000" w:themeColor="text1"/>
             </w:tcBorders>
             <w:shd w:val="clear" w:color="auto" w:fill="F2F2F2" w:themeFill="background1" w:themeFillShade="F2"/>
             <w:tcMar>
@@ -6042,9 +6055,9 @@
         </w:trPr>
         <w:tc>
           <w:tcPr>
-            <w:tcW w:w="2222" w:type="dxa"/>
-            <w:tcBorders>
-              <w:left w:val="single" w:color="000000" w:themeColor="text1" w:sz="12" w:space="0"/>
+            <w:tcW w:w="1686" w:type="dxa"/>
+            <w:tcBorders>
+              <w:left w:val="single" w:sz="12" w:space="0" w:color="000000" w:themeColor="text1"/>
             </w:tcBorders>
             <w:tcMar>
               <w:top w:w="57" w:type="dxa"/>
@@ -6063,18 +6076,26 @@
         </w:tc>
         <w:tc>
           <w:tcPr>
-            <w:tcW w:w="1711" w:type="dxa"/>
-            <w:tcMar>
-              <w:top w:w="57" w:type="dxa"/>
-              <w:bottom w:w="57" w:type="dxa"/>
-            </w:tcMar>
-          </w:tcPr>
-          <w:p>
-            <w:pPr>
-              <w:spacing w:after="0"/>
-              <w:jc w:val="center"/>
-            </w:pPr>
-            <w:r>
+            <w:tcW w:w="2247" w:type="dxa"/>
+            <w:tcMar>
+              <w:top w:w="57" w:type="dxa"/>
+              <w:bottom w:w="57" w:type="dxa"/>
+            </w:tcMar>
+          </w:tcPr>
+          <w:p>
+            <w:pPr>
+              <w:spacing w:after="0"/>
+              <w:jc w:val="center"/>
+              <w:rPr>
+                <w:sz w:val="20"/>
+                <w:szCs w:val="20"/>
+              </w:rPr>
+            </w:pPr>
+            <w:r>
+              <w:rPr>
+                <w:sz w:val="20"/>
+                <w:szCs w:val="20"/>
+              </w:rPr>
               <w:t>Maíra Silva Edo</w:t>
             </w:r>
           </w:p>
@@ -6119,7 +6140,7 @@
           <w:tcPr>
             <w:tcW w:w="2276" w:type="dxa"/>
             <w:tcBorders>
-              <w:right w:val="single" w:color="000000" w:themeColor="text1" w:sz="12" w:space="0"/>
+              <w:right w:val="single" w:sz="12" w:space="0" w:color="000000" w:themeColor="text1"/>
             </w:tcBorders>
             <w:tcMar>
               <w:top w:w="57" w:type="dxa"/>
@@ -6143,9 +6164,9 @@
         </w:trPr>
         <w:tc>
           <w:tcPr>
-            <w:tcW w:w="2222" w:type="dxa"/>
-            <w:tcBorders>
-              <w:left w:val="single" w:color="000000" w:themeColor="text1" w:sz="12" w:space="0"/>
+            <w:tcW w:w="1686" w:type="dxa"/>
+            <w:tcBorders>
+              <w:left w:val="single" w:sz="12" w:space="0" w:color="000000" w:themeColor="text1"/>
             </w:tcBorders>
             <w:tcMar>
               <w:top w:w="57" w:type="dxa"/>
@@ -6164,22 +6185,46 @@
         </w:tc>
         <w:tc>
           <w:tcPr>
-            <w:tcW w:w="1711" w:type="dxa"/>
-            <w:tcMar>
-              <w:top w:w="57" w:type="dxa"/>
-              <w:bottom w:w="57" w:type="dxa"/>
-            </w:tcMar>
-          </w:tcPr>
-          <w:p>
-            <w:pPr>
-              <w:spacing w:after="0"/>
-              <w:jc w:val="center"/>
-            </w:pPr>
-            <w:r>
-              <w:rPr/>
+            <w:tcW w:w="2247" w:type="dxa"/>
+            <w:tcMar>
+              <w:top w:w="57" w:type="dxa"/>
+              <w:bottom w:w="57" w:type="dxa"/>
+            </w:tcMar>
+          </w:tcPr>
+          <w:p>
+            <w:pPr>
+              <w:spacing w:after="0"/>
+              <w:jc w:val="center"/>
+              <w:rPr>
+                <w:sz w:val="18"/>
+                <w:szCs w:val="18"/>
+              </w:rPr>
+            </w:pPr>
+            <w:r>
+              <w:rPr>
+                <w:sz w:val="20"/>
+                <w:szCs w:val="20"/>
+              </w:rPr>
               <w:t>Larissa de Souza Aguiar</w:t>
             </w:r>
           </w:p>
+          <w:p>
+            <w:pPr>
+              <w:spacing w:after="0"/>
+              <w:jc w:val="center"/>
+              <w:rPr>
+                <w:sz w:val="20"/>
+                <w:szCs w:val="20"/>
+              </w:rPr>
+            </w:pPr>
+            <w:r>
+              <w:rPr>
+                <w:sz w:val="20"/>
+                <w:szCs w:val="20"/>
+              </w:rPr>
+              <w:t>Maíra Silva Edo</w:t>
+            </w:r>
+          </w:p>
         </w:tc>
         <w:tc>
           <w:tcPr>
@@ -6221,7 +6266,7 @@
           <w:tcPr>
             <w:tcW w:w="2276" w:type="dxa"/>
             <w:tcBorders>
-              <w:right w:val="single" w:color="000000" w:themeColor="text1" w:sz="12" w:space="0"/>
+              <w:right w:val="single" w:sz="12" w:space="0" w:color="000000" w:themeColor="text1"/>
             </w:tcBorders>
             <w:tcMar>
               <w:top w:w="57" w:type="dxa"/>
@@ -6245,9 +6290,9 @@
         </w:trPr>
         <w:tc>
           <w:tcPr>
-            <w:tcW w:w="2222" w:type="dxa"/>
-            <w:tcBorders>
-              <w:left w:val="single" w:color="000000" w:themeColor="text1" w:sz="12" w:space="0"/>
+            <w:tcW w:w="1686" w:type="dxa"/>
+            <w:tcBorders>
+              <w:left w:val="single" w:sz="12" w:space="0" w:color="000000" w:themeColor="text1"/>
             </w:tcBorders>
             <w:tcMar>
               <w:top w:w="57" w:type="dxa"/>
@@ -6266,18 +6311,26 @@
         </w:tc>
         <w:tc>
           <w:tcPr>
-            <w:tcW w:w="1711" w:type="dxa"/>
-            <w:tcMar>
-              <w:top w:w="57" w:type="dxa"/>
-              <w:bottom w:w="57" w:type="dxa"/>
-            </w:tcMar>
-          </w:tcPr>
-          <w:p>
-            <w:pPr>
-              <w:spacing w:after="0"/>
-              <w:jc w:val="center"/>
-            </w:pPr>
-            <w:r>
+            <w:tcW w:w="2247" w:type="dxa"/>
+            <w:tcMar>
+              <w:top w:w="57" w:type="dxa"/>
+              <w:bottom w:w="57" w:type="dxa"/>
+            </w:tcMar>
+          </w:tcPr>
+          <w:p>
+            <w:pPr>
+              <w:spacing w:after="0"/>
+              <w:jc w:val="center"/>
+              <w:rPr>
+                <w:sz w:val="20"/>
+                <w:szCs w:val="20"/>
+              </w:rPr>
+            </w:pPr>
+            <w:r>
+              <w:rPr>
+                <w:sz w:val="20"/>
+                <w:szCs w:val="20"/>
+              </w:rPr>
               <w:t>Maíra Silva Edo</w:t>
             </w:r>
           </w:p>
@@ -6322,7 +6375,7 @@
           <w:tcPr>
             <w:tcW w:w="2276" w:type="dxa"/>
             <w:tcBorders>
-              <w:right w:val="single" w:color="000000" w:themeColor="text1" w:sz="12" w:space="0"/>
+              <w:right w:val="single" w:sz="12" w:space="0" w:color="000000" w:themeColor="text1"/>
             </w:tcBorders>
             <w:tcMar>
               <w:top w:w="57" w:type="dxa"/>
@@ -6346,9 +6399,9 @@
         </w:trPr>
         <w:tc>
           <w:tcPr>
-            <w:tcW w:w="2222" w:type="dxa"/>
-            <w:tcBorders>
-              <w:left w:val="single" w:color="000000" w:themeColor="text1" w:sz="12" w:space="0"/>
+            <w:tcW w:w="1686" w:type="dxa"/>
+            <w:tcBorders>
+              <w:left w:val="single" w:sz="12" w:space="0" w:color="000000" w:themeColor="text1"/>
             </w:tcBorders>
             <w:tcMar>
               <w:top w:w="57" w:type="dxa"/>
@@ -6367,18 +6420,26 @@
         </w:tc>
         <w:tc>
           <w:tcPr>
-            <w:tcW w:w="1711" w:type="dxa"/>
-            <w:tcMar>
-              <w:top w:w="57" w:type="dxa"/>
-              <w:bottom w:w="57" w:type="dxa"/>
-            </w:tcMar>
-          </w:tcPr>
-          <w:p>
-            <w:pPr>
-              <w:spacing w:after="0"/>
-              <w:jc w:val="center"/>
-            </w:pPr>
-            <w:r>
+            <w:tcW w:w="2247" w:type="dxa"/>
+            <w:tcMar>
+              <w:top w:w="57" w:type="dxa"/>
+              <w:bottom w:w="57" w:type="dxa"/>
+            </w:tcMar>
+          </w:tcPr>
+          <w:p>
+            <w:pPr>
+              <w:spacing w:after="0"/>
+              <w:jc w:val="center"/>
+              <w:rPr>
+                <w:sz w:val="20"/>
+                <w:szCs w:val="20"/>
+              </w:rPr>
+            </w:pPr>
+            <w:r>
+              <w:rPr>
+                <w:sz w:val="20"/>
+                <w:szCs w:val="20"/>
+              </w:rPr>
               <w:t>Luciano Carneiro</w:t>
             </w:r>
           </w:p>
@@ -6386,10 +6447,32 @@
             <w:pPr>
               <w:spacing w:after="0"/>
               <w:jc w:val="center"/>
-            </w:pPr>
-            <w:r>
+              <w:rPr>
+                <w:sz w:val="20"/>
+                <w:szCs w:val="20"/>
+              </w:rPr>
+            </w:pPr>
+            <w:r>
+              <w:rPr>
+                <w:sz w:val="20"/>
+                <w:szCs w:val="20"/>
+              </w:rPr>
               <w:t>Christofer Vagner Olivares</w:t>
             </w:r>
+            <w:r>
+              <w:rPr>
+                <w:sz w:val="20"/>
+                <w:szCs w:val="20"/>
+              </w:rPr>
+              <w:br/>
+            </w:r>
+            <w:r>
+              <w:rPr>
+                <w:sz w:val="20"/>
+                <w:szCs w:val="20"/>
+              </w:rPr>
+              <w:t>Diego Lucas de Oliveira</w:t>
+            </w:r>
           </w:p>
         </w:tc>
         <w:tc>
@@ -6432,7 +6515,7 @@
           <w:tcPr>
             <w:tcW w:w="2276" w:type="dxa"/>
             <w:tcBorders>
-              <w:right w:val="single" w:color="000000" w:themeColor="text1" w:sz="12" w:space="0"/>
+              <w:right w:val="single" w:sz="12" w:space="0" w:color="000000" w:themeColor="text1"/>
             </w:tcBorders>
             <w:tcMar>
               <w:top w:w="57" w:type="dxa"/>
@@ -6507,7 +6590,7 @@
 <w:ftr xmlns:wpc="http://schemas.microsoft.com/office/word/2010/wordprocessingCanvas" xmlns:cx="http://schemas.microsoft.com/office/drawing/2014/chartex" xmlns:cx1="http://schemas.microsoft.com/office/drawing/2015/9/8/chartex" xmlns:cx2="http://schemas.microsoft.com/office/drawing/2015/10/21/chartex" xmlns:cx3="http://schemas.microsoft.com/office/drawing/2016/5/9/chartex" xmlns:cx4="http://schemas.microsoft.com/office/drawing/2016/5/10/chartex" xmlns:cx5="http://schemas.microsoft.com/office/drawing/2016/5/11/chartex" xmlns:cx6="http://schemas.microsoft.com/office/drawing/2016/5/12/chartex" xmlns:cx7="http://schemas.microsoft.com/office/drawing/2016/5/13/chartex" xmlns:cx8="http://schemas.microsoft.com/office/drawing/2016/5/14/chartex" xmlns:mc="http://schemas.openxmlformats.org/markup-compatibility/2006" xmlns:aink="http://schemas.microsoft.com/office/drawing/2016/ink" xmlns:am3d="http://schemas.microsoft.com/office/drawing/2017/model3d" xmlns:o="urn:schemas-microsoft-com:office:office" xmlns:oel="http://schemas.microsoft.com/office/2019/extlst" xmlns:r="http://schemas.openxmlformats.org/officeDocument/2006/relationships" xmlns:m="http://schemas.openxmlformats.org/officeDocument/2006/math" xmlns:v="urn:schemas-microsoft-com:vml" xmlns:wp14="http://schemas.microsoft.com/office/word/2010/wordprocessingDrawing" xmlns:wp="http://schemas.openxmlformats.org/drawingml/2006/wordprocessingDrawing" xmlns:w10="urn:schemas-microsoft-com:office:word" xmlns:w="http://schemas.openxmlformats.org/wordprocessingml/2006/main" xmlns:w14="http://schemas.microsoft.com/office/word/2010/wordml" xmlns:w15="http://schemas.microsoft.com/office/word/2012/wordml" xmlns:w16cex="http://schemas.microsoft.com/office/word/2018/wordml/cex" xmlns:w16cid="http://schemas.microsoft.com/office/word/2016/wordml/cid" xmlns:w16="http://schemas.microsoft.com/office/word/2018/wordml" xmlns:w16du="http://schemas.microsoft.com/office/word/2023/wordml/word16du" xmlns:w16sdtdh="http://schemas.microsoft.com/office/word/2020/wordml/sdtdatahash" xmlns:w16sdtfl="http://schemas.microsoft.com/office/word/2024/wordml/sdtformatlock" xmlns:w16se="http://schemas.microsoft.com/office/word/2015/wordml/symex" xmlns:wpg="http://schemas.microsoft.com/office/word/2010/wordprocessingGroup" xmlns:wpi="http://schemas.microsoft.com/office/word/2010/wordprocessingInk" xmlns:wne="http://schemas.microsoft.com/office/word/2006/wordml" xmlns:wps="http://schemas.microsoft.com/office/word/2010/wordprocessingShape" mc:Ignorable="w14 w15 w16se w16cid w16 w16cex w16sdtdh w16sdtfl w16du wp14">
   <w:p>
     <w:pPr>
-      <w:pStyle w:val="Rodap"/>
+      <w:pStyle w:val="Footer"/>
     </w:pPr>
   </w:p>
 </w:ftr>
@@ -6533,7 +6616,7 @@
         </w:tcPr>
         <w:p>
           <w:pPr>
-            <w:pStyle w:val="Cabealho"/>
+            <w:pStyle w:val="Header"/>
             <w:ind w:left="-115"/>
           </w:pPr>
         </w:p>
@@ -6544,7 +6627,7 @@
         </w:tcPr>
         <w:p>
           <w:pPr>
-            <w:pStyle w:val="Cabealho"/>
+            <w:pStyle w:val="Header"/>
             <w:jc w:val="center"/>
           </w:pPr>
         </w:p>
@@ -6555,7 +6638,7 @@
         </w:tcPr>
         <w:p>
           <w:pPr>
-            <w:pStyle w:val="Cabealho"/>
+            <w:pStyle w:val="Header"/>
             <w:ind w:right="-115"/>
             <w:jc w:val="right"/>
           </w:pPr>
@@ -6565,7 +6648,7 @@
   </w:tbl>
   <w:p>
     <w:pPr>
-      <w:pStyle w:val="Rodap"/>
+      <w:pStyle w:val="Footer"/>
     </w:pPr>
   </w:p>
 </w:ftr>
@@ -6591,7 +6674,7 @@
         </w:tcPr>
         <w:p>
           <w:pPr>
-            <w:pStyle w:val="Cabealho"/>
+            <w:pStyle w:val="Header"/>
             <w:ind w:left="-115"/>
           </w:pPr>
         </w:p>
@@ -6602,7 +6685,7 @@
         </w:tcPr>
         <w:p>
           <w:pPr>
-            <w:pStyle w:val="Cabealho"/>
+            <w:pStyle w:val="Header"/>
             <w:jc w:val="center"/>
           </w:pPr>
         </w:p>
@@ -6613,7 +6696,7 @@
         </w:tcPr>
         <w:p>
           <w:pPr>
-            <w:pStyle w:val="Cabealho"/>
+            <w:pStyle w:val="Header"/>
             <w:ind w:right="-115"/>
             <w:jc w:val="right"/>
           </w:pPr>
@@ -6623,7 +6706,7 @@
   </w:tbl>
   <w:p>
     <w:pPr>
-      <w:pStyle w:val="Rodap"/>
+      <w:pStyle w:val="Footer"/>
     </w:pPr>
   </w:p>
 </w:ftr>
@@ -6633,7 +6716,7 @@
 <w:ftr xmlns:wpc="http://schemas.microsoft.com/office/word/2010/wordprocessingCanvas" xmlns:cx="http://schemas.microsoft.com/office/drawing/2014/chartex" xmlns:cx1="http://schemas.microsoft.com/office/drawing/2015/9/8/chartex" xmlns:cx2="http://schemas.microsoft.com/office/drawing/2015/10/21/chartex" xmlns:cx3="http://schemas.microsoft.com/office/drawing/2016/5/9/chartex" xmlns:cx4="http://schemas.microsoft.com/office/drawing/2016/5/10/chartex" xmlns:cx5="http://schemas.microsoft.com/office/drawing/2016/5/11/chartex" xmlns:cx6="http://schemas.microsoft.com/office/drawing/2016/5/12/chartex" xmlns:cx7="http://schemas.microsoft.com/office/drawing/2016/5/13/chartex" xmlns:cx8="http://schemas.microsoft.com/office/drawing/2016/5/14/chartex" xmlns:mc="http://schemas.openxmlformats.org/markup-compatibility/2006" xmlns:aink="http://schemas.microsoft.com/office/drawing/2016/ink" xmlns:am3d="http://schemas.microsoft.com/office/drawing/2017/model3d" xmlns:o="urn:schemas-microsoft-com:office:office" xmlns:oel="http://schemas.microsoft.com/office/2019/extlst" xmlns:r="http://schemas.openxmlformats.org/officeDocument/2006/relationships" xmlns:m="http://schemas.openxmlformats.org/officeDocument/2006/math" xmlns:v="urn:schemas-microsoft-com:vml" xmlns:wp14="http://schemas.microsoft.com/office/word/2010/wordprocessingDrawing" xmlns:wp="http://schemas.openxmlformats.org/drawingml/2006/wordprocessingDrawing" xmlns:w10="urn:schemas-microsoft-com:office:word" xmlns:w="http://schemas.openxmlformats.org/wordprocessingml/2006/main" xmlns:w14="http://schemas.microsoft.com/office/word/2010/wordml" xmlns:w15="http://schemas.microsoft.com/office/word/2012/wordml" xmlns:w16cex="http://schemas.microsoft.com/office/word/2018/wordml/cex" xmlns:w16cid="http://schemas.microsoft.com/office/word/2016/wordml/cid" xmlns:w16="http://schemas.microsoft.com/office/word/2018/wordml" xmlns:w16du="http://schemas.microsoft.com/office/word/2023/wordml/word16du" xmlns:w16sdtdh="http://schemas.microsoft.com/office/word/2020/wordml/sdtdatahash" xmlns:w16sdtfl="http://schemas.microsoft.com/office/word/2024/wordml/sdtformatlock" xmlns:w16se="http://schemas.microsoft.com/office/word/2015/wordml/symex" xmlns:wpg="http://schemas.microsoft.com/office/word/2010/wordprocessingGroup" xmlns:wpi="http://schemas.microsoft.com/office/word/2010/wordprocessingInk" xmlns:wne="http://schemas.microsoft.com/office/word/2006/wordml" xmlns:wps="http://schemas.microsoft.com/office/word/2010/wordprocessingShape" mc:Ignorable="w14 w15 w16se w16cid w16 w16cex w16sdtdh w16sdtfl w16du wp14">
   <w:p>
     <w:pPr>
-      <w:pStyle w:val="Rodap"/>
+      <w:pStyle w:val="Footer"/>
     </w:pPr>
   </w:p>
 </w:ftr>
@@ -6659,7 +6742,7 @@
         </w:tcPr>
         <w:p>
           <w:pPr>
-            <w:pStyle w:val="Cabealho"/>
+            <w:pStyle w:val="Header"/>
             <w:ind w:left="-115"/>
           </w:pPr>
         </w:p>
@@ -6670,7 +6753,7 @@
         </w:tcPr>
         <w:p>
           <w:pPr>
-            <w:pStyle w:val="Cabealho"/>
+            <w:pStyle w:val="Header"/>
             <w:jc w:val="center"/>
           </w:pPr>
         </w:p>
@@ -6681,7 +6764,7 @@
         </w:tcPr>
         <w:p>
           <w:pPr>
-            <w:pStyle w:val="Cabealho"/>
+            <w:pStyle w:val="Header"/>
             <w:ind w:right="-115"/>
             <w:jc w:val="right"/>
           </w:pPr>
@@ -6691,7 +6774,7 @@
   </w:tbl>
   <w:p>
     <w:pPr>
-      <w:pStyle w:val="Rodap"/>
+      <w:pStyle w:val="Footer"/>
     </w:pPr>
   </w:p>
 </w:ftr>
@@ -6717,7 +6800,7 @@
         </w:tcPr>
         <w:p>
           <w:pPr>
-            <w:pStyle w:val="Cabealho"/>
+            <w:pStyle w:val="Header"/>
             <w:ind w:left="-115"/>
           </w:pPr>
         </w:p>
@@ -6728,7 +6811,7 @@
         </w:tcPr>
         <w:p>
           <w:pPr>
-            <w:pStyle w:val="Cabealho"/>
+            <w:pStyle w:val="Header"/>
             <w:jc w:val="center"/>
           </w:pPr>
         </w:p>
@@ -6739,7 +6822,7 @@
         </w:tcPr>
         <w:p>
           <w:pPr>
-            <w:pStyle w:val="Cabealho"/>
+            <w:pStyle w:val="Header"/>
             <w:ind w:right="-115"/>
             <w:jc w:val="right"/>
           </w:pPr>
@@ -6749,7 +6832,7 @@
   </w:tbl>
   <w:p>
     <w:pPr>
-      <w:pStyle w:val="Rodap"/>
+      <w:pStyle w:val="Footer"/>
     </w:pPr>
   </w:p>
 </w:ftr>
@@ -6784,18 +6867,18 @@
 <w:hdr xmlns:wpc="http://schemas.microsoft.com/office/word/2010/wordprocessingCanvas" xmlns:cx="http://schemas.microsoft.com/office/drawing/2014/chartex" xmlns:cx1="http://schemas.microsoft.com/office/drawing/2015/9/8/chartex" xmlns:cx2="http://schemas.microsoft.com/office/drawing/2015/10/21/chartex" xmlns:cx3="http://schemas.microsoft.com/office/drawing/2016/5/9/chartex" xmlns:cx4="http://schemas.microsoft.com/office/drawing/2016/5/10/chartex" xmlns:cx5="http://schemas.microsoft.com/office/drawing/2016/5/11/chartex" xmlns:cx6="http://schemas.microsoft.com/office/drawing/2016/5/12/chartex" xmlns:cx7="http://schemas.microsoft.com/office/drawing/2016/5/13/chartex" xmlns:cx8="http://schemas.microsoft.com/office/drawing/2016/5/14/chartex" xmlns:mc="http://schemas.openxmlformats.org/markup-compatibility/2006" xmlns:aink="http://schemas.microsoft.com/office/drawing/2016/ink" xmlns:am3d="http://schemas.microsoft.com/office/drawing/2017/model3d" xmlns:o="urn:schemas-microsoft-com:office:office" xmlns:oel="http://schemas.microsoft.com/office/2019/extlst" xmlns:r="http://schemas.openxmlformats.org/officeDocument/2006/relationships" xmlns:m="http://schemas.openxmlformats.org/officeDocument/2006/math" xmlns:v="urn:schemas-microsoft-com:vml" xmlns:wp14="http://schemas.microsoft.com/office/word/2010/wordprocessingDrawing" xmlns:wp="http://schemas.openxmlformats.org/drawingml/2006/wordprocessingDrawing" xmlns:w10="urn:schemas-microsoft-com:office:word" xmlns:w="http://schemas.openxmlformats.org/wordprocessingml/2006/main" xmlns:w14="http://schemas.microsoft.com/office/word/2010/wordml" xmlns:w15="http://schemas.microsoft.com/office/word/2012/wordml" xmlns:w16cex="http://schemas.microsoft.com/office/word/2018/wordml/cex" xmlns:w16cid="http://schemas.microsoft.com/office/word/2016/wordml/cid" xmlns:w16="http://schemas.microsoft.com/office/word/2018/wordml" xmlns:w16du="http://schemas.microsoft.com/office/word/2023/wordml/word16du" xmlns:w16sdtdh="http://schemas.microsoft.com/office/word/2020/wordml/sdtdatahash" xmlns:w16sdtfl="http://schemas.microsoft.com/office/word/2024/wordml/sdtformatlock" xmlns:w16se="http://schemas.microsoft.com/office/word/2015/wordml/symex" xmlns:wpg="http://schemas.microsoft.com/office/word/2010/wordprocessingGroup" xmlns:wpi="http://schemas.microsoft.com/office/word/2010/wordprocessingInk" xmlns:wne="http://schemas.microsoft.com/office/word/2006/wordml" xmlns:wps="http://schemas.microsoft.com/office/word/2010/wordprocessingShape" mc:Ignorable="w14 w15 w16se w16cid w16 w16cex w16sdtdh w16sdtfl w16du wp14">
   <w:p>
     <w:pPr>
-      <w:pStyle w:val="Cabealho"/>
+      <w:pStyle w:val="Header"/>
     </w:pPr>
   </w:p>
 </w:hdr>
 </file>
 
 <file path=word/header2.xml><?xml version="1.0" encoding="utf-8"?>
-<w:hdr xmlns:wpc="http://schemas.microsoft.com/office/word/2010/wordprocessingCanvas" xmlns:cx="http://schemas.microsoft.com/office/drawing/2014/chartex" xmlns:cx1="http://schemas.microsoft.com/office/drawing/2015/9/8/chartex" xmlns:cx2="http://schemas.microsoft.com/office/drawing/2015/10/21/chartex" xmlns:cx3="http://schemas.microsoft.com/office/drawing/2016/5/9/chartex" xmlns:cx4="http://schemas.microsoft.com/office/drawing/2016/5/10/chartex" xmlns:cx5="http://schemas.microsoft.com/office/drawing/2016/5/11/chartex" xmlns:cx6="http://schemas.microsoft.com/office/drawing/2016/5/12/chartex" xmlns:cx7="http://schemas.microsoft.com/office/drawing/2016/5/13/chartex" xmlns:cx8="http://schemas.microsoft.com/office/drawing/2016/5/14/chartex" xmlns:mc="http://schemas.openxmlformats.org/markup-compatibility/2006" xmlns:aink="http://schemas.microsoft.com/office/drawing/2016/ink" xmlns:am3d="http://schemas.microsoft.com/office/drawing/2017/model3d" xmlns:o="urn:schemas-microsoft-com:office:office" xmlns:oel="http://schemas.microsoft.com/office/2019/extlst" xmlns:r="http://schemas.openxmlformats.org/officeDocument/2006/relationships" xmlns:m="http://schemas.openxmlformats.org/officeDocument/2006/math" xmlns:v="urn:schemas-microsoft-com:vml" xmlns:wp14="http://schemas.microsoft.com/office/word/2010/wordprocessingDrawing" xmlns:wp="http://schemas.openxmlformats.org/drawingml/2006/wordprocessingDrawing" xmlns:w10="urn:schemas-microsoft-com:office:word" xmlns:w="http://schemas.openxmlformats.org/wordprocessingml/2006/main" xmlns:w14="http://schemas.microsoft.com/office/word/2010/wordml" xmlns:w15="http://schemas.microsoft.com/office/word/2012/wordml" xmlns:w16cex="http://schemas.microsoft.com/office/word/2018/wordml/cex" xmlns:w16cid="http://schemas.microsoft.com/office/word/2016/wordml/cid" xmlns:w16="http://schemas.microsoft.com/office/word/2018/wordml" xmlns:w16du="http://schemas.microsoft.com/office/word/2023/wordml/word16du" xmlns:w16sdtdh="http://schemas.microsoft.com/office/word/2020/wordml/sdtdatahash" xmlns:w16sdtfl="http://schemas.microsoft.com/office/word/2024/wordml/sdtformatlock" xmlns:w16se="http://schemas.microsoft.com/office/word/2015/wordml/symex" xmlns:wpg="http://schemas.microsoft.com/office/word/2010/wordprocessingGroup" xmlns:wpi="http://schemas.microsoft.com/office/word/2010/wordprocessingInk" xmlns:wne="http://schemas.microsoft.com/office/word/2006/wordml" xmlns:wps="http://schemas.microsoft.com/office/word/2010/wordprocessingShape" xmlns:a="http://schemas.openxmlformats.org/drawingml/2006/main" xmlns:pic="http://schemas.openxmlformats.org/drawingml/2006/picture" mc:Ignorable="w14 w15 w16se w16cid w16 w16cex w16sdtdh w16sdtfl w16du wp14">
+<w:hdr xmlns:wpc="http://schemas.microsoft.com/office/word/2010/wordprocessingCanvas" xmlns:cx="http://schemas.microsoft.com/office/drawing/2014/chartex" xmlns:cx1="http://schemas.microsoft.com/office/drawing/2015/9/8/chartex" xmlns:cx2="http://schemas.microsoft.com/office/drawing/2015/10/21/chartex" xmlns:cx3="http://schemas.microsoft.com/office/drawing/2016/5/9/chartex" xmlns:cx4="http://schemas.microsoft.com/office/drawing/2016/5/10/chartex" xmlns:cx5="http://schemas.microsoft.com/office/drawing/2016/5/11/chartex" xmlns:cx6="http://schemas.microsoft.com/office/drawing/2016/5/12/chartex" xmlns:cx7="http://schemas.microsoft.com/office/drawing/2016/5/13/chartex" xmlns:cx8="http://schemas.microsoft.com/office/drawing/2016/5/14/chartex" xmlns:mc="http://schemas.openxmlformats.org/markup-compatibility/2006" xmlns:aink="http://schemas.microsoft.com/office/drawing/2016/ink" xmlns:am3d="http://schemas.microsoft.com/office/drawing/2017/model3d" xmlns:o="urn:schemas-microsoft-com:office:office" xmlns:oel="http://schemas.microsoft.com/office/2019/extlst" xmlns:r="http://schemas.openxmlformats.org/officeDocument/2006/relationships" xmlns:m="http://schemas.openxmlformats.org/officeDocument/2006/math" xmlns:v="urn:schemas-microsoft-com:vml" xmlns:wp14="http://schemas.microsoft.com/office/word/2010/wordprocessingDrawing" xmlns:wp="http://schemas.openxmlformats.org/drawingml/2006/wordprocessingDrawing" xmlns:w10="urn:schemas-microsoft-com:office:word" xmlns:w="http://schemas.openxmlformats.org/wordprocessingml/2006/main" xmlns:w14="http://schemas.microsoft.com/office/word/2010/wordml" xmlns:w15="http://schemas.microsoft.com/office/word/2012/wordml" xmlns:w16cex="http://schemas.microsoft.com/office/word/2018/wordml/cex" xmlns:w16cid="http://schemas.microsoft.com/office/word/2016/wordml/cid" xmlns:w16="http://schemas.microsoft.com/office/word/2018/wordml" xmlns:w16du="http://schemas.microsoft.com/office/word/2023/wordml/word16du" xmlns:w16sdtdh="http://schemas.microsoft.com/office/word/2020/wordml/sdtdatahash" xmlns:w16sdtfl="http://schemas.microsoft.com/office/word/2024/wordml/sdtformatlock" xmlns:w16se="http://schemas.microsoft.com/office/word/2015/wordml/symex" xmlns:wpg="http://schemas.microsoft.com/office/word/2010/wordprocessingGroup" xmlns:wpi="http://schemas.microsoft.com/office/word/2010/wordprocessingInk" xmlns:wne="http://schemas.microsoft.com/office/word/2006/wordml" xmlns:wps="http://schemas.microsoft.com/office/word/2010/wordprocessingShape" mc:Ignorable="w14 w15 w16se w16cid w16 w16cex w16sdtdh w16sdtfl w16du wp14">
   <w:p>
     <w:pPr>
       <w:pBdr>
-        <w:right w:val="single" w:color="D13239" w:sz="24" w:space="4"/>
+        <w:right w:val="single" w:sz="24" w:space="4" w:color="D13239"/>
       </w:pBdr>
       <w:spacing w:after="0" w:line="240" w:lineRule="auto"/>
       <w:jc w:val="right"/>
@@ -6866,7 +6949,7 @@
   <w:p>
     <w:pPr>
       <w:pBdr>
-        <w:right w:val="single" w:color="D13239" w:sz="24" w:space="4"/>
+        <w:right w:val="single" w:sz="24" w:space="4" w:color="D13239"/>
       </w:pBdr>
       <w:spacing w:after="0" w:line="240" w:lineRule="auto"/>
       <w:jc w:val="right"/>
@@ -6887,7 +6970,7 @@
   </w:p>
   <w:p>
     <w:pPr>
-      <w:pStyle w:val="Cabealho"/>
+      <w:pStyle w:val="Header"/>
       <w:rPr>
         <w:rFonts w:ascii="Tahoma" w:hAnsi="Tahoma" w:cs="Tahoma"/>
         <w:color w:val="808080"/>
@@ -6905,18 +6988,18 @@
   </w:p>
   <w:p>
     <w:pPr>
-      <w:pStyle w:val="Cabealho"/>
+      <w:pStyle w:val="Header"/>
     </w:pPr>
   </w:p>
 </w:hdr>
 </file>
 
 <file path=word/header3.xml><?xml version="1.0" encoding="utf-8"?>
-<w:hdr xmlns:wpc="http://schemas.microsoft.com/office/word/2010/wordprocessingCanvas" xmlns:cx="http://schemas.microsoft.com/office/drawing/2014/chartex" xmlns:cx1="http://schemas.microsoft.com/office/drawing/2015/9/8/chartex" xmlns:cx2="http://schemas.microsoft.com/office/drawing/2015/10/21/chartex" xmlns:cx3="http://schemas.microsoft.com/office/drawing/2016/5/9/chartex" xmlns:cx4="http://schemas.microsoft.com/office/drawing/2016/5/10/chartex" xmlns:cx5="http://schemas.microsoft.com/office/drawing/2016/5/11/chartex" xmlns:cx6="http://schemas.microsoft.com/office/drawing/2016/5/12/chartex" xmlns:cx7="http://schemas.microsoft.com/office/drawing/2016/5/13/chartex" xmlns:cx8="http://schemas.microsoft.com/office/drawing/2016/5/14/chartex" xmlns:mc="http://schemas.openxmlformats.org/markup-compatibility/2006" xmlns:aink="http://schemas.microsoft.com/office/drawing/2016/ink" xmlns:am3d="http://schemas.microsoft.com/office/drawing/2017/model3d" xmlns:o="urn:schemas-microsoft-com:office:office" xmlns:oel="http://schemas.microsoft.com/office/2019/extlst" xmlns:r="http://schemas.openxmlformats.org/officeDocument/2006/relationships" xmlns:m="http://schemas.openxmlformats.org/officeDocument/2006/math" xmlns:v="urn:schemas-microsoft-com:vml" xmlns:wp14="http://schemas.microsoft.com/office/word/2010/wordprocessingDrawing" xmlns:wp="http://schemas.openxmlformats.org/drawingml/2006/wordprocessingDrawing" xmlns:w10="urn:schemas-microsoft-com:office:word" xmlns:w="http://schemas.openxmlformats.org/wordprocessingml/2006/main" xmlns:w14="http://schemas.microsoft.com/office/word/2010/wordml" xmlns:w15="http://schemas.microsoft.com/office/word/2012/wordml" xmlns:w16cex="http://schemas.microsoft.com/office/word/2018/wordml/cex" xmlns:w16cid="http://schemas.microsoft.com/office/word/2016/wordml/cid" xmlns:w16="http://schemas.microsoft.com/office/word/2018/wordml" xmlns:w16du="http://schemas.microsoft.com/office/word/2023/wordml/word16du" xmlns:w16sdtdh="http://schemas.microsoft.com/office/word/2020/wordml/sdtdatahash" xmlns:w16sdtfl="http://schemas.microsoft.com/office/word/2024/wordml/sdtformatlock" xmlns:w16se="http://schemas.microsoft.com/office/word/2015/wordml/symex" xmlns:wpg="http://schemas.microsoft.com/office/word/2010/wordprocessingGroup" xmlns:wpi="http://schemas.microsoft.com/office/word/2010/wordprocessingInk" xmlns:wne="http://schemas.microsoft.com/office/word/2006/wordml" xmlns:wps="http://schemas.microsoft.com/office/word/2010/wordprocessingShape" xmlns:a="http://schemas.openxmlformats.org/drawingml/2006/main" xmlns:pic="http://schemas.openxmlformats.org/drawingml/2006/picture" mc:Ignorable="w14 w15 w16se w16cid w16 w16cex w16sdtdh w16sdtfl w16du wp14">
+<w:hdr xmlns:wpc="http://schemas.microsoft.com/office/word/2010/wordprocessingCanvas" xmlns:cx="http://schemas.microsoft.com/office/drawing/2014/chartex" xmlns:cx1="http://schemas.microsoft.com/office/drawing/2015/9/8/chartex" xmlns:cx2="http://schemas.microsoft.com/office/drawing/2015/10/21/chartex" xmlns:cx3="http://schemas.microsoft.com/office/drawing/2016/5/9/chartex" xmlns:cx4="http://schemas.microsoft.com/office/drawing/2016/5/10/chartex" xmlns:cx5="http://schemas.microsoft.com/office/drawing/2016/5/11/chartex" xmlns:cx6="http://schemas.microsoft.com/office/drawing/2016/5/12/chartex" xmlns:cx7="http://schemas.microsoft.com/office/drawing/2016/5/13/chartex" xmlns:cx8="http://schemas.microsoft.com/office/drawing/2016/5/14/chartex" xmlns:mc="http://schemas.openxmlformats.org/markup-compatibility/2006" xmlns:aink="http://schemas.microsoft.com/office/drawing/2016/ink" xmlns:am3d="http://schemas.microsoft.com/office/drawing/2017/model3d" xmlns:o="urn:schemas-microsoft-com:office:office" xmlns:oel="http://schemas.microsoft.com/office/2019/extlst" xmlns:r="http://schemas.openxmlformats.org/officeDocument/2006/relationships" xmlns:m="http://schemas.openxmlformats.org/officeDocument/2006/math" xmlns:v="urn:schemas-microsoft-com:vml" xmlns:wp14="http://schemas.microsoft.com/office/word/2010/wordprocessingDrawing" xmlns:wp="http://schemas.openxmlformats.org/drawingml/2006/wordprocessingDrawing" xmlns:w10="urn:schemas-microsoft-com:office:word" xmlns:w="http://schemas.openxmlformats.org/wordprocessingml/2006/main" xmlns:w14="http://schemas.microsoft.com/office/word/2010/wordml" xmlns:w15="http://schemas.microsoft.com/office/word/2012/wordml" xmlns:w16cex="http://schemas.microsoft.com/office/word/2018/wordml/cex" xmlns:w16cid="http://schemas.microsoft.com/office/word/2016/wordml/cid" xmlns:w16="http://schemas.microsoft.com/office/word/2018/wordml" xmlns:w16du="http://schemas.microsoft.com/office/word/2023/wordml/word16du" xmlns:w16sdtdh="http://schemas.microsoft.com/office/word/2020/wordml/sdtdatahash" xmlns:w16sdtfl="http://schemas.microsoft.com/office/word/2024/wordml/sdtformatlock" xmlns:w16se="http://schemas.microsoft.com/office/word/2015/wordml/symex" xmlns:wpg="http://schemas.microsoft.com/office/word/2010/wordprocessingGroup" xmlns:wpi="http://schemas.microsoft.com/office/word/2010/wordprocessingInk" xmlns:wne="http://schemas.microsoft.com/office/word/2006/wordml" xmlns:wps="http://schemas.microsoft.com/office/word/2010/wordprocessingShape" mc:Ignorable="w14 w15 w16se w16cid w16 w16cex w16sdtdh w16sdtfl w16du wp14">
   <w:p>
     <w:pPr>
       <w:pBdr>
-        <w:right w:val="single" w:color="D13239" w:sz="24" w:space="4"/>
+        <w:right w:val="single" w:sz="24" w:space="4" w:color="D13239"/>
       </w:pBdr>
       <w:spacing w:after="0" w:line="240" w:lineRule="auto"/>
       <w:jc w:val="right"/>
@@ -6987,7 +7070,7 @@
   <w:p>
     <w:pPr>
       <w:pBdr>
-        <w:right w:val="single" w:color="D13239" w:sz="24" w:space="4"/>
+        <w:right w:val="single" w:sz="24" w:space="4" w:color="D13239"/>
       </w:pBdr>
       <w:spacing w:after="0" w:line="240" w:lineRule="auto"/>
       <w:jc w:val="right"/>
@@ -7008,7 +7091,7 @@
   </w:p>
   <w:p>
     <w:pPr>
-      <w:pStyle w:val="Cabealho"/>
+      <w:pStyle w:val="Header"/>
       <w:rPr>
         <w:rFonts w:ascii="Tahoma" w:hAnsi="Tahoma" w:cs="Tahoma"/>
         <w:color w:val="808080"/>
@@ -7026,7 +7109,7 @@
   </w:p>
   <w:p>
     <w:pPr>
-      <w:pStyle w:val="Cabealho"/>
+      <w:pStyle w:val="Header"/>
     </w:pPr>
   </w:p>
 </w:hdr>
@@ -7036,18 +7119,18 @@
 <w:hdr xmlns:wpc="http://schemas.microsoft.com/office/word/2010/wordprocessingCanvas" xmlns:cx="http://schemas.microsoft.com/office/drawing/2014/chartex" xmlns:cx1="http://schemas.microsoft.com/office/drawing/2015/9/8/chartex" xmlns:cx2="http://schemas.microsoft.com/office/drawing/2015/10/21/chartex" xmlns:cx3="http://schemas.microsoft.com/office/drawing/2016/5/9/chartex" xmlns:cx4="http://schemas.microsoft.com/office/drawing/2016/5/10/chartex" xmlns:cx5="http://schemas.microsoft.com/office/drawing/2016/5/11/chartex" xmlns:cx6="http://schemas.microsoft.com/office/drawing/2016/5/12/chartex" xmlns:cx7="http://schemas.microsoft.com/office/drawing/2016/5/13/chartex" xmlns:cx8="http://schemas.microsoft.com/office/drawing/2016/5/14/chartex" xmlns:mc="http://schemas.openxmlformats.org/markup-compatibility/2006" xmlns:aink="http://schemas.microsoft.com/office/drawing/2016/ink" xmlns:am3d="http://schemas.microsoft.com/office/drawing/2017/model3d" xmlns:o="urn:schemas-microsoft-com:office:office" xmlns:oel="http://schemas.microsoft.com/office/2019/extlst" xmlns:r="http://schemas.openxmlformats.org/officeDocument/2006/relationships" xmlns:m="http://schemas.openxmlformats.org/officeDocument/2006/math" xmlns:v="urn:schemas-microsoft-com:vml" xmlns:wp14="http://schemas.microsoft.com/office/word/2010/wordprocessingDrawing" xmlns:wp="http://schemas.openxmlformats.org/drawingml/2006/wordprocessingDrawing" xmlns:w10="urn:schemas-microsoft-com:office:word" xmlns:w="http://schemas.openxmlformats.org/wordprocessingml/2006/main" xmlns:w14="http://schemas.microsoft.com/office/word/2010/wordml" xmlns:w15="http://schemas.microsoft.com/office/word/2012/wordml" xmlns:w16cex="http://schemas.microsoft.com/office/word/2018/wordml/cex" xmlns:w16cid="http://schemas.microsoft.com/office/word/2016/wordml/cid" xmlns:w16="http://schemas.microsoft.com/office/word/2018/wordml" xmlns:w16du="http://schemas.microsoft.com/office/word/2023/wordml/word16du" xmlns:w16sdtdh="http://schemas.microsoft.com/office/word/2020/wordml/sdtdatahash" xmlns:w16sdtfl="http://schemas.microsoft.com/office/word/2024/wordml/sdtformatlock" xmlns:w16se="http://schemas.microsoft.com/office/word/2015/wordml/symex" xmlns:wpg="http://schemas.microsoft.com/office/word/2010/wordprocessingGroup" xmlns:wpi="http://schemas.microsoft.com/office/word/2010/wordprocessingInk" xmlns:wne="http://schemas.microsoft.com/office/word/2006/wordml" xmlns:wps="http://schemas.microsoft.com/office/word/2010/wordprocessingShape" mc:Ignorable="w14 w15 w16se w16cid w16 w16cex w16sdtdh w16sdtfl w16du wp14">
   <w:p>
     <w:pPr>
-      <w:pStyle w:val="Cabealho"/>
+      <w:pStyle w:val="Header"/>
     </w:pPr>
   </w:p>
 </w:hdr>
 </file>
 
 <file path=word/header5.xml><?xml version="1.0" encoding="utf-8"?>
-<w:hdr xmlns:wpc="http://schemas.microsoft.com/office/word/2010/wordprocessingCanvas" xmlns:cx="http://schemas.microsoft.com/office/drawing/2014/chartex" xmlns:cx1="http://schemas.microsoft.com/office/drawing/2015/9/8/chartex" xmlns:cx2="http://schemas.microsoft.com/office/drawing/2015/10/21/chartex" xmlns:cx3="http://schemas.microsoft.com/office/drawing/2016/5/9/chartex" xmlns:cx4="http://schemas.microsoft.com/office/drawing/2016/5/10/chartex" xmlns:cx5="http://schemas.microsoft.com/office/drawing/2016/5/11/chartex" xmlns:cx6="http://schemas.microsoft.com/office/drawing/2016/5/12/chartex" xmlns:cx7="http://schemas.microsoft.com/office/drawing/2016/5/13/chartex" xmlns:cx8="http://schemas.microsoft.com/office/drawing/2016/5/14/chartex" xmlns:mc="http://schemas.openxmlformats.org/markup-compatibility/2006" xmlns:aink="http://schemas.microsoft.com/office/drawing/2016/ink" xmlns:am3d="http://schemas.microsoft.com/office/drawing/2017/model3d" xmlns:o="urn:schemas-microsoft-com:office:office" xmlns:oel="http://schemas.microsoft.com/office/2019/extlst" xmlns:r="http://schemas.openxmlformats.org/officeDocument/2006/relationships" xmlns:m="http://schemas.openxmlformats.org/officeDocument/2006/math" xmlns:v="urn:schemas-microsoft-com:vml" xmlns:wp14="http://schemas.microsoft.com/office/word/2010/wordprocessingDrawing" xmlns:wp="http://schemas.openxmlformats.org/drawingml/2006/wordprocessingDrawing" xmlns:w10="urn:schemas-microsoft-com:office:word" xmlns:w="http://schemas.openxmlformats.org/wordprocessingml/2006/main" xmlns:w14="http://schemas.microsoft.com/office/word/2010/wordml" xmlns:w15="http://schemas.microsoft.com/office/word/2012/wordml" xmlns:w16cex="http://schemas.microsoft.com/office/word/2018/wordml/cex" xmlns:w16cid="http://schemas.microsoft.com/office/word/2016/wordml/cid" xmlns:w16="http://schemas.microsoft.com/office/word/2018/wordml" xmlns:w16du="http://schemas.microsoft.com/office/word/2023/wordml/word16du" xmlns:w16sdtdh="http://schemas.microsoft.com/office/word/2020/wordml/sdtdatahash" xmlns:w16sdtfl="http://schemas.microsoft.com/office/word/2024/wordml/sdtformatlock" xmlns:w16se="http://schemas.microsoft.com/office/word/2015/wordml/symex" xmlns:wpg="http://schemas.microsoft.com/office/word/2010/wordprocessingGroup" xmlns:wpi="http://schemas.microsoft.com/office/word/2010/wordprocessingInk" xmlns:wne="http://schemas.microsoft.com/office/word/2006/wordml" xmlns:wps="http://schemas.microsoft.com/office/word/2010/wordprocessingShape" xmlns:a="http://schemas.openxmlformats.org/drawingml/2006/main" xmlns:pic="http://schemas.openxmlformats.org/drawingml/2006/picture" mc:Ignorable="w14 w15 w16se w16cid w16 w16cex w16sdtdh w16sdtfl w16du wp14">
+<w:hdr xmlns:wpc="http://schemas.microsoft.com/office/word/2010/wordprocessingCanvas" xmlns:cx="http://schemas.microsoft.com/office/drawing/2014/chartex" xmlns:cx1="http://schemas.microsoft.com/office/drawing/2015/9/8/chartex" xmlns:cx2="http://schemas.microsoft.com/office/drawing/2015/10/21/chartex" xmlns:cx3="http://schemas.microsoft.com/office/drawing/2016/5/9/chartex" xmlns:cx4="http://schemas.microsoft.com/office/drawing/2016/5/10/chartex" xmlns:cx5="http://schemas.microsoft.com/office/drawing/2016/5/11/chartex" xmlns:cx6="http://schemas.microsoft.com/office/drawing/2016/5/12/chartex" xmlns:cx7="http://schemas.microsoft.com/office/drawing/2016/5/13/chartex" xmlns:cx8="http://schemas.microsoft.com/office/drawing/2016/5/14/chartex" xmlns:mc="http://schemas.openxmlformats.org/markup-compatibility/2006" xmlns:aink="http://schemas.microsoft.com/office/drawing/2016/ink" xmlns:am3d="http://schemas.microsoft.com/office/drawing/2017/model3d" xmlns:o="urn:schemas-microsoft-com:office:office" xmlns:oel="http://schemas.microsoft.com/office/2019/extlst" xmlns:r="http://schemas.openxmlformats.org/officeDocument/2006/relationships" xmlns:m="http://schemas.openxmlformats.org/officeDocument/2006/math" xmlns:v="urn:schemas-microsoft-com:vml" xmlns:wp14="http://schemas.microsoft.com/office/word/2010/wordprocessingDrawing" xmlns:wp="http://schemas.openxmlformats.org/drawingml/2006/wordprocessingDrawing" xmlns:w10="urn:schemas-microsoft-com:office:word" xmlns:w="http://schemas.openxmlformats.org/wordprocessingml/2006/main" xmlns:w14="http://schemas.microsoft.com/office/word/2010/wordml" xmlns:w15="http://schemas.microsoft.com/office/word/2012/wordml" xmlns:w16cex="http://schemas.microsoft.com/office/word/2018/wordml/cex" xmlns:w16cid="http://schemas.microsoft.com/office/word/2016/wordml/cid" xmlns:w16="http://schemas.microsoft.com/office/word/2018/wordml" xmlns:w16du="http://schemas.microsoft.com/office/word/2023/wordml/word16du" xmlns:w16sdtdh="http://schemas.microsoft.com/office/word/2020/wordml/sdtdatahash" xmlns:w16sdtfl="http://schemas.microsoft.com/office/word/2024/wordml/sdtformatlock" xmlns:w16se="http://schemas.microsoft.com/office/word/2015/wordml/symex" xmlns:wpg="http://schemas.microsoft.com/office/word/2010/wordprocessingGroup" xmlns:wpi="http://schemas.microsoft.com/office/word/2010/wordprocessingInk" xmlns:wne="http://schemas.microsoft.com/office/word/2006/wordml" xmlns:wps="http://schemas.microsoft.com/office/word/2010/wordprocessingShape" mc:Ignorable="w14 w15 w16se w16cid w16 w16cex w16sdtdh w16sdtfl w16du wp14">
   <w:p>
     <w:pPr>
       <w:pBdr>
-        <w:right w:val="single" w:color="D13239" w:sz="24" w:space="4"/>
+        <w:right w:val="single" w:sz="24" w:space="4" w:color="D13239"/>
       </w:pBdr>
       <w:spacing w:after="0" w:line="240" w:lineRule="auto"/>
       <w:jc w:val="right"/>
@@ -7118,7 +7201,7 @@
   <w:p>
     <w:pPr>
       <w:pBdr>
-        <w:right w:val="single" w:color="D13239" w:sz="24" w:space="4"/>
+        <w:right w:val="single" w:sz="24" w:space="4" w:color="D13239"/>
       </w:pBdr>
       <w:spacing w:after="0" w:line="240" w:lineRule="auto"/>
       <w:jc w:val="right"/>
@@ -7139,7 +7222,7 @@
   </w:p>
   <w:p>
     <w:pPr>
-      <w:pStyle w:val="Cabealho"/>
+      <w:pStyle w:val="Header"/>
       <w:rPr>
         <w:rFonts w:ascii="Tahoma" w:hAnsi="Tahoma" w:cs="Tahoma"/>
         <w:color w:val="808080"/>
@@ -7157,18 +7240,18 @@
   </w:p>
   <w:p>
     <w:pPr>
-      <w:pStyle w:val="Cabealho"/>
+      <w:pStyle w:val="Header"/>
     </w:pPr>
   </w:p>
 </w:hdr>
 </file>
 
 <file path=word/header6.xml><?xml version="1.0" encoding="utf-8"?>
-<w:hdr xmlns:wpc="http://schemas.microsoft.com/office/word/2010/wordprocessingCanvas" xmlns:cx="http://schemas.microsoft.com/office/drawing/2014/chartex" xmlns:cx1="http://schemas.microsoft.com/office/drawing/2015/9/8/chartex" xmlns:cx2="http://schemas.microsoft.com/office/drawing/2015/10/21/chartex" xmlns:cx3="http://schemas.microsoft.com/office/drawing/2016/5/9/chartex" xmlns:cx4="http://schemas.microsoft.com/office/drawing/2016/5/10/chartex" xmlns:cx5="http://schemas.microsoft.com/office/drawing/2016/5/11/chartex" xmlns:cx6="http://schemas.microsoft.com/office/drawing/2016/5/12/chartex" xmlns:cx7="http://schemas.microsoft.com/office/drawing/2016/5/13/chartex" xmlns:cx8="http://schemas.microsoft.com/office/drawing/2016/5/14/chartex" xmlns:mc="http://schemas.openxmlformats.org/markup-compatibility/2006" xmlns:aink="http://schemas.microsoft.com/office/drawing/2016/ink" xmlns:am3d="http://schemas.microsoft.com/office/drawing/2017/model3d" xmlns:o="urn:schemas-microsoft-com:office:office" xmlns:oel="http://schemas.microsoft.com/office/2019/extlst" xmlns:r="http://schemas.openxmlformats.org/officeDocument/2006/relationships" xmlns:m="http://schemas.openxmlformats.org/officeDocument/2006/math" xmlns:v="urn:schemas-microsoft-com:vml" xmlns:wp14="http://schemas.microsoft.com/office/word/2010/wordprocessingDrawing" xmlns:wp="http://schemas.openxmlformats.org/drawingml/2006/wordprocessingDrawing" xmlns:w10="urn:schemas-microsoft-com:office:word" xmlns:w="http://schemas.openxmlformats.org/wordprocessingml/2006/main" xmlns:w14="http://schemas.microsoft.com/office/word/2010/wordml" xmlns:w15="http://schemas.microsoft.com/office/word/2012/wordml" xmlns:w16cex="http://schemas.microsoft.com/office/word/2018/wordml/cex" xmlns:w16cid="http://schemas.microsoft.com/office/word/2016/wordml/cid" xmlns:w16="http://schemas.microsoft.com/office/word/2018/wordml" xmlns:w16du="http://schemas.microsoft.com/office/word/2023/wordml/word16du" xmlns:w16sdtdh="http://schemas.microsoft.com/office/word/2020/wordml/sdtdatahash" xmlns:w16sdtfl="http://schemas.microsoft.com/office/word/2024/wordml/sdtformatlock" xmlns:w16se="http://schemas.microsoft.com/office/word/2015/wordml/symex" xmlns:wpg="http://schemas.microsoft.com/office/word/2010/wordprocessingGroup" xmlns:wpi="http://schemas.microsoft.com/office/word/2010/wordprocessingInk" xmlns:wne="http://schemas.microsoft.com/office/word/2006/wordml" xmlns:wps="http://schemas.microsoft.com/office/word/2010/wordprocessingShape" xmlns:a="http://schemas.openxmlformats.org/drawingml/2006/main" xmlns:pic="http://schemas.openxmlformats.org/drawingml/2006/picture" mc:Ignorable="w14 w15 w16se w16cid w16 w16cex w16sdtdh w16sdtfl w16du wp14">
+<w:hdr xmlns:wpc="http://schemas.microsoft.com/office/word/2010/wordprocessingCanvas" xmlns:cx="http://schemas.microsoft.com/office/drawing/2014/chartex" xmlns:cx1="http://schemas.microsoft.com/office/drawing/2015/9/8/chartex" xmlns:cx2="http://schemas.microsoft.com/office/drawing/2015/10/21/chartex" xmlns:cx3="http://schemas.microsoft.com/office/drawing/2016/5/9/chartex" xmlns:cx4="http://schemas.microsoft.com/office/drawing/2016/5/10/chartex" xmlns:cx5="http://schemas.microsoft.com/office/drawing/2016/5/11/chartex" xmlns:cx6="http://schemas.microsoft.com/office/drawing/2016/5/12/chartex" xmlns:cx7="http://schemas.microsoft.com/office/drawing/2016/5/13/chartex" xmlns:cx8="http://schemas.microsoft.com/office/drawing/2016/5/14/chartex" xmlns:mc="http://schemas.openxmlformats.org/markup-compatibility/2006" xmlns:aink="http://schemas.microsoft.com/office/drawing/2016/ink" xmlns:am3d="http://schemas.microsoft.com/office/drawing/2017/model3d" xmlns:o="urn:schemas-microsoft-com:office:office" xmlns:oel="http://schemas.microsoft.com/office/2019/extlst" xmlns:r="http://schemas.openxmlformats.org/officeDocument/2006/relationships" xmlns:m="http://schemas.openxmlformats.org/officeDocument/2006/math" xmlns:v="urn:schemas-microsoft-com:vml" xmlns:wp14="http://schemas.microsoft.com/office/word/2010/wordprocessingDrawing" xmlns:wp="http://schemas.openxmlformats.org/drawingml/2006/wordprocessingDrawing" xmlns:w10="urn:schemas-microsoft-com:office:word" xmlns:w="http://schemas.openxmlformats.org/wordprocessingml/2006/main" xmlns:w14="http://schemas.microsoft.com/office/word/2010/wordml" xmlns:w15="http://schemas.microsoft.com/office/word/2012/wordml" xmlns:w16cex="http://schemas.microsoft.com/office/word/2018/wordml/cex" xmlns:w16cid="http://schemas.microsoft.com/office/word/2016/wordml/cid" xmlns:w16="http://schemas.microsoft.com/office/word/2018/wordml" xmlns:w16du="http://schemas.microsoft.com/office/word/2023/wordml/word16du" xmlns:w16sdtdh="http://schemas.microsoft.com/office/word/2020/wordml/sdtdatahash" xmlns:w16sdtfl="http://schemas.microsoft.com/office/word/2024/wordml/sdtformatlock" xmlns:w16se="http://schemas.microsoft.com/office/word/2015/wordml/symex" xmlns:wpg="http://schemas.microsoft.com/office/word/2010/wordprocessingGroup" xmlns:wpi="http://schemas.microsoft.com/office/word/2010/wordprocessingInk" xmlns:wne="http://schemas.microsoft.com/office/word/2006/wordml" xmlns:wps="http://schemas.microsoft.com/office/word/2010/wordprocessingShape" mc:Ignorable="w14 w15 w16se w16cid w16 w16cex w16sdtdh w16sdtfl w16du wp14">
   <w:p>
     <w:pPr>
       <w:pBdr>
-        <w:right w:val="single" w:color="D13239" w:sz="24" w:space="4"/>
+        <w:right w:val="single" w:sz="24" w:space="4" w:color="D13239"/>
       </w:pBdr>
       <w:spacing w:after="0" w:line="240" w:lineRule="auto"/>
       <w:jc w:val="right"/>
@@ -7239,7 +7322,7 @@
   <w:p>
     <w:pPr>
       <w:pBdr>
-        <w:right w:val="single" w:color="D13239" w:sz="24" w:space="4"/>
+        <w:right w:val="single" w:sz="24" w:space="4" w:color="D13239"/>
       </w:pBdr>
       <w:spacing w:after="0" w:line="240" w:lineRule="auto"/>
       <w:jc w:val="right"/>
@@ -7260,7 +7343,7 @@
   </w:p>
   <w:p>
     <w:pPr>
-      <w:pStyle w:val="Cabealho"/>
+      <w:pStyle w:val="Header"/>
       <w:rPr>
         <w:rFonts w:ascii="Tahoma" w:hAnsi="Tahoma" w:cs="Tahoma"/>
         <w:color w:val="808080"/>
@@ -7278,7 +7361,7 @@
   </w:p>
   <w:p>
     <w:pPr>
-      <w:pStyle w:val="Cabealho"/>
+      <w:pStyle w:val="Header"/>
     </w:pPr>
   </w:p>
 </w:hdr>
@@ -7289,7 +7372,7 @@
   <w:docDefaults>
     <w:rPrDefault>
       <w:rPr>
-        <w:rFonts w:ascii="Calibri" w:hAnsi="Calibri" w:eastAsia="Calibri" w:cs="Calibri"/>
+        <w:rFonts w:ascii="Calibri" w:eastAsia="Calibri" w:hAnsi="Calibri" w:cs="Calibri"/>
         <w:sz w:val="22"/>
         <w:szCs w:val="22"/>
         <w:lang w:val="pt-BR" w:eastAsia="pt-BR" w:bidi="ar-SA"/>
@@ -7304,14 +7387,14 @@
   <w:latentStyles w:defLockedState="0" w:defUIPriority="99" w:defSemiHidden="0" w:defUnhideWhenUsed="0" w:defQFormat="0" w:count="376">
     <w:lsdException w:name="Normal" w:uiPriority="0" w:qFormat="1"/>
     <w:lsdException w:name="heading 1" w:uiPriority="9" w:qFormat="1"/>
-    <w:lsdException w:name="heading 2" w:uiPriority="9" w:semiHidden="1" w:unhideWhenUsed="1" w:qFormat="1"/>
-    <w:lsdException w:name="heading 3" w:uiPriority="9" w:semiHidden="1" w:unhideWhenUsed="1" w:qFormat="1"/>
-    <w:lsdException w:name="heading 4" w:uiPriority="9" w:semiHidden="1" w:unhideWhenUsed="1" w:qFormat="1"/>
-    <w:lsdException w:name="heading 5" w:uiPriority="9" w:semiHidden="1" w:unhideWhenUsed="1" w:qFormat="1"/>
-    <w:lsdException w:name="heading 6" w:uiPriority="9" w:semiHidden="1" w:unhideWhenUsed="1" w:qFormat="1"/>
-    <w:lsdException w:name="heading 7" w:uiPriority="9" w:semiHidden="1" w:unhideWhenUsed="1" w:qFormat="1"/>
-    <w:lsdException w:name="heading 8" w:uiPriority="9" w:semiHidden="1" w:unhideWhenUsed="1" w:qFormat="1"/>
-    <w:lsdException w:name="heading 9" w:uiPriority="9" w:semiHidden="1" w:unhideWhenUsed="1" w:qFormat="1"/>
+    <w:lsdException w:name="heading 2" w:semiHidden="1" w:uiPriority="9" w:unhideWhenUsed="1" w:qFormat="1"/>
+    <w:lsdException w:name="heading 3" w:semiHidden="1" w:uiPriority="9" w:unhideWhenUsed="1" w:qFormat="1"/>
+    <w:lsdException w:name="heading 4" w:semiHidden="1" w:uiPriority="9" w:unhideWhenUsed="1" w:qFormat="1"/>
+    <w:lsdException w:name="heading 5" w:semiHidden="1" w:uiPriority="9" w:unhideWhenUsed="1" w:qFormat="1"/>
+    <w:lsdException w:name="heading 6" w:semiHidden="1" w:uiPriority="9" w:unhideWhenUsed="1" w:qFormat="1"/>
+    <w:lsdException w:name="heading 7" w:semiHidden="1" w:uiPriority="9" w:unhideWhenUsed="1" w:qFormat="1"/>
+    <w:lsdException w:name="heading 8" w:semiHidden="1" w:uiPriority="9" w:unhideWhenUsed="1" w:qFormat="1"/>
+    <w:lsdException w:name="heading 9" w:semiHidden="1" w:uiPriority="9" w:unhideWhenUsed="1" w:qFormat="1"/>
     <w:lsdException w:name="index 1" w:semiHidden="1" w:unhideWhenUsed="1"/>
     <w:lsdException w:name="index 2" w:semiHidden="1" w:unhideWhenUsed="1"/>
     <w:lsdException w:name="index 3" w:semiHidden="1" w:unhideWhenUsed="1"/>
@@ -7321,22 +7404,22 @@
     <w:lsdException w:name="index 7" w:semiHidden="1" w:unhideWhenUsed="1"/>
     <w:lsdException w:name="index 8" w:semiHidden="1" w:unhideWhenUsed="1"/>
     <w:lsdException w:name="index 9" w:semiHidden="1" w:unhideWhenUsed="1"/>
-    <w:lsdException w:name="toc 1" w:uiPriority="39" w:semiHidden="1" w:unhideWhenUsed="1"/>
-    <w:lsdException w:name="toc 2" w:uiPriority="39" w:semiHidden="1" w:unhideWhenUsed="1"/>
-    <w:lsdException w:name="toc 3" w:uiPriority="39" w:semiHidden="1" w:unhideWhenUsed="1"/>
-    <w:lsdException w:name="toc 4" w:uiPriority="39" w:semiHidden="1" w:unhideWhenUsed="1"/>
-    <w:lsdException w:name="toc 5" w:uiPriority="39" w:semiHidden="1" w:unhideWhenUsed="1"/>
-    <w:lsdException w:name="toc 6" w:uiPriority="39" w:semiHidden="1" w:unhideWhenUsed="1"/>
-    <w:lsdException w:name="toc 7" w:uiPriority="39" w:semiHidden="1" w:unhideWhenUsed="1"/>
-    <w:lsdException w:name="toc 8" w:uiPriority="39" w:semiHidden="1" w:unhideWhenUsed="1"/>
-    <w:lsdException w:name="toc 9" w:uiPriority="39" w:semiHidden="1" w:unhideWhenUsed="1"/>
+    <w:lsdException w:name="toc 1" w:semiHidden="1" w:uiPriority="39" w:unhideWhenUsed="1"/>
+    <w:lsdException w:name="toc 2" w:semiHidden="1" w:uiPriority="39" w:unhideWhenUsed="1"/>
+    <w:lsdException w:name="toc 3" w:semiHidden="1" w:uiPriority="39" w:unhideWhenUsed="1"/>
+    <w:lsdException w:name="toc 4" w:semiHidden="1" w:uiPriority="39" w:unhideWhenUsed="1"/>
+    <w:lsdException w:name="toc 5" w:semiHidden="1" w:uiPriority="39" w:unhideWhenUsed="1"/>
+    <w:lsdException w:name="toc 6" w:semiHidden="1" w:uiPriority="39" w:unhideWhenUsed="1"/>
+    <w:lsdException w:name="toc 7" w:semiHidden="1" w:uiPriority="39" w:unhideWhenUsed="1"/>
+    <w:lsdException w:name="toc 8" w:semiHidden="1" w:uiPriority="39" w:unhideWhenUsed="1"/>
+    <w:lsdException w:name="toc 9" w:semiHidden="1" w:uiPriority="39" w:unhideWhenUsed="1"/>
     <w:lsdException w:name="Normal Indent" w:semiHidden="1" w:unhideWhenUsed="1"/>
     <w:lsdException w:name="footnote text" w:semiHidden="1" w:unhideWhenUsed="1"/>
     <w:lsdException w:name="annotation text" w:semiHidden="1" w:unhideWhenUsed="1"/>
-    <w:lsdException w:name="header" w:uiPriority="0" w:semiHidden="1" w:unhideWhenUsed="1"/>
+    <w:lsdException w:name="header" w:semiHidden="1" w:uiPriority="0" w:unhideWhenUsed="1"/>
     <w:lsdException w:name="footer" w:semiHidden="1" w:unhideWhenUsed="1"/>
     <w:lsdException w:name="index heading" w:semiHidden="1" w:unhideWhenUsed="1"/>
-    <w:lsdException w:name="caption" w:uiPriority="35" w:semiHidden="1" w:unhideWhenUsed="1" w:qFormat="1"/>
+    <w:lsdException w:name="caption" w:semiHidden="1" w:uiPriority="35" w:unhideWhenUsed="1" w:qFormat="1"/>
     <w:lsdException w:name="table of figures" w:semiHidden="1" w:unhideWhenUsed="1"/>
     <w:lsdException w:name="envelope address" w:semiHidden="1" w:unhideWhenUsed="1"/>
     <w:lsdException w:name="envelope return" w:semiHidden="1" w:unhideWhenUsed="1"/>
@@ -7367,7 +7450,7 @@
     <w:lsdException w:name="Title" w:uiPriority="10" w:qFormat="1"/>
     <w:lsdException w:name="Closing" w:semiHidden="1" w:unhideWhenUsed="1"/>
     <w:lsdException w:name="Signature" w:semiHidden="1" w:unhideWhenUsed="1"/>
-    <w:lsdException w:name="Default Paragraph Font" w:uiPriority="1" w:semiHidden="1" w:unhideWhenUsed="1"/>
+    <w:lsdException w:name="Default Paragraph Font" w:semiHidden="1" w:uiPriority="1" w:unhideWhenUsed="1"/>
     <w:lsdException w:name="Body Text" w:semiHidden="1" w:unhideWhenUsed="1"/>
     <w:lsdException w:name="Body Text Indent" w:semiHidden="1" w:unhideWhenUsed="1"/>
     <w:lsdException w:name="List Continue" w:semiHidden="1" w:unhideWhenUsed="1"/>
@@ -7567,8 +7650,8 @@
     <w:lsdException w:name="Subtle Reference" w:uiPriority="31" w:qFormat="1"/>
     <w:lsdException w:name="Intense Reference" w:uiPriority="32" w:qFormat="1"/>
     <w:lsdException w:name="Book Title" w:uiPriority="33" w:qFormat="1"/>
-    <w:lsdException w:name="Bibliography" w:uiPriority="37" w:semiHidden="1" w:unhideWhenUsed="1"/>
-    <w:lsdException w:name="TOC Heading" w:uiPriority="39" w:semiHidden="1" w:unhideWhenUsed="1" w:qFormat="1"/>
+    <w:lsdException w:name="Bibliography" w:semiHidden="1" w:uiPriority="37" w:unhideWhenUsed="1"/>
+    <w:lsdException w:name="TOC Heading" w:semiHidden="1" w:uiPriority="39" w:unhideWhenUsed="1" w:qFormat="1"/>
     <w:lsdException w:name="Plain Table 1" w:uiPriority="41"/>
     <w:lsdException w:name="Plain Table 2" w:uiPriority="42"/>
     <w:lsdException w:name="Plain Table 3" w:uiPriority="43"/>
@@ -7679,10 +7762,10 @@
     <w:lsdException w:name="Unresolved Mention" w:semiHidden="1" w:unhideWhenUsed="1"/>
     <w:lsdException w:name="Smart Link" w:semiHidden="1" w:unhideWhenUsed="1"/>
   </w:latentStyles>
-  <w:style w:type="paragraph" w:styleId="Normal" w:default="1">
+  <w:style w:type="paragraph" w:default="1" w:styleId="Normal">
     <w:name w:val="Normal"/>
     <w:qFormat/>
-    <w:rsid w:val="00F96B23"/>
+    <w:rsid w:val="009F5895"/>
     <w:pPr>
       <w:spacing w:after="120" w:line="288" w:lineRule="auto"/>
     </w:pPr>
@@ -7690,7 +7773,7 @@
       <w:rFonts w:ascii="Trebuchet MS" w:hAnsi="Trebuchet MS"/>
     </w:rPr>
   </w:style>
-  <w:style w:type="paragraph" w:styleId="Ttulo1">
+  <w:style w:type="paragraph" w:styleId="Heading1">
     <w:name w:val="heading 1"/>
     <w:basedOn w:val="Normal"/>
     <w:next w:val="Normal"/>
@@ -7708,7 +7791,7 @@
       <w:szCs w:val="48"/>
     </w:rPr>
   </w:style>
-  <w:style w:type="paragraph" w:styleId="Ttulo2">
+  <w:style w:type="paragraph" w:styleId="Heading2">
     <w:name w:val="heading 2"/>
     <w:basedOn w:val="Normal"/>
     <w:next w:val="Normal"/>
@@ -7728,7 +7811,7 @@
       <w:szCs w:val="36"/>
     </w:rPr>
   </w:style>
-  <w:style w:type="paragraph" w:styleId="Ttulo3">
+  <w:style w:type="paragraph" w:styleId="Heading3">
     <w:name w:val="heading 3"/>
     <w:basedOn w:val="Normal"/>
     <w:next w:val="Normal"/>
@@ -7748,7 +7831,7 @@
       <w:szCs w:val="28"/>
     </w:rPr>
   </w:style>
-  <w:style w:type="paragraph" w:styleId="Ttulo4">
+  <w:style w:type="paragraph" w:styleId="Heading4">
     <w:name w:val="heading 4"/>
     <w:basedOn w:val="Normal"/>
     <w:next w:val="Normal"/>
@@ -7768,7 +7851,7 @@
       <w:szCs w:val="24"/>
     </w:rPr>
   </w:style>
-  <w:style w:type="paragraph" w:styleId="Ttulo5">
+  <w:style w:type="paragraph" w:styleId="Heading5">
     <w:name w:val="heading 5"/>
     <w:basedOn w:val="Normal"/>
     <w:next w:val="Normal"/>
@@ -7786,7 +7869,7 @@
       <w:b/>
     </w:rPr>
   </w:style>
-  <w:style w:type="paragraph" w:styleId="Ttulo6">
+  <w:style w:type="paragraph" w:styleId="Heading6">
     <w:name w:val="heading 6"/>
     <w:basedOn w:val="Normal"/>
     <w:next w:val="Normal"/>
@@ -7806,13 +7889,13 @@
       <w:szCs w:val="20"/>
     </w:rPr>
   </w:style>
-  <w:style w:type="character" w:styleId="Fontepargpadro" w:default="1">
+  <w:style w:type="character" w:default="1" w:styleId="DefaultParagraphFont">
     <w:name w:val="Default Paragraph Font"/>
     <w:uiPriority w:val="1"/>
     <w:semiHidden/>
     <w:unhideWhenUsed/>
   </w:style>
-  <w:style w:type="table" w:styleId="Tabelanormal" w:default="1">
+  <w:style w:type="table" w:default="1" w:styleId="TableNormal">
     <w:name w:val="Normal Table"/>
     <w:uiPriority w:val="99"/>
     <w:semiHidden/>
@@ -7827,31 +7910,31 @@
       </w:tblCellMar>
     </w:tblPr>
   </w:style>
-  <w:style w:type="numbering" w:styleId="Semlista" w:default="1">
+  <w:style w:type="numbering" w:default="1" w:styleId="NoList">
     <w:name w:val="No List"/>
     <w:uiPriority w:val="99"/>
     <w:semiHidden/>
     <w:unhideWhenUsed/>
   </w:style>
-  <w:style w:type="character" w:styleId="CabealhoChar" w:customStyle="1">
-    <w:name w:val="Cabeçalho Char"/>
-    <w:basedOn w:val="Fontepargpadro"/>
-    <w:link w:val="Cabealho"/>
+  <w:style w:type="character" w:customStyle="1" w:styleId="HeaderChar">
+    <w:name w:val="Header Char"/>
+    <w:basedOn w:val="DefaultParagraphFont"/>
+    <w:link w:val="Header"/>
     <w:qFormat/>
     <w:rsid w:val="008F181D"/>
   </w:style>
-  <w:style w:type="character" w:styleId="RodapChar" w:customStyle="1">
-    <w:name w:val="Rodapé Char"/>
-    <w:basedOn w:val="Fontepargpadro"/>
-    <w:link w:val="Rodap"/>
+  <w:style w:type="character" w:customStyle="1" w:styleId="FooterChar">
+    <w:name w:val="Footer Char"/>
+    <w:basedOn w:val="DefaultParagraphFont"/>
+    <w:link w:val="Footer"/>
     <w:uiPriority w:val="99"/>
     <w:qFormat/>
     <w:rsid w:val="008F181D"/>
   </w:style>
-  <w:style w:type="character" w:styleId="TextodecomentrioChar" w:customStyle="1">
-    <w:name w:val="Texto de comentário Char"/>
-    <w:basedOn w:val="Fontepargpadro"/>
-    <w:link w:val="Textodecomentrio"/>
+  <w:style w:type="character" w:customStyle="1" w:styleId="CommentTextChar">
+    <w:name w:val="Comment Text Char"/>
+    <w:basedOn w:val="DefaultParagraphFont"/>
+    <w:link w:val="CommentText"/>
     <w:uiPriority w:val="99"/>
     <w:semiHidden/>
     <w:qFormat/>
@@ -7860,9 +7943,9 @@
       <w:szCs w:val="20"/>
     </w:rPr>
   </w:style>
-  <w:style w:type="character" w:styleId="Refdecomentrio">
+  <w:style w:type="character" w:styleId="CommentReference">
     <w:name w:val="annotation reference"/>
-    <w:basedOn w:val="Fontepargpadro"/>
+    <w:basedOn w:val="DefaultParagraphFont"/>
     <w:uiPriority w:val="99"/>
     <w:semiHidden/>
     <w:unhideWhenUsed/>
@@ -7872,9 +7955,9 @@
       <w:szCs w:val="16"/>
     </w:rPr>
   </w:style>
-  <w:style w:type="character" w:styleId="TextodoEspaoReservado">
+  <w:style w:type="character" w:styleId="PlaceholderText">
     <w:name w:val="Placeholder Text"/>
-    <w:basedOn w:val="Fontepargpadro"/>
+    <w:basedOn w:val="DefaultParagraphFont"/>
     <w:uiPriority w:val="99"/>
     <w:qFormat/>
     <w:rsid w:val="00BB04BA"/>
@@ -7882,7 +7965,7 @@
       <w:color w:val="808080"/>
     </w:rPr>
   </w:style>
-  <w:style w:type="character" w:styleId="Forte">
+  <w:style w:type="character" w:styleId="Strong">
     <w:name w:val="Strong"/>
     <w:qFormat/>
     <w:rPr>
@@ -7890,36 +7973,36 @@
       <w:bCs/>
     </w:rPr>
   </w:style>
-  <w:style w:type="paragraph" w:styleId="Ttulo10" w:customStyle="1">
+  <w:style w:type="paragraph" w:customStyle="1" w:styleId="Ttulo1">
     <w:name w:val="Título1"/>
     <w:basedOn w:val="Normal"/>
-    <w:next w:val="Corpodetexto"/>
+    <w:next w:val="BodyText"/>
     <w:qFormat/>
     <w:pPr>
       <w:keepNext/>
       <w:spacing w:before="240"/>
     </w:pPr>
     <w:rPr>
-      <w:rFonts w:ascii="Liberation Sans" w:hAnsi="Liberation Sans" w:eastAsia="Microsoft YaHei" w:cs="Arial"/>
+      <w:rFonts w:ascii="Liberation Sans" w:eastAsia="Microsoft YaHei" w:hAnsi="Liberation Sans" w:cs="Arial"/>
       <w:sz w:val="28"/>
       <w:szCs w:val="28"/>
     </w:rPr>
   </w:style>
-  <w:style w:type="paragraph" w:styleId="Corpodetexto">
+  <w:style w:type="paragraph" w:styleId="BodyText">
     <w:name w:val="Body Text"/>
     <w:basedOn w:val="Normal"/>
     <w:pPr>
       <w:spacing w:after="140" w:line="276" w:lineRule="auto"/>
     </w:pPr>
   </w:style>
-  <w:style w:type="paragraph" w:styleId="Lista">
+  <w:style w:type="paragraph" w:styleId="List">
     <w:name w:val="List"/>
-    <w:basedOn w:val="Corpodetexto"/>
+    <w:basedOn w:val="BodyText"/>
     <w:rPr>
       <w:rFonts w:cs="Arial"/>
     </w:rPr>
   </w:style>
-  <w:style w:type="paragraph" w:styleId="Legenda">
+  <w:style w:type="paragraph" w:styleId="Caption">
     <w:name w:val="caption"/>
     <w:basedOn w:val="Normal"/>
     <w:qFormat/>
@@ -7935,7 +8018,7 @@
       <w:szCs w:val="24"/>
     </w:rPr>
   </w:style>
-  <w:style w:type="paragraph" w:styleId="ndice" w:customStyle="1">
+  <w:style w:type="paragraph" w:customStyle="1" w:styleId="ndice">
     <w:name w:val="Índice"/>
     <w:basedOn w:val="Normal"/>
     <w:qFormat/>
@@ -7946,22 +8029,22 @@
       <w:rFonts w:cs="Arial"/>
     </w:rPr>
   </w:style>
-  <w:style w:type="paragraph" w:styleId="Ttulouser" w:customStyle="1">
+  <w:style w:type="paragraph" w:customStyle="1" w:styleId="Ttulouser">
     <w:name w:val="Título (user)"/>
     <w:basedOn w:val="Normal"/>
-    <w:next w:val="Corpodetexto"/>
+    <w:next w:val="BodyText"/>
     <w:qFormat/>
     <w:pPr>
       <w:keepNext/>
       <w:spacing w:before="240"/>
     </w:pPr>
     <w:rPr>
-      <w:rFonts w:ascii="Liberation Sans" w:hAnsi="Liberation Sans" w:eastAsia="Microsoft YaHei" w:cs="Arial"/>
+      <w:rFonts w:ascii="Liberation Sans" w:eastAsia="Microsoft YaHei" w:hAnsi="Liberation Sans" w:cs="Arial"/>
       <w:sz w:val="28"/>
       <w:szCs w:val="28"/>
     </w:rPr>
   </w:style>
-  <w:style w:type="paragraph" w:styleId="ndiceuser" w:customStyle="1">
+  <w:style w:type="paragraph" w:customStyle="1" w:styleId="ndiceuser">
     <w:name w:val="Índice (user)"/>
     <w:basedOn w:val="Normal"/>
     <w:qFormat/>
@@ -7972,7 +8055,7 @@
       <w:rFonts w:cs="Arial"/>
     </w:rPr>
   </w:style>
-  <w:style w:type="paragraph" w:styleId="Ttulo">
+  <w:style w:type="paragraph" w:styleId="Title">
     <w:name w:val="Title"/>
     <w:basedOn w:val="Normal"/>
     <w:next w:val="Normal"/>
@@ -7989,27 +8072,27 @@
       <w:szCs w:val="72"/>
     </w:rPr>
   </w:style>
-  <w:style w:type="paragraph" w:styleId="Normal0" w:customStyle="1">
+  <w:style w:type="paragraph" w:customStyle="1" w:styleId="Normal0">
     <w:name w:val="Normal0"/>
     <w:qFormat/>
     <w:pPr>
       <w:spacing w:after="160" w:line="259" w:lineRule="auto"/>
     </w:pPr>
   </w:style>
-  <w:style w:type="paragraph" w:styleId="Cabealhoerodap" w:customStyle="1">
+  <w:style w:type="paragraph" w:customStyle="1" w:styleId="Cabealhoerodap">
     <w:name w:val="Cabeçalho e rodapé"/>
     <w:basedOn w:val="Normal"/>
     <w:qFormat/>
   </w:style>
-  <w:style w:type="paragraph" w:styleId="Cabealhoerodapuser" w:customStyle="1">
+  <w:style w:type="paragraph" w:customStyle="1" w:styleId="Cabealhoerodapuser">
     <w:name w:val="Cabeçalho e rodapé (user)"/>
     <w:basedOn w:val="Normal"/>
     <w:qFormat/>
   </w:style>
-  <w:style w:type="paragraph" w:styleId="Cabealho">
+  <w:style w:type="paragraph" w:styleId="Header">
     <w:name w:val="header"/>
     <w:basedOn w:val="Normal0"/>
-    <w:link w:val="CabealhoChar"/>
+    <w:link w:val="HeaderChar"/>
     <w:unhideWhenUsed/>
     <w:rsid w:val="008F181D"/>
     <w:pPr>
@@ -8020,10 +8103,10 @@
       <w:spacing w:after="0" w:line="240" w:lineRule="auto"/>
     </w:pPr>
   </w:style>
-  <w:style w:type="paragraph" w:styleId="Rodap">
+  <w:style w:type="paragraph" w:styleId="Footer">
     <w:name w:val="footer"/>
     <w:basedOn w:val="Normal0"/>
-    <w:link w:val="RodapChar"/>
+    <w:link w:val="FooterChar"/>
     <w:uiPriority w:val="99"/>
     <w:unhideWhenUsed/>
     <w:rsid w:val="008F181D"/>
@@ -8035,7 +8118,7 @@
       <w:spacing w:after="0" w:line="240" w:lineRule="auto"/>
     </w:pPr>
   </w:style>
-  <w:style w:type="paragraph" w:styleId="Subttulo">
+  <w:style w:type="paragraph" w:styleId="Subtitle">
     <w:name w:val="Subtitle"/>
     <w:basedOn w:val="Normal0"/>
     <w:next w:val="Normal0"/>
@@ -8047,17 +8130,17 @@
       <w:spacing w:before="360" w:after="80"/>
     </w:pPr>
     <w:rPr>
-      <w:rFonts w:ascii="Georgia" w:hAnsi="Georgia" w:eastAsia="Georgia" w:cs="Georgia"/>
+      <w:rFonts w:ascii="Georgia" w:eastAsia="Georgia" w:hAnsi="Georgia" w:cs="Georgia"/>
       <w:i/>
       <w:color w:val="666666"/>
       <w:sz w:val="48"/>
       <w:szCs w:val="48"/>
     </w:rPr>
   </w:style>
-  <w:style w:type="paragraph" w:styleId="Textodecomentrio">
+  <w:style w:type="paragraph" w:styleId="CommentText">
     <w:name w:val="annotation text"/>
     <w:basedOn w:val="Normal"/>
-    <w:link w:val="TextodecomentrioChar"/>
+    <w:link w:val="CommentTextChar"/>
     <w:uiPriority w:val="99"/>
     <w:semiHidden/>
     <w:unhideWhenUsed/>
@@ -8069,14 +8152,14 @@
       <w:szCs w:val="20"/>
     </w:rPr>
   </w:style>
-  <w:style w:type="numbering" w:styleId="Semlista1" w:customStyle="1">
+  <w:style w:type="numbering" w:customStyle="1" w:styleId="Semlista1">
     <w:name w:val="Sem lista1"/>
     <w:uiPriority w:val="99"/>
     <w:semiHidden/>
     <w:unhideWhenUsed/>
     <w:qFormat/>
   </w:style>
-  <w:style w:type="table" w:styleId="NormalTable0" w:customStyle="1">
+  <w:style w:type="table" w:customStyle="1" w:styleId="NormalTable0">
     <w:name w:val="Normal Table0"/>
     <w:uiPriority w:val="99"/>
     <w:semiHidden/>
@@ -8090,19 +8173,19 @@
       </w:tblCellMar>
     </w:tblPr>
   </w:style>
-  <w:style w:type="table" w:styleId="Tabelacomgrade">
+  <w:style w:type="table" w:styleId="TableGrid">
     <w:name w:val="Table Grid"/>
-    <w:basedOn w:val="Tabelanormal"/>
+    <w:basedOn w:val="TableNormal"/>
     <w:uiPriority w:val="59"/>
     <w:rsid w:val="00FB4123"/>
     <w:tblPr>
       <w:tblBorders>
-        <w:top w:val="single" w:color="000000" w:themeColor="text1" w:sz="4" w:space="0"/>
-        <w:left w:val="single" w:color="000000" w:themeColor="text1" w:sz="4" w:space="0"/>
-        <w:bottom w:val="single" w:color="000000" w:themeColor="text1" w:sz="4" w:space="0"/>
-        <w:right w:val="single" w:color="000000" w:themeColor="text1" w:sz="4" w:space="0"/>
-        <w:insideH w:val="single" w:color="000000" w:themeColor="text1" w:sz="4" w:space="0"/>
-        <w:insideV w:val="single" w:color="000000" w:themeColor="text1" w:sz="4" w:space="0"/>
+        <w:top w:val="single" w:sz="4" w:space="0" w:color="000000" w:themeColor="text1"/>
+        <w:left w:val="single" w:sz="4" w:space="0" w:color="000000" w:themeColor="text1"/>
+        <w:bottom w:val="single" w:sz="4" w:space="0" w:color="000000" w:themeColor="text1"/>
+        <w:right w:val="single" w:sz="4" w:space="0" w:color="000000" w:themeColor="text1"/>
+        <w:insideH w:val="single" w:sz="4" w:space="0" w:color="000000" w:themeColor="text1"/>
+        <w:insideV w:val="single" w:sz="4" w:space="0" w:color="000000" w:themeColor="text1"/>
       </w:tblBorders>
     </w:tblPr>
   </w:style>
@@ -8284,88 +8367,6 @@
 </file>
 
 <file path=customXml/item1.xml><?xml version="1.0" encoding="utf-8"?>
-<?mso-contentType ?>
-<spe:Receivers xmlns:spe="http://schemas.microsoft.com/sharepoint/events">
-  <Receiver>
-    <Name>Document ID Generator</Name>
-    <Synchronization>Synchronous</Synchronization>
-    <Type>10001</Type>
-    <SequenceNumber>1000</SequenceNumber>
-    <Url/>
-    <Assembly>Microsoft.Office.DocumentManagement, Version=16.0.0.0, Culture=neutral, PublicKeyToken=71e9bce111e9429c</Assembly>
-    <Class>Microsoft.Office.DocumentManagement.Internal.DocIdHandler</Class>
-    <Data/>
-    <Filter/>
-  </Receiver>
-  <Receiver>
-    <Name>Document ID Generator</Name>
-    <Synchronization>Synchronous</Synchronization>
-    <Type>10002</Type>
-    <SequenceNumber>1001</SequenceNumber>
-    <Url/>
-    <Assembly>Microsoft.Office.DocumentManagement, Version=16.0.0.0, Culture=neutral, PublicKeyToken=71e9bce111e9429c</Assembly>
-    <Class>Microsoft.Office.DocumentManagement.Internal.DocIdHandler</Class>
-    <Data/>
-    <Filter/>
-  </Receiver>
-  <Receiver>
-    <Name>Document ID Generator</Name>
-    <Synchronization>Synchronous</Synchronization>
-    <Type>10004</Type>
-    <SequenceNumber>1002</SequenceNumber>
-    <Url/>
-    <Assembly>Microsoft.Office.DocumentManagement, Version=16.0.0.0, Culture=neutral, PublicKeyToken=71e9bce111e9429c</Assembly>
-    <Class>Microsoft.Office.DocumentManagement.Internal.DocIdHandler</Class>
-    <Data/>
-    <Filter/>
-  </Receiver>
-  <Receiver>
-    <Name>Document ID Generator</Name>
-    <Synchronization>Synchronous</Synchronization>
-    <Type>10006</Type>
-    <SequenceNumber>1003</SequenceNumber>
-    <Url/>
-    <Assembly>Microsoft.Office.DocumentManagement, Version=16.0.0.0, Culture=neutral, PublicKeyToken=71e9bce111e9429c</Assembly>
-    <Class>Microsoft.Office.DocumentManagement.Internal.DocIdHandler</Class>
-    <Data/>
-    <Filter/>
-  </Receiver>
-</spe:Receivers>
-</file>
-
-<file path=customXml/item2.xml><?xml version="1.0" encoding="utf-8"?>
-<?mso-contentType ?>
-<FormTemplates xmlns="http://schemas.microsoft.com/sharepoint/v3/contenttype/forms">
-  <Display>DocumentLibraryForm</Display>
-  <Edit>DocumentLibraryForm</Edit>
-  <New>DocumentLibraryForm</New>
-</FormTemplates>
-</file>
-
-<file path=customXml/item3.xml><?xml version="1.0" encoding="utf-8"?>
-<p:properties xmlns:p="http://schemas.microsoft.com/office/2006/metadata/properties" xmlns:xsi="http://www.w3.org/2001/XMLSchema-instance" xmlns:pc="http://schemas.microsoft.com/office/infopath/2007/PartnerControls">
-  <documentManagement>
-    <teste xmlns="7432f127-f33c-42e2-a68a-9048c01697a7" xsi:nil="true"/>
-    <_dlc_DocId xmlns="b69dc6fa-2096-41e7-baef-054d5bf17313">E726VFYCRFHJ-229561519-15240</_dlc_DocId>
-    <_dlc_DocIdUrl xmlns="b69dc6fa-2096-41e7-baef-054d5bf17313">
-      <Url>https://univespprojetomicrosoft.sharepoint.com/sites/DisciplinasGraduacao/_layouts/15/DocIdRedir.aspx?ID=E726VFYCRFHJ-229561519-15240</Url>
-      <Description>E726VFYCRFHJ-229561519-15240</Description>
-    </_dlc_DocIdUrl>
-  </documentManagement>
-</p:properties>
-</file>
-
-<file path=customXml/item4.xml><?xml version="1.0" encoding="utf-8"?>
-<go:gDocsCustomXmlDataStorage xmlns:go="http://customooxmlschemas.google.com/" xmlns:r="http://schemas.openxmlformats.org/officeDocument/2006/relationships">
-  <go:docsCustomData roundtripDataSignature="AMtx7mhTsKLM0Xu2rrFPSK8Wu5hhcrD6fw==">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</go:docsCustomData>
-</go:gDocsCustomXmlDataStorage>
-</file>
-
-<file path=customXml/item5.xml><?xml version="1.0" encoding="utf-8"?>
-<b:Sources xmlns:b="http://schemas.openxmlformats.org/officeDocument/2006/bibliography" xmlns="http://schemas.openxmlformats.org/officeDocument/2006/bibliography" SelectedStyle="\APASixthEditionOfficeOnline.xsl" StyleName="APA" Version="6"/>
-</file>
-
-<file path=customXml/item6.xml><?xml version="1.0" encoding="utf-8"?>
 <ct:contentTypeSchema xmlns:ct="http://schemas.microsoft.com/office/2006/metadata/contentType" xmlns:ma="http://schemas.microsoft.com/office/2006/metadata/properties/metaAttributes" ct:_="" ma:_="" ma:contentTypeName="Documento" ma:contentTypeID="0x0101006CFD0211DE75424E90D6B9FC9752CE9C" ma:contentTypeVersion="16" ma:contentTypeDescription="Crie um novo documento." ma:contentTypeScope="" ma:versionID="eb0d476544d351e325591e9e7c010312">
   <xsd:schema xmlns:xsd="http://www.w3.org/2001/XMLSchema" xmlns:xs="http://www.w3.org/2001/XMLSchema" xmlns:p="http://schemas.microsoft.com/office/2006/metadata/properties" xmlns:ns2="7432f127-f33c-42e2-a68a-9048c01697a7" xmlns:ns3="b69dc6fa-2096-41e7-baef-054d5bf17313" targetNamespace="http://schemas.microsoft.com/office/2006/metadata/properties" ma:root="true" ma:fieldsID="090e7113f6b1f759a4c1efa3add07bc2" ns2:_="" ns3:_="">
     <xsd:import namespace="7432f127-f33c-42e2-a68a-9048c01697a7"/>
@@ -8625,51 +8626,89 @@
 </ct:contentTypeSchema>
 </file>
 
-<file path=customXml/itemProps1.xml><?xml version="1.0" encoding="utf-8"?>
-<ds:datastoreItem xmlns:ds="http://schemas.openxmlformats.org/officeDocument/2006/customXml" ds:itemID="{001C8AF1-0A5A-4192-973C-413DD19C3B92}">
-  <ds:schemaRefs>
-    <ds:schemaRef ds:uri="http://schemas.microsoft.com/sharepoint/events"/>
-  </ds:schemaRefs>
-</ds:datastoreItem>
+<file path=customXml/item2.xml><?xml version="1.0" encoding="utf-8"?>
+<b:Sources xmlns:b="http://schemas.openxmlformats.org/officeDocument/2006/bibliography" xmlns="http://schemas.openxmlformats.org/officeDocument/2006/bibliography" SelectedStyle="\APASixthEditionOfficeOnline.xsl" StyleName="APA" Version="6"/>
 </file>
 
-<file path=customXml/itemProps2.xml><?xml version="1.0" encoding="utf-8"?>
-<ds:datastoreItem xmlns:ds="http://schemas.openxmlformats.org/officeDocument/2006/customXml" ds:itemID="{413DB90E-9A64-442A-AD38-C95AB3E4EF9F}">
-  <ds:schemaRefs>
-    <ds:schemaRef ds:uri="http://schemas.microsoft.com/sharepoint/v3/contenttype/forms"/>
-  </ds:schemaRefs>
-</ds:datastoreItem>
+<file path=customXml/item3.xml><?xml version="1.0" encoding="utf-8"?>
+<go:gDocsCustomXmlDataStorage xmlns:go="http://customooxmlschemas.google.com/" xmlns:r="http://schemas.openxmlformats.org/officeDocument/2006/relationships">
+  <go:docsCustomData roundtripDataSignature="AMtx7mhTsKLM0Xu2rrFPSK8Wu5hhcrD6fw==">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</go:docsCustomData>
+</go:gDocsCustomXmlDataStorage>
 </file>
 
-<file path=customXml/itemProps3.xml><?xml version="1.0" encoding="utf-8"?>
-<ds:datastoreItem xmlns:ds="http://schemas.openxmlformats.org/officeDocument/2006/customXml" ds:itemID="{AB6D30A6-B7AA-49D0-8DAC-77DF30570A2D}">
-  <ds:schemaRefs>
-    <ds:schemaRef ds:uri="http://schemas.microsoft.com/office/2006/metadata/properties"/>
-    <ds:schemaRef ds:uri="http://schemas.microsoft.com/office/infopath/2007/PartnerControls"/>
-    <ds:schemaRef ds:uri="7432f127-f33c-42e2-a68a-9048c01697a7"/>
-    <ds:schemaRef ds:uri="b69dc6fa-2096-41e7-baef-054d5bf17313"/>
-  </ds:schemaRefs>
-</ds:datastoreItem>
+<file path=customXml/item4.xml><?xml version="1.0" encoding="utf-8"?>
+<p:properties xmlns:p="http://schemas.microsoft.com/office/2006/metadata/properties" xmlns:xsi="http://www.w3.org/2001/XMLSchema-instance" xmlns:pc="http://schemas.microsoft.com/office/infopath/2007/PartnerControls">
+  <documentManagement>
+    <teste xmlns="7432f127-f33c-42e2-a68a-9048c01697a7" xsi:nil="true"/>
+    <_dlc_DocId xmlns="b69dc6fa-2096-41e7-baef-054d5bf17313">E726VFYCRFHJ-229561519-15240</_dlc_DocId>
+    <_dlc_DocIdUrl xmlns="b69dc6fa-2096-41e7-baef-054d5bf17313">
+      <Url>https://univespprojetomicrosoft.sharepoint.com/sites/DisciplinasGraduacao/_layouts/15/DocIdRedir.aspx?ID=E726VFYCRFHJ-229561519-15240</Url>
+      <Description>E726VFYCRFHJ-229561519-15240</Description>
+    </_dlc_DocIdUrl>
+  </documentManagement>
+</p:properties>
 </file>
 
-<file path=customXml/itemProps4.xml><?xml version="1.0" encoding="utf-8"?>
-<ds:datastoreItem xmlns:ds="http://schemas.openxmlformats.org/officeDocument/2006/customXml" ds:itemID="{11111111-1234-1234-1234-123412341234}">
-  <ds:schemaRefs>
-    <ds:schemaRef ds:uri="http://customooxmlschemas.google.com/"/>
-    <ds:schemaRef ds:uri="http://schemas.openxmlformats.org/officeDocument/2006/relationships"/>
-  </ds:schemaRefs>
-</ds:datastoreItem>
+<file path=customXml/item5.xml><?xml version="1.0" encoding="utf-8"?>
+<?mso-contentType ?>
+<FormTemplates xmlns="http://schemas.microsoft.com/sharepoint/v3/contenttype/forms">
+  <Display>DocumentLibraryForm</Display>
+  <Edit>DocumentLibraryForm</Edit>
+  <New>DocumentLibraryForm</New>
+</FormTemplates>
 </file>
 
-<file path=customXml/itemProps5.xml><?xml version="1.0" encoding="utf-8"?>
-<ds:datastoreItem xmlns:ds="http://schemas.openxmlformats.org/officeDocument/2006/customXml" ds:itemID="{B4A64242-4ED2-4431-9BBC-6C9F087A3F0B}">
-  <ds:schemaRefs>
-    <ds:schemaRef ds:uri="http://schemas.openxmlformats.org/officeDocument/2006/bibliography"/>
-  </ds:schemaRefs>
-</ds:datastoreItem>
+<file path=customXml/item6.xml><?xml version="1.0" encoding="utf-8"?>
+<?mso-contentType ?>
+<spe:Receivers xmlns:spe="http://schemas.microsoft.com/sharepoint/events">
+  <Receiver>
+    <Name>Document ID Generator</Name>
+    <Synchronization>Synchronous</Synchronization>
+    <Type>10001</Type>
+    <SequenceNumber>1000</SequenceNumber>
+    <Url/>
+    <Assembly>Microsoft.Office.DocumentManagement, Version=16.0.0.0, Culture=neutral, PublicKeyToken=71e9bce111e9429c</Assembly>
+    <Class>Microsoft.Office.DocumentManagement.Internal.DocIdHandler</Class>
+    <Data/>
+    <Filter/>
+  </Receiver>
+  <Receiver>
+    <Name>Document ID Generator</Name>
+    <Synchronization>Synchronous</Synchronization>
+    <Type>10002</Type>
+    <SequenceNumber>1001</SequenceNumber>
+    <Url/>
+    <Assembly>Microsoft.Office.DocumentManagement, Version=16.0.0.0, Culture=neutral, PublicKeyToken=71e9bce111e9429c</Assembly>
+    <Class>Microsoft.Office.DocumentManagement.Internal.DocIdHandler</Class>
+    <Data/>
+    <Filter/>
+  </Receiver>
+  <Receiver>
+    <Name>Document ID Generator</Name>
+    <Synchronization>Synchronous</Synchronization>
+    <Type>10004</Type>
+    <SequenceNumber>1002</SequenceNumber>
+    <Url/>
+    <Assembly>Microsoft.Office.DocumentManagement, Version=16.0.0.0, Culture=neutral, PublicKeyToken=71e9bce111e9429c</Assembly>
+    <Class>Microsoft.Office.DocumentManagement.Internal.DocIdHandler</Class>
+    <Data/>
+    <Filter/>
+  </Receiver>
+  <Receiver>
+    <Name>Document ID Generator</Name>
+    <Synchronization>Synchronous</Synchronization>
+    <Type>10006</Type>
+    <SequenceNumber>1003</SequenceNumber>
+    <Url/>
+    <Assembly>Microsoft.Office.DocumentManagement, Version=16.0.0.0, Culture=neutral, PublicKeyToken=71e9bce111e9429c</Assembly>
+    <Class>Microsoft.Office.DocumentManagement.Internal.DocIdHandler</Class>
+    <Data/>
+    <Filter/>
+  </Receiver>
+</spe:Receivers>
 </file>
 
-<file path=customXml/itemProps6.xml><?xml version="1.0" encoding="utf-8"?>
+<file path=customXml/itemProps1.xml><?xml version="1.0" encoding="utf-8"?>
 <ds:datastoreItem xmlns:ds="http://schemas.openxmlformats.org/officeDocument/2006/customXml" ds:itemID="{27178C62-D9D3-4513-B322-2098833940E5}">
   <ds:schemaRefs>
     <ds:schemaRef ds:uri="http://schemas.microsoft.com/office/2006/metadata/contentType"/>
@@ -8686,4 +8725,48 @@
     <ds:schemaRef ds:uri="http://schemas.microsoft.com/internal/obd"/>
   </ds:schemaRefs>
 </ds:datastoreItem>
+</file>
+
+<file path=customXml/itemProps2.xml><?xml version="1.0" encoding="utf-8"?>
+<ds:datastoreItem xmlns:ds="http://schemas.openxmlformats.org/officeDocument/2006/customXml" ds:itemID="{B4A64242-4ED2-4431-9BBC-6C9F087A3F0B}">
+  <ds:schemaRefs>
+    <ds:schemaRef ds:uri="http://schemas.openxmlformats.org/officeDocument/2006/bibliography"/>
+  </ds:schemaRefs>
+</ds:datastoreItem>
+</file>
+
+<file path=customXml/itemProps3.xml><?xml version="1.0" encoding="utf-8"?>
+<ds:datastoreItem xmlns:ds="http://schemas.openxmlformats.org/officeDocument/2006/customXml" ds:itemID="{11111111-1234-1234-1234-123412341234}">
+  <ds:schemaRefs>
+    <ds:schemaRef ds:uri="http://customooxmlschemas.google.com/"/>
+    <ds:schemaRef ds:uri="http://schemas.openxmlformats.org/officeDocument/2006/relationships"/>
+  </ds:schemaRefs>
+</ds:datastoreItem>
+</file>
+
+<file path=customXml/itemProps4.xml><?xml version="1.0" encoding="utf-8"?>
+<ds:datastoreItem xmlns:ds="http://schemas.openxmlformats.org/officeDocument/2006/customXml" ds:itemID="{AB6D30A6-B7AA-49D0-8DAC-77DF30570A2D}">
+  <ds:schemaRefs>
+    <ds:schemaRef ds:uri="http://schemas.microsoft.com/office/2006/metadata/properties"/>
+    <ds:schemaRef ds:uri="http://schemas.microsoft.com/office/infopath/2007/PartnerControls"/>
+    <ds:schemaRef ds:uri="7432f127-f33c-42e2-a68a-9048c01697a7"/>
+    <ds:schemaRef ds:uri="b69dc6fa-2096-41e7-baef-054d5bf17313"/>
+  </ds:schemaRefs>
+</ds:datastoreItem>
+</file>
+
+<file path=customXml/itemProps5.xml><?xml version="1.0" encoding="utf-8"?>
+<ds:datastoreItem xmlns:ds="http://schemas.openxmlformats.org/officeDocument/2006/customXml" ds:itemID="{413DB90E-9A64-442A-AD38-C95AB3E4EF9F}">
+  <ds:schemaRefs>
+    <ds:schemaRef ds:uri="http://schemas.microsoft.com/sharepoint/v3/contenttype/forms"/>
+  </ds:schemaRefs>
+</ds:datastoreItem>
+</file>
+
+<file path=customXml/itemProps6.xml><?xml version="1.0" encoding="utf-8"?>
+<ds:datastoreItem xmlns:ds="http://schemas.openxmlformats.org/officeDocument/2006/customXml" ds:itemID="{001C8AF1-0A5A-4192-973C-413DD19C3B92}">
+  <ds:schemaRefs>
+    <ds:schemaRef ds:uri="http://schemas.microsoft.com/sharepoint/events"/>
+  </ds:schemaRefs>
+</ds:datastoreItem>
 </file>